--- a/docs/en/design/03_Basic Design_Signing.docx
+++ b/docs/en/design/03_Basic Design_Signing.docx
@@ -352,7 +352,7 @@
         <w:rPr>
           <w:rFonts w:ascii="Calibri" w:eastAsia="Yu Gothic" w:hAnsi="Calibri"/>
         </w:rPr>
-        <w:t xml:space="preserve">The decisions received are as in the following table (the decisions, items to be investigated, and open items of Design Plan Edition 2, and omissions found in the item breakdown).</w:t>
+        <w:t xml:space="preserve">The decisions received are as in the following table (the decisions, items to be investigated, and open items of Design Plan Edition 2, and omissions found in the item breakdown). The texts of the Design Plan's decisions, items to be investigated, and open items are per Chapter 13, 1.2 “Mapping from Design Plan decisions to the Outline Design Document and basic design” and the destination table of the Outline Design Document (not reproduced in this chapter; only the numbers and the omissions found in the item breakdown are listed).</w:t>
       </w:r>
     </w:p>
     <w:tbl>
@@ -369,8 +369,8 @@
       </w:tblPr>
       <w:tblGrid>
         <w:gridCol w:w="1010"/>
-        <w:gridCol w:w="4506"/>
-        <w:gridCol w:w="4122"/>
+        <w:gridCol w:w="3700"/>
+        <w:gridCol w:w="4928"/>
       </w:tblGrid>
       <w:tr>
         <w:trPr>
@@ -414,7 +414,7 @@
         </w:tc>
         <w:tc>
           <w:tcPr>
-            <w:tcW w:type="dxa" w:w="4506"/>
+            <w:tcW w:type="dxa" w:w="3700"/>
             <w:tcBorders>
               <w:top w:val="single" w:color="A6B8D0" w:sz="4"/>
               <w:left w:val="single" w:color="A6B8D0" w:sz="4"/>
@@ -449,7 +449,7 @@
         </w:tc>
         <w:tc>
           <w:tcPr>
-            <w:tcW w:type="dxa" w:w="4122"/>
+            <w:tcW w:type="dxa" w:w="4928"/>
             <w:tcBorders>
               <w:top w:val="single" w:color="A6B8D0" w:sz="4"/>
               <w:left w:val="single" w:color="A6B8D0" w:sz="4"/>
@@ -506,87 +506,87 @@
           </w:tcPr>
           <w:p>
             <w:pPr>
-              <w:keepNext w:val="false"/>
-              <w:keepLines/>
-              <w:spacing w:after="0" w:before="0" w:line="280"/>
-            </w:pPr>
-            <w:r>
-              <w:rPr>
-                <w:rFonts w:ascii="Calibri" w:eastAsia="Yu Gothic" w:hAnsi="Calibri"/>
-                <w:b w:val="false"/>
-                <w:bCs w:val="false"/>
-                <w:sz w:val="18"/>
-                <w:szCs w:val="18"/>
-              </w:rPr>
-              <w:t xml:space="preserve">D-7-1</w:t>
-            </w:r>
-          </w:p>
-        </w:tc>
-        <w:tc>
-          <w:tcPr>
-            <w:tcW w:type="dxa" w:w="4506"/>
-            <w:tcBorders>
-              <w:top w:val="single" w:color="A6B8D0" w:sz="4"/>
-              <w:left w:val="single" w:color="A6B8D0" w:sz="4"/>
-              <w:bottom w:val="single" w:color="A6B8D0" w:sz="4"/>
-              <w:right w:val="single" w:color="A6B8D0" w:sz="4"/>
-            </w:tcBorders>
-            <w:tcMar>
-              <w:top w:type="dxa" w:w="50"/>
-              <w:left w:type="dxa" w:w="90"/>
-              <w:bottom w:type="dxa" w:w="50"/>
-              <w:right w:type="dxa" w:w="90"/>
-            </w:tcMar>
-          </w:tcPr>
-          <w:p>
-            <w:pPr>
-              <w:keepNext w:val="false"/>
-              <w:keepLines/>
-              <w:spacing w:after="0" w:before="0" w:line="280"/>
-            </w:pPr>
-            <w:r>
-              <w:rPr>
-                <w:rFonts w:ascii="Calibri" w:eastAsia="Yu Gothic" w:hAnsi="Calibri"/>
-                <w:b w:val="false"/>
-                <w:bCs w:val="false"/>
-                <w:sz w:val="18"/>
-                <w:szCs w:val="18"/>
-              </w:rPr>
-              <w:t xml:space="preserve">Decision</w:t>
-            </w:r>
-          </w:p>
-        </w:tc>
-        <w:tc>
-          <w:tcPr>
-            <w:tcW w:type="dxa" w:w="4122"/>
-            <w:tcBorders>
-              <w:top w:val="single" w:color="A6B8D0" w:sz="4"/>
-              <w:left w:val="single" w:color="A6B8D0" w:sz="4"/>
-              <w:bottom w:val="single" w:color="A6B8D0" w:sz="4"/>
-              <w:right w:val="single" w:color="A6B8D0" w:sz="4"/>
-            </w:tcBorders>
-            <w:tcMar>
-              <w:top w:type="dxa" w:w="50"/>
-              <w:left w:type="dxa" w:w="90"/>
-              <w:bottom w:type="dxa" w:w="50"/>
-              <w:right w:type="dxa" w:w="90"/>
-            </w:tcMar>
-          </w:tcPr>
-          <w:p>
-            <w:pPr>
-              <w:keepNext w:val="false"/>
-              <w:keepLines/>
-              <w:spacing w:after="0" w:before="0" w:line="280"/>
-            </w:pPr>
-            <w:r>
-              <w:rPr>
-                <w:rFonts w:ascii="Calibri" w:eastAsia="Yu Gothic" w:hAnsi="Calibri"/>
-                <w:b w:val="false"/>
-                <w:bCs w:val="false"/>
-                <w:sz w:val="18"/>
-                <w:szCs w:val="18"/>
-              </w:rPr>
-              <w:t xml:space="preserve">A C2PA signature is attached to every image output</w:t>
+              <w:keepNext/>
+              <w:keepLines/>
+              <w:spacing w:after="0" w:before="0" w:line="280"/>
+            </w:pPr>
+            <w:r>
+              <w:rPr>
+                <w:rFonts w:ascii="Calibri" w:eastAsia="Yu Gothic" w:hAnsi="Calibri"/>
+                <w:b w:val="false"/>
+                <w:bCs w:val="false"/>
+                <w:sz w:val="18"/>
+                <w:szCs w:val="18"/>
+              </w:rPr>
+              <w:t xml:space="preserve">A-3</w:t>
+            </w:r>
+          </w:p>
+        </w:tc>
+        <w:tc>
+          <w:tcPr>
+            <w:tcW w:type="dxa" w:w="3700"/>
+            <w:tcBorders>
+              <w:top w:val="single" w:color="A6B8D0" w:sz="4"/>
+              <w:left w:val="single" w:color="A6B8D0" w:sz="4"/>
+              <w:bottom w:val="single" w:color="A6B8D0" w:sz="4"/>
+              <w:right w:val="single" w:color="A6B8D0" w:sz="4"/>
+            </w:tcBorders>
+            <w:tcMar>
+              <w:top w:type="dxa" w:w="50"/>
+              <w:left w:type="dxa" w:w="90"/>
+              <w:bottom w:type="dxa" w:w="50"/>
+              <w:right w:type="dxa" w:w="90"/>
+            </w:tcMar>
+          </w:tcPr>
+          <w:p>
+            <w:pPr>
+              <w:keepNext/>
+              <w:keepLines/>
+              <w:spacing w:after="0" w:before="0" w:line="280"/>
+            </w:pPr>
+            <w:r>
+              <w:rPr>
+                <w:rFonts w:ascii="Calibri" w:eastAsia="Yu Gothic" w:hAnsi="Calibri"/>
+                <w:b w:val="false"/>
+                <w:bCs w:val="false"/>
+                <w:sz w:val="18"/>
+                <w:szCs w:val="18"/>
+              </w:rPr>
+              <w:t xml:space="preserve">Omission found in the item breakdown</w:t>
+            </w:r>
+          </w:p>
+        </w:tc>
+        <w:tc>
+          <w:tcPr>
+            <w:tcW w:type="dxa" w:w="4928"/>
+            <w:tcBorders>
+              <w:top w:val="single" w:color="A6B8D0" w:sz="4"/>
+              <w:left w:val="single" w:color="A6B8D0" w:sz="4"/>
+              <w:bottom w:val="single" w:color="A6B8D0" w:sz="4"/>
+              <w:right w:val="single" w:color="A6B8D0" w:sz="4"/>
+            </w:tcBorders>
+            <w:tcMar>
+              <w:top w:type="dxa" w:w="50"/>
+              <w:left w:type="dxa" w:w="90"/>
+              <w:bottom w:type="dxa" w:w="50"/>
+              <w:right w:type="dxa" w:w="90"/>
+            </w:tcMar>
+          </w:tcPr>
+          <w:p>
+            <w:pPr>
+              <w:keepNext/>
+              <w:keepLines/>
+              <w:spacing w:after="0" w:before="0" w:line="280"/>
+            </w:pPr>
+            <w:r>
+              <w:rPr>
+                <w:rFonts w:ascii="Calibri" w:eastAsia="Yu Gothic" w:hAnsi="Calibri"/>
+                <w:b w:val="false"/>
+                <w:bCs w:val="false"/>
+                <w:sz w:val="18"/>
+                <w:szCs w:val="18"/>
+              </w:rPr>
+              <w:t xml:space="preserve">Checking whether C2PA signatures survive on Cloud</w:t>
             </w:r>
           </w:p>
         </w:tc>
@@ -614,87 +614,87 @@
           </w:tcPr>
           <w:p>
             <w:pPr>
-              <w:keepNext w:val="false"/>
-              <w:keepLines/>
-              <w:spacing w:after="0" w:before="0" w:line="280"/>
-            </w:pPr>
-            <w:r>
-              <w:rPr>
-                <w:rFonts w:ascii="Calibri" w:eastAsia="Yu Gothic" w:hAnsi="Calibri"/>
-                <w:b w:val="false"/>
-                <w:bCs w:val="false"/>
-                <w:sz w:val="18"/>
-                <w:szCs w:val="18"/>
-              </w:rPr>
-              <w:t xml:space="preserve">D-7-2</w:t>
-            </w:r>
-          </w:p>
-        </w:tc>
-        <w:tc>
-          <w:tcPr>
-            <w:tcW w:type="dxa" w:w="4506"/>
-            <w:tcBorders>
-              <w:top w:val="single" w:color="A6B8D0" w:sz="4"/>
-              <w:left w:val="single" w:color="A6B8D0" w:sz="4"/>
-              <w:bottom w:val="single" w:color="A6B8D0" w:sz="4"/>
-              <w:right w:val="single" w:color="A6B8D0" w:sz="4"/>
-            </w:tcBorders>
-            <w:tcMar>
-              <w:top w:type="dxa" w:w="50"/>
-              <w:left w:type="dxa" w:w="90"/>
-              <w:bottom w:type="dxa" w:w="50"/>
-              <w:right w:type="dxa" w:w="90"/>
-            </w:tcMar>
-          </w:tcPr>
-          <w:p>
-            <w:pPr>
-              <w:keepNext w:val="false"/>
-              <w:keepLines/>
-              <w:spacing w:after="0" w:before="0" w:line="280"/>
-            </w:pPr>
-            <w:r>
-              <w:rPr>
-                <w:rFonts w:ascii="Calibri" w:eastAsia="Yu Gothic" w:hAnsi="Calibri"/>
-                <w:b w:val="false"/>
-                <w:bCs w:val="false"/>
-                <w:sz w:val="18"/>
-                <w:szCs w:val="18"/>
-              </w:rPr>
-              <w:t xml:space="preserve">Decision</w:t>
-            </w:r>
-          </w:p>
-        </w:tc>
-        <w:tc>
-          <w:tcPr>
-            <w:tcW w:type="dxa" w:w="4122"/>
-            <w:tcBorders>
-              <w:top w:val="single" w:color="A6B8D0" w:sz="4"/>
-              <w:left w:val="single" w:color="A6B8D0" w:sz="4"/>
-              <w:bottom w:val="single" w:color="A6B8D0" w:sz="4"/>
-              <w:right w:val="single" w:color="A6B8D0" w:sz="4"/>
-            </w:tcBorders>
-            <w:tcMar>
-              <w:top w:type="dxa" w:w="50"/>
-              <w:left w:type="dxa" w:w="90"/>
-              <w:bottom w:type="dxa" w:w="50"/>
-              <w:right w:type="dxa" w:w="90"/>
-            </w:tcMar>
-          </w:tcPr>
-          <w:p>
-            <w:pPr>
-              <w:keepNext w:val="false"/>
-              <w:keepLines/>
-              <w:spacing w:after="0" w:before="0" w:line="280"/>
-            </w:pPr>
-            <w:r>
-              <w:rPr>
-                <w:rFonts w:ascii="Calibri" w:eastAsia="Yu Gothic" w:hAnsi="Calibri"/>
-                <w:b w:val="false"/>
-                <w:bCs w:val="false"/>
-                <w:sz w:val="18"/>
-                <w:szCs w:val="18"/>
-              </w:rPr>
-              <w:t xml:space="preserve">The three layers of Section 4 of the Draft Project Proposal (C2PA signature, invisible watermark, matching hashes) are carried over</w:t>
+              <w:keepNext/>
+              <w:keepLines/>
+              <w:spacing w:after="0" w:before="0" w:line="280"/>
+            </w:pPr>
+            <w:r>
+              <w:rPr>
+                <w:rFonts w:ascii="Calibri" w:eastAsia="Yu Gothic" w:hAnsi="Calibri"/>
+                <w:b w:val="false"/>
+                <w:bCs w:val="false"/>
+                <w:sz w:val="18"/>
+                <w:szCs w:val="18"/>
+              </w:rPr>
+              <w:t xml:space="preserve">A-8</w:t>
+            </w:r>
+          </w:p>
+        </w:tc>
+        <w:tc>
+          <w:tcPr>
+            <w:tcW w:type="dxa" w:w="3700"/>
+            <w:tcBorders>
+              <w:top w:val="single" w:color="A6B8D0" w:sz="4"/>
+              <w:left w:val="single" w:color="A6B8D0" w:sz="4"/>
+              <w:bottom w:val="single" w:color="A6B8D0" w:sz="4"/>
+              <w:right w:val="single" w:color="A6B8D0" w:sz="4"/>
+            </w:tcBorders>
+            <w:tcMar>
+              <w:top w:type="dxa" w:w="50"/>
+              <w:left w:type="dxa" w:w="90"/>
+              <w:bottom w:type="dxa" w:w="50"/>
+              <w:right w:type="dxa" w:w="90"/>
+            </w:tcMar>
+          </w:tcPr>
+          <w:p>
+            <w:pPr>
+              <w:keepNext/>
+              <w:keepLines/>
+              <w:spacing w:after="0" w:before="0" w:line="280"/>
+            </w:pPr>
+            <w:r>
+              <w:rPr>
+                <w:rFonts w:ascii="Calibri" w:eastAsia="Yu Gothic" w:hAnsi="Calibri"/>
+                <w:b w:val="false"/>
+                <w:bCs w:val="false"/>
+                <w:sz w:val="18"/>
+                <w:szCs w:val="18"/>
+              </w:rPr>
+              <w:t xml:space="preserve">Omission found in the item breakdown</w:t>
+            </w:r>
+          </w:p>
+        </w:tc>
+        <w:tc>
+          <w:tcPr>
+            <w:tcW w:type="dxa" w:w="4928"/>
+            <w:tcBorders>
+              <w:top w:val="single" w:color="A6B8D0" w:sz="4"/>
+              <w:left w:val="single" w:color="A6B8D0" w:sz="4"/>
+              <w:bottom w:val="single" w:color="A6B8D0" w:sz="4"/>
+              <w:right w:val="single" w:color="A6B8D0" w:sz="4"/>
+            </w:tcBorders>
+            <w:tcMar>
+              <w:top w:type="dxa" w:w="50"/>
+              <w:left w:type="dxa" w:w="90"/>
+              <w:bottom w:type="dxa" w:w="50"/>
+              <w:right w:type="dxa" w:w="90"/>
+            </w:tcMar>
+          </w:tcPr>
+          <w:p>
+            <w:pPr>
+              <w:keepNext/>
+              <w:keepLines/>
+              <w:spacing w:after="0" w:before="0" w:line="280"/>
+            </w:pPr>
+            <w:r>
+              <w:rPr>
+                <w:rFonts w:ascii="Calibri" w:eastAsia="Yu Gothic" w:hAnsi="Calibri"/>
+                <w:b w:val="false"/>
+                <w:bCs w:val="false"/>
+                <w:sz w:val="18"/>
+                <w:szCs w:val="18"/>
+              </w:rPr>
+              <w:t xml:space="preserve">Removal of shooting information (location, etc.)</w:t>
             </w:r>
           </w:p>
         </w:tc>
@@ -734,13 +734,13 @@
                 <w:sz w:val="18"/>
                 <w:szCs w:val="18"/>
               </w:rPr>
-              <w:t xml:space="preserve">D-7-3</w:t>
-            </w:r>
-          </w:p>
-        </w:tc>
-        <w:tc>
-          <w:tcPr>
-            <w:tcW w:type="dxa" w:w="4506"/>
+              <w:t xml:space="preserve">A-15</w:t>
+            </w:r>
+          </w:p>
+        </w:tc>
+        <w:tc>
+          <w:tcPr>
+            <w:tcW w:type="dxa" w:w="3700"/>
             <w:tcBorders>
               <w:top w:val="single" w:color="A6B8D0" w:sz="4"/>
               <w:left w:val="single" w:color="A6B8D0" w:sz="4"/>
@@ -768,1201 +768,13 @@
                 <w:sz w:val="18"/>
                 <w:szCs w:val="18"/>
               </w:rPr>
-              <w:t xml:space="preserve">Decision</w:t>
-            </w:r>
-          </w:p>
-        </w:tc>
-        <w:tc>
-          <w:tcPr>
-            <w:tcW w:type="dxa" w:w="4122"/>
-            <w:tcBorders>
-              <w:top w:val="single" w:color="A6B8D0" w:sz="4"/>
-              <w:left w:val="single" w:color="A6B8D0" w:sz="4"/>
-              <w:bottom w:val="single" w:color="A6B8D0" w:sz="4"/>
-              <w:right w:val="single" w:color="A6B8D0" w:sz="4"/>
-            </w:tcBorders>
-            <w:tcMar>
-              <w:top w:type="dxa" w:w="50"/>
-              <w:left w:type="dxa" w:w="90"/>
-              <w:bottom w:type="dxa" w:w="50"/>
-              <w:right w:type="dxa" w:w="90"/>
-            </w:tcMar>
-          </w:tcPr>
-          <w:p>
-            <w:pPr>
-              <w:keepNext w:val="false"/>
-              <w:keepLines/>
-              <w:spacing w:after="0" w:before="0" w:line="280"/>
-            </w:pPr>
-            <w:r>
-              <w:rPr>
-                <w:rFonts w:ascii="Calibri" w:eastAsia="Yu Gothic" w:hAnsi="Calibri"/>
-                <w:b w:val="false"/>
-                <w:bCs w:val="false"/>
-                <w:sz w:val="18"/>
-                <w:szCs w:val="18"/>
-              </w:rPr>
-              <w:t xml:space="preserve">Two streams are provided: (1) delivery and (2) social media</w:t>
-            </w:r>
-          </w:p>
-        </w:tc>
-      </w:tr>
-      <w:tr>
-        <w:trPr>
-          <w:cantSplit/>
-          <w:tblHeader w:val="off"/>
-        </w:trPr>
-        <w:tc>
-          <w:tcPr>
-            <w:tcW w:type="dxa" w:w="1010"/>
-            <w:tcBorders>
-              <w:top w:val="single" w:color="A6B8D0" w:sz="4"/>
-              <w:left w:val="single" w:color="A6B8D0" w:sz="4"/>
-              <w:bottom w:val="single" w:color="A6B8D0" w:sz="4"/>
-              <w:right w:val="single" w:color="A6B8D0" w:sz="4"/>
-            </w:tcBorders>
-            <w:tcMar>
-              <w:top w:type="dxa" w:w="50"/>
-              <w:left w:type="dxa" w:w="90"/>
-              <w:bottom w:type="dxa" w:w="50"/>
-              <w:right w:type="dxa" w:w="90"/>
-            </w:tcMar>
-          </w:tcPr>
-          <w:p>
-            <w:pPr>
-              <w:keepNext w:val="false"/>
-              <w:keepLines/>
-              <w:spacing w:after="0" w:before="0" w:line="280"/>
-            </w:pPr>
-            <w:r>
-              <w:rPr>
-                <w:rFonts w:ascii="Calibri" w:eastAsia="Yu Gothic" w:hAnsi="Calibri"/>
-                <w:b w:val="false"/>
-                <w:bCs w:val="false"/>
-                <w:sz w:val="18"/>
-                <w:szCs w:val="18"/>
-              </w:rPr>
-              <w:t xml:space="preserve">D-7-4</w:t>
-            </w:r>
-          </w:p>
-        </w:tc>
-        <w:tc>
-          <w:tcPr>
-            <w:tcW w:type="dxa" w:w="4506"/>
-            <w:tcBorders>
-              <w:top w:val="single" w:color="A6B8D0" w:sz="4"/>
-              <w:left w:val="single" w:color="A6B8D0" w:sz="4"/>
-              <w:bottom w:val="single" w:color="A6B8D0" w:sz="4"/>
-              <w:right w:val="single" w:color="A6B8D0" w:sz="4"/>
-            </w:tcBorders>
-            <w:tcMar>
-              <w:top w:type="dxa" w:w="50"/>
-              <w:left w:type="dxa" w:w="90"/>
-              <w:bottom w:type="dxa" w:w="50"/>
-              <w:right w:type="dxa" w:w="90"/>
-            </w:tcMar>
-          </w:tcPr>
-          <w:p>
-            <w:pPr>
-              <w:keepNext w:val="false"/>
-              <w:keepLines/>
-              <w:spacing w:after="0" w:before="0" w:line="280"/>
-            </w:pPr>
-            <w:r>
-              <w:rPr>
-                <w:rFonts w:ascii="Calibri" w:eastAsia="Yu Gothic" w:hAnsi="Calibri"/>
-                <w:b w:val="false"/>
-                <w:bCs w:val="false"/>
-                <w:sz w:val="18"/>
-                <w:szCs w:val="18"/>
-              </w:rPr>
-              <w:t xml:space="preserve">Decision</w:t>
-            </w:r>
-          </w:p>
-        </w:tc>
-        <w:tc>
-          <w:tcPr>
-            <w:tcW w:type="dxa" w:w="4122"/>
-            <w:tcBorders>
-              <w:top w:val="single" w:color="A6B8D0" w:sz="4"/>
-              <w:left w:val="single" w:color="A6B8D0" w:sz="4"/>
-              <w:bottom w:val="single" w:color="A6B8D0" w:sz="4"/>
-              <w:right w:val="single" w:color="A6B8D0" w:sz="4"/>
-            </w:tcBorders>
-            <w:tcMar>
-              <w:top w:type="dxa" w:w="50"/>
-              <w:left w:type="dxa" w:w="90"/>
-              <w:bottom w:type="dxa" w:w="50"/>
-              <w:right w:type="dxa" w:w="90"/>
-            </w:tcMar>
-          </w:tcPr>
-          <w:p>
-            <w:pPr>
-              <w:keepNext w:val="false"/>
-              <w:keepLines/>
-              <w:spacing w:after="0" w:before="0" w:line="280"/>
-            </w:pPr>
-            <w:r>
-              <w:rPr>
-                <w:rFonts w:ascii="Calibri" w:eastAsia="Yu Gothic" w:hAnsi="Calibri"/>
-                <w:b w:val="false"/>
-                <w:bCs w:val="false"/>
-                <w:sz w:val="18"/>
-                <w:szCs w:val="18"/>
-              </w:rPr>
-              <w:t xml:space="preserve">Matching Data is attached to Delivery Images, and Enclosed Documents are enclosed with them</w:t>
-            </w:r>
-          </w:p>
-        </w:tc>
-      </w:tr>
-      <w:tr>
-        <w:trPr>
-          <w:cantSplit/>
-          <w:tblHeader w:val="off"/>
-        </w:trPr>
-        <w:tc>
-          <w:tcPr>
-            <w:tcW w:type="dxa" w:w="1010"/>
-            <w:tcBorders>
-              <w:top w:val="single" w:color="A6B8D0" w:sz="4"/>
-              <w:left w:val="single" w:color="A6B8D0" w:sz="4"/>
-              <w:bottom w:val="single" w:color="A6B8D0" w:sz="4"/>
-              <w:right w:val="single" w:color="A6B8D0" w:sz="4"/>
-            </w:tcBorders>
-            <w:tcMar>
-              <w:top w:type="dxa" w:w="50"/>
-              <w:left w:type="dxa" w:w="90"/>
-              <w:bottom w:type="dxa" w:w="50"/>
-              <w:right w:type="dxa" w:w="90"/>
-            </w:tcMar>
-          </w:tcPr>
-          <w:p>
-            <w:pPr>
-              <w:keepNext w:val="false"/>
-              <w:keepLines/>
-              <w:spacing w:after="0" w:before="0" w:line="280"/>
-            </w:pPr>
-            <w:r>
-              <w:rPr>
-                <w:rFonts w:ascii="Calibri" w:eastAsia="Yu Gothic" w:hAnsi="Calibri"/>
-                <w:b w:val="false"/>
-                <w:bCs w:val="false"/>
-                <w:sz w:val="18"/>
-                <w:szCs w:val="18"/>
-              </w:rPr>
-              <w:t xml:space="preserve">D-7-5</w:t>
-            </w:r>
-          </w:p>
-        </w:tc>
-        <w:tc>
-          <w:tcPr>
-            <w:tcW w:type="dxa" w:w="4506"/>
-            <w:tcBorders>
-              <w:top w:val="single" w:color="A6B8D0" w:sz="4"/>
-              <w:left w:val="single" w:color="A6B8D0" w:sz="4"/>
-              <w:bottom w:val="single" w:color="A6B8D0" w:sz="4"/>
-              <w:right w:val="single" w:color="A6B8D0" w:sz="4"/>
-            </w:tcBorders>
-            <w:tcMar>
-              <w:top w:type="dxa" w:w="50"/>
-              <w:left w:type="dxa" w:w="90"/>
-              <w:bottom w:type="dxa" w:w="50"/>
-              <w:right w:type="dxa" w:w="90"/>
-            </w:tcMar>
-          </w:tcPr>
-          <w:p>
-            <w:pPr>
-              <w:keepNext w:val="false"/>
-              <w:keepLines/>
-              <w:spacing w:after="0" w:before="0" w:line="280"/>
-            </w:pPr>
-            <w:r>
-              <w:rPr>
-                <w:rFonts w:ascii="Calibri" w:eastAsia="Yu Gothic" w:hAnsi="Calibri"/>
-                <w:b w:val="false"/>
-                <w:bCs w:val="false"/>
-                <w:sz w:val="18"/>
-                <w:szCs w:val="18"/>
-              </w:rPr>
-              <w:t xml:space="preserve">Decision</w:t>
-            </w:r>
-          </w:p>
-        </w:tc>
-        <w:tc>
-          <w:tcPr>
-            <w:tcW w:type="dxa" w:w="4122"/>
-            <w:tcBorders>
-              <w:top w:val="single" w:color="A6B8D0" w:sz="4"/>
-              <w:left w:val="single" w:color="A6B8D0" w:sz="4"/>
-              <w:bottom w:val="single" w:color="A6B8D0" w:sz="4"/>
-              <w:right w:val="single" w:color="A6B8D0" w:sz="4"/>
-            </w:tcBorders>
-            <w:tcMar>
-              <w:top w:type="dxa" w:w="50"/>
-              <w:left w:type="dxa" w:w="90"/>
-              <w:bottom w:type="dxa" w:w="50"/>
-              <w:right w:type="dxa" w:w="90"/>
-            </w:tcMar>
-          </w:tcPr>
-          <w:p>
-            <w:pPr>
-              <w:keepNext w:val="false"/>
-              <w:keepLines/>
-              <w:spacing w:after="0" w:before="0" w:line="280"/>
-            </w:pPr>
-            <w:r>
-              <w:rPr>
-                <w:rFonts w:ascii="Calibri" w:eastAsia="Yu Gothic" w:hAnsi="Calibri"/>
-                <w:b w:val="false"/>
-                <w:bCs w:val="false"/>
-                <w:sz w:val="18"/>
-                <w:szCs w:val="18"/>
-              </w:rPr>
-              <w:t xml:space="preserve">A Visible Signature in a design chosen by the Rights Holder is added to Social Media Images</w:t>
-            </w:r>
-          </w:p>
-        </w:tc>
-      </w:tr>
-      <w:tr>
-        <w:trPr>
-          <w:cantSplit/>
-          <w:tblHeader w:val="off"/>
-        </w:trPr>
-        <w:tc>
-          <w:tcPr>
-            <w:tcW w:type="dxa" w:w="1010"/>
-            <w:tcBorders>
-              <w:top w:val="single" w:color="A6B8D0" w:sz="4"/>
-              <w:left w:val="single" w:color="A6B8D0" w:sz="4"/>
-              <w:bottom w:val="single" w:color="A6B8D0" w:sz="4"/>
-              <w:right w:val="single" w:color="A6B8D0" w:sz="4"/>
-            </w:tcBorders>
-            <w:tcMar>
-              <w:top w:type="dxa" w:w="50"/>
-              <w:left w:type="dxa" w:w="90"/>
-              <w:bottom w:type="dxa" w:w="50"/>
-              <w:right w:type="dxa" w:w="90"/>
-            </w:tcMar>
-          </w:tcPr>
-          <w:p>
-            <w:pPr>
-              <w:keepNext w:val="false"/>
-              <w:keepLines/>
-              <w:spacing w:after="0" w:before="0" w:line="280"/>
-            </w:pPr>
-            <w:r>
-              <w:rPr>
-                <w:rFonts w:ascii="Calibri" w:eastAsia="Yu Gothic" w:hAnsi="Calibri"/>
-                <w:b w:val="false"/>
-                <w:bCs w:val="false"/>
-                <w:sz w:val="18"/>
-                <w:szCs w:val="18"/>
-              </w:rPr>
-              <w:t xml:space="preserve">D-7-6</w:t>
-            </w:r>
-          </w:p>
-        </w:tc>
-        <w:tc>
-          <w:tcPr>
-            <w:tcW w:type="dxa" w:w="4506"/>
-            <w:tcBorders>
-              <w:top w:val="single" w:color="A6B8D0" w:sz="4"/>
-              <w:left w:val="single" w:color="A6B8D0" w:sz="4"/>
-              <w:bottom w:val="single" w:color="A6B8D0" w:sz="4"/>
-              <w:right w:val="single" w:color="A6B8D0" w:sz="4"/>
-            </w:tcBorders>
-            <w:tcMar>
-              <w:top w:type="dxa" w:w="50"/>
-              <w:left w:type="dxa" w:w="90"/>
-              <w:bottom w:type="dxa" w:w="50"/>
-              <w:right w:type="dxa" w:w="90"/>
-            </w:tcMar>
-          </w:tcPr>
-          <w:p>
-            <w:pPr>
-              <w:keepNext w:val="false"/>
-              <w:keepLines/>
-              <w:spacing w:after="0" w:before="0" w:line="280"/>
-            </w:pPr>
-            <w:r>
-              <w:rPr>
-                <w:rFonts w:ascii="Calibri" w:eastAsia="Yu Gothic" w:hAnsi="Calibri"/>
-                <w:b w:val="false"/>
-                <w:bCs w:val="false"/>
-                <w:sz w:val="18"/>
-                <w:szCs w:val="18"/>
-              </w:rPr>
-              <w:t xml:space="preserve">Decision</w:t>
-            </w:r>
-          </w:p>
-        </w:tc>
-        <w:tc>
-          <w:tcPr>
-            <w:tcW w:type="dxa" w:w="4122"/>
-            <w:tcBorders>
-              <w:top w:val="single" w:color="A6B8D0" w:sz="4"/>
-              <w:left w:val="single" w:color="A6B8D0" w:sz="4"/>
-              <w:bottom w:val="single" w:color="A6B8D0" w:sz="4"/>
-              <w:right w:val="single" w:color="A6B8D0" w:sz="4"/>
-            </w:tcBorders>
-            <w:tcMar>
-              <w:top w:type="dxa" w:w="50"/>
-              <w:left w:type="dxa" w:w="90"/>
-              <w:bottom w:type="dxa" w:w="50"/>
-              <w:right w:type="dxa" w:w="90"/>
-            </w:tcMar>
-          </w:tcPr>
-          <w:p>
-            <w:pPr>
-              <w:keepNext w:val="false"/>
-              <w:keepLines/>
-              <w:spacing w:after="0" w:before="0" w:line="280"/>
-            </w:pPr>
-            <w:r>
-              <w:rPr>
-                <w:rFonts w:ascii="Calibri" w:eastAsia="Yu Gothic" w:hAnsi="Calibri"/>
-                <w:b w:val="false"/>
-                <w:bCs w:val="false"/>
-                <w:sz w:val="18"/>
-                <w:szCs w:val="18"/>
-              </w:rPr>
-              <w:t xml:space="preserve">A missing signature is treated as something that can be concluded to be intentional removal by the recipient</w:t>
-            </w:r>
-          </w:p>
-        </w:tc>
-      </w:tr>
-      <w:tr>
-        <w:trPr>
-          <w:cantSplit/>
-          <w:tblHeader w:val="off"/>
-        </w:trPr>
-        <w:tc>
-          <w:tcPr>
-            <w:tcW w:type="dxa" w:w="1010"/>
-            <w:tcBorders>
-              <w:top w:val="single" w:color="A6B8D0" w:sz="4"/>
-              <w:left w:val="single" w:color="A6B8D0" w:sz="4"/>
-              <w:bottom w:val="single" w:color="A6B8D0" w:sz="4"/>
-              <w:right w:val="single" w:color="A6B8D0" w:sz="4"/>
-            </w:tcBorders>
-            <w:tcMar>
-              <w:top w:type="dxa" w:w="50"/>
-              <w:left w:type="dxa" w:w="90"/>
-              <w:bottom w:type="dxa" w:w="50"/>
-              <w:right w:type="dxa" w:w="90"/>
-            </w:tcMar>
-          </w:tcPr>
-          <w:p>
-            <w:pPr>
-              <w:keepNext w:val="false"/>
-              <w:keepLines/>
-              <w:spacing w:after="0" w:before="0" w:line="280"/>
-            </w:pPr>
-            <w:r>
-              <w:rPr>
-                <w:rFonts w:ascii="Calibri" w:eastAsia="Yu Gothic" w:hAnsi="Calibri"/>
-                <w:b w:val="false"/>
-                <w:bCs w:val="false"/>
-                <w:sz w:val="18"/>
-                <w:szCs w:val="18"/>
-              </w:rPr>
-              <w:t xml:space="preserve">D-7-7</w:t>
-            </w:r>
-          </w:p>
-        </w:tc>
-        <w:tc>
-          <w:tcPr>
-            <w:tcW w:type="dxa" w:w="4506"/>
-            <w:tcBorders>
-              <w:top w:val="single" w:color="A6B8D0" w:sz="4"/>
-              <w:left w:val="single" w:color="A6B8D0" w:sz="4"/>
-              <w:bottom w:val="single" w:color="A6B8D0" w:sz="4"/>
-              <w:right w:val="single" w:color="A6B8D0" w:sz="4"/>
-            </w:tcBorders>
-            <w:tcMar>
-              <w:top w:type="dxa" w:w="50"/>
-              <w:left w:type="dxa" w:w="90"/>
-              <w:bottom w:type="dxa" w:w="50"/>
-              <w:right w:type="dxa" w:w="90"/>
-            </w:tcMar>
-          </w:tcPr>
-          <w:p>
-            <w:pPr>
-              <w:keepNext w:val="false"/>
-              <w:keepLines/>
-              <w:spacing w:after="0" w:before="0" w:line="280"/>
-            </w:pPr>
-            <w:r>
-              <w:rPr>
-                <w:rFonts w:ascii="Calibri" w:eastAsia="Yu Gothic" w:hAnsi="Calibri"/>
-                <w:b w:val="false"/>
-                <w:bCs w:val="false"/>
-                <w:sz w:val="18"/>
-                <w:szCs w:val="18"/>
-              </w:rPr>
-              <w:t xml:space="preserve">Decision</w:t>
-            </w:r>
-          </w:p>
-        </w:tc>
-        <w:tc>
-          <w:tcPr>
-            <w:tcW w:type="dxa" w:w="4122"/>
-            <w:tcBorders>
-              <w:top w:val="single" w:color="A6B8D0" w:sz="4"/>
-              <w:left w:val="single" w:color="A6B8D0" w:sz="4"/>
-              <w:bottom w:val="single" w:color="A6B8D0" w:sz="4"/>
-              <w:right w:val="single" w:color="A6B8D0" w:sz="4"/>
-            </w:tcBorders>
-            <w:tcMar>
-              <w:top w:type="dxa" w:w="50"/>
-              <w:left w:type="dxa" w:w="90"/>
-              <w:bottom w:type="dxa" w:w="50"/>
-              <w:right w:type="dxa" w:w="90"/>
-            </w:tcMar>
-          </w:tcPr>
-          <w:p>
-            <w:pPr>
-              <w:keepNext w:val="false"/>
-              <w:keepLines/>
-              <w:spacing w:after="0" w:before="0" w:line="280"/>
-            </w:pPr>
-            <w:r>
-              <w:rPr>
-                <w:rFonts w:ascii="Calibri" w:eastAsia="Yu Gothic" w:hAnsi="Calibri"/>
-                <w:b w:val="false"/>
-                <w:bCs w:val="false"/>
-                <w:sz w:val="18"/>
-                <w:szCs w:val="18"/>
-              </w:rPr>
-              <w:t xml:space="preserve">Identification numbers are issued by the Client App and recorded automatically in the C2PA manifest. Whether they are appended to file names is chosen by the User when saving</w:t>
-            </w:r>
-          </w:p>
-        </w:tc>
-      </w:tr>
-      <w:tr>
-        <w:trPr>
-          <w:cantSplit/>
-          <w:tblHeader w:val="off"/>
-        </w:trPr>
-        <w:tc>
-          <w:tcPr>
-            <w:tcW w:type="dxa" w:w="1010"/>
-            <w:tcBorders>
-              <w:top w:val="single" w:color="A6B8D0" w:sz="4"/>
-              <w:left w:val="single" w:color="A6B8D0" w:sz="4"/>
-              <w:bottom w:val="single" w:color="A6B8D0" w:sz="4"/>
-              <w:right w:val="single" w:color="A6B8D0" w:sz="4"/>
-            </w:tcBorders>
-            <w:tcMar>
-              <w:top w:type="dxa" w:w="50"/>
-              <w:left w:type="dxa" w:w="90"/>
-              <w:bottom w:type="dxa" w:w="50"/>
-              <w:right w:type="dxa" w:w="90"/>
-            </w:tcMar>
-          </w:tcPr>
-          <w:p>
-            <w:pPr>
-              <w:keepNext w:val="false"/>
-              <w:keepLines/>
-              <w:spacing w:after="0" w:before="0" w:line="280"/>
-            </w:pPr>
-            <w:r>
-              <w:rPr>
-                <w:rFonts w:ascii="Calibri" w:eastAsia="Yu Gothic" w:hAnsi="Calibri"/>
-                <w:b w:val="false"/>
-                <w:bCs w:val="false"/>
-                <w:sz w:val="18"/>
-                <w:szCs w:val="18"/>
-              </w:rPr>
-              <w:t xml:space="preserve">I-03</w:t>
-            </w:r>
-          </w:p>
-        </w:tc>
-        <w:tc>
-          <w:tcPr>
-            <w:tcW w:type="dxa" w:w="4506"/>
-            <w:tcBorders>
-              <w:top w:val="single" w:color="A6B8D0" w:sz="4"/>
-              <w:left w:val="single" w:color="A6B8D0" w:sz="4"/>
-              <w:bottom w:val="single" w:color="A6B8D0" w:sz="4"/>
-              <w:right w:val="single" w:color="A6B8D0" w:sz="4"/>
-            </w:tcBorders>
-            <w:tcMar>
-              <w:top w:type="dxa" w:w="50"/>
-              <w:left w:type="dxa" w:w="90"/>
-              <w:bottom w:type="dxa" w:w="50"/>
-              <w:right w:type="dxa" w:w="90"/>
-            </w:tcMar>
-          </w:tcPr>
-          <w:p>
-            <w:pPr>
-              <w:keepNext w:val="false"/>
-              <w:keepLines/>
-              <w:spacing w:after="0" w:before="0" w:line="280"/>
-            </w:pPr>
-            <w:r>
-              <w:rPr>
-                <w:rFonts w:ascii="Calibri" w:eastAsia="Yu Gothic" w:hAnsi="Calibri"/>
-                <w:b w:val="false"/>
-                <w:bCs w:val="false"/>
-                <w:sz w:val="18"/>
-                <w:szCs w:val="18"/>
-              </w:rPr>
-              <w:t xml:space="preserve">To Be Investigated</w:t>
-            </w:r>
-          </w:p>
-        </w:tc>
-        <w:tc>
-          <w:tcPr>
-            <w:tcW w:type="dxa" w:w="4122"/>
-            <w:tcBorders>
-              <w:top w:val="single" w:color="A6B8D0" w:sz="4"/>
-              <w:left w:val="single" w:color="A6B8D0" w:sz="4"/>
-              <w:bottom w:val="single" w:color="A6B8D0" w:sz="4"/>
-              <w:right w:val="single" w:color="A6B8D0" w:sz="4"/>
-            </w:tcBorders>
-            <w:tcMar>
-              <w:top w:type="dxa" w:w="50"/>
-              <w:left w:type="dxa" w:w="90"/>
-              <w:bottom w:type="dxa" w:w="50"/>
-              <w:right w:type="dxa" w:w="90"/>
-            </w:tcMar>
-          </w:tcPr>
-          <w:p>
-            <w:pPr>
-              <w:keepNext w:val="false"/>
-              <w:keepLines/>
-              <w:spacing w:after="0" w:before="0" w:line="280"/>
-            </w:pPr>
-            <w:r>
-              <w:rPr>
-                <w:rFonts w:ascii="Calibri" w:eastAsia="Yu Gothic" w:hAnsi="Calibri"/>
-                <w:b w:val="false"/>
-                <w:bCs w:val="false"/>
-                <w:sz w:val="18"/>
-                <w:szCs w:val="18"/>
-              </w:rPr>
-              <w:t xml:space="preserve">Retention of C2PA signatures on posting sites and Cloud</w:t>
-            </w:r>
-          </w:p>
-        </w:tc>
-      </w:tr>
-      <w:tr>
-        <w:trPr>
-          <w:cantSplit/>
-          <w:tblHeader w:val="off"/>
-        </w:trPr>
-        <w:tc>
-          <w:tcPr>
-            <w:tcW w:type="dxa" w:w="1010"/>
-            <w:tcBorders>
-              <w:top w:val="single" w:color="A6B8D0" w:sz="4"/>
-              <w:left w:val="single" w:color="A6B8D0" w:sz="4"/>
-              <w:bottom w:val="single" w:color="A6B8D0" w:sz="4"/>
-              <w:right w:val="single" w:color="A6B8D0" w:sz="4"/>
-            </w:tcBorders>
-            <w:tcMar>
-              <w:top w:type="dxa" w:w="50"/>
-              <w:left w:type="dxa" w:w="90"/>
-              <w:bottom w:type="dxa" w:w="50"/>
-              <w:right w:type="dxa" w:w="90"/>
-            </w:tcMar>
-          </w:tcPr>
-          <w:p>
-            <w:pPr>
-              <w:keepNext w:val="false"/>
-              <w:keepLines/>
-              <w:spacing w:after="0" w:before="0" w:line="280"/>
-            </w:pPr>
-            <w:r>
-              <w:rPr>
-                <w:rFonts w:ascii="Calibri" w:eastAsia="Yu Gothic" w:hAnsi="Calibri"/>
-                <w:b w:val="false"/>
-                <w:bCs w:val="false"/>
-                <w:sz w:val="18"/>
-                <w:szCs w:val="18"/>
-              </w:rPr>
-              <w:t xml:space="preserve">O-08</w:t>
-            </w:r>
-          </w:p>
-        </w:tc>
-        <w:tc>
-          <w:tcPr>
-            <w:tcW w:type="dxa" w:w="4506"/>
-            <w:tcBorders>
-              <w:top w:val="single" w:color="A6B8D0" w:sz="4"/>
-              <w:left w:val="single" w:color="A6B8D0" w:sz="4"/>
-              <w:bottom w:val="single" w:color="A6B8D0" w:sz="4"/>
-              <w:right w:val="single" w:color="A6B8D0" w:sz="4"/>
-            </w:tcBorders>
-            <w:tcMar>
-              <w:top w:type="dxa" w:w="50"/>
-              <w:left w:type="dxa" w:w="90"/>
-              <w:bottom w:type="dxa" w:w="50"/>
-              <w:right w:type="dxa" w:w="90"/>
-            </w:tcMar>
-          </w:tcPr>
-          <w:p>
-            <w:pPr>
-              <w:keepNext w:val="false"/>
-              <w:keepLines/>
-              <w:spacing w:after="0" w:before="0" w:line="280"/>
-            </w:pPr>
-            <w:r>
-              <w:rPr>
-                <w:rFonts w:ascii="Calibri" w:eastAsia="Yu Gothic" w:hAnsi="Calibri"/>
-                <w:b w:val="false"/>
-                <w:bCs w:val="false"/>
-                <w:sz w:val="18"/>
-                <w:szCs w:val="18"/>
-              </w:rPr>
-              <w:t xml:space="preserve">Open (decided in Design Plan Edition 2 as D-7-7“Identification numbers are issued by the Client App and recorded automatically in the C2PA manifest. Whether they are appended to file names is chosen by the User when saving”)</w:t>
-            </w:r>
-          </w:p>
-        </w:tc>
-        <w:tc>
-          <w:tcPr>
-            <w:tcW w:type="dxa" w:w="4122"/>
-            <w:tcBorders>
-              <w:top w:val="single" w:color="A6B8D0" w:sz="4"/>
-              <w:left w:val="single" w:color="A6B8D0" w:sz="4"/>
-              <w:bottom w:val="single" w:color="A6B8D0" w:sz="4"/>
-              <w:right w:val="single" w:color="A6B8D0" w:sz="4"/>
-            </w:tcBorders>
-            <w:tcMar>
-              <w:top w:type="dxa" w:w="50"/>
-              <w:left w:type="dxa" w:w="90"/>
-              <w:bottom w:type="dxa" w:w="50"/>
-              <w:right w:type="dxa" w:w="90"/>
-            </w:tcMar>
-          </w:tcPr>
-          <w:p>
-            <w:pPr>
-              <w:keepNext w:val="false"/>
-              <w:keepLines/>
-              <w:spacing w:after="0" w:before="0" w:line="280"/>
-            </w:pPr>
-            <w:r>
-              <w:rPr>
-                <w:rFonts w:ascii="Calibri" w:eastAsia="Yu Gothic" w:hAnsi="Calibri"/>
-                <w:b w:val="false"/>
-                <w:bCs w:val="false"/>
-                <w:sz w:val="18"/>
-                <w:szCs w:val="18"/>
-              </w:rPr>
-              <w:t xml:space="preserve">Issuer of identification numbers</w:t>
-            </w:r>
-          </w:p>
-        </w:tc>
-      </w:tr>
-      <w:tr>
-        <w:trPr>
-          <w:cantSplit/>
-          <w:tblHeader w:val="off"/>
-        </w:trPr>
-        <w:tc>
-          <w:tcPr>
-            <w:tcW w:type="dxa" w:w="1010"/>
-            <w:tcBorders>
-              <w:top w:val="single" w:color="A6B8D0" w:sz="4"/>
-              <w:left w:val="single" w:color="A6B8D0" w:sz="4"/>
-              <w:bottom w:val="single" w:color="A6B8D0" w:sz="4"/>
-              <w:right w:val="single" w:color="A6B8D0" w:sz="4"/>
-            </w:tcBorders>
-            <w:tcMar>
-              <w:top w:type="dxa" w:w="50"/>
-              <w:left w:type="dxa" w:w="90"/>
-              <w:bottom w:type="dxa" w:w="50"/>
-              <w:right w:type="dxa" w:w="90"/>
-            </w:tcMar>
-          </w:tcPr>
-          <w:p>
-            <w:pPr>
-              <w:keepNext w:val="false"/>
-              <w:keepLines/>
-              <w:spacing w:after="0" w:before="0" w:line="280"/>
-            </w:pPr>
-            <w:r>
-              <w:rPr>
-                <w:rFonts w:ascii="Calibri" w:eastAsia="Yu Gothic" w:hAnsi="Calibri"/>
-                <w:b w:val="false"/>
-                <w:bCs w:val="false"/>
-                <w:sz w:val="18"/>
-                <w:szCs w:val="18"/>
-              </w:rPr>
-              <w:t xml:space="preserve">O-10</w:t>
-            </w:r>
-          </w:p>
-        </w:tc>
-        <w:tc>
-          <w:tcPr>
-            <w:tcW w:type="dxa" w:w="4506"/>
-            <w:tcBorders>
-              <w:top w:val="single" w:color="A6B8D0" w:sz="4"/>
-              <w:left w:val="single" w:color="A6B8D0" w:sz="4"/>
-              <w:bottom w:val="single" w:color="A6B8D0" w:sz="4"/>
-              <w:right w:val="single" w:color="A6B8D0" w:sz="4"/>
-            </w:tcBorders>
-            <w:tcMar>
-              <w:top w:type="dxa" w:w="50"/>
-              <w:left w:type="dxa" w:w="90"/>
-              <w:bottom w:type="dxa" w:w="50"/>
-              <w:right w:type="dxa" w:w="90"/>
-            </w:tcMar>
-          </w:tcPr>
-          <w:p>
-            <w:pPr>
-              <w:keepNext w:val="false"/>
-              <w:keepLines/>
-              <w:spacing w:after="0" w:before="0" w:line="280"/>
-            </w:pPr>
-            <w:r>
-              <w:rPr>
-                <w:rFonts w:ascii="Calibri" w:eastAsia="Yu Gothic" w:hAnsi="Calibri"/>
-                <w:b w:val="false"/>
-                <w:bCs w:val="false"/>
-                <w:sz w:val="18"/>
-                <w:szCs w:val="18"/>
-              </w:rPr>
-              <w:t xml:space="preserve">Open (decided in 7.2 of this document)</w:t>
-            </w:r>
-          </w:p>
-        </w:tc>
-        <w:tc>
-          <w:tcPr>
-            <w:tcW w:type="dxa" w:w="4122"/>
-            <w:tcBorders>
-              <w:top w:val="single" w:color="A6B8D0" w:sz="4"/>
-              <w:left w:val="single" w:color="A6B8D0" w:sz="4"/>
-              <w:bottom w:val="single" w:color="A6B8D0" w:sz="4"/>
-              <w:right w:val="single" w:color="A6B8D0" w:sz="4"/>
-            </w:tcBorders>
-            <w:tcMar>
-              <w:top w:type="dxa" w:w="50"/>
-              <w:left w:type="dxa" w:w="90"/>
-              <w:bottom w:type="dxa" w:w="50"/>
-              <w:right w:type="dxa" w:w="90"/>
-            </w:tcMar>
-          </w:tcPr>
-          <w:p>
-            <w:pPr>
-              <w:keepNext w:val="false"/>
-              <w:keepLines/>
-              <w:spacing w:after="0" w:before="0" w:line="280"/>
-            </w:pPr>
-            <w:r>
-              <w:rPr>
-                <w:rFonts w:ascii="Calibri" w:eastAsia="Yu Gothic" w:hAnsi="Calibri"/>
-                <w:b w:val="false"/>
-                <w:bCs w:val="false"/>
-                <w:sz w:val="18"/>
-                <w:szCs w:val="18"/>
-              </w:rPr>
-              <w:t xml:space="preserve">Recording format of work data</w:t>
-            </w:r>
-          </w:p>
-        </w:tc>
-      </w:tr>
-      <w:tr>
-        <w:trPr>
-          <w:cantSplit/>
-          <w:tblHeader w:val="off"/>
-        </w:trPr>
-        <w:tc>
-          <w:tcPr>
-            <w:tcW w:type="dxa" w:w="1010"/>
-            <w:tcBorders>
-              <w:top w:val="single" w:color="A6B8D0" w:sz="4"/>
-              <w:left w:val="single" w:color="A6B8D0" w:sz="4"/>
-              <w:bottom w:val="single" w:color="A6B8D0" w:sz="4"/>
-              <w:right w:val="single" w:color="A6B8D0" w:sz="4"/>
-            </w:tcBorders>
-            <w:tcMar>
-              <w:top w:type="dxa" w:w="50"/>
-              <w:left w:type="dxa" w:w="90"/>
-              <w:bottom w:type="dxa" w:w="50"/>
-              <w:right w:type="dxa" w:w="90"/>
-            </w:tcMar>
-          </w:tcPr>
-          <w:p>
-            <w:pPr>
-              <w:keepNext w:val="false"/>
-              <w:keepLines/>
-              <w:spacing w:after="0" w:before="0" w:line="280"/>
-            </w:pPr>
-            <w:r>
-              <w:rPr>
-                <w:rFonts w:ascii="Calibri" w:eastAsia="Yu Gothic" w:hAnsi="Calibri"/>
-                <w:b w:val="false"/>
-                <w:bCs w:val="false"/>
-                <w:sz w:val="18"/>
-                <w:szCs w:val="18"/>
-              </w:rPr>
-              <w:t xml:space="preserve">O-11</w:t>
-            </w:r>
-          </w:p>
-        </w:tc>
-        <w:tc>
-          <w:tcPr>
-            <w:tcW w:type="dxa" w:w="4506"/>
-            <w:tcBorders>
-              <w:top w:val="single" w:color="A6B8D0" w:sz="4"/>
-              <w:left w:val="single" w:color="A6B8D0" w:sz="4"/>
-              <w:bottom w:val="single" w:color="A6B8D0" w:sz="4"/>
-              <w:right w:val="single" w:color="A6B8D0" w:sz="4"/>
-            </w:tcBorders>
-            <w:tcMar>
-              <w:top w:type="dxa" w:w="50"/>
-              <w:left w:type="dxa" w:w="90"/>
-              <w:bottom w:type="dxa" w:w="50"/>
-              <w:right w:type="dxa" w:w="90"/>
-            </w:tcMar>
-          </w:tcPr>
-          <w:p>
-            <w:pPr>
-              <w:keepNext w:val="false"/>
-              <w:keepLines/>
-              <w:spacing w:after="0" w:before="0" w:line="280"/>
-            </w:pPr>
-            <w:r>
-              <w:rPr>
-                <w:rFonts w:ascii="Calibri" w:eastAsia="Yu Gothic" w:hAnsi="Calibri"/>
-                <w:b w:val="false"/>
-                <w:bCs w:val="false"/>
-                <w:sz w:val="18"/>
-                <w:szCs w:val="18"/>
-              </w:rPr>
-              <w:t xml:space="preserve">Open (decided in DD-3-6“Visible Signatures on Delivery Images are decided per template” of this document)</w:t>
-            </w:r>
-          </w:p>
-        </w:tc>
-        <w:tc>
-          <w:tcPr>
-            <w:tcW w:type="dxa" w:w="4122"/>
-            <w:tcBorders>
-              <w:top w:val="single" w:color="A6B8D0" w:sz="4"/>
-              <w:left w:val="single" w:color="A6B8D0" w:sz="4"/>
-              <w:bottom w:val="single" w:color="A6B8D0" w:sz="4"/>
-              <w:right w:val="single" w:color="A6B8D0" w:sz="4"/>
-            </w:tcBorders>
-            <w:tcMar>
-              <w:top w:type="dxa" w:w="50"/>
-              <w:left w:type="dxa" w:w="90"/>
-              <w:bottom w:type="dxa" w:w="50"/>
-              <w:right w:type="dxa" w:w="90"/>
-            </w:tcMar>
-          </w:tcPr>
-          <w:p>
-            <w:pPr>
-              <w:keepNext w:val="false"/>
-              <w:keepLines/>
-              <w:spacing w:after="0" w:before="0" w:line="280"/>
-            </w:pPr>
-            <w:r>
-              <w:rPr>
-                <w:rFonts w:ascii="Calibri" w:eastAsia="Yu Gothic" w:hAnsi="Calibri"/>
-                <w:b w:val="false"/>
-                <w:bCs w:val="false"/>
-                <w:sz w:val="18"/>
-                <w:szCs w:val="18"/>
-              </w:rPr>
-              <w:t xml:space="preserve">Visible Signatures on Delivery Images</w:t>
-            </w:r>
-          </w:p>
-        </w:tc>
-      </w:tr>
-      <w:tr>
-        <w:trPr>
-          <w:cantSplit/>
-          <w:tblHeader w:val="off"/>
-        </w:trPr>
-        <w:tc>
-          <w:tcPr>
-            <w:tcW w:type="dxa" w:w="1010"/>
-            <w:tcBorders>
-              <w:top w:val="single" w:color="A6B8D0" w:sz="4"/>
-              <w:left w:val="single" w:color="A6B8D0" w:sz="4"/>
-              <w:bottom w:val="single" w:color="A6B8D0" w:sz="4"/>
-              <w:right w:val="single" w:color="A6B8D0" w:sz="4"/>
-            </w:tcBorders>
-            <w:tcMar>
-              <w:top w:type="dxa" w:w="50"/>
-              <w:left w:type="dxa" w:w="90"/>
-              <w:bottom w:type="dxa" w:w="50"/>
-              <w:right w:type="dxa" w:w="90"/>
-            </w:tcMar>
-          </w:tcPr>
-          <w:p>
-            <w:pPr>
-              <w:keepNext w:val="false"/>
-              <w:keepLines/>
-              <w:spacing w:after="0" w:before="0" w:line="280"/>
-            </w:pPr>
-            <w:r>
-              <w:rPr>
-                <w:rFonts w:ascii="Calibri" w:eastAsia="Yu Gothic" w:hAnsi="Calibri"/>
-                <w:b w:val="false"/>
-                <w:bCs w:val="false"/>
-                <w:sz w:val="18"/>
-                <w:szCs w:val="18"/>
-              </w:rPr>
-              <w:t xml:space="preserve">A-3</w:t>
-            </w:r>
-          </w:p>
-        </w:tc>
-        <w:tc>
-          <w:tcPr>
-            <w:tcW w:type="dxa" w:w="4506"/>
-            <w:tcBorders>
-              <w:top w:val="single" w:color="A6B8D0" w:sz="4"/>
-              <w:left w:val="single" w:color="A6B8D0" w:sz="4"/>
-              <w:bottom w:val="single" w:color="A6B8D0" w:sz="4"/>
-              <w:right w:val="single" w:color="A6B8D0" w:sz="4"/>
-            </w:tcBorders>
-            <w:tcMar>
-              <w:top w:type="dxa" w:w="50"/>
-              <w:left w:type="dxa" w:w="90"/>
-              <w:bottom w:type="dxa" w:w="50"/>
-              <w:right w:type="dxa" w:w="90"/>
-            </w:tcMar>
-          </w:tcPr>
-          <w:p>
-            <w:pPr>
-              <w:keepNext w:val="false"/>
-              <w:keepLines/>
-              <w:spacing w:after="0" w:before="0" w:line="280"/>
-            </w:pPr>
-            <w:r>
-              <w:rPr>
-                <w:rFonts w:ascii="Calibri" w:eastAsia="Yu Gothic" w:hAnsi="Calibri"/>
-                <w:b w:val="false"/>
-                <w:bCs w:val="false"/>
-                <w:sz w:val="18"/>
-                <w:szCs w:val="18"/>
-              </w:rPr>
               <w:t xml:space="preserve">Omission found in the item breakdown</w:t>
             </w:r>
           </w:p>
         </w:tc>
         <w:tc>
           <w:tcPr>
-            <w:tcW w:type="dxa" w:w="4122"/>
-            <w:tcBorders>
-              <w:top w:val="single" w:color="A6B8D0" w:sz="4"/>
-              <w:left w:val="single" w:color="A6B8D0" w:sz="4"/>
-              <w:bottom w:val="single" w:color="A6B8D0" w:sz="4"/>
-              <w:right w:val="single" w:color="A6B8D0" w:sz="4"/>
-            </w:tcBorders>
-            <w:tcMar>
-              <w:top w:type="dxa" w:w="50"/>
-              <w:left w:type="dxa" w:w="90"/>
-              <w:bottom w:type="dxa" w:w="50"/>
-              <w:right w:type="dxa" w:w="90"/>
-            </w:tcMar>
-          </w:tcPr>
-          <w:p>
-            <w:pPr>
-              <w:keepNext w:val="false"/>
-              <w:keepLines/>
-              <w:spacing w:after="0" w:before="0" w:line="280"/>
-            </w:pPr>
-            <w:r>
-              <w:rPr>
-                <w:rFonts w:ascii="Calibri" w:eastAsia="Yu Gothic" w:hAnsi="Calibri"/>
-                <w:b w:val="false"/>
-                <w:bCs w:val="false"/>
-                <w:sz w:val="18"/>
-                <w:szCs w:val="18"/>
-              </w:rPr>
-              <w:t xml:space="preserve">Checking whether C2PA signatures survive on Cloud</w:t>
-            </w:r>
-          </w:p>
-        </w:tc>
-      </w:tr>
-      <w:tr>
-        <w:trPr>
-          <w:cantSplit/>
-          <w:tblHeader w:val="off"/>
-        </w:trPr>
-        <w:tc>
-          <w:tcPr>
-            <w:tcW w:type="dxa" w:w="1010"/>
-            <w:tcBorders>
-              <w:top w:val="single" w:color="A6B8D0" w:sz="4"/>
-              <w:left w:val="single" w:color="A6B8D0" w:sz="4"/>
-              <w:bottom w:val="single" w:color="A6B8D0" w:sz="4"/>
-              <w:right w:val="single" w:color="A6B8D0" w:sz="4"/>
-            </w:tcBorders>
-            <w:tcMar>
-              <w:top w:type="dxa" w:w="50"/>
-              <w:left w:type="dxa" w:w="90"/>
-              <w:bottom w:type="dxa" w:w="50"/>
-              <w:right w:type="dxa" w:w="90"/>
-            </w:tcMar>
-          </w:tcPr>
-          <w:p>
-            <w:pPr>
-              <w:keepNext w:val="false"/>
-              <w:keepLines/>
-              <w:spacing w:after="0" w:before="0" w:line="280"/>
-            </w:pPr>
-            <w:r>
-              <w:rPr>
-                <w:rFonts w:ascii="Calibri" w:eastAsia="Yu Gothic" w:hAnsi="Calibri"/>
-                <w:b w:val="false"/>
-                <w:bCs w:val="false"/>
-                <w:sz w:val="18"/>
-                <w:szCs w:val="18"/>
-              </w:rPr>
-              <w:t xml:space="preserve">A-8</w:t>
-            </w:r>
-          </w:p>
-        </w:tc>
-        <w:tc>
-          <w:tcPr>
-            <w:tcW w:type="dxa" w:w="4506"/>
-            <w:tcBorders>
-              <w:top w:val="single" w:color="A6B8D0" w:sz="4"/>
-              <w:left w:val="single" w:color="A6B8D0" w:sz="4"/>
-              <w:bottom w:val="single" w:color="A6B8D0" w:sz="4"/>
-              <w:right w:val="single" w:color="A6B8D0" w:sz="4"/>
-            </w:tcBorders>
-            <w:tcMar>
-              <w:top w:type="dxa" w:w="50"/>
-              <w:left w:type="dxa" w:w="90"/>
-              <w:bottom w:type="dxa" w:w="50"/>
-              <w:right w:type="dxa" w:w="90"/>
-            </w:tcMar>
-          </w:tcPr>
-          <w:p>
-            <w:pPr>
-              <w:keepNext w:val="false"/>
-              <w:keepLines/>
-              <w:spacing w:after="0" w:before="0" w:line="280"/>
-            </w:pPr>
-            <w:r>
-              <w:rPr>
-                <w:rFonts w:ascii="Calibri" w:eastAsia="Yu Gothic" w:hAnsi="Calibri"/>
-                <w:b w:val="false"/>
-                <w:bCs w:val="false"/>
-                <w:sz w:val="18"/>
-                <w:szCs w:val="18"/>
-              </w:rPr>
-              <w:t xml:space="preserve">Omission found in the item breakdown</w:t>
-            </w:r>
-          </w:p>
-        </w:tc>
-        <w:tc>
-          <w:tcPr>
-            <w:tcW w:type="dxa" w:w="4122"/>
-            <w:tcBorders>
-              <w:top w:val="single" w:color="A6B8D0" w:sz="4"/>
-              <w:left w:val="single" w:color="A6B8D0" w:sz="4"/>
-              <w:bottom w:val="single" w:color="A6B8D0" w:sz="4"/>
-              <w:right w:val="single" w:color="A6B8D0" w:sz="4"/>
-            </w:tcBorders>
-            <w:tcMar>
-              <w:top w:type="dxa" w:w="50"/>
-              <w:left w:type="dxa" w:w="90"/>
-              <w:bottom w:type="dxa" w:w="50"/>
-              <w:right w:type="dxa" w:w="90"/>
-            </w:tcMar>
-          </w:tcPr>
-          <w:p>
-            <w:pPr>
-              <w:keepNext w:val="false"/>
-              <w:keepLines/>
-              <w:spacing w:after="0" w:before="0" w:line="280"/>
-            </w:pPr>
-            <w:r>
-              <w:rPr>
-                <w:rFonts w:ascii="Calibri" w:eastAsia="Yu Gothic" w:hAnsi="Calibri"/>
-                <w:b w:val="false"/>
-                <w:bCs w:val="false"/>
-                <w:sz w:val="18"/>
-                <w:szCs w:val="18"/>
-              </w:rPr>
-              <w:t xml:space="preserve">Removal of shooting information (location, etc.)</w:t>
-            </w:r>
-          </w:p>
-        </w:tc>
-      </w:tr>
-      <w:tr>
-        <w:trPr>
-          <w:cantSplit/>
-          <w:tblHeader w:val="off"/>
-        </w:trPr>
-        <w:tc>
-          <w:tcPr>
-            <w:tcW w:type="dxa" w:w="1010"/>
-            <w:tcBorders>
-              <w:top w:val="single" w:color="A6B8D0" w:sz="4"/>
-              <w:left w:val="single" w:color="A6B8D0" w:sz="4"/>
-              <w:bottom w:val="single" w:color="A6B8D0" w:sz="4"/>
-              <w:right w:val="single" w:color="A6B8D0" w:sz="4"/>
-            </w:tcBorders>
-            <w:tcMar>
-              <w:top w:type="dxa" w:w="50"/>
-              <w:left w:type="dxa" w:w="90"/>
-              <w:bottom w:type="dxa" w:w="50"/>
-              <w:right w:type="dxa" w:w="90"/>
-            </w:tcMar>
-          </w:tcPr>
-          <w:p>
-            <w:pPr>
-              <w:keepNext w:val="false"/>
-              <w:keepLines/>
-              <w:spacing w:after="0" w:before="0" w:line="280"/>
-            </w:pPr>
-            <w:r>
-              <w:rPr>
-                <w:rFonts w:ascii="Calibri" w:eastAsia="Yu Gothic" w:hAnsi="Calibri"/>
-                <w:b w:val="false"/>
-                <w:bCs w:val="false"/>
-                <w:sz w:val="18"/>
-                <w:szCs w:val="18"/>
-              </w:rPr>
-              <w:t xml:space="preserve">A-15</w:t>
-            </w:r>
-          </w:p>
-        </w:tc>
-        <w:tc>
-          <w:tcPr>
-            <w:tcW w:type="dxa" w:w="4506"/>
-            <w:tcBorders>
-              <w:top w:val="single" w:color="A6B8D0" w:sz="4"/>
-              <w:left w:val="single" w:color="A6B8D0" w:sz="4"/>
-              <w:bottom w:val="single" w:color="A6B8D0" w:sz="4"/>
-              <w:right w:val="single" w:color="A6B8D0" w:sz="4"/>
-            </w:tcBorders>
-            <w:tcMar>
-              <w:top w:type="dxa" w:w="50"/>
-              <w:left w:type="dxa" w:w="90"/>
-              <w:bottom w:type="dxa" w:w="50"/>
-              <w:right w:type="dxa" w:w="90"/>
-            </w:tcMar>
-          </w:tcPr>
-          <w:p>
-            <w:pPr>
-              <w:keepNext w:val="false"/>
-              <w:keepLines/>
-              <w:spacing w:after="0" w:before="0" w:line="280"/>
-            </w:pPr>
-            <w:r>
-              <w:rPr>
-                <w:rFonts w:ascii="Calibri" w:eastAsia="Yu Gothic" w:hAnsi="Calibri"/>
-                <w:b w:val="false"/>
-                <w:bCs w:val="false"/>
-                <w:sz w:val="18"/>
-                <w:szCs w:val="18"/>
-              </w:rPr>
-              <w:t xml:space="preserve">Omission found in the item breakdown</w:t>
-            </w:r>
-          </w:p>
-        </w:tc>
-        <w:tc>
-          <w:tcPr>
-            <w:tcW w:type="dxa" w:w="4122"/>
+            <w:tcW w:type="dxa" w:w="4928"/>
             <w:tcBorders>
               <w:top w:val="single" w:color="A6B8D0" w:sz="4"/>
               <w:left w:val="single" w:color="A6B8D0" w:sz="4"/>
@@ -2805,7 +1617,7 @@
                 <w:sz w:val="18"/>
                 <w:szCs w:val="18"/>
               </w:rPr>
-              <w:t xml:space="preserve">The processing order is: “issue the identification number and load; then the Original's fingerprint; then (social media only) resizing and color space conversion; then the Visible Signature (if included; drawn at the size after resizing); then removal of shooting information; then the invisible watermark; then the output's PDQ; then encoding (into JPEG or other bytes) and the file's rights statement (3.6); then creating the manifest; then C2PA signing (with a timestamp; the manifest is embedded in the encoded bytes); then writing under a temporary name; then the output's SHA-256; then recording the work data; then finalizing the output's name”</w:t>
+              <w:t xml:space="preserve">The processing order is: “issue the identification number and load; then the Original's fingerprint; then (social media only) resizing and color space conversion; then the Visible Signature (if included; drawn at the size after resizing); then removal of shooting information; then the invisible watermark; then the output's PDQ; then encoding (into JPEG or other bytes) and the file's rights statement (3.6); then creating the manifest; then C2PA signing (with a timestamp; the manifest is embedded in the encoded bytes); then writing under a temporary name; then the output's SHA-256; then recording the work data; then the read-back check; then finalizing the output's name”</w:t>
             </w:r>
           </w:p>
         </w:tc>
@@ -4012,8 +2824,8 @@
         </w:tblBorders>
       </w:tblPr>
       <w:tblGrid>
-        <w:gridCol w:w="2304"/>
-        <w:gridCol w:w="7334"/>
+        <w:gridCol w:w="2294"/>
+        <w:gridCol w:w="7344"/>
       </w:tblGrid>
       <w:tr>
         <w:trPr>
@@ -4022,7 +2834,7 @@
         </w:trPr>
         <w:tc>
           <w:tcPr>
-            <w:tcW w:type="dxa" w:w="2304"/>
+            <w:tcW w:type="dxa" w:w="2294"/>
             <w:tcBorders>
               <w:top w:val="single" w:color="A6B8D0" w:sz="4"/>
               <w:left w:val="single" w:color="A6B8D0" w:sz="4"/>
@@ -4057,7 +2869,7 @@
         </w:tc>
         <w:tc>
           <w:tcPr>
-            <w:tcW w:type="dxa" w:w="7334"/>
+            <w:tcW w:type="dxa" w:w="7344"/>
             <w:tcBorders>
               <w:top w:val="single" w:color="A6B8D0" w:sz="4"/>
               <w:left w:val="single" w:color="A6B8D0" w:sz="4"/>
@@ -4098,7 +2910,7 @@
         </w:trPr>
         <w:tc>
           <w:tcPr>
-            <w:tcW w:type="dxa" w:w="2304"/>
+            <w:tcW w:type="dxa" w:w="2294"/>
             <w:tcBorders>
               <w:top w:val="single" w:color="A6B8D0" w:sz="4"/>
               <w:left w:val="single" w:color="A6B8D0" w:sz="4"/>
@@ -4132,7 +2944,7 @@
         </w:tc>
         <w:tc>
           <w:tcPr>
-            <w:tcW w:type="dxa" w:w="7334"/>
+            <w:tcW w:type="dxa" w:w="7344"/>
             <w:tcBorders>
               <w:top w:val="single" w:color="A6B8D0" w:sz="4"/>
               <w:left w:val="single" w:color="A6B8D0" w:sz="4"/>
@@ -4172,7 +2984,7 @@
         </w:trPr>
         <w:tc>
           <w:tcPr>
-            <w:tcW w:type="dxa" w:w="2304"/>
+            <w:tcW w:type="dxa" w:w="2294"/>
             <w:tcBorders>
               <w:top w:val="single" w:color="A6B8D0" w:sz="4"/>
               <w:left w:val="single" w:color="A6B8D0" w:sz="4"/>
@@ -4206,7 +3018,7 @@
         </w:tc>
         <w:tc>
           <w:tcPr>
-            <w:tcW w:type="dxa" w:w="7334"/>
+            <w:tcW w:type="dxa" w:w="7344"/>
             <w:tcBorders>
               <w:top w:val="single" w:color="A6B8D0" w:sz="4"/>
               <w:left w:val="single" w:color="A6B8D0" w:sz="4"/>
@@ -4246,7 +3058,7 @@
         </w:trPr>
         <w:tc>
           <w:tcPr>
-            <w:tcW w:type="dxa" w:w="2304"/>
+            <w:tcW w:type="dxa" w:w="2294"/>
             <w:tcBorders>
               <w:top w:val="single" w:color="A6B8D0" w:sz="4"/>
               <w:left w:val="single" w:color="A6B8D0" w:sz="4"/>
@@ -4280,7 +3092,7 @@
         </w:tc>
         <w:tc>
           <w:tcPr>
-            <w:tcW w:type="dxa" w:w="7334"/>
+            <w:tcW w:type="dxa" w:w="7344"/>
             <w:tcBorders>
               <w:top w:val="single" w:color="A6B8D0" w:sz="4"/>
               <w:left w:val="single" w:color="A6B8D0" w:sz="4"/>
@@ -4320,7 +3132,7 @@
         </w:trPr>
         <w:tc>
           <w:tcPr>
-            <w:tcW w:type="dxa" w:w="2304"/>
+            <w:tcW w:type="dxa" w:w="2294"/>
             <w:tcBorders>
               <w:top w:val="single" w:color="A6B8D0" w:sz="4"/>
               <w:left w:val="single" w:color="A6B8D0" w:sz="4"/>
@@ -4354,7 +3166,7 @@
         </w:tc>
         <w:tc>
           <w:tcPr>
-            <w:tcW w:type="dxa" w:w="7334"/>
+            <w:tcW w:type="dxa" w:w="7344"/>
             <w:tcBorders>
               <w:top w:val="single" w:color="A6B8D0" w:sz="4"/>
               <w:left w:val="single" w:color="A6B8D0" w:sz="4"/>
@@ -4394,7 +3206,7 @@
         </w:trPr>
         <w:tc>
           <w:tcPr>
-            <w:tcW w:type="dxa" w:w="2304"/>
+            <w:tcW w:type="dxa" w:w="2294"/>
             <w:tcBorders>
               <w:top w:val="single" w:color="A6B8D0" w:sz="4"/>
               <w:left w:val="single" w:color="A6B8D0" w:sz="4"/>
@@ -4422,13 +3234,13 @@
                 <w:sz w:val="18"/>
                 <w:szCs w:val="18"/>
               </w:rPr>
-              <w:t xml:space="preserve">Images that already have a C2PA signature</w:t>
-            </w:r>
-          </w:p>
-        </w:tc>
-        <w:tc>
-          <w:tcPr>
-            <w:tcW w:type="dxa" w:w="7334"/>
+              <w:t xml:space="preserve">Grayscale, with alpha, CMYK</w:t>
+            </w:r>
+          </w:p>
+        </w:tc>
+        <w:tc>
+          <w:tcPr>
+            <w:tcW w:type="dxa" w:w="7344"/>
             <w:tcBorders>
               <w:top w:val="single" w:color="A6B8D0" w:sz="4"/>
               <w:left w:val="single" w:color="A6B8D0" w:sz="4"/>
@@ -4456,187 +3268,7 @@
                 <w:sz w:val="18"/>
                 <w:szCs w:val="18"/>
               </w:rPr>
-              <w:t xml:space="preserve">Verify the manifest and handle as follows (Chapter 2, 4.6 “Exporting images that carry someone else's C2PA signature”). ① The User's own C2PA signature (current personal root or a past personal root; Chapter 2, 3.6 “Past personal roots”): import as an ingredient and link the history to the new output. ② A C2PA signature from a camera or development/editing software (C2PA-capable cameras, Content Credentials of Lightroom/Photoshop, etc.) without a person's identity record (CAWG identity record </w:t>
-            </w:r>
-            <w:r>
-              <w:rPr>
-                <w:rFonts w:ascii="Consolas" w:eastAsia="Yu Gothic" w:hAnsi="Consolas"/>
-                <w:b w:val="false"/>
-                <w:bCs w:val="false"/>
-                <w:sz w:val="18"/>
-                <w:szCs w:val="18"/>
-              </w:rPr>
-              <w:t xml:space="preserve">cawg.identity</w:t>
-            </w:r>
-            <w:r>
-              <w:rPr>
-                <w:rFonts w:ascii="Calibri" w:eastAsia="Yu Gothic" w:hAnsi="Calibri"/>
-                <w:b w:val="false"/>
-                <w:bCs w:val="false"/>
-                <w:sz w:val="18"/>
-                <w:szCs w:val="18"/>
-              </w:rPr>
-              <w:t xml:space="preserve">, the System's </w:t>
-            </w:r>
-            <w:r>
-              <w:rPr>
-                <w:rFonts w:ascii="Consolas" w:eastAsia="Yu Gothic" w:hAnsi="Consolas"/>
-                <w:b w:val="false"/>
-                <w:bCs w:val="false"/>
-                <w:sz w:val="18"/>
-                <w:szCs w:val="18"/>
-              </w:rPr>
-              <w:t xml:space="preserve">jp.nrsd.rights</w:t>
-            </w:r>
-            <w:r>
-              <w:rPr>
-                <w:rFonts w:ascii="Calibri" w:eastAsia="Yu Gothic" w:hAnsi="Calibri"/>
-                <w:b w:val="false"/>
-                <w:bCs w:val="false"/>
-                <w:sz w:val="18"/>
-                <w:szCs w:val="18"/>
-              </w:rPr>
-              <w:t xml:space="preserve">): import as an ingredient (parentOf) and link to the history without erasing the previous C2PA signature. The previous signer is visible to verifiers. Because ingredient manifests are bundled in the output's manifest store and made public, the metadata assertions of ingredient manifests that may contain location, model, and serial numbers (</w:t>
-            </w:r>
-            <w:r>
-              <w:rPr>
-                <w:rFonts w:ascii="Consolas" w:eastAsia="Yu Gothic" w:hAnsi="Consolas"/>
-                <w:b w:val="false"/>
-                <w:bCs w:val="false"/>
-                <w:sz w:val="18"/>
-                <w:szCs w:val="18"/>
-              </w:rPr>
-              <w:t xml:space="preserve">c2pa.metadata</w:t>
-            </w:r>
-            <w:r>
-              <w:rPr>
-                <w:rFonts w:ascii="Calibri" w:eastAsia="Yu Gothic" w:hAnsi="Calibri"/>
-                <w:b w:val="false"/>
-                <w:bCs w:val="false"/>
-                <w:sz w:val="18"/>
-                <w:szCs w:val="18"/>
-              </w:rPr>
-              <w:t xml:space="preserve">, and in older versions </w:t>
-            </w:r>
-            <w:r>
-              <w:rPr>
-                <w:rFonts w:ascii="Consolas" w:eastAsia="Yu Gothic" w:hAnsi="Consolas"/>
-                <w:b w:val="false"/>
-                <w:bCs w:val="false"/>
-                <w:sz w:val="18"/>
-                <w:szCs w:val="18"/>
-              </w:rPr>
-              <w:t xml:space="preserve">stds.exif</w:t>
-            </w:r>
-            <w:r>
-              <w:rPr>
-                <w:rFonts w:ascii="Calibri" w:eastAsia="Yu Gothic" w:hAnsi="Calibri"/>
-                <w:b w:val="false"/>
-                <w:bCs w:val="false"/>
-                <w:sz w:val="18"/>
-                <w:szCs w:val="18"/>
-              </w:rPr>
-              <w:t xml:space="preserve"> and </w:t>
-            </w:r>
-            <w:r>
-              <w:rPr>
-                <w:rFonts w:ascii="Consolas" w:eastAsia="Yu Gothic" w:hAnsi="Consolas"/>
-                <w:b w:val="false"/>
-                <w:bCs w:val="false"/>
-                <w:sz w:val="18"/>
-                <w:szCs w:val="18"/>
-              </w:rPr>
-              <w:t xml:space="preserve">stds.iptc</w:t>
-            </w:r>
-            <w:r>
-              <w:rPr>
-                <w:rFonts w:ascii="Calibri" w:eastAsia="Yu Gothic" w:hAnsi="Calibri"/>
-                <w:b w:val="false"/>
-                <w:bCs w:val="false"/>
-                <w:sz w:val="18"/>
-                <w:szCs w:val="18"/>
-              </w:rPr>
-              <w:t xml:space="preserve">) are redacted (3.8 “Redaction of ingredient manifests”). ③ A C2PA signature with another person's identity record, where an authorization or joint-rights document with that person has been imported (Chapter 2, 5 “Authorizations and Joint Rights”): import as an ingredient and name that person. ④ A C2PA signature with another person's identity record, with no relationship: not processed (so the app is not used for prior C2PA signing or replacement; D-5-3“Acts of a person posing as the Rights Holder (signing first, replacing signatures, and reverse complaints) are treated as impossible to prevent; clues for matching are presented. No judgment is made”). The reason “This has someone else's C2PA signature” is shown. ⑤ If the manifest has a code indicating tampering (</w:t>
-            </w:r>
-            <w:r>
-              <w:rPr>
-                <w:rFonts w:ascii="Consolas" w:eastAsia="Yu Gothic" w:hAnsi="Consolas"/>
-                <w:b w:val="false"/>
-                <w:bCs w:val="false"/>
-                <w:sz w:val="18"/>
-                <w:szCs w:val="18"/>
-              </w:rPr>
-              <w:t xml:space="preserve">claimSignature.mismatch</w:t>
-            </w:r>
-            <w:r>
-              <w:rPr>
-                <w:rFonts w:ascii="Calibri" w:eastAsia="Yu Gothic" w:hAnsi="Calibri"/>
-                <w:b w:val="false"/>
-                <w:bCs w:val="false"/>
-                <w:sz w:val="18"/>
-                <w:szCs w:val="18"/>
-              </w:rPr>
-              <w:t xml:space="preserve">, </w:t>
-            </w:r>
-            <w:r>
-              <w:rPr>
-                <w:rFonts w:ascii="Consolas" w:eastAsia="Yu Gothic" w:hAnsi="Consolas"/>
-                <w:b w:val="false"/>
-                <w:bCs w:val="false"/>
-                <w:sz w:val="18"/>
-                <w:szCs w:val="18"/>
-              </w:rPr>
-              <w:t xml:space="preserve">assertion.dataHash.mismatch</w:t>
-            </w:r>
-            <w:r>
-              <w:rPr>
-                <w:rFonts w:ascii="Calibri" w:eastAsia="Yu Gothic" w:hAnsi="Calibri"/>
-                <w:b w:val="false"/>
-                <w:bCs w:val="false"/>
-                <w:sz w:val="18"/>
-                <w:szCs w:val="18"/>
-              </w:rPr>
-              <w:t xml:space="preserve">, etc.; 10.2): not processed (C2PA-signing over an image whose provenance cannot be confirmed cannot be distinguished from overwriting someone else's C2PA signature). The User is told to process again from the Original. That the signer is not on a trust list (</w:t>
-            </w:r>
-            <w:r>
-              <w:rPr>
-                <w:rFonts w:ascii="Consolas" w:eastAsia="Yu Gothic" w:hAnsi="Consolas"/>
-                <w:b w:val="false"/>
-                <w:bCs w:val="false"/>
-                <w:sz w:val="18"/>
-                <w:szCs w:val="18"/>
-              </w:rPr>
-              <w:t xml:space="preserve">signingCredential.untrusted</w:t>
-            </w:r>
-            <w:r>
-              <w:rPr>
-                <w:rFonts w:ascii="Calibri" w:eastAsia="Yu Gothic" w:hAnsi="Calibri"/>
-                <w:b w:val="false"/>
-                <w:bCs w:val="false"/>
-                <w:sz w:val="18"/>
-                <w:szCs w:val="18"/>
-              </w:rPr>
-              <w:t xml:space="preserve">) is not a condition of Valid (C2PA 2.4, 14.3.5 “Valid Manifest”) and is not a reason to stop (the User's own past outputs also have this code). Being outside the certificate's validity (</w:t>
-            </w:r>
-            <w:r>
-              <w:rPr>
-                <w:rFonts w:ascii="Consolas" w:eastAsia="Yu Gothic" w:hAnsi="Consolas"/>
-                <w:b w:val="false"/>
-                <w:bCs w:val="false"/>
-                <w:sz w:val="18"/>
-                <w:szCs w:val="18"/>
-              </w:rPr>
-              <w:t xml:space="preserve">claimSignature.outsideValidity</w:t>
-            </w:r>
-            <w:r>
-              <w:rPr>
-                <w:rFonts w:ascii="Calibri" w:eastAsia="Yu Gothic" w:hAnsi="Calibri"/>
-                <w:b w:val="false"/>
-                <w:bCs w:val="false"/>
-                <w:sz w:val="18"/>
-                <w:szCs w:val="18"/>
-              </w:rPr>
-              <w:t xml:space="preserve">) does not indicate tampering; it is handled as in ① to ④, and “The certificate used for signing has expired” is shown (Chapter 2, 3.4 “Expiry and input errors”)</w:t>
+              <w:t xml:space="preserve">Grayscale is expanded to RGB for processing, and the output is RGB too (the bit depth is kept). Alpha is kept, and the watermark and Visible Signature go into the RGB planes. For CMYK TIFFs the pixels are not read and only the Original's fingerprint is taken; the User is guided to develop into an sRGB or Adobe RGB photo first</w:t>
             </w:r>
           </w:p>
         </w:tc>
@@ -4648,7 +3280,7 @@
         </w:trPr>
         <w:tc>
           <w:tcPr>
-            <w:tcW w:type="dxa" w:w="2304"/>
+            <w:tcW w:type="dxa" w:w="2294"/>
             <w:tcBorders>
               <w:top w:val="single" w:color="A6B8D0" w:sz="4"/>
               <w:left w:val="single" w:color="A6B8D0" w:sz="4"/>
@@ -4676,13 +3308,13 @@
                 <w:sz w:val="18"/>
                 <w:szCs w:val="18"/>
               </w:rPr>
-              <w:t xml:space="preserve">Orientation (EXIF Orientation)</w:t>
-            </w:r>
-          </w:p>
-        </w:tc>
-        <w:tc>
-          <w:tcPr>
-            <w:tcW w:type="dxa" w:w="7334"/>
+              <w:t xml:space="preserve">Images that already have a C2PA signature</w:t>
+            </w:r>
+          </w:p>
+        </w:tc>
+        <w:tc>
+          <w:tcPr>
+            <w:tcW w:type="dxa" w:w="7344"/>
             <w:tcBorders>
               <w:top w:val="single" w:color="A6B8D0" w:sz="4"/>
               <w:left w:val="single" w:color="A6B8D0" w:sz="4"/>
@@ -4710,7 +3342,187 @@
                 <w:sz w:val="18"/>
                 <w:szCs w:val="18"/>
               </w:rPr>
-              <w:t xml:space="preserve">Rotate the pixels to the correct orientation before processing, and set Orientation to “as is” in the output</w:t>
+              <w:t xml:space="preserve">Verify the manifest and handle as follows (Chapter 2, 4.6 “Exporting images that carry someone else's C2PA signature”). ① The User's own C2PA signature (current personal root or a past personal root; Chapter 2, 3.6 “Past personal roots”): import as an ingredient and link the history to the new output. ② A C2PA signature from a camera or development/editing software (C2PA-capable cameras, Content Credentials of Lightroom/Photoshop, etc.) without a person's identity record (CAWG identity record </w:t>
+            </w:r>
+            <w:r>
+              <w:rPr>
+                <w:rFonts w:ascii="Consolas" w:eastAsia="Yu Gothic" w:hAnsi="Consolas"/>
+                <w:b w:val="false"/>
+                <w:bCs w:val="false"/>
+                <w:sz w:val="18"/>
+                <w:szCs w:val="18"/>
+              </w:rPr>
+              <w:t xml:space="preserve">cawg.identity</w:t>
+            </w:r>
+            <w:r>
+              <w:rPr>
+                <w:rFonts w:ascii="Calibri" w:eastAsia="Yu Gothic" w:hAnsi="Calibri"/>
+                <w:b w:val="false"/>
+                <w:bCs w:val="false"/>
+                <w:sz w:val="18"/>
+                <w:szCs w:val="18"/>
+              </w:rPr>
+              <w:t xml:space="preserve">, the System's </w:t>
+            </w:r>
+            <w:r>
+              <w:rPr>
+                <w:rFonts w:ascii="Consolas" w:eastAsia="Yu Gothic" w:hAnsi="Consolas"/>
+                <w:b w:val="false"/>
+                <w:bCs w:val="false"/>
+                <w:sz w:val="18"/>
+                <w:szCs w:val="18"/>
+              </w:rPr>
+              <w:t xml:space="preserve">jp.nrsd.rights</w:t>
+            </w:r>
+            <w:r>
+              <w:rPr>
+                <w:rFonts w:ascii="Calibri" w:eastAsia="Yu Gothic" w:hAnsi="Calibri"/>
+                <w:b w:val="false"/>
+                <w:bCs w:val="false"/>
+                <w:sz w:val="18"/>
+                <w:szCs w:val="18"/>
+              </w:rPr>
+              <w:t xml:space="preserve">): import as an ingredient (parentOf) and link to the history without erasing the previous C2PA signature. The previous signer is visible to verifiers. Because ingredient manifests are bundled in the output's manifest store and made public, the metadata assertions of ingredient manifests that may contain location, model, and serial numbers (</w:t>
+            </w:r>
+            <w:r>
+              <w:rPr>
+                <w:rFonts w:ascii="Consolas" w:eastAsia="Yu Gothic" w:hAnsi="Consolas"/>
+                <w:b w:val="false"/>
+                <w:bCs w:val="false"/>
+                <w:sz w:val="18"/>
+                <w:szCs w:val="18"/>
+              </w:rPr>
+              <w:t xml:space="preserve">c2pa.metadata</w:t>
+            </w:r>
+            <w:r>
+              <w:rPr>
+                <w:rFonts w:ascii="Calibri" w:eastAsia="Yu Gothic" w:hAnsi="Calibri"/>
+                <w:b w:val="false"/>
+                <w:bCs w:val="false"/>
+                <w:sz w:val="18"/>
+                <w:szCs w:val="18"/>
+              </w:rPr>
+              <w:t xml:space="preserve">, and in older versions </w:t>
+            </w:r>
+            <w:r>
+              <w:rPr>
+                <w:rFonts w:ascii="Consolas" w:eastAsia="Yu Gothic" w:hAnsi="Consolas"/>
+                <w:b w:val="false"/>
+                <w:bCs w:val="false"/>
+                <w:sz w:val="18"/>
+                <w:szCs w:val="18"/>
+              </w:rPr>
+              <w:t xml:space="preserve">stds.exif</w:t>
+            </w:r>
+            <w:r>
+              <w:rPr>
+                <w:rFonts w:ascii="Calibri" w:eastAsia="Yu Gothic" w:hAnsi="Calibri"/>
+                <w:b w:val="false"/>
+                <w:bCs w:val="false"/>
+                <w:sz w:val="18"/>
+                <w:szCs w:val="18"/>
+              </w:rPr>
+              <w:t xml:space="preserve"> and </w:t>
+            </w:r>
+            <w:r>
+              <w:rPr>
+                <w:rFonts w:ascii="Consolas" w:eastAsia="Yu Gothic" w:hAnsi="Consolas"/>
+                <w:b w:val="false"/>
+                <w:bCs w:val="false"/>
+                <w:sz w:val="18"/>
+                <w:szCs w:val="18"/>
+              </w:rPr>
+              <w:t xml:space="preserve">stds.iptc</w:t>
+            </w:r>
+            <w:r>
+              <w:rPr>
+                <w:rFonts w:ascii="Calibri" w:eastAsia="Yu Gothic" w:hAnsi="Calibri"/>
+                <w:b w:val="false"/>
+                <w:bCs w:val="false"/>
+                <w:sz w:val="18"/>
+                <w:szCs w:val="18"/>
+              </w:rPr>
+              <w:t xml:space="preserve">) are redacted (3.8 “Redaction of ingredient manifests”). ③ A C2PA signature with another person's identity record, where an authorization or joint-rights document with that person has been imported (Chapter 2, 5 “Authorizations and Joint Rights”): import as an ingredient and name that person. ④ A C2PA signature with another person's identity record, with no relationship: not processed (so the app is not used for prior C2PA signing or replacement; D-5-3“Acts of a person posing as the Rights Holder (signing first, replacing signatures, and reverse complaints) are treated as impossible to prevent; clues for matching are presented. No judgment is made”). The reason “This has someone else's C2PA signature” is shown. ⑤ If the manifest has a code indicating tampering (</w:t>
+            </w:r>
+            <w:r>
+              <w:rPr>
+                <w:rFonts w:ascii="Consolas" w:eastAsia="Yu Gothic" w:hAnsi="Consolas"/>
+                <w:b w:val="false"/>
+                <w:bCs w:val="false"/>
+                <w:sz w:val="18"/>
+                <w:szCs w:val="18"/>
+              </w:rPr>
+              <w:t xml:space="preserve">claimSignature.mismatch</w:t>
+            </w:r>
+            <w:r>
+              <w:rPr>
+                <w:rFonts w:ascii="Calibri" w:eastAsia="Yu Gothic" w:hAnsi="Calibri"/>
+                <w:b w:val="false"/>
+                <w:bCs w:val="false"/>
+                <w:sz w:val="18"/>
+                <w:szCs w:val="18"/>
+              </w:rPr>
+              <w:t xml:space="preserve">, </w:t>
+            </w:r>
+            <w:r>
+              <w:rPr>
+                <w:rFonts w:ascii="Consolas" w:eastAsia="Yu Gothic" w:hAnsi="Consolas"/>
+                <w:b w:val="false"/>
+                <w:bCs w:val="false"/>
+                <w:sz w:val="18"/>
+                <w:szCs w:val="18"/>
+              </w:rPr>
+              <w:t xml:space="preserve">assertion.dataHash.mismatch</w:t>
+            </w:r>
+            <w:r>
+              <w:rPr>
+                <w:rFonts w:ascii="Calibri" w:eastAsia="Yu Gothic" w:hAnsi="Calibri"/>
+                <w:b w:val="false"/>
+                <w:bCs w:val="false"/>
+                <w:sz w:val="18"/>
+                <w:szCs w:val="18"/>
+              </w:rPr>
+              <w:t xml:space="preserve">, etc.; 10.2): not processed (C2PA-signing over an image whose provenance cannot be confirmed cannot be distinguished from overwriting someone else's C2PA signature). The User is told to process again from the Original. That the signer is not on a trust list (</w:t>
+            </w:r>
+            <w:r>
+              <w:rPr>
+                <w:rFonts w:ascii="Consolas" w:eastAsia="Yu Gothic" w:hAnsi="Consolas"/>
+                <w:b w:val="false"/>
+                <w:bCs w:val="false"/>
+                <w:sz w:val="18"/>
+                <w:szCs w:val="18"/>
+              </w:rPr>
+              <w:t xml:space="preserve">signingCredential.untrusted</w:t>
+            </w:r>
+            <w:r>
+              <w:rPr>
+                <w:rFonts w:ascii="Calibri" w:eastAsia="Yu Gothic" w:hAnsi="Calibri"/>
+                <w:b w:val="false"/>
+                <w:bCs w:val="false"/>
+                <w:sz w:val="18"/>
+                <w:szCs w:val="18"/>
+              </w:rPr>
+              <w:t xml:space="preserve">) is not a condition of Valid (C2PA 2.4, 14.3.5 “Valid Manifest”) and is not a reason to stop (the User's own past outputs also have this code). Being outside the certificate's validity (</w:t>
+            </w:r>
+            <w:r>
+              <w:rPr>
+                <w:rFonts w:ascii="Consolas" w:eastAsia="Yu Gothic" w:hAnsi="Consolas"/>
+                <w:b w:val="false"/>
+                <w:bCs w:val="false"/>
+                <w:sz w:val="18"/>
+                <w:szCs w:val="18"/>
+              </w:rPr>
+              <w:t xml:space="preserve">claimSignature.outsideValidity</w:t>
+            </w:r>
+            <w:r>
+              <w:rPr>
+                <w:rFonts w:ascii="Calibri" w:eastAsia="Yu Gothic" w:hAnsi="Calibri"/>
+                <w:b w:val="false"/>
+                <w:bCs w:val="false"/>
+                <w:sz w:val="18"/>
+                <w:szCs w:val="18"/>
+              </w:rPr>
+              <w:t xml:space="preserve">) does not indicate tampering; it is handled as in ① to ④, and “The certificate used for signing has expired” is shown (Chapter 2, 3.4 “Expiry and input errors”)</w:t>
             </w:r>
           </w:p>
         </w:tc>
@@ -4722,7 +3534,7 @@
         </w:trPr>
         <w:tc>
           <w:tcPr>
-            <w:tcW w:type="dxa" w:w="2304"/>
+            <w:tcW w:type="dxa" w:w="2294"/>
             <w:tcBorders>
               <w:top w:val="single" w:color="A6B8D0" w:sz="4"/>
               <w:left w:val="single" w:color="A6B8D0" w:sz="4"/>
@@ -4750,13 +3562,87 @@
                 <w:sz w:val="18"/>
                 <w:szCs w:val="18"/>
               </w:rPr>
+              <w:t xml:space="preserve">Orientation (EXIF Orientation)</w:t>
+            </w:r>
+          </w:p>
+        </w:tc>
+        <w:tc>
+          <w:tcPr>
+            <w:tcW w:type="dxa" w:w="7344"/>
+            <w:tcBorders>
+              <w:top w:val="single" w:color="A6B8D0" w:sz="4"/>
+              <w:left w:val="single" w:color="A6B8D0" w:sz="4"/>
+              <w:bottom w:val="single" w:color="A6B8D0" w:sz="4"/>
+              <w:right w:val="single" w:color="A6B8D0" w:sz="4"/>
+            </w:tcBorders>
+            <w:tcMar>
+              <w:top w:type="dxa" w:w="50"/>
+              <w:left w:type="dxa" w:w="90"/>
+              <w:bottom w:type="dxa" w:w="50"/>
+              <w:right w:type="dxa" w:w="90"/>
+            </w:tcMar>
+          </w:tcPr>
+          <w:p>
+            <w:pPr>
+              <w:keepNext w:val="false"/>
+              <w:keepLines/>
+              <w:spacing w:after="0" w:before="0" w:line="280"/>
+            </w:pPr>
+            <w:r>
+              <w:rPr>
+                <w:rFonts w:ascii="Calibri" w:eastAsia="Yu Gothic" w:hAnsi="Calibri"/>
+                <w:b w:val="false"/>
+                <w:bCs w:val="false"/>
+                <w:sz w:val="18"/>
+                <w:szCs w:val="18"/>
+              </w:rPr>
+              <w:t xml:space="preserve">Rotate the pixels to the correct orientation before processing, and set Orientation to “as is” in the output</w:t>
+            </w:r>
+          </w:p>
+        </w:tc>
+      </w:tr>
+      <w:tr>
+        <w:trPr>
+          <w:cantSplit/>
+          <w:tblHeader w:val="off"/>
+        </w:trPr>
+        <w:tc>
+          <w:tcPr>
+            <w:tcW w:type="dxa" w:w="2294"/>
+            <w:tcBorders>
+              <w:top w:val="single" w:color="A6B8D0" w:sz="4"/>
+              <w:left w:val="single" w:color="A6B8D0" w:sz="4"/>
+              <w:bottom w:val="single" w:color="A6B8D0" w:sz="4"/>
+              <w:right w:val="single" w:color="A6B8D0" w:sz="4"/>
+            </w:tcBorders>
+            <w:tcMar>
+              <w:top w:type="dxa" w:w="50"/>
+              <w:left w:type="dxa" w:w="90"/>
+              <w:bottom w:type="dxa" w:w="50"/>
+              <w:right w:type="dxa" w:w="90"/>
+            </w:tcMar>
+          </w:tcPr>
+          <w:p>
+            <w:pPr>
+              <w:keepNext w:val="false"/>
+              <w:keepLines/>
+              <w:spacing w:after="0" w:before="0" w:line="280"/>
+            </w:pPr>
+            <w:r>
+              <w:rPr>
+                <w:rFonts w:ascii="Calibri" w:eastAsia="Yu Gothic" w:hAnsi="Calibri"/>
+                <w:b w:val="false"/>
+                <w:bCs w:val="false"/>
+                <w:sz w:val="18"/>
+                <w:szCs w:val="18"/>
+              </w:rPr>
               <w:t xml:space="preserve">Color (ICC profile)</w:t>
             </w:r>
           </w:p>
         </w:tc>
         <w:tc>
           <w:tcPr>
-            <w:tcW w:type="dxa" w:w="7334"/>
+            <w:tcW w:type="dxa" w:w="7344"/>
             <w:tcBorders>
               <w:top w:val="single" w:color="A6B8D0" w:sz="4"/>
               <w:left w:val="single" w:color="A6B8D0" w:sz="4"/>
@@ -4784,7 +3670,27 @@
                 <w:sz w:val="18"/>
                 <w:szCs w:val="18"/>
               </w:rPr>
-              <w:t xml:space="preserve">Kept. Not converted even if not sRGB (social media output in Chapter 4 is converted to sRGB; Chapter 4, 14.2 “Processing”)</w:t>
+              <w:t xml:space="preserve">Kept. Photos without an ICC whose EXIF ColorSpace is Uncalibrated and InteropIndex is </w:t>
+            </w:r>
+            <w:r>
+              <w:rPr>
+                <w:rFonts w:ascii="Consolas" w:eastAsia="Yu Gothic" w:hAnsi="Consolas"/>
+                <w:b w:val="false"/>
+                <w:bCs w:val="false"/>
+                <w:sz w:val="18"/>
+                <w:szCs w:val="18"/>
+              </w:rPr>
+              <w:t xml:space="preserve">R03</w:t>
+            </w:r>
+            <w:r>
+              <w:rPr>
+                <w:rFonts w:ascii="Calibri" w:eastAsia="Yu Gothic" w:hAnsi="Calibri"/>
+                <w:b w:val="false"/>
+                <w:bCs w:val="false"/>
+                <w:sz w:val="18"/>
+                <w:szCs w:val="18"/>
+              </w:rPr>
+              <w:t xml:space="preserve"> are treated as Adobe RGB (the Exif convention; the DCF extended color space). Not converted even if not sRGB (social media output in Chapter 4 is converted to sRGB; Chapter 4, 14.3 “Resizing, color conversion, and JPEG export”)</w:t>
             </w:r>
           </w:p>
         </w:tc>
@@ -4794,6 +3700,42 @@
       <w:pPr>
         <w:spacing w:after="100" w:before="0"/>
       </w:pPr>
+    </w:p>
+    <w:p>
+      <w:pPr>
+        <w:pStyle w:val="ListParagraph"/>
+        <w:keepNext/>
+        <w:keepLines/>
+        <w:numPr>
+          <w:ilvl w:val="0"/>
+          <w:numId w:val="2"/>
+        </w:numPr>
+        <w:spacing w:after="20" w:before="20" w:line="300"/>
+      </w:pPr>
+      <w:r>
+        <w:rPr>
+          <w:rFonts w:ascii="Calibri" w:eastAsia="Yu Gothic" w:hAnsi="Calibri"/>
+        </w:rPr>
+        <w:t xml:space="preserve">Memory limit: before the pixels are read, an estimate of one image's memory (height × width × bytes per pixel: 4 for 8-bit RGBA, 8 for 16-bit RGBA) is made from the width, height, and bit depth in the header, and the loading limit is set to that value (image's default limit of 512 MiB is not enough for large 16-bit photos. 100 million pixels is about 381 MiB in RGBA8 and about 763 MiB in RGBA16; 60,000,000 pixels is about 229 MiB and about 458 MiB).</w:t>
+      </w:r>
+    </w:p>
+    <w:p>
+      <w:pPr>
+        <w:pStyle w:val="ListParagraph"/>
+        <w:keepNext w:val="false"/>
+        <w:keepLines/>
+        <w:numPr>
+          <w:ilvl w:val="0"/>
+          <w:numId w:val="2"/>
+        </w:numPr>
+        <w:spacing w:after="20" w:before="20" w:line="300"/>
+      </w:pPr>
+      <w:r>
+        <w:rPr>
+          <w:rFonts w:ascii="Calibri" w:eastAsia="Yu Gothic" w:hAnsi="Calibri"/>
+        </w:rPr>
+        <w:t xml:space="preserve">Threat T-19 (elevation of privilege): exploiting vulnerabilities in the app core with malicious fonts or images. Attacker: the party handing over the file. Target asset: app core. Remaining gap: unknown vulnerabilities in components</w:t>
+      </w:r>
     </w:p>
     <w:p>
       <w:pPr>
@@ -5414,7 +4356,7 @@
                 <w:sz w:val="18"/>
                 <w:szCs w:val="18"/>
               </w:rPr>
-              <w:t xml:space="preserve">: handle name. </w:t>
+              <w:t xml:space="preserve">, </w:t>
             </w:r>
             <w:r>
               <w:rPr>
@@ -5434,7 +4376,7 @@
                 <w:sz w:val="18"/>
                 <w:szCs w:val="18"/>
               </w:rPr>
-              <w:t xml:space="preserve">: copyright notice (e.g., </w:t>
+              <w:t xml:space="preserve">, </w:t>
             </w:r>
             <w:r>
               <w:rPr>
@@ -5444,17 +4386,17 @@
                 <w:sz w:val="18"/>
                 <w:szCs w:val="18"/>
               </w:rPr>
-              <w:t xml:space="preserve">© 2026 &lt;handle name&gt;</w:t>
-            </w:r>
-            <w:r>
-              <w:rPr>
-                <w:rFonts w:ascii="Calibri" w:eastAsia="Yu Gothic" w:hAnsi="Calibri"/>
-                <w:b w:val="false"/>
-                <w:bCs w:val="false"/>
-                <w:sz w:val="18"/>
-                <w:szCs w:val="18"/>
-              </w:rPr>
-              <w:t xml:space="preserve">). </w:t>
+              <w:t xml:space="preserve">xmpRights:UsageTerms</w:t>
+            </w:r>
+            <w:r>
+              <w:rPr>
+                <w:rFonts w:ascii="Calibri" w:eastAsia="Yu Gothic" w:hAnsi="Calibri"/>
+                <w:b w:val="false"/>
+                <w:bCs w:val="false"/>
+                <w:sz w:val="18"/>
+                <w:szCs w:val="18"/>
+              </w:rPr>
+              <w:t xml:space="preserve">, </w:t>
             </w:r>
             <w:r>
               <w:rPr>
@@ -5464,26 +4406,6 @@
                 <w:sz w:val="18"/>
                 <w:szCs w:val="18"/>
               </w:rPr>
-              <w:t xml:space="preserve">xmpRights:UsageTerms</w:t>
-            </w:r>
-            <w:r>
-              <w:rPr>
-                <w:rFonts w:ascii="Calibri" w:eastAsia="Yu Gothic" w:hAnsi="Calibri"/>
-                <w:b w:val="false"/>
-                <w:bCs w:val="false"/>
-                <w:sz w:val="18"/>
-                <w:szCs w:val="18"/>
-              </w:rPr>
-              <w:t xml:space="preserve">: summary of the terms of use (name of the Permitted Scope, Chapter 5 “Rights Documents”; can be held per language). </w:t>
-            </w:r>
-            <w:r>
-              <w:rPr>
-                <w:rFonts w:ascii="Consolas" w:eastAsia="Yu Gothic" w:hAnsi="Consolas"/>
-                <w:b w:val="false"/>
-                <w:bCs w:val="false"/>
-                <w:sz w:val="18"/>
-                <w:szCs w:val="18"/>
-              </w:rPr>
               <w:t xml:space="preserve">xmpRights:WebStatement</w:t>
             </w:r>
             <w:r>
@@ -5494,7 +4416,7 @@
                 <w:sz w:val="18"/>
                 <w:szCs w:val="18"/>
               </w:rPr>
-              <w:t xml:space="preserve">: location of rights information (the URL of rights information on the public page)</w:t>
+              <w:t xml:space="preserve"> (the values are the same as in the table in 3.6 “The file's rights statement (IPTC photo metadata)”)</w:t>
             </w:r>
           </w:p>
         </w:tc>
@@ -5662,7 +4584,27 @@
                 <w:sz w:val="18"/>
                 <w:szCs w:val="18"/>
               </w:rPr>
-              <w:t xml:space="preserve">Identification number, the Original's SHA-256 and pixel size, the ID and version of the Permitted Scope, the SHA-256 of the Enclosed Document (delivery only), joint rights holders' handle names, the principal Rights Holder (for outputs of authorized persons), the version of the reference information</w:t>
+              <w:t xml:space="preserve">Identification number, ISCC (6), the Original's SHA-256 and pixel size, the ID and version of the Permitted Scope, the SHA-256 of the Enclosed Document (delivery only), joint rights holders' handle names, the principal Rights Holder (for outputs of authorized persons), the version of the reference information, the SHA-256 of each wording file of the reference information used, the shoot name (to recover it from the portable name of 10.1; the original file name may contain a real name and the like, so it is not put in the public manifest and is kept only in the work data and </w:t>
+            </w:r>
+            <w:r>
+              <w:rPr>
+                <w:rFonts w:ascii="Consolas" w:eastAsia="Yu Gothic" w:hAnsi="Consolas"/>
+                <w:b w:val="false"/>
+                <w:bCs w:val="false"/>
+                <w:sz w:val="18"/>
+                <w:szCs w:val="18"/>
+              </w:rPr>
+              <w:t xml:space="preserve">00_INDEX.txt</w:t>
+            </w:r>
+            <w:r>
+              <w:rPr>
+                <w:rFonts w:ascii="Calibri" w:eastAsia="Yu Gothic" w:hAnsi="Calibri"/>
+                <w:b w:val="false"/>
+                <w:bCs w:val="false"/>
+                <w:sz w:val="18"/>
+                <w:szCs w:val="18"/>
+              </w:rPr>
+              <w:t xml:space="preserve">) (NRSD's request, 2026-09-30)</w:t>
             </w:r>
           </w:p>
         </w:tc>
@@ -5881,6 +4823,170 @@
                 <w:szCs w:val="18"/>
               </w:rPr>
               <w:t xml:space="preserve">A reduced image of the output (a reduction of the output itself, so it is information that may be public; C2PA 2.4, 18.13)</w:t>
+            </w:r>
+          </w:p>
+        </w:tc>
+      </w:tr>
+      <w:tr>
+        <w:trPr>
+          <w:cantSplit/>
+          <w:tblHeader w:val="off"/>
+        </w:trPr>
+        <w:tc>
+          <w:tcPr>
+            <w:tcW w:type="dxa" w:w="2320"/>
+            <w:tcBorders>
+              <w:top w:val="single" w:color="A6B8D0" w:sz="4"/>
+              <w:left w:val="single" w:color="A6B8D0" w:sz="4"/>
+              <w:bottom w:val="single" w:color="A6B8D0" w:sz="4"/>
+              <w:right w:val="single" w:color="A6B8D0" w:sz="4"/>
+            </w:tcBorders>
+            <w:tcMar>
+              <w:top w:type="dxa" w:w="50"/>
+              <w:left w:type="dxa" w:w="90"/>
+              <w:bottom w:type="dxa" w:w="50"/>
+              <w:right w:type="dxa" w:w="90"/>
+            </w:tcMar>
+          </w:tcPr>
+          <w:p>
+            <w:pPr>
+              <w:keepNext w:val="false"/>
+              <w:keepLines/>
+              <w:spacing w:after="0" w:before="0" w:line="280"/>
+            </w:pPr>
+            <w:r>
+              <w:rPr>
+                <w:rFonts w:ascii="Calibri" w:eastAsia="Yu Gothic" w:hAnsi="Calibri"/>
+                <w:b w:val="false"/>
+                <w:bCs w:val="false"/>
+                <w:sz w:val="18"/>
+                <w:szCs w:val="18"/>
+              </w:rPr>
+              <w:t xml:space="preserve">(Attributes of the claim)</w:t>
+            </w:r>
+          </w:p>
+        </w:tc>
+        <w:tc>
+          <w:tcPr>
+            <w:tcW w:type="dxa" w:w="7318"/>
+            <w:tcBorders>
+              <w:top w:val="single" w:color="A6B8D0" w:sz="4"/>
+              <w:left w:val="single" w:color="A6B8D0" w:sz="4"/>
+              <w:bottom w:val="single" w:color="A6B8D0" w:sz="4"/>
+              <w:right w:val="single" w:color="A6B8D0" w:sz="4"/>
+            </w:tcBorders>
+            <w:tcMar>
+              <w:top w:type="dxa" w:w="50"/>
+              <w:left w:type="dxa" w:w="90"/>
+              <w:bottom w:type="dxa" w:w="50"/>
+              <w:right w:type="dxa" w:w="90"/>
+            </w:tcMar>
+          </w:tcPr>
+          <w:p>
+            <w:pPr>
+              <w:keepNext w:val="false"/>
+              <w:keepLines/>
+              <w:spacing w:after="0" w:before="0" w:line="280"/>
+            </w:pPr>
+            <w:r>
+              <w:rPr>
+                <w:rFonts w:ascii="Consolas" w:eastAsia="Yu Gothic" w:hAnsi="Consolas"/>
+                <w:b w:val="false"/>
+                <w:bCs w:val="false"/>
+                <w:sz w:val="18"/>
+                <w:szCs w:val="18"/>
+              </w:rPr>
+              <w:t xml:space="preserve">claim_generator</w:t>
+            </w:r>
+            <w:r>
+              <w:rPr>
+                <w:rFonts w:ascii="Calibri" w:eastAsia="Yu Gothic" w:hAnsi="Calibri"/>
+                <w:b w:val="false"/>
+                <w:bCs w:val="false"/>
+                <w:sz w:val="18"/>
+                <w:szCs w:val="18"/>
+              </w:rPr>
+              <w:t xml:space="preserve"> = </w:t>
+            </w:r>
+            <w:r>
+              <w:rPr>
+                <w:rFonts w:ascii="Consolas" w:eastAsia="Yu Gothic" w:hAnsi="Consolas"/>
+                <w:b w:val="false"/>
+                <w:bCs w:val="false"/>
+                <w:sz w:val="18"/>
+                <w:szCs w:val="18"/>
+              </w:rPr>
+              <w:t xml:space="preserve">c2pa4cosplayer/&lt;version&gt;</w:t>
+            </w:r>
+            <w:r>
+              <w:rPr>
+                <w:rFonts w:ascii="Calibri" w:eastAsia="Yu Gothic" w:hAnsi="Calibri"/>
+                <w:b w:val="false"/>
+                <w:bCs w:val="false"/>
+                <w:sz w:val="18"/>
+                <w:szCs w:val="18"/>
+              </w:rPr>
+              <w:t xml:space="preserve">, </w:t>
+            </w:r>
+            <w:r>
+              <w:rPr>
+                <w:rFonts w:ascii="Consolas" w:eastAsia="Yu Gothic" w:hAnsi="Consolas"/>
+                <w:b w:val="false"/>
+                <w:bCs w:val="false"/>
+                <w:sz w:val="18"/>
+                <w:szCs w:val="18"/>
+              </w:rPr>
+              <w:t xml:space="preserve">title</w:t>
+            </w:r>
+            <w:r>
+              <w:rPr>
+                <w:rFonts w:ascii="Calibri" w:eastAsia="Yu Gothic" w:hAnsi="Calibri"/>
+                <w:b w:val="false"/>
+                <w:bCs w:val="false"/>
+                <w:sz w:val="18"/>
+                <w:szCs w:val="18"/>
+              </w:rPr>
+              <w:t xml:space="preserve"> = the portable name (10.1; the original name is not included), the ingredient's </w:t>
+            </w:r>
+            <w:r>
+              <w:rPr>
+                <w:rFonts w:ascii="Consolas" w:eastAsia="Yu Gothic" w:hAnsi="Consolas"/>
+                <w:b w:val="false"/>
+                <w:bCs w:val="false"/>
+                <w:sz w:val="18"/>
+                <w:szCs w:val="18"/>
+              </w:rPr>
+              <w:t xml:space="preserve">instance_id</w:t>
+            </w:r>
+            <w:r>
+              <w:rPr>
+                <w:rFonts w:ascii="Calibri" w:eastAsia="Yu Gothic" w:hAnsi="Calibri"/>
+                <w:b w:val="false"/>
+                <w:bCs w:val="false"/>
+                <w:sz w:val="18"/>
+                <w:szCs w:val="18"/>
+              </w:rPr>
+              <w:t xml:space="preserve"> = </w:t>
+            </w:r>
+            <w:r>
+              <w:rPr>
+                <w:rFonts w:ascii="Consolas" w:eastAsia="Yu Gothic" w:hAnsi="Consolas"/>
+                <w:b w:val="false"/>
+                <w:bCs w:val="false"/>
+                <w:sz w:val="18"/>
+                <w:szCs w:val="18"/>
+              </w:rPr>
+              <w:t xml:space="preserve">xmp:iid:&lt;UUID v7&gt;</w:t>
+            </w:r>
+            <w:r>
+              <w:rPr>
+                <w:rFonts w:ascii="Calibri" w:eastAsia="Yu Gothic" w:hAnsi="Calibri"/>
+                <w:b w:val="false"/>
+                <w:bCs w:val="false"/>
+                <w:sz w:val="18"/>
+                <w:szCs w:val="18"/>
+              </w:rPr>
+              <w:t xml:space="preserve"> (the form of XMP identifiers)</w:t>
             </w:r>
           </w:p>
         </w:tc>
@@ -7841,7 +6947,7 @@
                 <w:sz w:val="18"/>
                 <w:szCs w:val="18"/>
               </w:rPr>
-              <w:t xml:space="preserve">The conversion to sRGB of Chapter 4, 14.2 “Processing”</w:t>
+              <w:t xml:space="preserve">The conversion to sRGB of Chapter 4, 14.3 “Resizing, color conversion, and JPEG export”</w:t>
             </w:r>
           </w:p>
         </w:tc>
@@ -8584,7 +7690,19 @@
         <w:rPr>
           <w:rFonts w:ascii="Calibri" w:eastAsia="Yu Gothic" w:hAnsi="Calibri"/>
         </w:rPr>
-        <w:t xml:space="preserve"> form (C2PA technical specification 2.1 and later). The time applies to the signature value. c2pa-rs is given the TSA URL and creates it.</w:t>
+        <w:t xml:space="preserve"> form (C2PA technical specification 2.1 and later). The time applies to the signature value. The timestamp request and the verification of the response are done by the in-house implementation described in 4, which is passed to c2pa-rs's signing entry point (the Signer's function that sends the timestamp request), and c2pa-rs places the result in </w:t>
+      </w:r>
+      <w:r>
+        <w:rPr>
+          <w:rFonts w:ascii="Consolas" w:eastAsia="Yu Gothic" w:hAnsi="Consolas"/>
+        </w:rPr>
+        <w:t xml:space="preserve">sigTst2</w:t>
+      </w:r>
+      <w:r>
+        <w:rPr>
+          <w:rFonts w:ascii="Calibri" w:eastAsia="Yu Gothic" w:hAnsi="Calibri"/>
+        </w:rPr>
+        <w:t xml:space="preserve">.</w:t>
       </w:r>
     </w:p>
     <w:p>
@@ -8611,9 +7729,9 @@
         </w:tblBorders>
       </w:tblPr>
       <w:tblGrid>
-        <w:gridCol w:w="2040"/>
-        <w:gridCol w:w="2520"/>
-        <w:gridCol w:w="5078"/>
+        <w:gridCol w:w="1260"/>
+        <w:gridCol w:w="4554"/>
+        <w:gridCol w:w="3824"/>
       </w:tblGrid>
       <w:tr>
         <w:trPr>
@@ -8622,7 +7740,7 @@
         </w:trPr>
         <w:tc>
           <w:tcPr>
-            <w:tcW w:type="dxa" w:w="2040"/>
+            <w:tcW w:type="dxa" w:w="1260"/>
             <w:tcBorders>
               <w:top w:val="single" w:color="A6B8D0" w:sz="4"/>
               <w:left w:val="single" w:color="A6B8D0" w:sz="4"/>
@@ -8657,7 +7775,7 @@
         </w:tc>
         <w:tc>
           <w:tcPr>
-            <w:tcW w:type="dxa" w:w="2520"/>
+            <w:tcW w:type="dxa" w:w="4554"/>
             <w:tcBorders>
               <w:top w:val="single" w:color="A6B8D0" w:sz="4"/>
               <w:left w:val="single" w:color="A6B8D0" w:sz="4"/>
@@ -8692,7 +7810,7 @@
         </w:tc>
         <w:tc>
           <w:tcPr>
-            <w:tcW w:type="dxa" w:w="5078"/>
+            <w:tcW w:type="dxa" w:w="3824"/>
             <w:tcBorders>
               <w:top w:val="single" w:color="A6B8D0" w:sz="4"/>
               <w:left w:val="single" w:color="A6B8D0" w:sz="4"/>
@@ -8733,7 +7851,7 @@
         </w:trPr>
         <w:tc>
           <w:tcPr>
-            <w:tcW w:type="dxa" w:w="2040"/>
+            <w:tcW w:type="dxa" w:w="1260"/>
             <w:tcBorders>
               <w:top w:val="single" w:color="A6B8D0" w:sz="4"/>
               <w:left w:val="single" w:color="A6B8D0" w:sz="4"/>
@@ -8767,7 +7885,7 @@
         </w:tc>
         <w:tc>
           <w:tcPr>
-            <w:tcW w:type="dxa" w:w="2520"/>
+            <w:tcW w:type="dxa" w:w="4554"/>
             <w:tcBorders>
               <w:top w:val="single" w:color="A6B8D0" w:sz="4"/>
               <w:left w:val="single" w:color="A6B8D0" w:sz="4"/>
@@ -8801,7 +7919,7 @@
         </w:tc>
         <w:tc>
           <w:tcPr>
-            <w:tcW w:type="dxa" w:w="5078"/>
+            <w:tcW w:type="dxa" w:w="3824"/>
             <w:tcBorders>
               <w:top w:val="single" w:color="A6B8D0" w:sz="4"/>
               <w:left w:val="single" w:color="A6B8D0" w:sz="4"/>
@@ -8841,7 +7959,7 @@
         </w:trPr>
         <w:tc>
           <w:tcPr>
-            <w:tcW w:type="dxa" w:w="2040"/>
+            <w:tcW w:type="dxa" w:w="1260"/>
             <w:tcBorders>
               <w:top w:val="single" w:color="A6B8D0" w:sz="4"/>
               <w:left w:val="single" w:color="A6B8D0" w:sz="4"/>
@@ -8875,7 +7993,7 @@
         </w:tc>
         <w:tc>
           <w:tcPr>
-            <w:tcW w:type="dxa" w:w="2520"/>
+            <w:tcW w:type="dxa" w:w="4554"/>
             <w:tcBorders>
               <w:top w:val="single" w:color="A6B8D0" w:sz="4"/>
               <w:left w:val="single" w:color="A6B8D0" w:sz="4"/>
@@ -8909,7 +8027,7 @@
         </w:tc>
         <w:tc>
           <w:tcPr>
-            <w:tcW w:type="dxa" w:w="5078"/>
+            <w:tcW w:type="dxa" w:w="3824"/>
             <w:tcBorders>
               <w:top w:val="single" w:color="A6B8D0" w:sz="4"/>
               <w:left w:val="single" w:color="A6B8D0" w:sz="4"/>
@@ -8937,7 +8055,7 @@
                 <w:sz w:val="18"/>
                 <w:szCs w:val="18"/>
               </w:rPr>
-              <w:t xml:space="preserve">“{handle name} ({Notice account})”</w:t>
+              <w:t xml:space="preserve">“{handle name} ({Notice account})” (the first one if there are several Notice accounts)</w:t>
             </w:r>
           </w:p>
         </w:tc>
@@ -8949,7 +8067,7 @@
         </w:trPr>
         <w:tc>
           <w:tcPr>
-            <w:tcW w:type="dxa" w:w="2040"/>
+            <w:tcW w:type="dxa" w:w="1260"/>
             <w:tcBorders>
               <w:top w:val="single" w:color="A6B8D0" w:sz="4"/>
               <w:left w:val="single" w:color="A6B8D0" w:sz="4"/>
@@ -8983,7 +8101,7 @@
         </w:tc>
         <w:tc>
           <w:tcPr>
-            <w:tcW w:type="dxa" w:w="2520"/>
+            <w:tcW w:type="dxa" w:w="4554"/>
             <w:tcBorders>
               <w:top w:val="single" w:color="A6B8D0" w:sz="4"/>
               <w:left w:val="single" w:color="A6B8D0" w:sz="4"/>
@@ -9017,7 +8135,7 @@
         </w:tc>
         <w:tc>
           <w:tcPr>
-            <w:tcW w:type="dxa" w:w="5078"/>
+            <w:tcW w:type="dxa" w:w="3824"/>
             <w:tcBorders>
               <w:top w:val="single" w:color="A6B8D0" w:sz="4"/>
               <w:left w:val="single" w:color="A6B8D0" w:sz="4"/>
@@ -9077,7 +8195,7 @@
         </w:trPr>
         <w:tc>
           <w:tcPr>
-            <w:tcW w:type="dxa" w:w="2040"/>
+            <w:tcW w:type="dxa" w:w="1260"/>
             <w:tcBorders>
               <w:top w:val="single" w:color="A6B8D0" w:sz="4"/>
               <w:left w:val="single" w:color="A6B8D0" w:sz="4"/>
@@ -9111,7 +8229,7 @@
         </w:tc>
         <w:tc>
           <w:tcPr>
-            <w:tcW w:type="dxa" w:w="2520"/>
+            <w:tcW w:type="dxa" w:w="4554"/>
             <w:tcBorders>
               <w:top w:val="single" w:color="A6B8D0" w:sz="4"/>
               <w:left w:val="single" w:color="A6B8D0" w:sz="4"/>
@@ -9145,7 +8263,7 @@
         </w:tc>
         <w:tc>
           <w:tcPr>
-            <w:tcW w:type="dxa" w:w="5078"/>
+            <w:tcW w:type="dxa" w:w="3824"/>
             <w:tcBorders>
               <w:top w:val="single" w:color="A6B8D0" w:sz="4"/>
               <w:left w:val="single" w:color="A6B8D0" w:sz="4"/>
@@ -9205,7 +8323,7 @@
         </w:trPr>
         <w:tc>
           <w:tcPr>
-            <w:tcW w:type="dxa" w:w="2040"/>
+            <w:tcW w:type="dxa" w:w="1260"/>
             <w:tcBorders>
               <w:top w:val="single" w:color="A6B8D0" w:sz="4"/>
               <w:left w:val="single" w:color="A6B8D0" w:sz="4"/>
@@ -9239,7 +8357,7 @@
         </w:tc>
         <w:tc>
           <w:tcPr>
-            <w:tcW w:type="dxa" w:w="2520"/>
+            <w:tcW w:type="dxa" w:w="4554"/>
             <w:tcBorders>
               <w:top w:val="single" w:color="A6B8D0" w:sz="4"/>
               <w:left w:val="single" w:color="A6B8D0" w:sz="4"/>
@@ -9273,7 +8391,7 @@
         </w:tc>
         <w:tc>
           <w:tcPr>
-            <w:tcW w:type="dxa" w:w="5078"/>
+            <w:tcW w:type="dxa" w:w="3824"/>
             <w:tcBorders>
               <w:top w:val="single" w:color="A6B8D0" w:sz="4"/>
               <w:left w:val="single" w:color="A6B8D0" w:sz="4"/>
@@ -9313,7 +8431,7 @@
         </w:trPr>
         <w:tc>
           <w:tcPr>
-            <w:tcW w:type="dxa" w:w="2040"/>
+            <w:tcW w:type="dxa" w:w="1260"/>
             <w:tcBorders>
               <w:top w:val="single" w:color="A6B8D0" w:sz="4"/>
               <w:left w:val="single" w:color="A6B8D0" w:sz="4"/>
@@ -9347,7 +8465,7 @@
         </w:tc>
         <w:tc>
           <w:tcPr>
-            <w:tcW w:type="dxa" w:w="2520"/>
+            <w:tcW w:type="dxa" w:w="4554"/>
             <w:tcBorders>
               <w:top w:val="single" w:color="A6B8D0" w:sz="4"/>
               <w:left w:val="single" w:color="A6B8D0" w:sz="4"/>
@@ -9401,7 +8519,7 @@
         </w:tc>
         <w:tc>
           <w:tcPr>
-            <w:tcW w:type="dxa" w:w="5078"/>
+            <w:tcW w:type="dxa" w:w="3824"/>
             <w:tcBorders>
               <w:top w:val="single" w:color="A6B8D0" w:sz="4"/>
               <w:left w:val="single" w:color="A6B8D0" w:sz="4"/>
@@ -9429,7 +8547,27 @@
                 <w:sz w:val="18"/>
                 <w:szCs w:val="18"/>
               </w:rPr>
-              <w:t xml:space="preserve">The Notice account URL (where to ask for permission to use)</w:t>
+              <w:t xml:space="preserve">The Notice account URL (where to ask for permission to use; if there are several, all of them as an array of </w:t>
+            </w:r>
+            <w:r>
+              <w:rPr>
+                <w:rFonts w:ascii="Consolas" w:eastAsia="Yu Gothic" w:hAnsi="Consolas"/>
+                <w:b w:val="false"/>
+                <w:bCs w:val="false"/>
+                <w:sz w:val="18"/>
+                <w:szCs w:val="18"/>
+              </w:rPr>
+              <w:t xml:space="preserve">plus:Licensor</w:t>
+            </w:r>
+            <w:r>
+              <w:rPr>
+                <w:rFonts w:ascii="Calibri" w:eastAsia="Yu Gothic" w:hAnsi="Calibri"/>
+                <w:b w:val="false"/>
+                <w:bCs w:val="false"/>
+                <w:sz w:val="18"/>
+                <w:szCs w:val="18"/>
+              </w:rPr>
+              <w:t xml:space="preserve">. IPTC's Licensor allows an array)</w:t>
             </w:r>
           </w:p>
         </w:tc>
@@ -9441,7 +8579,7 @@
         </w:trPr>
         <w:tc>
           <w:tcPr>
-            <w:tcW w:type="dxa" w:w="2040"/>
+            <w:tcW w:type="dxa" w:w="1260"/>
             <w:tcBorders>
               <w:top w:val="single" w:color="A6B8D0" w:sz="4"/>
               <w:left w:val="single" w:color="A6B8D0" w:sz="4"/>
@@ -9475,7 +8613,7 @@
         </w:tc>
         <w:tc>
           <w:tcPr>
-            <w:tcW w:type="dxa" w:w="2520"/>
+            <w:tcW w:type="dxa" w:w="4554"/>
             <w:tcBorders>
               <w:top w:val="single" w:color="A6B8D0" w:sz="4"/>
               <w:left w:val="single" w:color="A6B8D0" w:sz="4"/>
@@ -9535,11 +8673,21 @@
               </w:rPr>
               <w:t xml:space="preserve">Copyright</w:t>
             </w:r>
-          </w:p>
-        </w:tc>
-        <w:tc>
-          <w:tcPr>
-            <w:tcW w:type="dxa" w:w="5078"/>
+            <w:r>
+              <w:rPr>
+                <w:rFonts w:ascii="Calibri" w:eastAsia="Yu Gothic" w:hAnsi="Calibri"/>
+                <w:b w:val="false"/>
+                <w:bCs w:val="false"/>
+                <w:sz w:val="18"/>
+                <w:szCs w:val="18"/>
+              </w:rPr>
+              <w:t xml:space="preserve"> (written in the UTF-8 type of Exif 3.0 (CIPA DC-008-2023). Japanese and Chinese handle names go in. Synchronization with IPTC follows the IPTC-CIPA Photo Metadata Mapping Guidelines. For readers that do not know Exif 3.0, the same XMP fields are authoritative (NRSD's request, 2026-10-01))</w:t>
+            </w:r>
+          </w:p>
+        </w:tc>
+        <w:tc>
+          <w:tcPr>
+            <w:tcW w:type="dxa" w:w="3824"/>
             <w:tcBorders>
               <w:top w:val="single" w:color="A6B8D0" w:sz="4"/>
               <w:left w:val="single" w:color="A6B8D0" w:sz="4"/>
@@ -9635,7 +8783,7 @@
     <w:p>
       <w:pPr>
         <w:pStyle w:val="ListParagraph"/>
-        <w:keepNext/>
+        <w:keepNext w:val="false"/>
         <w:keepLines/>
         <w:numPr>
           <w:ilvl w:val="0"/>
@@ -9660,6 +8808,17 @@
           <w:rFonts w:ascii="Calibri" w:eastAsia="Yu Gothic" w:hAnsi="Calibri"/>
         </w:rPr>
         <w:t xml:space="preserve"> are not used.</w:t>
+      </w:r>
+    </w:p>
+    <w:p>
+      <w:pPr>
+        <w:pStyle w:val="Heading3"/>
+      </w:pPr>
+      <w:r>
+        <w:rPr>
+          <w:rFonts w:ascii="Calibri" w:eastAsia="Yu Gothic" w:hAnsi="Calibri"/>
+        </w:rPr>
+        <w:t xml:space="preserve">3.6.1 Writing per format</w:t>
       </w:r>
     </w:p>
     <w:p>
@@ -11310,7 +10469,187 @@
         <w:rPr>
           <w:rFonts w:ascii="Calibri" w:eastAsia="Yu Gothic" w:hAnsi="Calibri"/>
         </w:rPr>
-        <w:t xml:space="preserve">TSAs at C2PA signing: try DigiCert (timestamp.digicert.com), then GlobalSign, then FreeTSA, in that order (free, RFC 3161; Research Materials “Technical Elements of Signing”, Section 4).</w:t>
+        <w:t xml:space="preserve">TSAs at C2PA signing: timestamps are requested in parallel from the three of DigiCert (timestamp.digicert.com), GlobalSign, and FreeTSA (free, RFC 3161; Research Materials “Technical Elements of Signing”, Section 4) (the request is SHA-256 with a nonce, </w:t>
+      </w:r>
+      <w:r>
+        <w:rPr>
+          <w:rFonts w:ascii="Consolas" w:eastAsia="Yu Gothic" w:hAnsi="Consolas"/>
+        </w:rPr>
+        <w:t xml:space="preserve">certReq</w:t>
+      </w:r>
+      <w:r>
+        <w:rPr>
+          <w:rFonts w:ascii="Calibri" w:eastAsia="Yu Gothic" w:hAnsi="Calibri"/>
+        </w:rPr>
+        <w:t xml:space="preserve"> true, no policy specified; the RFC 3161 defaults), and the responses of all TSAs that respond are saved. The one placed in the C2PA signature's </w:t>
+      </w:r>
+      <w:r>
+        <w:rPr>
+          <w:rFonts w:ascii="Consolas" w:eastAsia="Yu Gothic" w:hAnsi="Consolas"/>
+        </w:rPr>
+        <w:t xml:space="preserve">sigTst2</w:t>
+      </w:r>
+      <w:r>
+        <w:rPr>
+          <w:rFonts w:ascii="Calibri" w:eastAsia="Yu Gothic" w:hAnsi="Calibri"/>
+        </w:rPr>
+        <w:t xml:space="preserve"> is the first obtained, and the rest are attached to the </w:t>
+      </w:r>
+      <w:r>
+        <w:rPr>
+          <w:rFonts w:ascii="Consolas" w:eastAsia="Yu Gothic" w:hAnsi="Consolas"/>
+        </w:rPr>
+        <w:t xml:space="preserve">tsa</w:t>
+      </w:r>
+      <w:r>
+        <w:rPr>
+          <w:rFonts w:ascii="Calibri" w:eastAsia="Yu Gothic" w:hAnsi="Calibri"/>
+        </w:rPr>
+        <w:t xml:space="preserve"> of the work data (NRSD's request, 2026-09-30). Creating requests and verifying responses are implemented in-house (RustCrypto's der, x509-cert, and cms; Chapter 11, 4.1), and the list of TSAs is kept in the reference information's </w:t>
+      </w:r>
+      <w:r>
+        <w:rPr>
+          <w:rFonts w:ascii="Consolas" w:eastAsia="Yu Gothic" w:hAnsi="Consolas"/>
+        </w:rPr>
+        <w:t xml:space="preserve">tsa.json</w:t>
+      </w:r>
+      <w:r>
+        <w:rPr>
+          <w:rFonts w:ascii="Calibri" w:eastAsia="Yu Gothic" w:hAnsi="Calibri"/>
+        </w:rPr>
+        <w:t xml:space="preserve"> (a row has </w:t>
+      </w:r>
+      <w:r>
+        <w:rPr>
+          <w:rFonts w:ascii="Consolas" w:eastAsia="Yu Gothic" w:hAnsi="Consolas"/>
+        </w:rPr>
+        <w:t xml:space="preserve">id</w:t>
+      </w:r>
+      <w:r>
+        <w:rPr>
+          <w:rFonts w:ascii="Calibri" w:eastAsia="Yu Gothic" w:hAnsi="Calibri"/>
+        </w:rPr>
+        <w:t xml:space="preserve">, </w:t>
+      </w:r>
+      <w:r>
+        <w:rPr>
+          <w:rFonts w:ascii="Consolas" w:eastAsia="Yu Gothic" w:hAnsi="Consolas"/>
+        </w:rPr>
+        <w:t xml:space="preserve">name</w:t>
+      </w:r>
+      <w:r>
+        <w:rPr>
+          <w:rFonts w:ascii="Calibri" w:eastAsia="Yu Gothic" w:hAnsi="Calibri"/>
+        </w:rPr>
+        <w:t xml:space="preserve">, </w:t>
+      </w:r>
+      <w:r>
+        <w:rPr>
+          <w:rFonts w:ascii="Consolas" w:eastAsia="Yu Gothic" w:hAnsi="Consolas"/>
+        </w:rPr>
+        <w:t xml:space="preserve">url</w:t>
+      </w:r>
+      <w:r>
+        <w:rPr>
+          <w:rFonts w:ascii="Calibri" w:eastAsia="Yu Gothic" w:hAnsi="Calibri"/>
+        </w:rPr>
+        <w:t xml:space="preserve">, </w:t>
+      </w:r>
+      <w:r>
+        <w:rPr>
+          <w:rFonts w:ascii="Consolas" w:eastAsia="Yu Gothic" w:hAnsi="Consolas"/>
+        </w:rPr>
+        <w:t xml:space="preserve">roots</w:t>
+      </w:r>
+      <w:r>
+        <w:rPr>
+          <w:rFonts w:ascii="Calibri" w:eastAsia="Yu Gothic" w:hAnsi="Calibri"/>
+        </w:rPr>
+        <w:t xml:space="preserve"> (PEM), </w:t>
+      </w:r>
+      <w:r>
+        <w:rPr>
+          <w:rFonts w:ascii="Consolas" w:eastAsia="Yu Gothic" w:hAnsi="Consolas"/>
+        </w:rPr>
+        <w:t xml:space="preserve">kind</w:t>
+      </w:r>
+      <w:r>
+        <w:rPr>
+          <w:rFonts w:ascii="Calibri" w:eastAsia="Yu Gothic" w:hAnsi="Calibri"/>
+        </w:rPr>
+        <w:t xml:space="preserve"> (</w:t>
+      </w:r>
+      <w:r>
+        <w:rPr>
+          <w:rFonts w:ascii="Consolas" w:eastAsia="Yu Gothic" w:hAnsi="Consolas"/>
+        </w:rPr>
+        <w:t xml:space="preserve">free</w:t>
+      </w:r>
+      <w:r>
+        <w:rPr>
+          <w:rFonts w:ascii="Calibri" w:eastAsia="Yu Gothic" w:hAnsi="Calibri"/>
+        </w:rPr>
+        <w:t xml:space="preserve"> or </w:t>
+      </w:r>
+      <w:r>
+        <w:rPr>
+          <w:rFonts w:ascii="Consolas" w:eastAsia="Yu Gothic" w:hAnsi="Consolas"/>
+        </w:rPr>
+        <w:t xml:space="preserve">paid</w:t>
+      </w:r>
+      <w:r>
+        <w:rPr>
+          <w:rFonts w:ascii="Calibri" w:eastAsia="Yu Gothic" w:hAnsi="Calibri"/>
+        </w:rPr>
+        <w:t xml:space="preserve">), </w:t>
+      </w:r>
+      <w:r>
+        <w:rPr>
+          <w:rFonts w:ascii="Consolas" w:eastAsia="Yu Gothic" w:hAnsi="Consolas"/>
+        </w:rPr>
+        <w:t xml:space="preserve">auth</w:t>
+      </w:r>
+      <w:r>
+        <w:rPr>
+          <w:rFonts w:ascii="Calibri" w:eastAsia="Yu Gothic" w:hAnsi="Calibri"/>
+        </w:rPr>
+        <w:t xml:space="preserve"> (</w:t>
+      </w:r>
+      <w:r>
+        <w:rPr>
+          <w:rFonts w:ascii="Consolas" w:eastAsia="Yu Gothic" w:hAnsi="Consolas"/>
+        </w:rPr>
+        <w:t xml:space="preserve">none</w:t>
+      </w:r>
+      <w:r>
+        <w:rPr>
+          <w:rFonts w:ascii="Calibri" w:eastAsia="Yu Gothic" w:hAnsi="Calibri"/>
+        </w:rPr>
+        <w:t xml:space="preserve"> or </w:t>
+      </w:r>
+      <w:r>
+        <w:rPr>
+          <w:rFonts w:ascii="Consolas" w:eastAsia="Yu Gothic" w:hAnsi="Consolas"/>
+        </w:rPr>
+        <w:t xml:space="preserve">basic</w:t>
+      </w:r>
+      <w:r>
+        <w:rPr>
+          <w:rFonts w:ascii="Calibri" w:eastAsia="Yu Gothic" w:hAnsi="Calibri"/>
+        </w:rPr>
+        <w:t xml:space="preserve">), and </w:t>
+      </w:r>
+      <w:r>
+        <w:rPr>
+          <w:rFonts w:ascii="Consolas" w:eastAsia="Yu Gothic" w:hAnsi="Consolas"/>
+        </w:rPr>
+        <w:t xml:space="preserve">order</w:t>
+      </w:r>
+      <w:r>
+        <w:rPr>
+          <w:rFonts w:ascii="Calibri" w:eastAsia="Yu Gothic" w:hAnsi="Calibri"/>
+        </w:rPr>
+        <w:t xml:space="preserve">), with the first version bundled in the app (so that a change in a TSA's URL or anchor does not wait for an app update; the same as Mozilla's distribution of roots). Certificate chains are checked against the trust anchors. The RFC 3161 test vectors are run in CI (Chapter 11, 8.1).</w:t>
       </w:r>
     </w:p>
     <w:p>
@@ -11328,7 +10667,55 @@
         <w:rPr>
           <w:rFonts w:ascii="Calibri" w:eastAsia="Yu Gothic" w:hAnsi="Calibri"/>
         </w:rPr>
-        <w:t xml:space="preserve">The C2PA TSA trust list (C2PA-TSA-TRUST-LIST.pem in c2pa-org/conformance-public; obtained September 29, 2026; 22 entries) does not include the trust anchors of the three TSAs above. An actual timestamp response from timestamp.digicert.com chained to “DigiCert Trusted Root G4”, not to “DigiCert … Root for C2PA G1” on the list. Using a TSA on the list (SSL.com, etc.) requires a C2PA conformance record (conformance record ID) (SSL.com's guide).</w:t>
+        <w:t xml:space="preserve">Paid TSAs (for evidence; Chapter 6, 3.2 “Trusted timestamps”) are handled over the same RFC 3161 HTTP, and those whose </w:t>
+      </w:r>
+      <w:r>
+        <w:rPr>
+          <w:rFonts w:ascii="Consolas" w:eastAsia="Yu Gothic" w:hAnsi="Consolas"/>
+        </w:rPr>
+        <w:t xml:space="preserve">auth</w:t>
+      </w:r>
+      <w:r>
+        <w:rPr>
+          <w:rFonts w:ascii="Calibri" w:eastAsia="Yu Gothic" w:hAnsi="Calibri"/>
+        </w:rPr>
+        <w:t xml:space="preserve"> in </w:t>
+      </w:r>
+      <w:r>
+        <w:rPr>
+          <w:rFonts w:ascii="Consolas" w:eastAsia="Yu Gothic" w:hAnsi="Consolas"/>
+        </w:rPr>
+        <w:t xml:space="preserve">tsa.json</w:t>
+      </w:r>
+      <w:r>
+        <w:rPr>
+          <w:rFonts w:ascii="Calibri" w:eastAsia="Yu Gothic" w:hAnsi="Calibri"/>
+        </w:rPr>
+        <w:t xml:space="preserve"> is </w:t>
+      </w:r>
+      <w:r>
+        <w:rPr>
+          <w:rFonts w:ascii="Consolas" w:eastAsia="Yu Gothic" w:hAnsi="Consolas"/>
+        </w:rPr>
+        <w:t xml:space="preserve">basic</w:t>
+      </w:r>
+      <w:r>
+        <w:rPr>
+          <w:rFonts w:ascii="Calibri" w:eastAsia="Yu Gothic" w:hAnsi="Calibri"/>
+        </w:rPr>
+        <w:t xml:space="preserve"> get HTTP Basic (RFC 7617) authentication. No provider-specific API is used (the accredited timestamps of Amano and Seiko and the trusted timestamp (可信时间戳) of UniTrust are all described by the providers as RFC 3161 compliant; checked 2026-10-01). Accounts (URL, user name, passphrase) are kept in the OS keystore (</w:t>
+      </w:r>
+      <w:r>
+        <w:rPr>
+          <w:rFonts w:ascii="Consolas" w:eastAsia="Yu Gothic" w:hAnsi="Consolas"/>
+        </w:rPr>
+        <w:t xml:space="preserve">tsa-&lt;provider number&gt;</w:t>
+      </w:r>
+      <w:r>
+        <w:rPr>
+          <w:rFonts w:ascii="Calibri" w:eastAsia="Yu Gothic" w:hAnsi="Calibri"/>
+        </w:rPr>
+        <w:t xml:space="preserve"> of Chapter 2, 7.5).</w:t>
       </w:r>
     </w:p>
     <w:p>
@@ -11346,19 +10733,7 @@
         <w:rPr>
           <w:rFonts w:ascii="Calibri" w:eastAsia="Yu Gothic" w:hAnsi="Calibri"/>
         </w:rPr>
-        <w:t xml:space="preserve">Therefore, the timestamps are valid as RFC 3161 evidence of time, but are not treated as trusted time by C2PA validators. C2PA 2.4, 15.8.2 says that a timestamp whose TSA certificate cannot be chained to the TSA trust list (or to trust anchors placed in the validator for this purpose) is ignored as </w:t>
-      </w:r>
-      <w:r>
-        <w:rPr>
-          <w:rFonts w:ascii="Consolas" w:eastAsia="Yu Gothic" w:hAnsi="Consolas"/>
-        </w:rPr>
-        <w:t xml:space="preserve">timeStamp.untrusted</w:t>
-      </w:r>
-      <w:r>
-        <w:rPr>
-          <w:rFonts w:ascii="Calibri" w:eastAsia="Yu Gothic" w:hAnsi="Calibri"/>
-        </w:rPr>
-        <w:t xml:space="preserve">, and the validity of the signing certificate is checked against the time of checking. The test settings of the CAI (Content Authenticity Initiative) open-source SDK, the examples in c2patool's documentation, and the default TSA of a C2PA tool for individuals (ProofMode) also use the same general-purpose TSA (timestamp.digicert.com) (c2pa-rs itself has no default TSA). ProofMode makes the end-entity certificate valid for one year and is an example with the same expiry problem; it is not support for the decision to make certificates long-lived (Chapter 2, DD-2-11“Certificate validity is long enough that every image is shown valid for 20 years from signing”). The reasons for making them long-lived are that the specification sets no upper limit and that, unless timestamps are trusted, there is no means of extending validity.</w:t>
+        <w:t xml:space="preserve">The C2PA TSA trust list (C2PA-TSA-TRUST-LIST.pem in c2pa-org/conformance-public; obtained September 29, 2026; 22 entries) does not include the trust anchors of the three TSAs above. An actual timestamp response from timestamp.digicert.com chained to “DigiCert Trusted Root G4”, not to “DigiCert … Root for C2PA G1” on the list. Using a TSA on the list (SSL.com, etc.) requires a C2PA conformance record (conformance record ID) (SSL.com's guide).</w:t>
       </w:r>
     </w:p>
     <w:p>
@@ -11376,7 +10751,19 @@
         <w:rPr>
           <w:rFonts w:ascii="Calibri" w:eastAsia="Yu Gothic" w:hAnsi="Calibri"/>
         </w:rPr>
-        <w:t xml:space="preserve">Using a TSA on the C2PA trust list is described as requiring a C2PA conformance (Conformance Program) record, and the Design Plan has not decided whether NRSD joins it, so this document uses free TSAs. SSL.com's TSA for C2PA (ts-c2pa.ssl.com) also responds to unregistered requests (checked 2026-09-30), but the company's page setting the conditions of the free tier presumes a conformance record, and there is no explicit permission for use without registration, so it is not used. If a TSA appears that is on the trust list and explicitly allows use without registration, it is added at the top of the sources in an app update.</w:t>
+        <w:t xml:space="preserve">Therefore, the timestamps are valid as RFC 3161 evidence of time, but are not treated as trusted time by C2PA validators. C2PA 2.4, 15.8.2 says that a timestamp whose TSA certificate cannot be chained to the TSA trust list (or to trust anchors placed in the validator for this purpose) is ignored as </w:t>
+      </w:r>
+      <w:r>
+        <w:rPr>
+          <w:rFonts w:ascii="Consolas" w:eastAsia="Yu Gothic" w:hAnsi="Consolas"/>
+        </w:rPr>
+        <w:t xml:space="preserve">timeStamp.untrusted</w:t>
+      </w:r>
+      <w:r>
+        <w:rPr>
+          <w:rFonts w:ascii="Calibri" w:eastAsia="Yu Gothic" w:hAnsi="Calibri"/>
+        </w:rPr>
+        <w:t xml:space="preserve">, and the validity of the signing certificate is checked against the time of checking. The test settings of the CAI (Content Authenticity Initiative) open-source SDK, the examples in c2patool's documentation, and the default TSA of a C2PA tool for individuals (ProofMode) also use the same general-purpose TSA (timestamp.digicert.com) (c2pa-rs itself has no default TSA). ProofMode makes the end-entity certificate valid for one year and is an example with the same expiry problem; it is not support for the decision to make certificates long-lived (Chapter 2, DD-2-11“Certificate validity is long enough that every image is shown valid for 20 years from signing”). The reasons for making them long-lived are that the specification sets no upper limit and that, unless timestamps are trusted, there is no means of extending validity.</w:t>
       </w:r>
     </w:p>
     <w:p>
@@ -11394,7 +10781,7 @@
         <w:rPr>
           <w:rFonts w:ascii="Calibri" w:eastAsia="Yu Gothic" w:hAnsi="Calibri"/>
         </w:rPr>
-        <w:t xml:space="preserve">The expiry problem caused by timestamps not being trusted is handled by making certificates long-lived (Chapter 2, DD-2-11“Certificate validity is long enough that every image is shown valid for 20 years from signing”). What remains is declared as a gap (13).</w:t>
+        <w:t xml:space="preserve">Using a TSA on the C2PA trust list is described as requiring a C2PA conformance (Conformance Program) record, and the Design Plan has not decided whether NRSD joins it, so this document uses free TSAs. SSL.com's TSA for C2PA (ts-c2pa.ssl.com) also responds to unregistered requests (checked 2026-09-30), but the company's page setting the conditions of the free tier presumes a conformance record, and there is no explicit permission for use without registration, so it is not used. If a TSA appears that is on the trust list and explicitly allows use without registration, it is added at the top of the sources in an app update.</w:t>
       </w:r>
     </w:p>
     <w:p>
@@ -11412,7 +10799,7 @@
         <w:rPr>
           <w:rFonts w:ascii="Calibri" w:eastAsia="Yu Gothic" w:hAnsi="Calibri"/>
         </w:rPr>
-        <w:t xml:space="preserve">Why Chinese TSAs (trusted timestamps) are not used for the timestamp of C2PA signatures: they are paid and require a contract per User (Chapter 6, 3.2 “Trusted timestamps”). [To be measured] whether Users in mainland China can also reach the free TSAs above (if not, it becomes deferral and later attachment (below)).</w:t>
+        <w:t xml:space="preserve">The expiry problem caused by timestamps not being trusted is handled by making certificates long-lived (Chapter 2, DD-2-11“Certificate validity is long enough that every image is shown valid for 20 years from signing”). What remains is declared as a gap (13).</w:t>
       </w:r>
     </w:p>
     <w:p>
@@ -11430,7 +10817,79 @@
         <w:rPr>
           <w:rFonts w:ascii="Calibri" w:eastAsia="Yu Gothic" w:hAnsi="Calibri"/>
         </w:rPr>
+        <w:t xml:space="preserve">Why Chinese TSAs (trusted timestamps) are not used for the timestamp of C2PA signatures: they are paid and require a contract per User (Chapter 6, 3.2 “Trusted timestamps”). [To be measured] whether Users in mainland China can also reach the free TSAs above (if not, it becomes deferral and later attachment (below)).</w:t>
+      </w:r>
+    </w:p>
+    <w:p>
+      <w:pPr>
+        <w:pStyle w:val="ListParagraph"/>
+        <w:keepNext/>
+        <w:keepLines/>
+        <w:numPr>
+          <w:ilvl w:val="0"/>
+          <w:numId w:val="2"/>
+        </w:numPr>
+        <w:spacing w:after="20" w:before="20" w:line="300"/>
+      </w:pPr>
+      <w:r>
+        <w:rPr>
+          <w:rFonts w:ascii="Calibri" w:eastAsia="Yu Gothic" w:hAnsi="Calibri"/>
+        </w:rPr>
         <w:t xml:space="preserve">Deferral and later attachment (DD-3-5“Timestamps are taken at C2PA signing, or later when offline”): for offline outputs, “no timestamp” is recorded in the work data, and at the next connection a timestamp is obtained on the output's SHA-256 and attached to the work data. The manifest is not rewritten (changing it after the output has been distributed would make it differ from the distributed images).</w:t>
+      </w:r>
+    </w:p>
+    <w:p>
+      <w:pPr>
+        <w:pStyle w:val="ListParagraph"/>
+        <w:keepNext/>
+        <w:keepLines/>
+        <w:numPr>
+          <w:ilvl w:val="0"/>
+          <w:numId w:val="2"/>
+        </w:numPr>
+        <w:spacing w:after="20" w:before="20" w:line="300"/>
+      </w:pPr>
+      <w:r>
+        <w:rPr>
+          <w:rFonts w:ascii="Calibri" w:eastAsia="Yu Gothic" w:hAnsi="Calibri"/>
+        </w:rPr>
+        <w:t xml:space="preserve">The heads of the chains of all records on the device (Chapter 1, 8.3) are timestamped once a day (initial value) and at each connection. One timestamp proves the existence of all records up to that point, and records made offline are all proved at once at the next connection (timestamps per work and per case continue as now) (NRSD's request, 2026-09-30).</w:t>
+      </w:r>
+    </w:p>
+    <w:p>
+      <w:pPr>
+        <w:pStyle w:val="ListParagraph"/>
+        <w:keepNext/>
+        <w:keepLines/>
+        <w:numPr>
+          <w:ilvl w:val="0"/>
+          <w:numId w:val="2"/>
+        </w:numPr>
+        <w:spacing w:after="20" w:before="20" w:line="300"/>
+      </w:pPr>
+      <w:r>
+        <w:rPr>
+          <w:rFonts w:ascii="Calibri" w:eastAsia="Yu Gothic" w:hAnsi="Calibri"/>
+        </w:rPr>
+        <w:t xml:space="preserve">These bundled timestamps are held in the form of RFC 4998 Evidence Record Syntax (ERS) (a hash tree and Archive Timestamps), and the renewal defined by ERS (wrapping old timestamps in a new one) is done automatically one year (initial value) before the expiry of the TSA's certificate and when a hash algorithm weakens. No User operation is needed. Experts can check the chain of proofs with ERS tools (Chapter 6, 3.2) (NRSD's request, 2026-10-01).</w:t>
+      </w:r>
+    </w:p>
+    <w:p>
+      <w:pPr>
+        <w:pStyle w:val="ListParagraph"/>
+        <w:keepNext/>
+        <w:keepLines/>
+        <w:numPr>
+          <w:ilvl w:val="0"/>
+          <w:numId w:val="2"/>
+        </w:numPr>
+        <w:spacing w:after="20" w:before="20" w:line="300"/>
+      </w:pPr>
+      <w:r>
+        <w:rPr>
+          <w:rFonts w:ascii="Calibri" w:eastAsia="Yu Gothic" w:hAnsi="Calibri"/>
+        </w:rPr>
+        <w:t xml:space="preserve">Timestamps for evidence (Chapter 6 “Registration and Evidence Preservation”): the use of trusted timestamps in China (可信时间戳) and of businesses accredited by the Minister for Internal Affairs and Communications (Japan) is set in Chapter 6 “Registration and Evidence Preservation” (paid; [Estimate required]).</w:t>
       </w:r>
     </w:p>
     <w:p>
@@ -11448,7 +10907,7 @@
         <w:rPr>
           <w:rFonts w:ascii="Calibri" w:eastAsia="Yu Gothic" w:hAnsi="Calibri"/>
         </w:rPr>
-        <w:t xml:space="preserve">Timestamps for evidence (Chapter 6 “Registration and Evidence Preservation”): the use of trusted timestamps in China (可信时间戳) and of businesses accredited by the Minister for Internal Affairs and Communications (Japan) is set in Chapter 6 “Registration and Evidence Preservation” (paid; [Estimate required]).</w:t>
+        <w:t xml:space="preserve">Threat T-10 (spoofing): fake timestamp responses. Attacker: a party in the middle of communication. Target asset: proof of time. Remaining gap: —</w:t>
       </w:r>
     </w:p>
     <w:p>
@@ -11495,7 +10954,7 @@
         <w:rPr>
           <w:rFonts w:ascii="Calibri" w:eastAsia="Yu Gothic" w:hAnsi="Calibri"/>
         </w:rPr>
-        <w:t xml:space="preserve">Relation to appearance (R-3-4-2“The relationship with “processing that does not change the appearance” in Figure 3 is sorted out”): TrustMark changes pixels. The PSNR is about 50 dB on sample images (Research Materials “Technical Elements of Signing”, Section 2), a change hard for the human eye to notice. “This processing makes no change to the appearance of the photo” in Section 4 of the Draft Project Proposal and “processing that makes no change to the appearance” in Figure 3 of the Design Plan are to be read as “processing that makes no visible change” (a correction to the Outline Design Document).</w:t>
+        <w:t xml:space="preserve">Relation to appearance (R-3-4-2): TrustMark changes pixels. The PSNR is about 50 dB on sample images (Research Materials “Technical Elements of Signing”, Section 2), a change hard for the human eye to notice. “This processing makes no change to the appearance of the photo” in Section 4 of the Draft Project Proposal and “processing that makes no change to the appearance” in Figure 3 of the Design Plan are to be read as “processing that makes no visible change” (a correction to the Outline Design Document).</w:t>
       </w:r>
     </w:p>
     <w:p>
@@ -11519,7 +10978,7 @@
     <w:p>
       <w:pPr>
         <w:pStyle w:val="ListParagraph"/>
-        <w:keepNext w:val="false"/>
+        <w:keepNext/>
         <w:keepLines/>
         <w:numPr>
           <w:ilvl w:val="0"/>
@@ -11531,18 +10990,7 @@
         <w:rPr>
           <w:rFonts w:ascii="Calibri" w:eastAsia="Yu Gothic" w:hAnsi="Calibri"/>
         </w:rPr>
-        <w:t xml:space="preserve">Processing time criterion (R-3-4-3“It runs on typical machines without a GPU (the speed criterion is set in the basic design)”): the total of C2PA signing, invisible watermark, and hash computation within 10 seconds per image (on the typical PC of Chapter 1, 14.1 “Scale and performance targets”). [To be measured] TrustMark's CPU inference time.</w:t>
-      </w:r>
-    </w:p>
-    <w:p>
-      <w:pPr>
-        <w:pStyle w:val="Heading1"/>
-      </w:pPr>
-      <w:r>
-        <w:rPr>
-          <w:rFonts w:ascii="Calibri" w:eastAsia="Yu Gothic" w:hAnsi="Calibri"/>
-        </w:rPr>
-        <w:t xml:space="preserve">6. Matching Hash</w:t>
+        <w:t xml:space="preserve">Reading is tried in the same 8 orientations as PDQ for matching (Chapter 6, 4; G-13), and only in the original orientation for the read-back check (step 13 of 8.1) (TrustMark is not rotation-invariant). The embedding strength is TrustMark's default. ONNX inference uses min(4, number of logical cores) intra-op threads, one shared session, at most two images inferred at the same time (memory limit), released 5 minutes after last use (combined with the memory limit of Chapter 4, 14.4).</w:t>
       </w:r>
     </w:p>
     <w:p>
@@ -11560,7 +11008,7 @@
         <w:rPr>
           <w:rFonts w:ascii="Calibri" w:eastAsia="Yu Gothic" w:hAnsi="Calibri"/>
         </w:rPr>
-        <w:t xml:space="preserve">The output's PDQ is always computed and recorded in the work data (the pixels after the watermark and Visible Signature have been added).</w:t>
+        <w:t xml:space="preserve">The watermark model and ONNX Runtime are checked at every start against the bundled SHA-256 embedded in the app; if replacement is detected, processing stops as an anomaly detection and no output without a watermark is made (Chapter 11, DD-11-14“Hashes and minimum versions of ONNX Runtime components are checked”). ONNX Runtime is loaded dynamically, and of the watermark and auto-placement models only the one in use is loaded and managed under the memory limit (Chapter 4, 14.4) (NRSD's request, 2026-09-30).</w:t>
       </w:r>
     </w:p>
     <w:p>
@@ -11578,7 +11026,7 @@
         <w:rPr>
           <w:rFonts w:ascii="Calibri" w:eastAsia="Yu Gothic" w:hAnsi="Calibri"/>
         </w:rPr>
-        <w:t xml:space="preserve">If the Original is in a format whose pixels can be read, the Original's PDQ is also recorded.</w:t>
+        <w:t xml:space="preserve">16-bit images (TIFF and PNG for delivery): because TrustMark assumes 8-bit RGB, the watermark is embedded in an 8-bit copy, the residual (after embedding − before) is taken, multiplied by 257, and added to the 16-bit pixels (keeping 16 bits). Reading is done after reducing to 8 bits. The read rate is checked in an early prototype of the implementation (Chapter 13, 5.1).</w:t>
       </w:r>
     </w:p>
     <w:p>
@@ -11596,7 +11044,36 @@
         <w:rPr>
           <w:rFonts w:ascii="Calibri" w:eastAsia="Yu Gothic" w:hAnsi="Calibri"/>
         </w:rPr>
-        <w:t xml:space="preserve">PDQ is recorded only in the work data on the User's device. Matching against other Users' works is not done (no central index is kept; D-5-1“The System does not confirm Users and collects no User information. No registration is required in order to use the System”).</w:t>
+        <w:t xml:space="preserve">Processing time criterion (R-3-4-3): the total of C2PA signing, invisible watermark, and hash computation within 10 seconds per image (on the typical PC of Chapter 1, 14.1 “Scale and performance targets”). [To be measured] TrustMark's CPU inference time.</w:t>
+      </w:r>
+    </w:p>
+    <w:p>
+      <w:pPr>
+        <w:pStyle w:val="ListParagraph"/>
+        <w:keepNext w:val="false"/>
+        <w:keepLines/>
+        <w:numPr>
+          <w:ilvl w:val="0"/>
+          <w:numId w:val="2"/>
+        </w:numPr>
+        <w:spacing w:after="20" w:before="20" w:line="300"/>
+      </w:pPr>
+      <w:r>
+        <w:rPr>
+          <w:rFonts w:ascii="Calibri" w:eastAsia="Yu Gothic" w:hAnsi="Calibri"/>
+        </w:rPr>
+        <w:t xml:space="preserve">Risk: TrustMark watermarks unreadable after social media recompression. Impact: fewer matching clues. Preparation: measurement (Chapter 3)</w:t>
+      </w:r>
+    </w:p>
+    <w:p>
+      <w:pPr>
+        <w:pStyle w:val="Heading1"/>
+      </w:pPr>
+      <w:r>
+        <w:rPr>
+          <w:rFonts w:ascii="Calibri" w:eastAsia="Yu Gothic" w:hAnsi="Calibri"/>
+        </w:rPr>
+        <w:t xml:space="preserve">6. Matching Hash</w:t>
       </w:r>
     </w:p>
     <w:p>
@@ -11614,7 +11091,7 @@
         <w:rPr>
           <w:rFonts w:ascii="Calibri" w:eastAsia="Yu Gothic" w:hAnsi="Calibri"/>
         </w:rPr>
-        <w:t xml:space="preserve">The guide for a match is a Hamming distance of 31 or less (Research Materials “Technical Elements of Signing”, Section 3). A paper evaluating PDQ (Dalins et al., arXiv:1912.07745) gives 128 as the mean distance between two random images and uses 30 or less as the guide for the same content. The degree of match is shown in Chapter 6 “Registration and Evidence Preservation” as the “match level”.</w:t>
+        <w:t xml:space="preserve">The output's PDQ is always computed and recorded in the work data (the pixels after the watermark and Visible Signature have been added).</w:t>
       </w:r>
     </w:p>
     <w:p>
@@ -11632,7 +11109,109 @@
         <w:rPr>
           <w:rFonts w:ascii="Calibri" w:eastAsia="Yu Gothic" w:hAnsi="Calibri"/>
         </w:rPr>
+        <w:t xml:space="preserve">In addition, the ISCC of ISO 24138:2024 (International Standard Content Code; the image Content-Code, Data-Code, and Instance-Code) is computed and recorded in the work data and in </w:t>
+      </w:r>
+      <w:r>
+        <w:rPr>
+          <w:rFonts w:ascii="Consolas" w:eastAsia="Yu Gothic" w:hAnsi="Consolas"/>
+        </w:rPr>
+        <w:t xml:space="preserve">jp.nrsd.rights</w:t>
+      </w:r>
+      <w:r>
+        <w:rPr>
+          <w:rFonts w:ascii="Calibri" w:eastAsia="Yu Gothic" w:hAnsi="Calibri"/>
+        </w:rPr>
+        <w:t xml:space="preserve"> of the manifest (iscc-lib). Matching (Chapter 6, 4) uses both PDQ and ISCC. It can be compared directly with posting sites, search, and registration systems that read ISCC. The identification number (the random work number) is unchanged (NRSD's request, 2026-10-01).</w:t>
+      </w:r>
+    </w:p>
+    <w:p>
+      <w:pPr>
+        <w:pStyle w:val="ListParagraph"/>
+        <w:keepNext/>
+        <w:keepLines/>
+        <w:numPr>
+          <w:ilvl w:val="0"/>
+          <w:numId w:val="2"/>
+        </w:numPr>
+        <w:spacing w:after="20" w:before="20" w:line="300"/>
+      </w:pPr>
+      <w:r>
+        <w:rPr>
+          <w:rFonts w:ascii="Calibri" w:eastAsia="Yu Gothic" w:hAnsi="Calibri"/>
+        </w:rPr>
+        <w:t xml:space="preserve">If the Original is in a format whose pixels can be read, the Original's PDQ is also recorded.</w:t>
+      </w:r>
+    </w:p>
+    <w:p>
+      <w:pPr>
+        <w:pStyle w:val="ListParagraph"/>
+        <w:keepNext/>
+        <w:keepLines/>
+        <w:numPr>
+          <w:ilvl w:val="0"/>
+          <w:numId w:val="2"/>
+        </w:numPr>
+        <w:spacing w:after="20" w:before="20" w:line="300"/>
+      </w:pPr>
+      <w:r>
+        <w:rPr>
+          <w:rFonts w:ascii="Calibri" w:eastAsia="Yu Gothic" w:hAnsi="Calibri"/>
+        </w:rPr>
+        <w:t xml:space="preserve">PDQ is recorded only in the work data on the User's device. Matching against other Users' works is not done (no central index is kept; D-5-1“The System does not confirm Users and collects no User information. No registration is required in order to use the System”).</w:t>
+      </w:r>
+    </w:p>
+    <w:p>
+      <w:pPr>
+        <w:pStyle w:val="ListParagraph"/>
+        <w:keepNext/>
+        <w:keepLines/>
+        <w:numPr>
+          <w:ilvl w:val="0"/>
+          <w:numId w:val="2"/>
+        </w:numPr>
+        <w:spacing w:after="20" w:before="20" w:line="300"/>
+      </w:pPr>
+      <w:r>
+        <w:rPr>
+          <w:rFonts w:ascii="Calibri" w:eastAsia="Yu Gothic" w:hAnsi="Calibri"/>
+        </w:rPr>
+        <w:t xml:space="preserve">The guide for a match is a Hamming distance of 31 or less (Research Materials “Technical Elements of Signing”, Section 3). A paper evaluating PDQ (Dalins et al., arXiv:1912.07745) gives 128 as the mean distance between two random images and uses 30 or less as the guide for the same content. The degree of match is shown in Chapter 6 “Registration and Evidence Preservation” as the “match level”.</w:t>
+      </w:r>
+    </w:p>
+    <w:p>
+      <w:pPr>
+        <w:pStyle w:val="ListParagraph"/>
+        <w:keepNext/>
+        <w:keepLines/>
+        <w:numPr>
+          <w:ilvl w:val="0"/>
+          <w:numId w:val="2"/>
+        </w:numPr>
+        <w:spacing w:after="20" w:before="20" w:line="300"/>
+      </w:pPr>
+      <w:r>
+        <w:rPr>
+          <w:rFonts w:ascii="Calibri" w:eastAsia="Yu Gothic" w:hAnsi="Calibri"/>
+        </w:rPr>
         <w:t xml:space="preserve">Handling rotation and flipping: PDQ can output hashes for the 8 variants of 90-degree rotations and flips (original, 90°, 180°, 270°, vertical flip, horizontal flip, 90° with vertical flip, 90° with horizontal flip) (description of PDQ in facebook/ThreatExchange). Only the hash in the original orientation is recorded in the work data; at matching, the 8 hashes of the reposted image are computed and the minimum distance to the record is taken. Images reposted after rotation or flipping can also be matched.</w:t>
+      </w:r>
+    </w:p>
+    <w:p>
+      <w:pPr>
+        <w:pStyle w:val="ListParagraph"/>
+        <w:keepNext/>
+        <w:keepLines/>
+        <w:numPr>
+          <w:ilvl w:val="0"/>
+          <w:numId w:val="2"/>
+        </w:numPr>
+        <w:spacing w:after="20" w:before="20" w:line="300"/>
+      </w:pPr>
+      <w:r>
+        <w:rPr>
+          <w:rFonts w:ascii="Calibri" w:eastAsia="Yu Gothic" w:hAnsi="Calibri"/>
+        </w:rPr>
+        <w:t xml:space="preserve">ISCC matching is exact equality of the Content-Code (image) (ISO 24138 sets no distance threshold; matching by distance is PDQ's role). The Data-Code and Instance-Code are only recorded and not used for matching (they change with recompression).</w:t>
       </w:r>
     </w:p>
     <w:p>
@@ -11708,7 +11287,7 @@
         <w:rPr>
           <w:rFonts w:ascii="Calibri" w:eastAsia="Yu Gothic" w:hAnsi="Calibri"/>
         </w:rPr>
-        <w:t xml:space="preserve">Recording: always put automatically in the manifest and the invisible watermark. Whether to add it after the saved file name (</w:t>
+        <w:t xml:space="preserve">Recording: always put automatically in the manifest and the invisible watermark. Whether to add it after the saved file name of social media output (</w:t>
       </w:r>
       <w:r>
         <w:rPr>
@@ -11720,7 +11299,7 @@
         <w:rPr>
           <w:rFonts w:ascii="Calibri" w:eastAsia="Yu Gothic" w:hAnsi="Calibri"/>
         </w:rPr>
-        <w:t xml:space="preserve">) is chosen by the User at export (Chapter 10, G-08“Export: Photos and Purpose”; the initial value is to add it, and afterwards the previous choice). The app's screens (G-11“Export: Run and Results”, G-12“Works”) always show the identification number. To write the number in a caption, the User copies it from the screen (this app does not post). In hashtag (</w:t>
+        <w:t xml:space="preserve">) is chosen by the User at export (Chapter 10, G-08“Export: Photos and Purpose”; the initial value is to add it, and afterwards the previous choice). Delivery file names always include the identification number (10.1). The app's screens (G-11“Export: Run and Results”, G-12“Works”) always show the identification number. To write the number in a caption, the User copies it from the screen (this app does not post). In hashtag (</w:t>
       </w:r>
       <w:r>
         <w:rPr>
@@ -11757,6 +11336,42 @@
           <w:rFonts w:ascii="Calibri" w:eastAsia="Yu Gothic" w:hAnsi="Calibri"/>
         </w:rPr>
         <w:t xml:space="preserve">).</w:t>
+      </w:r>
+    </w:p>
+    <w:p>
+      <w:pPr>
+        <w:pStyle w:val="ListParagraph"/>
+        <w:keepNext/>
+        <w:keepLines/>
+        <w:numPr>
+          <w:ilvl w:val="0"/>
+          <w:numId w:val="2"/>
+        </w:numPr>
+        <w:spacing w:after="20" w:before="20" w:line="300"/>
+      </w:pPr>
+      <w:r>
+        <w:rPr>
+          <w:rFonts w:ascii="Calibri" w:eastAsia="Yu Gothic" w:hAnsi="Calibri"/>
+        </w:rPr>
+        <w:t xml:space="preserve">The identification number is the same value as the “matching number” and “work number” of the Draft Project Proposal (Chapter 1, 8.2 “Identifier scheme”).</w:t>
+      </w:r>
+    </w:p>
+    <w:p>
+      <w:pPr>
+        <w:pStyle w:val="ListParagraph"/>
+        <w:keepNext/>
+        <w:keepLines/>
+        <w:numPr>
+          <w:ilvl w:val="0"/>
+          <w:numId w:val="2"/>
+        </w:numPr>
+        <w:spacing w:after="20" w:before="20" w:line="300"/>
+      </w:pPr>
+      <w:r>
+        <w:rPr>
+          <w:rFonts w:ascii="Calibri" w:eastAsia="Yu Gothic" w:hAnsi="Calibri"/>
+        </w:rPr>
+        <w:t xml:space="preserve">An issued number is checked against all work data on the device, and remade if it collides (the probability is small as in Chapter 1, 8.2, but the check costs nothing).</w:t>
       </w:r>
     </w:p>
     <w:p>
@@ -11774,7 +11389,19 @@
         <w:rPr>
           <w:rFonts w:ascii="Calibri" w:eastAsia="Yu Gothic" w:hAnsi="Calibri"/>
         </w:rPr>
-        <w:t xml:space="preserve">The identification number is the same value as the “matching number” and “work number” of the Draft Project Proposal (Chapter 1, 8.2 “Identifier scheme”).</w:t>
+        <w:t xml:space="preserve">The identification number put in a file name is the 13 characters without separators (for example, </w:t>
+      </w:r>
+      <w:r>
+        <w:rPr>
+          <w:rFonts w:ascii="Consolas" w:eastAsia="Yu Gothic" w:hAnsi="Consolas"/>
+        </w:rPr>
+        <w:t xml:space="preserve">P0KT0G82CJB2M</w:t>
+      </w:r>
+      <w:r>
+        <w:rPr>
+          <w:rFonts w:ascii="Calibri" w:eastAsia="Yu Gothic" w:hAnsi="Calibri"/>
+        </w:rPr>
+        <w:t xml:space="preserve">). Separators are used only for display.</w:t>
       </w:r>
     </w:p>
     <w:p>
@@ -11801,8 +11428,8 @@
         </w:tblBorders>
       </w:tblPr>
       <w:tblGrid>
-        <w:gridCol w:w="1420"/>
-        <w:gridCol w:w="8218"/>
+        <w:gridCol w:w="1520"/>
+        <w:gridCol w:w="8118"/>
       </w:tblGrid>
       <w:tr>
         <w:trPr>
@@ -11811,7 +11438,7 @@
         </w:trPr>
         <w:tc>
           <w:tcPr>
-            <w:tcW w:type="dxa" w:w="1420"/>
+            <w:tcW w:type="dxa" w:w="1520"/>
             <w:tcBorders>
               <w:top w:val="single" w:color="A6B8D0" w:sz="4"/>
               <w:left w:val="single" w:color="A6B8D0" w:sz="4"/>
@@ -11846,7 +11473,7 @@
         </w:tc>
         <w:tc>
           <w:tcPr>
-            <w:tcW w:type="dxa" w:w="8218"/>
+            <w:tcW w:type="dxa" w:w="8118"/>
             <w:tcBorders>
               <w:top w:val="single" w:color="A6B8D0" w:sz="4"/>
               <w:left w:val="single" w:color="A6B8D0" w:sz="4"/>
@@ -11887,23 +11514,23 @@
         </w:trPr>
         <w:tc>
           <w:tcPr>
-            <w:tcW w:type="dxa" w:w="1420"/>
-            <w:tcBorders>
-              <w:top w:val="single" w:color="A6B8D0" w:sz="4"/>
-              <w:left w:val="single" w:color="A6B8D0" w:sz="4"/>
-              <w:bottom w:val="single" w:color="A6B8D0" w:sz="4"/>
-              <w:right w:val="single" w:color="A6B8D0" w:sz="4"/>
-            </w:tcBorders>
-            <w:tcMar>
-              <w:top w:type="dxa" w:w="50"/>
-              <w:left w:type="dxa" w:w="90"/>
-              <w:bottom w:type="dxa" w:w="50"/>
-              <w:right w:type="dxa" w:w="90"/>
-            </w:tcMar>
-          </w:tcPr>
-          <w:p>
-            <w:pPr>
-              <w:keepNext/>
+            <w:tcW w:type="dxa" w:w="1520"/>
+            <w:tcBorders>
+              <w:top w:val="single" w:color="A6B8D0" w:sz="4"/>
+              <w:left w:val="single" w:color="A6B8D0" w:sz="4"/>
+              <w:bottom w:val="single" w:color="A6B8D0" w:sz="4"/>
+              <w:right w:val="single" w:color="A6B8D0" w:sz="4"/>
+            </w:tcBorders>
+            <w:tcMar>
+              <w:top w:type="dxa" w:w="50"/>
+              <w:left w:type="dxa" w:w="90"/>
+              <w:bottom w:type="dxa" w:w="50"/>
+              <w:right w:type="dxa" w:w="90"/>
+            </w:tcMar>
+          </w:tcPr>
+          <w:p>
+            <w:pPr>
+              <w:keepNext w:val="false"/>
               <w:keepLines/>
               <w:spacing w:after="0" w:before="0" w:line="280"/>
             </w:pPr>
@@ -11921,23 +11548,23 @@
         </w:tc>
         <w:tc>
           <w:tcPr>
-            <w:tcW w:type="dxa" w:w="8218"/>
-            <w:tcBorders>
-              <w:top w:val="single" w:color="A6B8D0" w:sz="4"/>
-              <w:left w:val="single" w:color="A6B8D0" w:sz="4"/>
-              <w:bottom w:val="single" w:color="A6B8D0" w:sz="4"/>
-              <w:right w:val="single" w:color="A6B8D0" w:sz="4"/>
-            </w:tcBorders>
-            <w:tcMar>
-              <w:top w:type="dxa" w:w="50"/>
-              <w:left w:type="dxa" w:w="90"/>
-              <w:bottom w:type="dxa" w:w="50"/>
-              <w:right w:type="dxa" w:w="90"/>
-            </w:tcMar>
-          </w:tcPr>
-          <w:p>
-            <w:pPr>
-              <w:keepNext/>
+            <w:tcW w:type="dxa" w:w="8118"/>
+            <w:tcBorders>
+              <w:top w:val="single" w:color="A6B8D0" w:sz="4"/>
+              <w:left w:val="single" w:color="A6B8D0" w:sz="4"/>
+              <w:bottom w:val="single" w:color="A6B8D0" w:sz="4"/>
+              <w:right w:val="single" w:color="A6B8D0" w:sz="4"/>
+            </w:tcBorders>
+            <w:tcMar>
+              <w:top w:type="dxa" w:w="50"/>
+              <w:left w:type="dxa" w:w="90"/>
+              <w:bottom w:type="dxa" w:w="50"/>
+              <w:right w:type="dxa" w:w="90"/>
+            </w:tcMar>
+          </w:tcPr>
+          <w:p>
+            <w:pPr>
+              <w:keepNext w:val="false"/>
               <w:keepLines/>
               <w:spacing w:after="0" w:before="0" w:line="280"/>
             </w:pPr>
@@ -11961,23 +11588,23 @@
         </w:trPr>
         <w:tc>
           <w:tcPr>
-            <w:tcW w:type="dxa" w:w="1420"/>
-            <w:tcBorders>
-              <w:top w:val="single" w:color="A6B8D0" w:sz="4"/>
-              <w:left w:val="single" w:color="A6B8D0" w:sz="4"/>
-              <w:bottom w:val="single" w:color="A6B8D0" w:sz="4"/>
-              <w:right w:val="single" w:color="A6B8D0" w:sz="4"/>
-            </w:tcBorders>
-            <w:tcMar>
-              <w:top w:type="dxa" w:w="50"/>
-              <w:left w:type="dxa" w:w="90"/>
-              <w:bottom w:type="dxa" w:w="50"/>
-              <w:right w:type="dxa" w:w="90"/>
-            </w:tcMar>
-          </w:tcPr>
-          <w:p>
-            <w:pPr>
-              <w:keepNext/>
+            <w:tcW w:type="dxa" w:w="1520"/>
+            <w:tcBorders>
+              <w:top w:val="single" w:color="A6B8D0" w:sz="4"/>
+              <w:left w:val="single" w:color="A6B8D0" w:sz="4"/>
+              <w:bottom w:val="single" w:color="A6B8D0" w:sz="4"/>
+              <w:right w:val="single" w:color="A6B8D0" w:sz="4"/>
+            </w:tcBorders>
+            <w:tcMar>
+              <w:top w:type="dxa" w:w="50"/>
+              <w:left w:type="dxa" w:w="90"/>
+              <w:bottom w:type="dxa" w:w="50"/>
+              <w:right w:type="dxa" w:w="90"/>
+            </w:tcMar>
+          </w:tcPr>
+          <w:p>
+            <w:pPr>
+              <w:keepNext w:val="false"/>
               <w:keepLines/>
               <w:spacing w:after="0" w:before="0" w:line="280"/>
             </w:pPr>
@@ -11995,23 +11622,23 @@
         </w:tc>
         <w:tc>
           <w:tcPr>
-            <w:tcW w:type="dxa" w:w="8218"/>
-            <w:tcBorders>
-              <w:top w:val="single" w:color="A6B8D0" w:sz="4"/>
-              <w:left w:val="single" w:color="A6B8D0" w:sz="4"/>
-              <w:bottom w:val="single" w:color="A6B8D0" w:sz="4"/>
-              <w:right w:val="single" w:color="A6B8D0" w:sz="4"/>
-            </w:tcBorders>
-            <w:tcMar>
-              <w:top w:type="dxa" w:w="50"/>
-              <w:left w:type="dxa" w:w="90"/>
-              <w:bottom w:type="dxa" w:w="50"/>
-              <w:right w:type="dxa" w:w="90"/>
-            </w:tcMar>
-          </w:tcPr>
-          <w:p>
-            <w:pPr>
-              <w:keepNext/>
+            <w:tcW w:type="dxa" w:w="8118"/>
+            <w:tcBorders>
+              <w:top w:val="single" w:color="A6B8D0" w:sz="4"/>
+              <w:left w:val="single" w:color="A6B8D0" w:sz="4"/>
+              <w:bottom w:val="single" w:color="A6B8D0" w:sz="4"/>
+              <w:right w:val="single" w:color="A6B8D0" w:sz="4"/>
+            </w:tcBorders>
+            <w:tcMar>
+              <w:top w:type="dxa" w:w="50"/>
+              <w:left w:type="dxa" w:w="90"/>
+              <w:bottom w:type="dxa" w:w="50"/>
+              <w:right w:type="dxa" w:w="90"/>
+            </w:tcMar>
+          </w:tcPr>
+          <w:p>
+            <w:pPr>
+              <w:keepNext w:val="false"/>
               <w:keepLines/>
               <w:spacing w:after="0" w:before="0" w:line="280"/>
             </w:pPr>
@@ -12035,23 +11662,23 @@
         </w:trPr>
         <w:tc>
           <w:tcPr>
-            <w:tcW w:type="dxa" w:w="1420"/>
-            <w:tcBorders>
-              <w:top w:val="single" w:color="A6B8D0" w:sz="4"/>
-              <w:left w:val="single" w:color="A6B8D0" w:sz="4"/>
-              <w:bottom w:val="single" w:color="A6B8D0" w:sz="4"/>
-              <w:right w:val="single" w:color="A6B8D0" w:sz="4"/>
-            </w:tcBorders>
-            <w:tcMar>
-              <w:top w:type="dxa" w:w="50"/>
-              <w:left w:type="dxa" w:w="90"/>
-              <w:bottom w:type="dxa" w:w="50"/>
-              <w:right w:type="dxa" w:w="90"/>
-            </w:tcMar>
-          </w:tcPr>
-          <w:p>
-            <w:pPr>
-              <w:keepNext/>
+            <w:tcW w:type="dxa" w:w="1520"/>
+            <w:tcBorders>
+              <w:top w:val="single" w:color="A6B8D0" w:sz="4"/>
+              <w:left w:val="single" w:color="A6B8D0" w:sz="4"/>
+              <w:bottom w:val="single" w:color="A6B8D0" w:sz="4"/>
+              <w:right w:val="single" w:color="A6B8D0" w:sz="4"/>
+            </w:tcBorders>
+            <w:tcMar>
+              <w:top w:type="dxa" w:w="50"/>
+              <w:left w:type="dxa" w:w="90"/>
+              <w:bottom w:type="dxa" w:w="50"/>
+              <w:right w:type="dxa" w:w="90"/>
+            </w:tcMar>
+          </w:tcPr>
+          <w:p>
+            <w:pPr>
+              <w:keepNext w:val="false"/>
               <w:keepLines/>
               <w:spacing w:after="0" w:before="0" w:line="280"/>
             </w:pPr>
@@ -12069,23 +11696,23 @@
         </w:tc>
         <w:tc>
           <w:tcPr>
-            <w:tcW w:type="dxa" w:w="8218"/>
-            <w:tcBorders>
-              <w:top w:val="single" w:color="A6B8D0" w:sz="4"/>
-              <w:left w:val="single" w:color="A6B8D0" w:sz="4"/>
-              <w:bottom w:val="single" w:color="A6B8D0" w:sz="4"/>
-              <w:right w:val="single" w:color="A6B8D0" w:sz="4"/>
-            </w:tcBorders>
-            <w:tcMar>
-              <w:top w:type="dxa" w:w="50"/>
-              <w:left w:type="dxa" w:w="90"/>
-              <w:bottom w:type="dxa" w:w="50"/>
-              <w:right w:type="dxa" w:w="90"/>
-            </w:tcMar>
-          </w:tcPr>
-          <w:p>
-            <w:pPr>
-              <w:keepNext/>
+            <w:tcW w:type="dxa" w:w="8118"/>
+            <w:tcBorders>
+              <w:top w:val="single" w:color="A6B8D0" w:sz="4"/>
+              <w:left w:val="single" w:color="A6B8D0" w:sz="4"/>
+              <w:bottom w:val="single" w:color="A6B8D0" w:sz="4"/>
+              <w:right w:val="single" w:color="A6B8D0" w:sz="4"/>
+            </w:tcBorders>
+            <w:tcMar>
+              <w:top w:type="dxa" w:w="50"/>
+              <w:left w:type="dxa" w:w="90"/>
+              <w:bottom w:type="dxa" w:w="50"/>
+              <w:right w:type="dxa" w:w="90"/>
+            </w:tcMar>
+          </w:tcPr>
+          <w:p>
+            <w:pPr>
+              <w:keepNext w:val="false"/>
               <w:keepLines/>
               <w:spacing w:after="0" w:before="0" w:line="280"/>
             </w:pPr>
@@ -12118,6 +11745,16 @@
                 <w:szCs w:val="18"/>
               </w:rPr>
               <w:t xml:space="preserve">sns</w:t>
+            </w:r>
+            <w:r>
+              <w:rPr>
+                <w:rFonts w:ascii="Calibri" w:eastAsia="Yu Gothic" w:hAnsi="Calibri"/>
+                <w:b w:val="false"/>
+                <w:bCs w:val="false"/>
+                <w:sz w:val="18"/>
+                <w:szCs w:val="18"/>
+              </w:rPr>
+              <w:t xml:space="preserve"> (social media. The “decide for yourself” preset of Chapter 4, 14.1 is also this, and the Permitted Scope is the social media default “viewing only”)</w:t>
             </w:r>
           </w:p>
         </w:tc>
@@ -12129,23 +11766,23 @@
         </w:trPr>
         <w:tc>
           <w:tcPr>
-            <w:tcW w:type="dxa" w:w="1420"/>
-            <w:tcBorders>
-              <w:top w:val="single" w:color="A6B8D0" w:sz="4"/>
-              <w:left w:val="single" w:color="A6B8D0" w:sz="4"/>
-              <w:bottom w:val="single" w:color="A6B8D0" w:sz="4"/>
-              <w:right w:val="single" w:color="A6B8D0" w:sz="4"/>
-            </w:tcBorders>
-            <w:tcMar>
-              <w:top w:type="dxa" w:w="50"/>
-              <w:left w:type="dxa" w:w="90"/>
-              <w:bottom w:type="dxa" w:w="50"/>
-              <w:right w:type="dxa" w:w="90"/>
-            </w:tcMar>
-          </w:tcPr>
-          <w:p>
-            <w:pPr>
-              <w:keepNext/>
+            <w:tcW w:type="dxa" w:w="1520"/>
+            <w:tcBorders>
+              <w:top w:val="single" w:color="A6B8D0" w:sz="4"/>
+              <w:left w:val="single" w:color="A6B8D0" w:sz="4"/>
+              <w:bottom w:val="single" w:color="A6B8D0" w:sz="4"/>
+              <w:right w:val="single" w:color="A6B8D0" w:sz="4"/>
+            </w:tcBorders>
+            <w:tcMar>
+              <w:top w:type="dxa" w:w="50"/>
+              <w:left w:type="dxa" w:w="90"/>
+              <w:bottom w:type="dxa" w:w="50"/>
+              <w:right w:type="dxa" w:w="90"/>
+            </w:tcMar>
+          </w:tcPr>
+          <w:p>
+            <w:pPr>
+              <w:keepNext w:val="false"/>
               <w:keepLines/>
               <w:spacing w:after="0" w:before="0" w:line="280"/>
             </w:pPr>
@@ -12163,35 +11800,35 @@
         </w:tc>
         <w:tc>
           <w:tcPr>
-            <w:tcW w:type="dxa" w:w="8218"/>
-            <w:tcBorders>
-              <w:top w:val="single" w:color="A6B8D0" w:sz="4"/>
-              <w:left w:val="single" w:color="A6B8D0" w:sz="4"/>
-              <w:bottom w:val="single" w:color="A6B8D0" w:sz="4"/>
-              <w:right w:val="single" w:color="A6B8D0" w:sz="4"/>
-            </w:tcBorders>
-            <w:tcMar>
-              <w:top w:type="dxa" w:w="50"/>
-              <w:left w:type="dxa" w:w="90"/>
-              <w:bottom w:type="dxa" w:w="50"/>
-              <w:right w:type="dxa" w:w="90"/>
-            </w:tcMar>
-          </w:tcPr>
-          <w:p>
-            <w:pPr>
-              <w:keepNext/>
-              <w:keepLines/>
-              <w:spacing w:after="0" w:before="0" w:line="280"/>
-            </w:pPr>
-            <w:r>
-              <w:rPr>
-                <w:rFonts w:ascii="Calibri" w:eastAsia="Yu Gothic" w:hAnsi="Calibri"/>
-                <w:b w:val="false"/>
-                <w:bCs w:val="false"/>
-                <w:sz w:val="18"/>
-                <w:szCs w:val="18"/>
-              </w:rPr>
-              <w:t xml:space="preserve">The Original's SHA-256, format, pixel size, PDQ (if readable)</w:t>
+            <w:tcW w:type="dxa" w:w="8118"/>
+            <w:tcBorders>
+              <w:top w:val="single" w:color="A6B8D0" w:sz="4"/>
+              <w:left w:val="single" w:color="A6B8D0" w:sz="4"/>
+              <w:bottom w:val="single" w:color="A6B8D0" w:sz="4"/>
+              <w:right w:val="single" w:color="A6B8D0" w:sz="4"/>
+            </w:tcBorders>
+            <w:tcMar>
+              <w:top w:type="dxa" w:w="50"/>
+              <w:left w:type="dxa" w:w="90"/>
+              <w:bottom w:type="dxa" w:w="50"/>
+              <w:right w:type="dxa" w:w="90"/>
+            </w:tcMar>
+          </w:tcPr>
+          <w:p>
+            <w:pPr>
+              <w:keepNext w:val="false"/>
+              <w:keepLines/>
+              <w:spacing w:after="0" w:before="0" w:line="280"/>
+            </w:pPr>
+            <w:r>
+              <w:rPr>
+                <w:rFonts w:ascii="Calibri" w:eastAsia="Yu Gothic" w:hAnsi="Calibri"/>
+                <w:b w:val="false"/>
+                <w:bCs w:val="false"/>
+                <w:sz w:val="18"/>
+                <w:szCs w:val="18"/>
+              </w:rPr>
+              <w:t xml:space="preserve">The Original's SHA-256, format, pixel size, PDQ (if readable), the Original's location, the SHA-256 of new versions of the Original (re-development) (Chapter 2, 4.2), the shooting date/time (the EXIF shooting date/time; recorded regardless of the setting for keeping it in the output; none if absent. Used for the “date of shooting” in complaint model texts; Chapter 7, 3.3.3)</w:t>
             </w:r>
           </w:p>
         </w:tc>
@@ -12203,23 +11840,23 @@
         </w:trPr>
         <w:tc>
           <w:tcPr>
-            <w:tcW w:type="dxa" w:w="1420"/>
-            <w:tcBorders>
-              <w:top w:val="single" w:color="A6B8D0" w:sz="4"/>
-              <w:left w:val="single" w:color="A6B8D0" w:sz="4"/>
-              <w:bottom w:val="single" w:color="A6B8D0" w:sz="4"/>
-              <w:right w:val="single" w:color="A6B8D0" w:sz="4"/>
-            </w:tcBorders>
-            <w:tcMar>
-              <w:top w:type="dxa" w:w="50"/>
-              <w:left w:type="dxa" w:w="90"/>
-              <w:bottom w:type="dxa" w:w="50"/>
-              <w:right w:type="dxa" w:w="90"/>
-            </w:tcMar>
-          </w:tcPr>
-          <w:p>
-            <w:pPr>
-              <w:keepNext/>
+            <w:tcW w:type="dxa" w:w="1520"/>
+            <w:tcBorders>
+              <w:top w:val="single" w:color="A6B8D0" w:sz="4"/>
+              <w:left w:val="single" w:color="A6B8D0" w:sz="4"/>
+              <w:bottom w:val="single" w:color="A6B8D0" w:sz="4"/>
+              <w:right w:val="single" w:color="A6B8D0" w:sz="4"/>
+            </w:tcBorders>
+            <w:tcMar>
+              <w:top w:type="dxa" w:w="50"/>
+              <w:left w:type="dxa" w:w="90"/>
+              <w:bottom w:type="dxa" w:w="50"/>
+              <w:right w:type="dxa" w:w="90"/>
+            </w:tcMar>
+          </w:tcPr>
+          <w:p>
+            <w:pPr>
+              <w:keepNext w:val="false"/>
               <w:keepLines/>
               <w:spacing w:after="0" w:before="0" w:line="280"/>
             </w:pPr>
@@ -12237,35 +11874,35 @@
         </w:tc>
         <w:tc>
           <w:tcPr>
-            <w:tcW w:type="dxa" w:w="8218"/>
-            <w:tcBorders>
-              <w:top w:val="single" w:color="A6B8D0" w:sz="4"/>
-              <w:left w:val="single" w:color="A6B8D0" w:sz="4"/>
-              <w:bottom w:val="single" w:color="A6B8D0" w:sz="4"/>
-              <w:right w:val="single" w:color="A6B8D0" w:sz="4"/>
-            </w:tcBorders>
-            <w:tcMar>
-              <w:top w:type="dxa" w:w="50"/>
-              <w:left w:type="dxa" w:w="90"/>
-              <w:bottom w:type="dxa" w:w="50"/>
-              <w:right w:type="dxa" w:w="90"/>
-            </w:tcMar>
-          </w:tcPr>
-          <w:p>
-            <w:pPr>
-              <w:keepNext/>
-              <w:keepLines/>
-              <w:spacing w:after="0" w:before="0" w:line="280"/>
-            </w:pPr>
-            <w:r>
-              <w:rPr>
-                <w:rFonts w:ascii="Calibri" w:eastAsia="Yu Gothic" w:hAnsi="Calibri"/>
-                <w:b w:val="false"/>
-                <w:bCs w:val="false"/>
-                <w:sz w:val="18"/>
-                <w:szCs w:val="18"/>
-              </w:rPr>
-              <w:t xml:space="preserve">The output's SHA-256, format, pixel size, PDQ, file name</w:t>
+            <w:tcW w:type="dxa" w:w="8118"/>
+            <w:tcBorders>
+              <w:top w:val="single" w:color="A6B8D0" w:sz="4"/>
+              <w:left w:val="single" w:color="A6B8D0" w:sz="4"/>
+              <w:bottom w:val="single" w:color="A6B8D0" w:sz="4"/>
+              <w:right w:val="single" w:color="A6B8D0" w:sz="4"/>
+            </w:tcBorders>
+            <w:tcMar>
+              <w:top w:type="dxa" w:w="50"/>
+              <w:left w:type="dxa" w:w="90"/>
+              <w:bottom w:type="dxa" w:w="50"/>
+              <w:right w:type="dxa" w:w="90"/>
+            </w:tcMar>
+          </w:tcPr>
+          <w:p>
+            <w:pPr>
+              <w:keepNext w:val="false"/>
+              <w:keepLines/>
+              <w:spacing w:after="0" w:before="0" w:line="280"/>
+            </w:pPr>
+            <w:r>
+              <w:rPr>
+                <w:rFonts w:ascii="Calibri" w:eastAsia="Yu Gothic" w:hAnsi="Calibri"/>
+                <w:b w:val="false"/>
+                <w:bCs w:val="false"/>
+                <w:sz w:val="18"/>
+                <w:szCs w:val="18"/>
+              </w:rPr>
+              <w:t xml:space="preserve">The output's SHA-256, format, pixel size, PDQ, ISCC (6), file name (the portable name), the original file name, the mapping if the name was corrected (10.1), the output location (the export folder; used for generating corrected Enclosed Documents (Chapter 5, 2.4) and for the operation that opens the output folder)</w:t>
             </w:r>
           </w:p>
         </w:tc>
@@ -12277,23 +11914,23 @@
         </w:trPr>
         <w:tc>
           <w:tcPr>
-            <w:tcW w:type="dxa" w:w="1420"/>
-            <w:tcBorders>
-              <w:top w:val="single" w:color="A6B8D0" w:sz="4"/>
-              <w:left w:val="single" w:color="A6B8D0" w:sz="4"/>
-              <w:bottom w:val="single" w:color="A6B8D0" w:sz="4"/>
-              <w:right w:val="single" w:color="A6B8D0" w:sz="4"/>
-            </w:tcBorders>
-            <w:tcMar>
-              <w:top w:type="dxa" w:w="50"/>
-              <w:left w:type="dxa" w:w="90"/>
-              <w:bottom w:type="dxa" w:w="50"/>
-              <w:right w:type="dxa" w:w="90"/>
-            </w:tcMar>
-          </w:tcPr>
-          <w:p>
-            <w:pPr>
-              <w:keepNext/>
+            <w:tcW w:type="dxa" w:w="1520"/>
+            <w:tcBorders>
+              <w:top w:val="single" w:color="A6B8D0" w:sz="4"/>
+              <w:left w:val="single" w:color="A6B8D0" w:sz="4"/>
+              <w:bottom w:val="single" w:color="A6B8D0" w:sz="4"/>
+              <w:right w:val="single" w:color="A6B8D0" w:sz="4"/>
+            </w:tcBorders>
+            <w:tcMar>
+              <w:top w:type="dxa" w:w="50"/>
+              <w:left w:type="dxa" w:w="90"/>
+              <w:bottom w:type="dxa" w:w="50"/>
+              <w:right w:type="dxa" w:w="90"/>
+            </w:tcMar>
+          </w:tcPr>
+          <w:p>
+            <w:pPr>
+              <w:keepNext w:val="false"/>
               <w:keepLines/>
               <w:spacing w:after="0" w:before="0" w:line="280"/>
             </w:pPr>
@@ -12311,23 +11948,23 @@
         </w:tc>
         <w:tc>
           <w:tcPr>
-            <w:tcW w:type="dxa" w:w="8218"/>
-            <w:tcBorders>
-              <w:top w:val="single" w:color="A6B8D0" w:sz="4"/>
-              <w:left w:val="single" w:color="A6B8D0" w:sz="4"/>
-              <w:bottom w:val="single" w:color="A6B8D0" w:sz="4"/>
-              <w:right w:val="single" w:color="A6B8D0" w:sz="4"/>
-            </w:tcBorders>
-            <w:tcMar>
-              <w:top w:type="dxa" w:w="50"/>
-              <w:left w:type="dxa" w:w="90"/>
-              <w:bottom w:type="dxa" w:w="50"/>
-              <w:right w:type="dxa" w:w="90"/>
-            </w:tcMar>
-          </w:tcPr>
-          <w:p>
-            <w:pPr>
-              <w:keepNext/>
+            <w:tcW w:type="dxa" w:w="8118"/>
+            <w:tcBorders>
+              <w:top w:val="single" w:color="A6B8D0" w:sz="4"/>
+              <w:left w:val="single" w:color="A6B8D0" w:sz="4"/>
+              <w:bottom w:val="single" w:color="A6B8D0" w:sz="4"/>
+              <w:right w:val="single" w:color="A6B8D0" w:sz="4"/>
+            </w:tcBorders>
+            <w:tcMar>
+              <w:top w:type="dxa" w:w="50"/>
+              <w:left w:type="dxa" w:w="90"/>
+              <w:bottom w:type="dxa" w:w="50"/>
+              <w:right w:type="dxa" w:w="90"/>
+            </w:tcMar>
+          </w:tcPr>
+          <w:p>
+            <w:pPr>
+              <w:keepNext w:val="false"/>
               <w:keepLines/>
               <w:spacing w:after="0" w:before="0" w:line="280"/>
             </w:pPr>
@@ -12351,23 +11988,23 @@
         </w:trPr>
         <w:tc>
           <w:tcPr>
-            <w:tcW w:type="dxa" w:w="1420"/>
-            <w:tcBorders>
-              <w:top w:val="single" w:color="A6B8D0" w:sz="4"/>
-              <w:left w:val="single" w:color="A6B8D0" w:sz="4"/>
-              <w:bottom w:val="single" w:color="A6B8D0" w:sz="4"/>
-              <w:right w:val="single" w:color="A6B8D0" w:sz="4"/>
-            </w:tcBorders>
-            <w:tcMar>
-              <w:top w:type="dxa" w:w="50"/>
-              <w:left w:type="dxa" w:w="90"/>
-              <w:bottom w:type="dxa" w:w="50"/>
-              <w:right w:type="dxa" w:w="90"/>
-            </w:tcMar>
-          </w:tcPr>
-          <w:p>
-            <w:pPr>
-              <w:keepNext/>
+            <w:tcW w:type="dxa" w:w="1520"/>
+            <w:tcBorders>
+              <w:top w:val="single" w:color="A6B8D0" w:sz="4"/>
+              <w:left w:val="single" w:color="A6B8D0" w:sz="4"/>
+              <w:bottom w:val="single" w:color="A6B8D0" w:sz="4"/>
+              <w:right w:val="single" w:color="A6B8D0" w:sz="4"/>
+            </w:tcBorders>
+            <w:tcMar>
+              <w:top w:type="dxa" w:w="50"/>
+              <w:left w:type="dxa" w:w="90"/>
+              <w:bottom w:type="dxa" w:w="50"/>
+              <w:right w:type="dxa" w:w="90"/>
+            </w:tcMar>
+          </w:tcPr>
+          <w:p>
+            <w:pPr>
+              <w:keepNext w:val="false"/>
               <w:keepLines/>
               <w:spacing w:after="0" w:before="0" w:line="280"/>
             </w:pPr>
@@ -12385,35 +12022,35 @@
         </w:tc>
         <w:tc>
           <w:tcPr>
-            <w:tcW w:type="dxa" w:w="8218"/>
-            <w:tcBorders>
-              <w:top w:val="single" w:color="A6B8D0" w:sz="4"/>
-              <w:left w:val="single" w:color="A6B8D0" w:sz="4"/>
-              <w:bottom w:val="single" w:color="A6B8D0" w:sz="4"/>
-              <w:right w:val="single" w:color="A6B8D0" w:sz="4"/>
-            </w:tcBorders>
-            <w:tcMar>
-              <w:top w:type="dxa" w:w="50"/>
-              <w:left w:type="dxa" w:w="90"/>
-              <w:bottom w:type="dxa" w:w="50"/>
-              <w:right w:type="dxa" w:w="90"/>
-            </w:tcMar>
-          </w:tcPr>
-          <w:p>
-            <w:pPr>
-              <w:keepNext/>
-              <w:keepLines/>
-              <w:spacing w:after="0" w:before="0" w:line="280"/>
-            </w:pPr>
-            <w:r>
-              <w:rPr>
-                <w:rFonts w:ascii="Calibri" w:eastAsia="Yu Gothic" w:hAnsi="Calibri"/>
-                <w:b w:val="false"/>
-                <w:bCs w:val="false"/>
-                <w:sz w:val="18"/>
-                <w:szCs w:val="18"/>
-              </w:rPr>
-              <w:t xml:space="preserve">The ID and version of the Permitted Scope, the SHA-256 of the Enclosed Document, the version of the reference information</w:t>
+            <w:tcW w:type="dxa" w:w="8118"/>
+            <w:tcBorders>
+              <w:top w:val="single" w:color="A6B8D0" w:sz="4"/>
+              <w:left w:val="single" w:color="A6B8D0" w:sz="4"/>
+              <w:bottom w:val="single" w:color="A6B8D0" w:sz="4"/>
+              <w:right w:val="single" w:color="A6B8D0" w:sz="4"/>
+            </w:tcBorders>
+            <w:tcMar>
+              <w:top w:type="dxa" w:w="50"/>
+              <w:left w:type="dxa" w:w="90"/>
+              <w:bottom w:type="dxa" w:w="50"/>
+              <w:right w:type="dxa" w:w="90"/>
+            </w:tcMar>
+          </w:tcPr>
+          <w:p>
+            <w:pPr>
+              <w:keepNext w:val="false"/>
+              <w:keepLines/>
+              <w:spacing w:after="0" w:before="0" w:line="280"/>
+            </w:pPr>
+            <w:r>
+              <w:rPr>
+                <w:rFonts w:ascii="Calibri" w:eastAsia="Yu Gothic" w:hAnsi="Calibri"/>
+                <w:b w:val="false"/>
+                <w:bCs w:val="false"/>
+                <w:sz w:val="18"/>
+                <w:szCs w:val="18"/>
+              </w:rPr>
+              <w:t xml:space="preserve">The ID and version of the Permitted Scope, the SHA-256 of the Enclosed Document, the version of the reference information and the SHA-256 of each wording file used (Chapter 5, 4)</w:t>
             </w:r>
           </w:p>
         </w:tc>
@@ -12425,23 +12062,23 @@
         </w:trPr>
         <w:tc>
           <w:tcPr>
-            <w:tcW w:type="dxa" w:w="1420"/>
-            <w:tcBorders>
-              <w:top w:val="single" w:color="A6B8D0" w:sz="4"/>
-              <w:left w:val="single" w:color="A6B8D0" w:sz="4"/>
-              <w:bottom w:val="single" w:color="A6B8D0" w:sz="4"/>
-              <w:right w:val="single" w:color="A6B8D0" w:sz="4"/>
-            </w:tcBorders>
-            <w:tcMar>
-              <w:top w:type="dxa" w:w="50"/>
-              <w:left w:type="dxa" w:w="90"/>
-              <w:bottom w:type="dxa" w:w="50"/>
-              <w:right w:type="dxa" w:w="90"/>
-            </w:tcMar>
-          </w:tcPr>
-          <w:p>
-            <w:pPr>
-              <w:keepNext/>
+            <w:tcW w:type="dxa" w:w="1520"/>
+            <w:tcBorders>
+              <w:top w:val="single" w:color="A6B8D0" w:sz="4"/>
+              <w:left w:val="single" w:color="A6B8D0" w:sz="4"/>
+              <w:bottom w:val="single" w:color="A6B8D0" w:sz="4"/>
+              <w:right w:val="single" w:color="A6B8D0" w:sz="4"/>
+            </w:tcBorders>
+            <w:tcMar>
+              <w:top w:type="dxa" w:w="50"/>
+              <w:left w:type="dxa" w:w="90"/>
+              <w:bottom w:type="dxa" w:w="50"/>
+              <w:right w:type="dxa" w:w="90"/>
+            </w:tcMar>
+          </w:tcPr>
+          <w:p>
+            <w:pPr>
+              <w:keepNext w:val="false"/>
               <w:keepLines/>
               <w:spacing w:after="0" w:before="0" w:line="280"/>
             </w:pPr>
@@ -12459,23 +12096,23 @@
         </w:tc>
         <w:tc>
           <w:tcPr>
-            <w:tcW w:type="dxa" w:w="8218"/>
-            <w:tcBorders>
-              <w:top w:val="single" w:color="A6B8D0" w:sz="4"/>
-              <w:left w:val="single" w:color="A6B8D0" w:sz="4"/>
-              <w:bottom w:val="single" w:color="A6B8D0" w:sz="4"/>
-              <w:right w:val="single" w:color="A6B8D0" w:sz="4"/>
-            </w:tcBorders>
-            <w:tcMar>
-              <w:top w:type="dxa" w:w="50"/>
-              <w:left w:type="dxa" w:w="90"/>
-              <w:bottom w:type="dxa" w:w="50"/>
-              <w:right w:type="dxa" w:w="90"/>
-            </w:tcMar>
-          </w:tcPr>
-          <w:p>
-            <w:pPr>
-              <w:keepNext/>
+            <w:tcW w:type="dxa" w:w="8118"/>
+            <w:tcBorders>
+              <w:top w:val="single" w:color="A6B8D0" w:sz="4"/>
+              <w:left w:val="single" w:color="A6B8D0" w:sz="4"/>
+              <w:bottom w:val="single" w:color="A6B8D0" w:sz="4"/>
+              <w:right w:val="single" w:color="A6B8D0" w:sz="4"/>
+            </w:tcBorders>
+            <w:tcMar>
+              <w:top w:type="dxa" w:w="50"/>
+              <w:left w:type="dxa" w:w="90"/>
+              <w:bottom w:type="dxa" w:w="50"/>
+              <w:right w:type="dxa" w:w="90"/>
+            </w:tcMar>
+          </w:tcPr>
+          <w:p>
+            <w:pPr>
+              <w:keepNext w:val="false"/>
               <w:keepLines/>
               <w:spacing w:after="0" w:before="0" w:line="280"/>
             </w:pPr>
@@ -12499,23 +12136,23 @@
         </w:trPr>
         <w:tc>
           <w:tcPr>
-            <w:tcW w:type="dxa" w:w="1420"/>
-            <w:tcBorders>
-              <w:top w:val="single" w:color="A6B8D0" w:sz="4"/>
-              <w:left w:val="single" w:color="A6B8D0" w:sz="4"/>
-              <w:bottom w:val="single" w:color="A6B8D0" w:sz="4"/>
-              <w:right w:val="single" w:color="A6B8D0" w:sz="4"/>
-            </w:tcBorders>
-            <w:tcMar>
-              <w:top w:type="dxa" w:w="50"/>
-              <w:left w:type="dxa" w:w="90"/>
-              <w:bottom w:type="dxa" w:w="50"/>
-              <w:right w:type="dxa" w:w="90"/>
-            </w:tcMar>
-          </w:tcPr>
-          <w:p>
-            <w:pPr>
-              <w:keepNext/>
+            <w:tcW w:type="dxa" w:w="1520"/>
+            <w:tcBorders>
+              <w:top w:val="single" w:color="A6B8D0" w:sz="4"/>
+              <w:left w:val="single" w:color="A6B8D0" w:sz="4"/>
+              <w:bottom w:val="single" w:color="A6B8D0" w:sz="4"/>
+              <w:right w:val="single" w:color="A6B8D0" w:sz="4"/>
+            </w:tcBorders>
+            <w:tcMar>
+              <w:top w:type="dxa" w:w="50"/>
+              <w:left w:type="dxa" w:w="90"/>
+              <w:bottom w:type="dxa" w:w="50"/>
+              <w:right w:type="dxa" w:w="90"/>
+            </w:tcMar>
+          </w:tcPr>
+          <w:p>
+            <w:pPr>
+              <w:keepNext w:val="false"/>
               <w:keepLines/>
               <w:spacing w:after="0" w:before="0" w:line="280"/>
             </w:pPr>
@@ -12533,23 +12170,23 @@
         </w:tc>
         <w:tc>
           <w:tcPr>
-            <w:tcW w:type="dxa" w:w="8218"/>
-            <w:tcBorders>
-              <w:top w:val="single" w:color="A6B8D0" w:sz="4"/>
-              <w:left w:val="single" w:color="A6B8D0" w:sz="4"/>
-              <w:bottom w:val="single" w:color="A6B8D0" w:sz="4"/>
-              <w:right w:val="single" w:color="A6B8D0" w:sz="4"/>
-            </w:tcBorders>
-            <w:tcMar>
-              <w:top w:type="dxa" w:w="50"/>
-              <w:left w:type="dxa" w:w="90"/>
-              <w:bottom w:type="dxa" w:w="50"/>
-              <w:right w:type="dxa" w:w="90"/>
-            </w:tcMar>
-          </w:tcPr>
-          <w:p>
-            <w:pPr>
-              <w:keepNext/>
+            <w:tcW w:type="dxa" w:w="8118"/>
+            <w:tcBorders>
+              <w:top w:val="single" w:color="A6B8D0" w:sz="4"/>
+              <w:left w:val="single" w:color="A6B8D0" w:sz="4"/>
+              <w:bottom w:val="single" w:color="A6B8D0" w:sz="4"/>
+              <w:right w:val="single" w:color="A6B8D0" w:sz="4"/>
+            </w:tcBorders>
+            <w:tcMar>
+              <w:top w:type="dxa" w:w="50"/>
+              <w:left w:type="dxa" w:w="90"/>
+              <w:bottom w:type="dxa" w:w="50"/>
+              <w:right w:type="dxa" w:w="90"/>
+            </w:tcMar>
+          </w:tcPr>
+          <w:p>
+            <w:pPr>
+              <w:keepNext w:val="false"/>
               <w:keepLines/>
               <w:spacing w:after="0" w:before="0" w:line="280"/>
             </w:pPr>
@@ -12573,23 +12210,23 @@
         </w:trPr>
         <w:tc>
           <w:tcPr>
-            <w:tcW w:type="dxa" w:w="1420"/>
-            <w:tcBorders>
-              <w:top w:val="single" w:color="A6B8D0" w:sz="4"/>
-              <w:left w:val="single" w:color="A6B8D0" w:sz="4"/>
-              <w:bottom w:val="single" w:color="A6B8D0" w:sz="4"/>
-              <w:right w:val="single" w:color="A6B8D0" w:sz="4"/>
-            </w:tcBorders>
-            <w:tcMar>
-              <w:top w:type="dxa" w:w="50"/>
-              <w:left w:type="dxa" w:w="90"/>
-              <w:bottom w:type="dxa" w:w="50"/>
-              <w:right w:type="dxa" w:w="90"/>
-            </w:tcMar>
-          </w:tcPr>
-          <w:p>
-            <w:pPr>
-              <w:keepNext/>
+            <w:tcW w:type="dxa" w:w="1520"/>
+            <w:tcBorders>
+              <w:top w:val="single" w:color="A6B8D0" w:sz="4"/>
+              <w:left w:val="single" w:color="A6B8D0" w:sz="4"/>
+              <w:bottom w:val="single" w:color="A6B8D0" w:sz="4"/>
+              <w:right w:val="single" w:color="A6B8D0" w:sz="4"/>
+            </w:tcBorders>
+            <w:tcMar>
+              <w:top w:type="dxa" w:w="50"/>
+              <w:left w:type="dxa" w:w="90"/>
+              <w:bottom w:type="dxa" w:w="50"/>
+              <w:right w:type="dxa" w:w="90"/>
+            </w:tcMar>
+          </w:tcPr>
+          <w:p>
+            <w:pPr>
+              <w:keepNext w:val="false"/>
               <w:keepLines/>
               <w:spacing w:after="0" w:before="0" w:line="280"/>
             </w:pPr>
@@ -12607,35 +12244,35 @@
         </w:tc>
         <w:tc>
           <w:tcPr>
-            <w:tcW w:type="dxa" w:w="8218"/>
-            <w:tcBorders>
-              <w:top w:val="single" w:color="A6B8D0" w:sz="4"/>
-              <w:left w:val="single" w:color="A6B8D0" w:sz="4"/>
-              <w:bottom w:val="single" w:color="A6B8D0" w:sz="4"/>
-              <w:right w:val="single" w:color="A6B8D0" w:sz="4"/>
-            </w:tcBorders>
-            <w:tcMar>
-              <w:top w:type="dxa" w:w="50"/>
-              <w:left w:type="dxa" w:w="90"/>
-              <w:bottom w:type="dxa" w:w="50"/>
-              <w:right w:type="dxa" w:w="90"/>
-            </w:tcMar>
-          </w:tcPr>
-          <w:p>
-            <w:pPr>
-              <w:keepNext/>
-              <w:keepLines/>
-              <w:spacing w:after="0" w:before="0" w:line="280"/>
-            </w:pPr>
-            <w:r>
-              <w:rPr>
-                <w:rFonts w:ascii="Calibri" w:eastAsia="Yu Gothic" w:hAnsi="Calibri"/>
-                <w:b w:val="false"/>
-                <w:bCs w:val="false"/>
-                <w:sz w:val="18"/>
-                <w:szCs w:val="18"/>
-              </w:rPr>
-              <w:t xml:space="preserve">The timestamp response (at C2PA signing or attached later), status (attached / deferred)</w:t>
+            <w:tcW w:type="dxa" w:w="8118"/>
+            <w:tcBorders>
+              <w:top w:val="single" w:color="A6B8D0" w:sz="4"/>
+              <w:left w:val="single" w:color="A6B8D0" w:sz="4"/>
+              <w:bottom w:val="single" w:color="A6B8D0" w:sz="4"/>
+              <w:right w:val="single" w:color="A6B8D0" w:sz="4"/>
+            </w:tcBorders>
+            <w:tcMar>
+              <w:top w:type="dxa" w:w="50"/>
+              <w:left w:type="dxa" w:w="90"/>
+              <w:bottom w:type="dxa" w:w="50"/>
+              <w:right w:type="dxa" w:w="90"/>
+            </w:tcMar>
+          </w:tcPr>
+          <w:p>
+            <w:pPr>
+              <w:keepNext w:val="false"/>
+              <w:keepLines/>
+              <w:spacing w:after="0" w:before="0" w:line="280"/>
+            </w:pPr>
+            <w:r>
+              <w:rPr>
+                <w:rFonts w:ascii="Calibri" w:eastAsia="Yu Gothic" w:hAnsi="Calibri"/>
+                <w:b w:val="false"/>
+                <w:bCs w:val="false"/>
+                <w:sz w:val="18"/>
+                <w:szCs w:val="18"/>
+              </w:rPr>
+              <w:t xml:space="preserve">The timestamp responses (at C2PA signing or attached later; all TSAs that responded; 4), status (attached / deferred)</w:t>
             </w:r>
           </w:p>
         </w:tc>
@@ -12647,23 +12284,23 @@
         </w:trPr>
         <w:tc>
           <w:tcPr>
-            <w:tcW w:type="dxa" w:w="1420"/>
-            <w:tcBorders>
-              <w:top w:val="single" w:color="A6B8D0" w:sz="4"/>
-              <w:left w:val="single" w:color="A6B8D0" w:sz="4"/>
-              <w:bottom w:val="single" w:color="A6B8D0" w:sz="4"/>
-              <w:right w:val="single" w:color="A6B8D0" w:sz="4"/>
-            </w:tcBorders>
-            <w:tcMar>
-              <w:top w:type="dxa" w:w="50"/>
-              <w:left w:type="dxa" w:w="90"/>
-              <w:bottom w:type="dxa" w:w="50"/>
-              <w:right w:type="dxa" w:w="90"/>
-            </w:tcMar>
-          </w:tcPr>
-          <w:p>
-            <w:pPr>
-              <w:keepNext/>
+            <w:tcW w:type="dxa" w:w="1520"/>
+            <w:tcBorders>
+              <w:top w:val="single" w:color="A6B8D0" w:sz="4"/>
+              <w:left w:val="single" w:color="A6B8D0" w:sz="4"/>
+              <w:bottom w:val="single" w:color="A6B8D0" w:sz="4"/>
+              <w:right w:val="single" w:color="A6B8D0" w:sz="4"/>
+            </w:tcBorders>
+            <w:tcMar>
+              <w:top w:type="dxa" w:w="50"/>
+              <w:left w:type="dxa" w:w="90"/>
+              <w:bottom w:type="dxa" w:w="50"/>
+              <w:right w:type="dxa" w:w="90"/>
+            </w:tcMar>
+          </w:tcPr>
+          <w:p>
+            <w:pPr>
+              <w:keepNext w:val="false"/>
               <w:keepLines/>
               <w:spacing w:after="0" w:before="0" w:line="280"/>
             </w:pPr>
@@ -12681,35 +12318,35 @@
         </w:tc>
         <w:tc>
           <w:tcPr>
-            <w:tcW w:type="dxa" w:w="8218"/>
-            <w:tcBorders>
-              <w:top w:val="single" w:color="A6B8D0" w:sz="4"/>
-              <w:left w:val="single" w:color="A6B8D0" w:sz="4"/>
-              <w:bottom w:val="single" w:color="A6B8D0" w:sz="4"/>
-              <w:right w:val="single" w:color="A6B8D0" w:sz="4"/>
-            </w:tcBorders>
-            <w:tcMar>
-              <w:top w:type="dxa" w:w="50"/>
-              <w:left w:type="dxa" w:w="90"/>
-              <w:bottom w:type="dxa" w:w="50"/>
-              <w:right w:type="dxa" w:w="90"/>
-            </w:tcMar>
-          </w:tcPr>
-          <w:p>
-            <w:pPr>
-              <w:keepNext/>
-              <w:keepLines/>
-              <w:spacing w:after="0" w:before="0" w:line="280"/>
-            </w:pPr>
-            <w:r>
-              <w:rPr>
-                <w:rFonts w:ascii="Calibri" w:eastAsia="Yu Gothic" w:hAnsi="Calibri"/>
-                <w:b w:val="false"/>
-                <w:bCs w:val="false"/>
-                <w:sz w:val="18"/>
-                <w:szCs w:val="18"/>
-              </w:rPr>
-              <w:t xml:space="preserve">App version, c2pa-rs version, watermark variant and model version</w:t>
+            <w:tcW w:type="dxa" w:w="8118"/>
+            <w:tcBorders>
+              <w:top w:val="single" w:color="A6B8D0" w:sz="4"/>
+              <w:left w:val="single" w:color="A6B8D0" w:sz="4"/>
+              <w:bottom w:val="single" w:color="A6B8D0" w:sz="4"/>
+              <w:right w:val="single" w:color="A6B8D0" w:sz="4"/>
+            </w:tcBorders>
+            <w:tcMar>
+              <w:top w:type="dxa" w:w="50"/>
+              <w:left w:type="dxa" w:w="90"/>
+              <w:bottom w:type="dxa" w:w="50"/>
+              <w:right w:type="dxa" w:w="90"/>
+            </w:tcMar>
+          </w:tcPr>
+          <w:p>
+            <w:pPr>
+              <w:keepNext w:val="false"/>
+              <w:keepLines/>
+              <w:spacing w:after="0" w:before="0" w:line="280"/>
+            </w:pPr>
+            <w:r>
+              <w:rPr>
+                <w:rFonts w:ascii="Calibri" w:eastAsia="Yu Gothic" w:hAnsi="Calibri"/>
+                <w:b w:val="false"/>
+                <w:bCs w:val="false"/>
+                <w:sz w:val="18"/>
+                <w:szCs w:val="18"/>
+              </w:rPr>
+              <w:t xml:space="preserve">App version, c2pa-rs version, watermark variant and model version, the name and version of the color conversion component, the PDQ match threshold (a record of the algorithm selection; Overall Implementation Design 2.1)</w:t>
             </w:r>
           </w:p>
         </w:tc>
@@ -12721,23 +12358,23 @@
         </w:trPr>
         <w:tc>
           <w:tcPr>
-            <w:tcW w:type="dxa" w:w="1420"/>
-            <w:tcBorders>
-              <w:top w:val="single" w:color="A6B8D0" w:sz="4"/>
-              <w:left w:val="single" w:color="A6B8D0" w:sz="4"/>
-              <w:bottom w:val="single" w:color="A6B8D0" w:sz="4"/>
-              <w:right w:val="single" w:color="A6B8D0" w:sz="4"/>
-            </w:tcBorders>
-            <w:tcMar>
-              <w:top w:type="dxa" w:w="50"/>
-              <w:left w:type="dxa" w:w="90"/>
-              <w:bottom w:type="dxa" w:w="50"/>
-              <w:right w:type="dxa" w:w="90"/>
-            </w:tcMar>
-          </w:tcPr>
-          <w:p>
-            <w:pPr>
-              <w:keepNext/>
+            <w:tcW w:type="dxa" w:w="1520"/>
+            <w:tcBorders>
+              <w:top w:val="single" w:color="A6B8D0" w:sz="4"/>
+              <w:left w:val="single" w:color="A6B8D0" w:sz="4"/>
+              <w:bottom w:val="single" w:color="A6B8D0" w:sz="4"/>
+              <w:right w:val="single" w:color="A6B8D0" w:sz="4"/>
+            </w:tcBorders>
+            <w:tcMar>
+              <w:top w:type="dxa" w:w="50"/>
+              <w:left w:type="dxa" w:w="90"/>
+              <w:bottom w:type="dxa" w:w="50"/>
+              <w:right w:type="dxa" w:w="90"/>
+            </w:tcMar>
+          </w:tcPr>
+          <w:p>
+            <w:pPr>
+              <w:keepNext w:val="false"/>
               <w:keepLines/>
               <w:spacing w:after="0" w:before="0" w:line="280"/>
             </w:pPr>
@@ -12755,23 +12392,23 @@
         </w:tc>
         <w:tc>
           <w:tcPr>
-            <w:tcW w:type="dxa" w:w="8218"/>
-            <w:tcBorders>
-              <w:top w:val="single" w:color="A6B8D0" w:sz="4"/>
-              <w:left w:val="single" w:color="A6B8D0" w:sz="4"/>
-              <w:bottom w:val="single" w:color="A6B8D0" w:sz="4"/>
-              <w:right w:val="single" w:color="A6B8D0" w:sz="4"/>
-            </w:tcBorders>
-            <w:tcMar>
-              <w:top w:type="dxa" w:w="50"/>
-              <w:left w:type="dxa" w:w="90"/>
-              <w:bottom w:type="dxa" w:w="50"/>
-              <w:right w:type="dxa" w:w="90"/>
-            </w:tcMar>
-          </w:tcPr>
-          <w:p>
-            <w:pPr>
-              <w:keepNext/>
+            <w:tcW w:type="dxa" w:w="8118"/>
+            <w:tcBorders>
+              <w:top w:val="single" w:color="A6B8D0" w:sz="4"/>
+              <w:left w:val="single" w:color="A6B8D0" w:sz="4"/>
+              <w:bottom w:val="single" w:color="A6B8D0" w:sz="4"/>
+              <w:right w:val="single" w:color="A6B8D0" w:sz="4"/>
+            </w:tcBorders>
+            <w:tcMar>
+              <w:top w:type="dxa" w:w="50"/>
+              <w:left w:type="dxa" w:w="90"/>
+              <w:bottom w:type="dxa" w:w="50"/>
+              <w:right w:type="dxa" w:w="90"/>
+            </w:tcMar>
+          </w:tcPr>
+          <w:p>
+            <w:pPr>
+              <w:keepNext w:val="false"/>
               <w:keepLines/>
               <w:spacing w:after="0" w:before="0" w:line="280"/>
             </w:pPr>
@@ -12795,7 +12432,7 @@
         </w:trPr>
         <w:tc>
           <w:tcPr>
-            <w:tcW w:type="dxa" w:w="1420"/>
+            <w:tcW w:type="dxa" w:w="1520"/>
             <w:tcBorders>
               <w:top w:val="single" w:color="A6B8D0" w:sz="4"/>
               <w:left w:val="single" w:color="A6B8D0" w:sz="4"/>
@@ -12823,13 +12460,429 @@
                 <w:sz w:val="18"/>
                 <w:szCs w:val="18"/>
               </w:rPr>
+              <w:t xml:space="preserve">clock</w:t>
+            </w:r>
+          </w:p>
+        </w:tc>
+        <w:tc>
+          <w:tcPr>
+            <w:tcW w:type="dxa" w:w="8118"/>
+            <w:tcBorders>
+              <w:top w:val="single" w:color="A6B8D0" w:sz="4"/>
+              <w:left w:val="single" w:color="A6B8D0" w:sz="4"/>
+              <w:bottom w:val="single" w:color="A6B8D0" w:sz="4"/>
+              <w:right w:val="single" w:color="A6B8D0" w:sz="4"/>
+            </w:tcBorders>
+            <w:tcMar>
+              <w:top w:type="dxa" w:w="50"/>
+              <w:left w:type="dxa" w:w="90"/>
+              <w:bottom w:type="dxa" w:w="50"/>
+              <w:right w:type="dxa" w:w="90"/>
+            </w:tcMar>
+          </w:tcPr>
+          <w:p>
+            <w:pPr>
+              <w:keepNext w:val="false"/>
+              <w:keepLines/>
+              <w:spacing w:after="0" w:before="0" w:line="280"/>
+            </w:pPr>
+            <w:r>
+              <w:rPr>
+                <w:rFonts w:ascii="Calibri" w:eastAsia="Yu Gothic" w:hAnsi="Calibri"/>
+                <w:b w:val="false"/>
+                <w:bCs w:val="false"/>
+                <w:sz w:val="18"/>
+                <w:szCs w:val="18"/>
+              </w:rPr>
+              <w:t xml:space="preserve">The device clock value, the clock skew known at that time, the monotonic number (per-device sequence; Chapter 1, 10.7)</w:t>
+            </w:r>
+          </w:p>
+        </w:tc>
+      </w:tr>
+      <w:tr>
+        <w:trPr>
+          <w:cantSplit/>
+          <w:tblHeader w:val="off"/>
+        </w:trPr>
+        <w:tc>
+          <w:tcPr>
+            <w:tcW w:type="dxa" w:w="1520"/>
+            <w:tcBorders>
+              <w:top w:val="single" w:color="A6B8D0" w:sz="4"/>
+              <w:left w:val="single" w:color="A6B8D0" w:sz="4"/>
+              <w:bottom w:val="single" w:color="A6B8D0" w:sz="4"/>
+              <w:right w:val="single" w:color="A6B8D0" w:sz="4"/>
+            </w:tcBorders>
+            <w:tcMar>
+              <w:top w:type="dxa" w:w="50"/>
+              <w:left w:type="dxa" w:w="90"/>
+              <w:bottom w:type="dxa" w:w="50"/>
+              <w:right w:type="dxa" w:w="90"/>
+            </w:tcMar>
+          </w:tcPr>
+          <w:p>
+            <w:pPr>
+              <w:keepNext w:val="false"/>
+              <w:keepLines/>
+              <w:spacing w:after="0" w:before="0" w:line="280"/>
+            </w:pPr>
+            <w:r>
+              <w:rPr>
+                <w:rFonts w:ascii="Calibri" w:eastAsia="Yu Gothic" w:hAnsi="Calibri"/>
+                <w:b w:val="false"/>
+                <w:bCs w:val="false"/>
+                <w:sz w:val="18"/>
+                <w:szCs w:val="18"/>
+              </w:rPr>
+              <w:t xml:space="preserve">chain</w:t>
+            </w:r>
+          </w:p>
+        </w:tc>
+        <w:tc>
+          <w:tcPr>
+            <w:tcW w:type="dxa" w:w="8118"/>
+            <w:tcBorders>
+              <w:top w:val="single" w:color="A6B8D0" w:sz="4"/>
+              <w:left w:val="single" w:color="A6B8D0" w:sz="4"/>
+              <w:bottom w:val="single" w:color="A6B8D0" w:sz="4"/>
+              <w:right w:val="single" w:color="A6B8D0" w:sz="4"/>
+            </w:tcBorders>
+            <w:tcMar>
+              <w:top w:type="dxa" w:w="50"/>
+              <w:left w:type="dxa" w:w="90"/>
+              <w:bottom w:type="dxa" w:w="50"/>
+              <w:right w:type="dxa" w:w="90"/>
+            </w:tcMar>
+          </w:tcPr>
+          <w:p>
+            <w:pPr>
+              <w:keepNext w:val="false"/>
+              <w:keepLines/>
+              <w:spacing w:after="0" w:before="0" w:line="280"/>
+            </w:pPr>
+            <w:r>
+              <w:rPr>
+                <w:rFonts w:ascii="Calibri" w:eastAsia="Yu Gothic" w:hAnsi="Calibri"/>
+                <w:b w:val="false"/>
+                <w:bCs w:val="false"/>
+                <w:sz w:val="18"/>
+                <w:szCs w:val="18"/>
+              </w:rPr>
+              <w:t xml:space="preserve">The hash of the previous row and this row's record signature (Chapter 1, 8.3)</w:t>
+            </w:r>
+          </w:p>
+        </w:tc>
+      </w:tr>
+      <w:tr>
+        <w:trPr>
+          <w:cantSplit/>
+          <w:tblHeader w:val="off"/>
+        </w:trPr>
+        <w:tc>
+          <w:tcPr>
+            <w:tcW w:type="dxa" w:w="1520"/>
+            <w:tcBorders>
+              <w:top w:val="single" w:color="A6B8D0" w:sz="4"/>
+              <w:left w:val="single" w:color="A6B8D0" w:sz="4"/>
+              <w:bottom w:val="single" w:color="A6B8D0" w:sz="4"/>
+              <w:right w:val="single" w:color="A6B8D0" w:sz="4"/>
+            </w:tcBorders>
+            <w:tcMar>
+              <w:top w:type="dxa" w:w="50"/>
+              <w:left w:type="dxa" w:w="90"/>
+              <w:bottom w:type="dxa" w:w="50"/>
+              <w:right w:type="dxa" w:w="90"/>
+            </w:tcMar>
+          </w:tcPr>
+          <w:p>
+            <w:pPr>
+              <w:keepNext w:val="false"/>
+              <w:keepLines/>
+              <w:spacing w:after="0" w:before="0" w:line="280"/>
+            </w:pPr>
+            <w:r>
+              <w:rPr>
+                <w:rFonts w:ascii="Calibri" w:eastAsia="Yu Gothic" w:hAnsi="Calibri"/>
+                <w:b w:val="false"/>
+                <w:bCs w:val="false"/>
+                <w:sz w:val="18"/>
+                <w:szCs w:val="18"/>
+              </w:rPr>
+              <w:t xml:space="preserve">duplicate_of</w:t>
+            </w:r>
+          </w:p>
+        </w:tc>
+        <w:tc>
+          <w:tcPr>
+            <w:tcW w:type="dxa" w:w="8118"/>
+            <w:tcBorders>
+              <w:top w:val="single" w:color="A6B8D0" w:sz="4"/>
+              <w:left w:val="single" w:color="A6B8D0" w:sz="4"/>
+              <w:bottom w:val="single" w:color="A6B8D0" w:sz="4"/>
+              <w:right w:val="single" w:color="A6B8D0" w:sz="4"/>
+            </w:tcBorders>
+            <w:tcMar>
+              <w:top w:type="dxa" w:w="50"/>
+              <w:left w:type="dxa" w:w="90"/>
+              <w:bottom w:type="dxa" w:w="50"/>
+              <w:right w:type="dxa" w:w="90"/>
+            </w:tcMar>
+          </w:tcPr>
+          <w:p>
+            <w:pPr>
+              <w:keepNext w:val="false"/>
+              <w:keepLines/>
+              <w:spacing w:after="0" w:before="0" w:line="280"/>
+            </w:pPr>
+            <w:r>
+              <w:rPr>
+                <w:rFonts w:ascii="Calibri" w:eastAsia="Yu Gothic" w:hAnsi="Calibri"/>
+                <w:b w:val="false"/>
+                <w:bCs w:val="false"/>
+                <w:sz w:val="18"/>
+                <w:szCs w:val="18"/>
+              </w:rPr>
+              <w:t xml:space="preserve">For the second and later occurrences of the same photo (same SHA-256), the identification number of the first (9)</w:t>
+            </w:r>
+          </w:p>
+        </w:tc>
+      </w:tr>
+      <w:tr>
+        <w:trPr>
+          <w:cantSplit/>
+          <w:tblHeader w:val="off"/>
+        </w:trPr>
+        <w:tc>
+          <w:tcPr>
+            <w:tcW w:type="dxa" w:w="1520"/>
+            <w:tcBorders>
+              <w:top w:val="single" w:color="A6B8D0" w:sz="4"/>
+              <w:left w:val="single" w:color="A6B8D0" w:sz="4"/>
+              <w:bottom w:val="single" w:color="A6B8D0" w:sz="4"/>
+              <w:right w:val="single" w:color="A6B8D0" w:sz="4"/>
+            </w:tcBorders>
+            <w:tcMar>
+              <w:top w:type="dxa" w:w="50"/>
+              <w:left w:type="dxa" w:w="90"/>
+              <w:bottom w:type="dxa" w:w="50"/>
+              <w:right w:type="dxa" w:w="90"/>
+            </w:tcMar>
+          </w:tcPr>
+          <w:p>
+            <w:pPr>
+              <w:keepNext w:val="false"/>
+              <w:keepLines/>
+              <w:spacing w:after="0" w:before="0" w:line="280"/>
+            </w:pPr>
+            <w:r>
+              <w:rPr>
+                <w:rFonts w:ascii="Calibri" w:eastAsia="Yu Gothic" w:hAnsi="Calibri"/>
+                <w:b w:val="false"/>
+                <w:bCs w:val="false"/>
+                <w:sz w:val="18"/>
+                <w:szCs w:val="18"/>
+              </w:rPr>
+              <w:t xml:space="preserve">correction</w:t>
+            </w:r>
+          </w:p>
+        </w:tc>
+        <w:tc>
+          <w:tcPr>
+            <w:tcW w:type="dxa" w:w="8118"/>
+            <w:tcBorders>
+              <w:top w:val="single" w:color="A6B8D0" w:sz="4"/>
+              <w:left w:val="single" w:color="A6B8D0" w:sz="4"/>
+              <w:bottom w:val="single" w:color="A6B8D0" w:sz="4"/>
+              <w:right w:val="single" w:color="A6B8D0" w:sz="4"/>
+            </w:tcBorders>
+            <w:tcMar>
+              <w:top w:type="dxa" w:w="50"/>
+              <w:left w:type="dxa" w:w="90"/>
+              <w:bottom w:type="dxa" w:w="50"/>
+              <w:right w:type="dxa" w:w="90"/>
+            </w:tcMar>
+          </w:tcPr>
+          <w:p>
+            <w:pPr>
+              <w:keepNext w:val="false"/>
+              <w:keepLines/>
+              <w:spacing w:after="0" w:before="0" w:line="280"/>
+            </w:pPr>
+            <w:r>
+              <w:rPr>
+                <w:rFonts w:ascii="Calibri" w:eastAsia="Yu Gothic" w:hAnsi="Calibri"/>
+                <w:b w:val="false"/>
+                <w:bCs w:val="false"/>
+                <w:sz w:val="18"/>
+                <w:szCs w:val="18"/>
+              </w:rPr>
+              <w:t xml:space="preserve">The content when a correction of display items (shoot name, joint rights holders, display of the Permitted Scope) is appended as a row of the chain. The fields are the same as the ResourceEvent of </w:t>
+            </w:r>
+            <w:r>
+              <w:rPr>
+                <w:rFonts w:ascii="Consolas" w:eastAsia="Yu Gothic" w:hAnsi="Consolas"/>
+                <w:b w:val="false"/>
+                <w:bCs w:val="false"/>
+                <w:sz w:val="18"/>
+                <w:szCs w:val="18"/>
+              </w:rPr>
+              <w:t xml:space="preserve">xmpMM:History</w:t>
+            </w:r>
+            <w:r>
+              <w:rPr>
+                <w:rFonts w:ascii="Calibri" w:eastAsia="Yu Gothic" w:hAnsi="Calibri"/>
+                <w:b w:val="false"/>
+                <w:bCs w:val="false"/>
+                <w:sz w:val="18"/>
+                <w:szCs w:val="18"/>
+              </w:rPr>
+              <w:t xml:space="preserve"> in XMP Media Management (ISO 16684-2) (</w:t>
+            </w:r>
+            <w:r>
+              <w:rPr>
+                <w:rFonts w:ascii="Consolas" w:eastAsia="Yu Gothic" w:hAnsi="Consolas"/>
+                <w:b w:val="false"/>
+                <w:bCs w:val="false"/>
+                <w:sz w:val="18"/>
+                <w:szCs w:val="18"/>
+              </w:rPr>
+              <w:t xml:space="preserve">action</w:t>
+            </w:r>
+            <w:r>
+              <w:rPr>
+                <w:rFonts w:ascii="Calibri" w:eastAsia="Yu Gothic" w:hAnsi="Calibri"/>
+                <w:b w:val="false"/>
+                <w:bCs w:val="false"/>
+                <w:sz w:val="18"/>
+                <w:szCs w:val="18"/>
+              </w:rPr>
+              <w:t xml:space="preserve"> = </w:t>
+            </w:r>
+            <w:r>
+              <w:rPr>
+                <w:rFonts w:ascii="Consolas" w:eastAsia="Yu Gothic" w:hAnsi="Consolas"/>
+                <w:b w:val="false"/>
+                <w:bCs w:val="false"/>
+                <w:sz w:val="18"/>
+                <w:szCs w:val="18"/>
+              </w:rPr>
+              <w:t xml:space="preserve">edited</w:t>
+            </w:r>
+            <w:r>
+              <w:rPr>
+                <w:rFonts w:ascii="Calibri" w:eastAsia="Yu Gothic" w:hAnsi="Calibri"/>
+                <w:b w:val="false"/>
+                <w:bCs w:val="false"/>
+                <w:sz w:val="18"/>
+                <w:szCs w:val="18"/>
+              </w:rPr>
+              <w:t xml:space="preserve">, </w:t>
+            </w:r>
+            <w:r>
+              <w:rPr>
+                <w:rFonts w:ascii="Consolas" w:eastAsia="Yu Gothic" w:hAnsi="Consolas"/>
+                <w:b w:val="false"/>
+                <w:bCs w:val="false"/>
+                <w:sz w:val="18"/>
+                <w:szCs w:val="18"/>
+              </w:rPr>
+              <w:t xml:space="preserve">when</w:t>
+            </w:r>
+            <w:r>
+              <w:rPr>
+                <w:rFonts w:ascii="Calibri" w:eastAsia="Yu Gothic" w:hAnsi="Calibri"/>
+                <w:b w:val="false"/>
+                <w:bCs w:val="false"/>
+                <w:sz w:val="18"/>
+                <w:szCs w:val="18"/>
+              </w:rPr>
+              <w:t xml:space="preserve">, </w:t>
+            </w:r>
+            <w:r>
+              <w:rPr>
+                <w:rFonts w:ascii="Consolas" w:eastAsia="Yu Gothic" w:hAnsi="Consolas"/>
+                <w:b w:val="false"/>
+                <w:bCs w:val="false"/>
+                <w:sz w:val="18"/>
+                <w:szCs w:val="18"/>
+              </w:rPr>
+              <w:t xml:space="preserve">softwareAgent</w:t>
+            </w:r>
+            <w:r>
+              <w:rPr>
+                <w:rFonts w:ascii="Calibri" w:eastAsia="Yu Gothic" w:hAnsi="Calibri"/>
+                <w:b w:val="false"/>
+                <w:bCs w:val="false"/>
+                <w:sz w:val="18"/>
+                <w:szCs w:val="18"/>
+              </w:rPr>
+              <w:t xml:space="preserve">, </w:t>
+            </w:r>
+            <w:r>
+              <w:rPr>
+                <w:rFonts w:ascii="Consolas" w:eastAsia="Yu Gothic" w:hAnsi="Consolas"/>
+                <w:b w:val="false"/>
+                <w:bCs w:val="false"/>
+                <w:sz w:val="18"/>
+                <w:szCs w:val="18"/>
+              </w:rPr>
+              <w:t xml:space="preserve">changed</w:t>
+            </w:r>
+            <w:r>
+              <w:rPr>
+                <w:rFonts w:ascii="Calibri" w:eastAsia="Yu Gothic" w:hAnsi="Calibri"/>
+                <w:b w:val="false"/>
+                <w:bCs w:val="false"/>
+                <w:sz w:val="18"/>
+                <w:szCs w:val="18"/>
+              </w:rPr>
+              <w:t xml:space="preserve"> = the corrected field and the before/after values). The original row, the manifest, and the Enclosed Document are not changed (NRSD's request, 2026-10-01)</w:t>
+            </w:r>
+          </w:p>
+        </w:tc>
+      </w:tr>
+      <w:tr>
+        <w:trPr>
+          <w:cantSplit/>
+          <w:tblHeader w:val="off"/>
+        </w:trPr>
+        <w:tc>
+          <w:tcPr>
+            <w:tcW w:type="dxa" w:w="1520"/>
+            <w:tcBorders>
+              <w:top w:val="single" w:color="A6B8D0" w:sz="4"/>
+              <w:left w:val="single" w:color="A6B8D0" w:sz="4"/>
+              <w:bottom w:val="single" w:color="A6B8D0" w:sz="4"/>
+              <w:right w:val="single" w:color="A6B8D0" w:sz="4"/>
+            </w:tcBorders>
+            <w:tcMar>
+              <w:top w:type="dxa" w:w="50"/>
+              <w:left w:type="dxa" w:w="90"/>
+              <w:bottom w:type="dxa" w:w="50"/>
+              <w:right w:type="dxa" w:w="90"/>
+            </w:tcMar>
+          </w:tcPr>
+          <w:p>
+            <w:pPr>
+              <w:keepNext w:val="false"/>
+              <w:keepLines/>
+              <w:spacing w:after="0" w:before="0" w:line="280"/>
+            </w:pPr>
+            <w:r>
+              <w:rPr>
+                <w:rFonts w:ascii="Calibri" w:eastAsia="Yu Gothic" w:hAnsi="Calibri"/>
+                <w:b w:val="false"/>
+                <w:bCs w:val="false"/>
+                <w:sz w:val="18"/>
+                <w:szCs w:val="18"/>
+              </w:rPr>
               <w:t xml:space="preserve">ingredients</w:t>
             </w:r>
           </w:p>
         </w:tc>
         <w:tc>
           <w:tcPr>
-            <w:tcW w:type="dxa" w:w="8218"/>
+            <w:tcW w:type="dxa" w:w="8118"/>
             <w:tcBorders>
               <w:top w:val="single" w:color="A6B8D0" w:sz="4"/>
               <w:left w:val="single" w:color="A6B8D0" w:sz="4"/>
@@ -12858,6 +12911,100 @@
                 <w:szCs w:val="18"/>
               </w:rPr>
               <w:t xml:space="preserve">When an image that already had a C2PA signature is imported as an ingredient, its signer and relationship (table in 2)</w:t>
+            </w:r>
+          </w:p>
+        </w:tc>
+      </w:tr>
+      <w:tr>
+        <w:trPr>
+          <w:cantSplit/>
+          <w:tblHeader w:val="off"/>
+        </w:trPr>
+        <w:tc>
+          <w:tcPr>
+            <w:tcW w:type="dxa" w:w="1520"/>
+            <w:tcBorders>
+              <w:top w:val="single" w:color="A6B8D0" w:sz="4"/>
+              <w:left w:val="single" w:color="A6B8D0" w:sz="4"/>
+              <w:bottom w:val="single" w:color="A6B8D0" w:sz="4"/>
+              <w:right w:val="single" w:color="A6B8D0" w:sz="4"/>
+            </w:tcBorders>
+            <w:tcMar>
+              <w:top w:type="dxa" w:w="50"/>
+              <w:left w:type="dxa" w:w="90"/>
+              <w:bottom w:type="dxa" w:w="50"/>
+              <w:right w:type="dxa" w:w="90"/>
+            </w:tcMar>
+          </w:tcPr>
+          <w:p>
+            <w:pPr>
+              <w:keepNext w:val="false"/>
+              <w:keepLines/>
+              <w:spacing w:after="0" w:before="0" w:line="280"/>
+            </w:pPr>
+            <w:r>
+              <w:rPr>
+                <w:rFonts w:ascii="Calibri" w:eastAsia="Yu Gothic" w:hAnsi="Calibri"/>
+                <w:b w:val="false"/>
+                <w:bCs w:val="false"/>
+                <w:sz w:val="18"/>
+                <w:szCs w:val="18"/>
+              </w:rPr>
+              <w:t xml:space="preserve">published</w:t>
+            </w:r>
+          </w:p>
+        </w:tc>
+        <w:tc>
+          <w:tcPr>
+            <w:tcW w:type="dxa" w:w="8118"/>
+            <w:tcBorders>
+              <w:top w:val="single" w:color="A6B8D0" w:sz="4"/>
+              <w:left w:val="single" w:color="A6B8D0" w:sz="4"/>
+              <w:bottom w:val="single" w:color="A6B8D0" w:sz="4"/>
+              <w:right w:val="single" w:color="A6B8D0" w:sz="4"/>
+            </w:tcBorders>
+            <w:tcMar>
+              <w:top w:type="dxa" w:w="50"/>
+              <w:left w:type="dxa" w:w="90"/>
+              <w:bottom w:type="dxa" w:w="50"/>
+              <w:right w:type="dxa" w:w="90"/>
+            </w:tcMar>
+          </w:tcPr>
+          <w:p>
+            <w:pPr>
+              <w:keepNext w:val="false"/>
+              <w:keepLines/>
+              <w:spacing w:after="0" w:before="0" w:line="280"/>
+            </w:pPr>
+            <w:r>
+              <w:rPr>
+                <w:rFonts w:ascii="Calibri" w:eastAsia="Yu Gothic" w:hAnsi="Calibri"/>
+                <w:b w:val="false"/>
+                <w:bCs w:val="false"/>
+                <w:sz w:val="18"/>
+                <w:szCs w:val="18"/>
+              </w:rPr>
+              <w:t xml:space="preserve">The location of the original post recorded by the User in G-12“Works” (URL, posting site, date of posting; optional, several). Used for the “URL of the original post” in complaint model texts (Chapter 7, 3.3.1, 3.3.3) and for identifying the original post in the “materials confirming that you are the copyright holder, etc.” of Japan's Form A. Appended as a row of the chain like </w:t>
+            </w:r>
+            <w:r>
+              <w:rPr>
+                <w:rFonts w:ascii="Consolas" w:eastAsia="Yu Gothic" w:hAnsi="Consolas"/>
+                <w:b w:val="false"/>
+                <w:bCs w:val="false"/>
+                <w:sz w:val="18"/>
+                <w:szCs w:val="18"/>
+              </w:rPr>
+              <w:t xml:space="preserve">correction</w:t>
+            </w:r>
+            <w:r>
+              <w:rPr>
+                <w:rFonts w:ascii="Calibri" w:eastAsia="Yu Gothic" w:hAnsi="Calibri"/>
+                <w:b w:val="false"/>
+                <w:bCs w:val="false"/>
+                <w:sz w:val="18"/>
+                <w:szCs w:val="18"/>
+              </w:rPr>
+              <w:t xml:space="preserve">, and not put in the manifest (this app does not post, so it does not exist at export)</w:t>
             </w:r>
           </w:p>
         </w:tc>
@@ -12895,7 +13042,19 @@
         <w:rPr>
           <w:rFonts w:ascii="Calibri" w:eastAsia="Yu Gothic" w:hAnsi="Calibri"/>
         </w:rPr>
-        <w:t xml:space="preserve"> on the device (one work per line) with a record signature (Chapter 8, 2.1 “Arrangement”).</w:t>
+        <w:t xml:space="preserve"> on the device (one work per line; a chain in which each row holds the hash of the previous row and its own record signature; Chapter 1, 8.3) and the head record </w:t>
+      </w:r>
+      <w:r>
+        <w:rPr>
+          <w:rFonts w:ascii="Consolas" w:eastAsia="Yu Gothic" w:hAnsi="Consolas"/>
+        </w:rPr>
+        <w:t xml:space="preserve">.sig</w:t>
+      </w:r>
+      <w:r>
+        <w:rPr>
+          <w:rFonts w:ascii="Calibri" w:eastAsia="Yu Gothic" w:hAnsi="Calibri"/>
+        </w:rPr>
+        <w:t xml:space="preserve"> of the chain (Chapter 1, 8.3, Chapter 8, 2.1 “Arrangement”) (NRSD's request, 2026-09-30).</w:t>
       </w:r>
     </w:p>
     <w:p>
@@ -12934,8 +13093,8 @@
       </w:tblPr>
       <w:tblGrid>
         <w:gridCol w:w="760"/>
-        <w:gridCol w:w="4952"/>
-        <w:gridCol w:w="2505"/>
+        <w:gridCol w:w="4991"/>
+        <w:gridCol w:w="2466"/>
         <w:gridCol w:w="1421"/>
       </w:tblGrid>
       <w:tr>
@@ -12980,7 +13139,7 @@
         </w:tc>
         <w:tc>
           <w:tcPr>
-            <w:tcW w:type="dxa" w:w="4952"/>
+            <w:tcW w:type="dxa" w:w="4991"/>
             <w:tcBorders>
               <w:top w:val="single" w:color="A6B8D0" w:sz="4"/>
               <w:left w:val="single" w:color="A6B8D0" w:sz="4"/>
@@ -13015,7 +13174,7 @@
         </w:tc>
         <w:tc>
           <w:tcPr>
-            <w:tcW w:type="dxa" w:w="2505"/>
+            <w:tcW w:type="dxa" w:w="2466"/>
             <w:tcBorders>
               <w:top w:val="single" w:color="A6B8D0" w:sz="4"/>
               <w:left w:val="single" w:color="A6B8D0" w:sz="4"/>
@@ -13125,7 +13284,7 @@
         </w:tc>
         <w:tc>
           <w:tcPr>
-            <w:tcW w:type="dxa" w:w="4952"/>
+            <w:tcW w:type="dxa" w:w="4991"/>
             <w:tcBorders>
               <w:top w:val="single" w:color="A6B8D0" w:sz="4"/>
               <w:left w:val="single" w:color="A6B8D0" w:sz="4"/>
@@ -13179,7 +13338,7 @@
         </w:tc>
         <w:tc>
           <w:tcPr>
-            <w:tcW w:type="dxa" w:w="2505"/>
+            <w:tcW w:type="dxa" w:w="2466"/>
             <w:tcBorders>
               <w:top w:val="single" w:color="A6B8D0" w:sz="4"/>
               <w:left w:val="single" w:color="A6B8D0" w:sz="4"/>
@@ -13287,7 +13446,7 @@
         </w:tc>
         <w:tc>
           <w:tcPr>
-            <w:tcW w:type="dxa" w:w="4952"/>
+            <w:tcW w:type="dxa" w:w="4991"/>
             <w:tcBorders>
               <w:top w:val="single" w:color="A6B8D0" w:sz="4"/>
               <w:left w:val="single" w:color="A6B8D0" w:sz="4"/>
@@ -13321,7 +13480,7 @@
         </w:tc>
         <w:tc>
           <w:tcPr>
-            <w:tcW w:type="dxa" w:w="2505"/>
+            <w:tcW w:type="dxa" w:w="2466"/>
             <w:tcBorders>
               <w:top w:val="single" w:color="A6B8D0" w:sz="4"/>
               <w:left w:val="single" w:color="A6B8D0" w:sz="4"/>
@@ -13429,7 +13588,7 @@
         </w:tc>
         <w:tc>
           <w:tcPr>
-            <w:tcW w:type="dxa" w:w="4952"/>
+            <w:tcW w:type="dxa" w:w="4991"/>
             <w:tcBorders>
               <w:top w:val="single" w:color="A6B8D0" w:sz="4"/>
               <w:left w:val="single" w:color="A6B8D0" w:sz="4"/>
@@ -13463,7 +13622,7 @@
         </w:tc>
         <w:tc>
           <w:tcPr>
-            <w:tcW w:type="dxa" w:w="2505"/>
+            <w:tcW w:type="dxa" w:w="2466"/>
             <w:tcBorders>
               <w:top w:val="single" w:color="A6B8D0" w:sz="4"/>
               <w:left w:val="single" w:color="A6B8D0" w:sz="4"/>
@@ -13525,7 +13684,7 @@
                 <w:sz w:val="18"/>
                 <w:szCs w:val="18"/>
               </w:rPr>
-              <w:t xml:space="preserve">Done (Chapter 4, 14.2 “Processing”)</w:t>
+              <w:t xml:space="preserve">Done (Chapter 4, 14.3 “Resizing, color conversion, and JPEG export”)</w:t>
             </w:r>
           </w:p>
         </w:tc>
@@ -13571,7 +13730,7 @@
         </w:tc>
         <w:tc>
           <w:tcPr>
-            <w:tcW w:type="dxa" w:w="4952"/>
+            <w:tcW w:type="dxa" w:w="4991"/>
             <w:tcBorders>
               <w:top w:val="single" w:color="A6B8D0" w:sz="4"/>
               <w:left w:val="single" w:color="A6B8D0" w:sz="4"/>
@@ -13605,7 +13764,7 @@
         </w:tc>
         <w:tc>
           <w:tcPr>
-            <w:tcW w:type="dxa" w:w="2505"/>
+            <w:tcW w:type="dxa" w:w="2466"/>
             <w:tcBorders>
               <w:top w:val="single" w:color="A6B8D0" w:sz="4"/>
               <w:left w:val="single" w:color="A6B8D0" w:sz="4"/>
@@ -13713,7 +13872,7 @@
         </w:tc>
         <w:tc>
           <w:tcPr>
-            <w:tcW w:type="dxa" w:w="4952"/>
+            <w:tcW w:type="dxa" w:w="4991"/>
             <w:tcBorders>
               <w:top w:val="single" w:color="A6B8D0" w:sz="4"/>
               <w:left w:val="single" w:color="A6B8D0" w:sz="4"/>
@@ -13747,7 +13906,7 @@
         </w:tc>
         <w:tc>
           <w:tcPr>
-            <w:tcW w:type="dxa" w:w="2505"/>
+            <w:tcW w:type="dxa" w:w="2466"/>
             <w:tcBorders>
               <w:top w:val="single" w:color="A6B8D0" w:sz="4"/>
               <w:left w:val="single" w:color="A6B8D0" w:sz="4"/>
@@ -13855,7 +14014,7 @@
         </w:tc>
         <w:tc>
           <w:tcPr>
-            <w:tcW w:type="dxa" w:w="4952"/>
+            <w:tcW w:type="dxa" w:w="4991"/>
             <w:tcBorders>
               <w:top w:val="single" w:color="A6B8D0" w:sz="4"/>
               <w:left w:val="single" w:color="A6B8D0" w:sz="4"/>
@@ -13889,7 +14048,7 @@
         </w:tc>
         <w:tc>
           <w:tcPr>
-            <w:tcW w:type="dxa" w:w="2505"/>
+            <w:tcW w:type="dxa" w:w="2466"/>
             <w:tcBorders>
               <w:top w:val="single" w:color="A6B8D0" w:sz="4"/>
               <w:left w:val="single" w:color="A6B8D0" w:sz="4"/>
@@ -13997,7 +14156,7 @@
         </w:tc>
         <w:tc>
           <w:tcPr>
-            <w:tcW w:type="dxa" w:w="4952"/>
+            <w:tcW w:type="dxa" w:w="4991"/>
             <w:tcBorders>
               <w:top w:val="single" w:color="A6B8D0" w:sz="4"/>
               <w:left w:val="single" w:color="A6B8D0" w:sz="4"/>
@@ -14031,7 +14190,7 @@
         </w:tc>
         <w:tc>
           <w:tcPr>
-            <w:tcW w:type="dxa" w:w="2505"/>
+            <w:tcW w:type="dxa" w:w="2466"/>
             <w:tcBorders>
               <w:top w:val="single" w:color="A6B8D0" w:sz="4"/>
               <w:left w:val="single" w:color="A6B8D0" w:sz="4"/>
@@ -14139,7 +14298,7 @@
         </w:tc>
         <w:tc>
           <w:tcPr>
-            <w:tcW w:type="dxa" w:w="4952"/>
+            <w:tcW w:type="dxa" w:w="4991"/>
             <w:tcBorders>
               <w:top w:val="single" w:color="A6B8D0" w:sz="4"/>
               <w:left w:val="single" w:color="A6B8D0" w:sz="4"/>
@@ -14167,13 +14326,13 @@
                 <w:sz w:val="18"/>
                 <w:szCs w:val="18"/>
               </w:rPr>
-              <w:t xml:space="preserve">Encoding (delivery: the quality of 8.5; social media: the JPEG of Chapter 4, 14.3 “JPEG export”) and the file's rights statement (3.6)</w:t>
-            </w:r>
-          </w:p>
-        </w:tc>
-        <w:tc>
-          <w:tcPr>
-            <w:tcW w:type="dxa" w:w="2505"/>
+              <w:t xml:space="preserve">Encoding (delivery: the quality of 8.5; social media: the JPEG of Chapter 4, 14.3 “Resizing, color conversion, and JPEG export”) and the file's rights statement (3.6)</w:t>
+            </w:r>
+          </w:p>
+        </w:tc>
+        <w:tc>
+          <w:tcPr>
+            <w:tcW w:type="dxa" w:w="2466"/>
             <w:tcBorders>
               <w:top w:val="single" w:color="A6B8D0" w:sz="4"/>
               <w:left w:val="single" w:color="A6B8D0" w:sz="4"/>
@@ -14281,7 +14440,7 @@
         </w:tc>
         <w:tc>
           <w:tcPr>
-            <w:tcW w:type="dxa" w:w="4952"/>
+            <w:tcW w:type="dxa" w:w="4991"/>
             <w:tcBorders>
               <w:top w:val="single" w:color="A6B8D0" w:sz="4"/>
               <w:left w:val="single" w:color="A6B8D0" w:sz="4"/>
@@ -14315,7 +14474,7 @@
         </w:tc>
         <w:tc>
           <w:tcPr>
-            <w:tcW w:type="dxa" w:w="2505"/>
+            <w:tcW w:type="dxa" w:w="2466"/>
             <w:tcBorders>
               <w:top w:val="single" w:color="A6B8D0" w:sz="4"/>
               <w:left w:val="single" w:color="A6B8D0" w:sz="4"/>
@@ -14423,7 +14582,7 @@
         </w:tc>
         <w:tc>
           <w:tcPr>
-            <w:tcW w:type="dxa" w:w="4952"/>
+            <w:tcW w:type="dxa" w:w="4991"/>
             <w:tcBorders>
               <w:top w:val="single" w:color="A6B8D0" w:sz="4"/>
               <w:left w:val="single" w:color="A6B8D0" w:sz="4"/>
@@ -14457,7 +14616,7 @@
         </w:tc>
         <w:tc>
           <w:tcPr>
-            <w:tcW w:type="dxa" w:w="2505"/>
+            <w:tcW w:type="dxa" w:w="2466"/>
             <w:tcBorders>
               <w:top w:val="single" w:color="A6B8D0" w:sz="4"/>
               <w:left w:val="single" w:color="A6B8D0" w:sz="4"/>
@@ -14565,7 +14724,7 @@
         </w:tc>
         <w:tc>
           <w:tcPr>
-            <w:tcW w:type="dxa" w:w="4952"/>
+            <w:tcW w:type="dxa" w:w="4991"/>
             <w:tcBorders>
               <w:top w:val="single" w:color="A6B8D0" w:sz="4"/>
               <w:left w:val="single" w:color="A6B8D0" w:sz="4"/>
@@ -14599,7 +14758,7 @@
         </w:tc>
         <w:tc>
           <w:tcPr>
-            <w:tcW w:type="dxa" w:w="2505"/>
+            <w:tcW w:type="dxa" w:w="2466"/>
             <w:tcBorders>
               <w:top w:val="single" w:color="A6B8D0" w:sz="4"/>
               <w:left w:val="single" w:color="A6B8D0" w:sz="4"/>
@@ -14707,7 +14866,7 @@
         </w:tc>
         <w:tc>
           <w:tcPr>
-            <w:tcW w:type="dxa" w:w="4952"/>
+            <w:tcW w:type="dxa" w:w="4991"/>
             <w:tcBorders>
               <w:top w:val="single" w:color="A6B8D0" w:sz="4"/>
               <w:left w:val="single" w:color="A6B8D0" w:sz="4"/>
@@ -14741,7 +14900,7 @@
         </w:tc>
         <w:tc>
           <w:tcPr>
-            <w:tcW w:type="dxa" w:w="2505"/>
+            <w:tcW w:type="dxa" w:w="2466"/>
             <w:tcBorders>
               <w:top w:val="single" w:color="A6B8D0" w:sz="4"/>
               <w:left w:val="single" w:color="A6B8D0" w:sz="4"/>
@@ -14849,7 +15008,7 @@
         </w:tc>
         <w:tc>
           <w:tcPr>
-            <w:tcW w:type="dxa" w:w="4952"/>
+            <w:tcW w:type="dxa" w:w="4991"/>
             <w:tcBorders>
               <w:top w:val="single" w:color="A6B8D0" w:sz="4"/>
               <w:left w:val="single" w:color="A6B8D0" w:sz="4"/>
@@ -14877,13 +15036,155 @@
                 <w:sz w:val="18"/>
                 <w:szCs w:val="18"/>
               </w:rPr>
+              <w:t xml:space="preserve">Read-back check: read the output back from its temporary name and verify the C2PA signature, read the watermark (the identification number matches), confirm the presence of the XMP and EXIF rights fields, and recompute the PDQ. If any one fails, the output is not given its final name; the temporary file is deleted and the item is listed as a failure (anomaly detection; Chapter 1, 10.3) (NRSD's request, 2026-09-30)</w:t>
+            </w:r>
+          </w:p>
+        </w:tc>
+        <w:tc>
+          <w:tcPr>
+            <w:tcW w:type="dxa" w:w="2466"/>
+            <w:tcBorders>
+              <w:top w:val="single" w:color="A6B8D0" w:sz="4"/>
+              <w:left w:val="single" w:color="A6B8D0" w:sz="4"/>
+              <w:bottom w:val="single" w:color="A6B8D0" w:sz="4"/>
+              <w:right w:val="single" w:color="A6B8D0" w:sz="4"/>
+            </w:tcBorders>
+            <w:tcMar>
+              <w:top w:type="dxa" w:w="50"/>
+              <w:left w:type="dxa" w:w="90"/>
+              <w:bottom w:type="dxa" w:w="50"/>
+              <w:right w:type="dxa" w:w="90"/>
+            </w:tcMar>
+          </w:tcPr>
+          <w:p>
+            <w:pPr>
+              <w:keepNext w:val="false"/>
+              <w:keepLines/>
+              <w:spacing w:after="0" w:before="0" w:line="280"/>
+            </w:pPr>
+            <w:r>
+              <w:rPr>
+                <w:rFonts w:ascii="Calibri" w:eastAsia="Yu Gothic" w:hAnsi="Calibri"/>
+                <w:b w:val="false"/>
+                <w:bCs w:val="false"/>
+                <w:sz w:val="18"/>
+                <w:szCs w:val="18"/>
+              </w:rPr>
+              <w:t xml:space="preserve">Done</w:t>
+            </w:r>
+          </w:p>
+        </w:tc>
+        <w:tc>
+          <w:tcPr>
+            <w:tcW w:type="dxa" w:w="1421"/>
+            <w:tcBorders>
+              <w:top w:val="single" w:color="A6B8D0" w:sz="4"/>
+              <w:left w:val="single" w:color="A6B8D0" w:sz="4"/>
+              <w:bottom w:val="single" w:color="A6B8D0" w:sz="4"/>
+              <w:right w:val="single" w:color="A6B8D0" w:sz="4"/>
+            </w:tcBorders>
+            <w:tcMar>
+              <w:top w:type="dxa" w:w="50"/>
+              <w:left w:type="dxa" w:w="90"/>
+              <w:bottom w:type="dxa" w:w="50"/>
+              <w:right w:type="dxa" w:w="90"/>
+            </w:tcMar>
+          </w:tcPr>
+          <w:p>
+            <w:pPr>
+              <w:keepNext w:val="false"/>
+              <w:keepLines/>
+              <w:spacing w:after="0" w:before="0" w:line="280"/>
+            </w:pPr>
+            <w:r>
+              <w:rPr>
+                <w:rFonts w:ascii="Calibri" w:eastAsia="Yu Gothic" w:hAnsi="Calibri"/>
+                <w:b w:val="false"/>
+                <w:bCs w:val="false"/>
+                <w:sz w:val="18"/>
+                <w:szCs w:val="18"/>
+              </w:rPr>
+              <w:t xml:space="preserve">Done</w:t>
+            </w:r>
+          </w:p>
+        </w:tc>
+      </w:tr>
+      <w:tr>
+        <w:trPr>
+          <w:cantSplit/>
+          <w:tblHeader w:val="off"/>
+        </w:trPr>
+        <w:tc>
+          <w:tcPr>
+            <w:tcW w:type="dxa" w:w="760"/>
+            <w:tcBorders>
+              <w:top w:val="single" w:color="A6B8D0" w:sz="4"/>
+              <w:left w:val="single" w:color="A6B8D0" w:sz="4"/>
+              <w:bottom w:val="single" w:color="A6B8D0" w:sz="4"/>
+              <w:right w:val="single" w:color="A6B8D0" w:sz="4"/>
+            </w:tcBorders>
+            <w:tcMar>
+              <w:top w:type="dxa" w:w="50"/>
+              <w:left w:type="dxa" w:w="90"/>
+              <w:bottom w:type="dxa" w:w="50"/>
+              <w:right w:type="dxa" w:w="90"/>
+            </w:tcMar>
+          </w:tcPr>
+          <w:p>
+            <w:pPr>
+              <w:keepNext w:val="false"/>
+              <w:keepLines/>
+              <w:spacing w:after="0" w:before="0" w:line="280"/>
+            </w:pPr>
+            <w:r>
+              <w:rPr>
+                <w:rFonts w:ascii="Calibri" w:eastAsia="Yu Gothic" w:hAnsi="Calibri"/>
+                <w:b w:val="false"/>
+                <w:bCs w:val="false"/>
+                <w:sz w:val="18"/>
+                <w:szCs w:val="18"/>
+              </w:rPr>
+              <w:t xml:space="preserve">14</w:t>
+            </w:r>
+          </w:p>
+        </w:tc>
+        <w:tc>
+          <w:tcPr>
+            <w:tcW w:type="dxa" w:w="4991"/>
+            <w:tcBorders>
+              <w:top w:val="single" w:color="A6B8D0" w:sz="4"/>
+              <w:left w:val="single" w:color="A6B8D0" w:sz="4"/>
+              <w:bottom w:val="single" w:color="A6B8D0" w:sz="4"/>
+              <w:right w:val="single" w:color="A6B8D0" w:sz="4"/>
+            </w:tcBorders>
+            <w:tcMar>
+              <w:top w:type="dxa" w:w="50"/>
+              <w:left w:type="dxa" w:w="90"/>
+              <w:bottom w:type="dxa" w:w="50"/>
+              <w:right w:type="dxa" w:w="90"/>
+            </w:tcMar>
+          </w:tcPr>
+          <w:p>
+            <w:pPr>
+              <w:keepNext w:val="false"/>
+              <w:keepLines/>
+              <w:spacing w:after="0" w:before="0" w:line="280"/>
+            </w:pPr>
+            <w:r>
+              <w:rPr>
+                <w:rFonts w:ascii="Calibri" w:eastAsia="Yu Gothic" w:hAnsi="Calibri"/>
+                <w:b w:val="false"/>
+                <w:bCs w:val="false"/>
+                <w:sz w:val="18"/>
+                <w:szCs w:val="18"/>
+              </w:rPr>
               <w:t xml:space="preserve">Finalizing the output's name (the order of Chapter 1, 7.2 “Batch export”; an output without a record never remains under its official name)</w:t>
             </w:r>
           </w:p>
         </w:tc>
         <w:tc>
           <w:tcPr>
-            <w:tcW w:type="dxa" w:w="2505"/>
+            <w:tcW w:type="dxa" w:w="2466"/>
             <w:tcBorders>
               <w:top w:val="single" w:color="A6B8D0" w:sz="4"/>
               <w:left w:val="single" w:color="A6B8D0" w:sz="4"/>
@@ -16328,7 +16629,7 @@
         <w:rPr>
           <w:rFonts w:ascii="Calibri" w:eastAsia="Yu Gothic" w:hAnsi="Calibri"/>
         </w:rPr>
-        <w:t xml:space="preserve">Parallelism: the number of images processed at the same time follows the formula of Chapter 4, 14.4 “Large images and parallel processing”. Watermark inference is limited to two images at a time (memory limit).</w:t>
+        <w:t xml:space="preserve">Parallelism: the number of images processed at the same time follows the formula of Chapter 4, 14.4 “Large images and parallel processing”. The number of simultaneous watermark inferences follows 5 “Invisible Watermark”.</w:t>
       </w:r>
     </w:p>
     <w:p>
@@ -16370,7 +16671,7 @@
     <w:p>
       <w:pPr>
         <w:pStyle w:val="ListParagraph"/>
-        <w:keepNext w:val="false"/>
+        <w:keepNext/>
         <w:keepLines/>
         <w:numPr>
           <w:ilvl w:val="0"/>
@@ -16383,28 +16684,6 @@
           <w:rFonts w:ascii="Calibri" w:eastAsia="Yu Gothic" w:hAnsi="Calibri"/>
         </w:rPr>
         <w:t xml:space="preserve">Progress display: total number of images, number done, estimated remaining time, number of failures (Chapter 10 “Screens and Design”).</w:t>
-      </w:r>
-    </w:p>
-    <w:p>
-      <w:pPr>
-        <w:pStyle w:val="Heading1"/>
-      </w:pPr>
-      <w:r>
-        <w:rPr>
-          <w:rFonts w:ascii="Calibri" w:eastAsia="Yu Gothic" w:hAnsi="Calibri"/>
-        </w:rPr>
-        <w:t xml:space="preserve">10. Output</w:t>
-      </w:r>
-    </w:p>
-    <w:p>
-      <w:pPr>
-        <w:pStyle w:val="Heading2"/>
-      </w:pPr>
-      <w:r>
-        <w:rPr>
-          <w:rFonts w:ascii="Calibri" w:eastAsia="Yu Gothic" w:hAnsi="Calibri"/>
-        </w:rPr>
-        <w:t xml:space="preserve">10.1 Names and structure</w:t>
       </w:r>
     </w:p>
     <w:p>
@@ -16422,19 +16701,7 @@
         <w:rPr>
           <w:rFonts w:ascii="Calibri" w:eastAsia="Yu Gothic" w:hAnsi="Calibri"/>
         </w:rPr>
-        <w:t xml:space="preserve">Delivery: images and the Enclosed Document under </w:t>
-      </w:r>
-      <w:r>
-        <w:rPr>
-          <w:rFonts w:ascii="Consolas" w:eastAsia="Yu Gothic" w:hAnsi="Consolas"/>
-        </w:rPr>
-        <w:t xml:space="preserve">&lt;output date YYYYMMDD&gt;_&lt;shoot name&gt;_delivery/</w:t>
-      </w:r>
-      <w:r>
-        <w:rPr>
-          <w:rFonts w:ascii="Calibri" w:eastAsia="Yu Gothic" w:hAnsi="Calibri"/>
-        </w:rPr>
-        <w:t xml:space="preserve"> (the structure of Chapter 5, 3.1 “Structure”).</w:t>
+        <w:t xml:space="preserve">Export can be canceled. Cancellation takes effect at photo boundaries (the one photo in progress is either finished through the name finalization of step 14 or discarded together with its temporary file, leaving no intermediate state). Photos exported up to the cancellation are kept and recorded in the work session.</w:t>
       </w:r>
     </w:p>
     <w:p>
@@ -16452,43 +16719,19 @@
         <w:rPr>
           <w:rFonts w:ascii="Calibri" w:eastAsia="Yu Gothic" w:hAnsi="Calibri"/>
         </w:rPr>
-        <w:t xml:space="preserve">Social media: under </w:t>
+        <w:t xml:space="preserve">After an abnormal exit: outputs left under temporary names are deleted and reconciled with the progress record of the work session (Chapter 1, 7.8 “Starting after an abnormal exit”). Only the names listed in </w:t>
       </w:r>
       <w:r>
         <w:rPr>
           <w:rFonts w:ascii="Consolas" w:eastAsia="Yu Gothic" w:hAnsi="Consolas"/>
         </w:rPr>
-        <w:t xml:space="preserve">&lt;output date YYYYMMDD&gt;_&lt;shoot name&gt;_sns/</w:t>
-      </w:r>
-      <w:r>
-        <w:rPr>
-          <w:rFonts w:ascii="Calibri" w:eastAsia="Yu Gothic" w:hAnsi="Calibri"/>
-        </w:rPr>
-        <w:t xml:space="preserve">, a folder per export preset (e.g., </w:t>
-      </w:r>
-      <w:r>
-        <w:rPr>
-          <w:rFonts w:ascii="Consolas" w:eastAsia="Yu Gothic" w:hAnsi="Consolas"/>
-        </w:rPr>
-        <w:t xml:space="preserve">X</w:t>
-      </w:r>
-      <w:r>
-        <w:rPr>
-          <w:rFonts w:ascii="Calibri" w:eastAsia="Yu Gothic" w:hAnsi="Calibri"/>
-        </w:rPr>
-        <w:t xml:space="preserve">, </w:t>
-      </w:r>
-      <w:r>
-        <w:rPr>
-          <w:rFonts w:ascii="Consolas" w:eastAsia="Yu Gothic" w:hAnsi="Consolas"/>
-        </w:rPr>
-        <w:t xml:space="preserve">Instagram</w:t>
-      </w:r>
-      <w:r>
-        <w:rPr>
-          <w:rFonts w:ascii="Calibri" w:eastAsia="Yu Gothic" w:hAnsi="Calibri"/>
-        </w:rPr>
-        <w:t xml:space="preserve">; Chapter 4, 14.1 “Export presets”), with images below it.</w:t>
+        <w:t xml:space="preserve">state/export-queue.json</w:t>
+      </w:r>
+      <w:r>
+        <w:rPr>
+          <w:rFonts w:ascii="Calibri" w:eastAsia="Yu Gothic" w:hAnsi="Calibri"/>
+        </w:rPr>
+        <w:t xml:space="preserve"> are deleted; temporary files of other software are not touched (an export's temporary name is written to this queue before the file is created).</w:t>
       </w:r>
     </w:p>
     <w:p>
@@ -16506,12 +16749,304 @@
         <w:rPr>
           <w:rFonts w:ascii="Calibri" w:eastAsia="Yu Gothic" w:hAnsi="Calibri"/>
         </w:rPr>
-        <w:t xml:space="preserve">Image file names: </w:t>
+        <w:t xml:space="preserve">The queue is held in </w:t>
       </w:r>
       <w:r>
         <w:rPr>
           <w:rFonts w:ascii="Consolas" w:eastAsia="Yu Gothic" w:hAnsi="Consolas"/>
         </w:rPr>
+        <w:t xml:space="preserve">state/export-queue.json</w:t>
+      </w:r>
+      <w:r>
+        <w:rPr>
+          <w:rFonts w:ascii="Calibri" w:eastAsia="Yu Gothic" w:hAnsi="Calibri"/>
+        </w:rPr>
+        <w:t xml:space="preserve"> (the sequence of work session numbers and presets; Chapter 8, 2.1) and survives app exit. It does not start automatically on the next start; Home shows “Resume export (N items)” and the User presses it (the same as resuming a browser download).</w:t>
+      </w:r>
+    </w:p>
+    <w:p>
+      <w:pPr>
+        <w:pStyle w:val="ListParagraph"/>
+        <w:keepNext/>
+        <w:keepLines/>
+        <w:numPr>
+          <w:ilvl w:val="0"/>
+          <w:numId w:val="2"/>
+        </w:numPr>
+        <w:spacing w:after="20" w:before="20" w:line="300"/>
+      </w:pPr>
+      <w:r>
+        <w:rPr>
+          <w:rFonts w:ascii="Calibri" w:eastAsia="Yu Gothic" w:hAnsi="Calibri"/>
+        </w:rPr>
+        <w:t xml:space="preserve">Identification numbers for all photos are issued at the start of the batch (step 1 of 8.1 uses those numbers). The Enclosed Document for delivery (the three files including the list of numbers in </w:t>
+      </w:r>
+      <w:r>
+        <w:rPr>
+          <w:rFonts w:ascii="Consolas" w:eastAsia="Yu Gothic" w:hAnsi="Consolas"/>
+        </w:rPr>
+        <w:t xml:space="preserve">00_RIGHTS.json</w:t>
+      </w:r>
+      <w:r>
+        <w:rPr>
+          <w:rFonts w:ascii="Calibri" w:eastAsia="Yu Gothic" w:hAnsi="Calibri"/>
+        </w:rPr>
+        <w:t xml:space="preserve">) is made once at the beginning of the batch with those numbers, and its hashes are written in each photo's manifest (step 9).</w:t>
+      </w:r>
+    </w:p>
+    <w:p>
+      <w:pPr>
+        <w:pStyle w:val="ListParagraph"/>
+        <w:keepNext w:val="false"/>
+        <w:keepLines/>
+        <w:numPr>
+          <w:ilvl w:val="0"/>
+          <w:numId w:val="2"/>
+        </w:numPr>
+        <w:spacing w:after="20" w:before="20" w:line="300"/>
+      </w:pPr>
+      <w:r>
+        <w:rPr>
+          <w:rFonts w:ascii="Calibri" w:eastAsia="Yu Gothic" w:hAnsi="Calibri"/>
+        </w:rPr>
+        <w:t xml:space="preserve">No limit is set on the number of photos. Identical photos are detected by SHA-256; the same photo is processed once and its output copied, with a single identification number (</w:t>
+      </w:r>
+      <w:r>
+        <w:rPr>
+          <w:rFonts w:ascii="Consolas" w:eastAsia="Yu Gothic" w:hAnsi="Consolas"/>
+        </w:rPr>
+        <w:t xml:space="preserve">duplicate_of</w:t>
+      </w:r>
+      <w:r>
+        <w:rPr>
+          <w:rFonts w:ascii="Calibri" w:eastAsia="Yu Gothic" w:hAnsi="Calibri"/>
+        </w:rPr>
+        <w:t xml:space="preserve"> in the work data). Nested folders are accepted and the same nesting is reproduced in the output. Several exports can be queued, and one runs at a time. Interruption and resumption work the same across restarts of the app or the OS (Chapter 4, 11.3, 14.6) (NRSD's request, 2026-09-30).</w:t>
+      </w:r>
+    </w:p>
+    <w:p>
+      <w:pPr>
+        <w:pStyle w:val="Heading1"/>
+      </w:pPr>
+      <w:r>
+        <w:rPr>
+          <w:rFonts w:ascii="Calibri" w:eastAsia="Yu Gothic" w:hAnsi="Calibri"/>
+        </w:rPr>
+        <w:t xml:space="preserve">10. Output</w:t>
+      </w:r>
+    </w:p>
+    <w:p>
+      <w:pPr>
+        <w:pStyle w:val="Heading2"/>
+      </w:pPr>
+      <w:r>
+        <w:rPr>
+          <w:rFonts w:ascii="Calibri" w:eastAsia="Yu Gothic" w:hAnsi="Calibri"/>
+        </w:rPr>
+        <w:t xml:space="preserve">10.1 Names and structure</w:t>
+      </w:r>
+    </w:p>
+    <w:p>
+      <w:pPr>
+        <w:pStyle w:val="ListParagraph"/>
+        <w:keepNext/>
+        <w:keepLines/>
+        <w:numPr>
+          <w:ilvl w:val="0"/>
+          <w:numId w:val="2"/>
+        </w:numPr>
+        <w:spacing w:after="20" w:before="20" w:line="300"/>
+      </w:pPr>
+      <w:r>
+        <w:rPr>
+          <w:rFonts w:ascii="Calibri" w:eastAsia="Yu Gothic" w:hAnsi="Calibri"/>
+        </w:rPr>
+        <w:t xml:space="preserve">Delivery: under </w:t>
+      </w:r>
+      <w:r>
+        <w:rPr>
+          <w:rFonts w:ascii="Consolas" w:eastAsia="Yu Gothic" w:hAnsi="Consolas"/>
+        </w:rPr>
+        <w:t xml:space="preserve">&lt;output date YYYYMMDD&gt;_&lt;shoot name in ASCII&gt;_delivery/</w:t>
+      </w:r>
+      <w:r>
+        <w:rPr>
+          <w:rFonts w:ascii="Calibri" w:eastAsia="Yu Gothic" w:hAnsi="Calibri"/>
+        </w:rPr>
+        <w:t xml:space="preserve"> (or </w:t>
+      </w:r>
+      <w:r>
+        <w:rPr>
+          <w:rFonts w:ascii="Consolas" w:eastAsia="Yu Gothic" w:hAnsi="Consolas"/>
+        </w:rPr>
+        <w:t xml:space="preserve">&lt;output date&gt;_delivery/</w:t>
+      </w:r>
+      <w:r>
+        <w:rPr>
+          <w:rFonts w:ascii="Calibri" w:eastAsia="Yu Gothic" w:hAnsi="Calibri"/>
+        </w:rPr>
+        <w:t xml:space="preserve"> if the shoot name cannot be reduced to ASCII), the images, the Enclosed Document (the structure of Chapter 5, 3.1 “Structure”), and the index </w:t>
+      </w:r>
+      <w:r>
+        <w:rPr>
+          <w:rFonts w:ascii="Consolas" w:eastAsia="Yu Gothic" w:hAnsi="Consolas"/>
+        </w:rPr>
+        <w:t xml:space="preserve">00_INDEX.txt</w:t>
+      </w:r>
+      <w:r>
+        <w:rPr>
+          <w:rFonts w:ascii="Calibri" w:eastAsia="Yu Gothic" w:hAnsi="Calibri"/>
+        </w:rPr>
+        <w:t xml:space="preserve"> (headings in three languages; sequence number, identification number, original file name, shoot name). Images use Lightroom's delivery sequence form </w:t>
+      </w:r>
+      <w:r>
+        <w:rPr>
+          <w:rFonts w:ascii="Consolas" w:eastAsia="Yu Gothic" w:hAnsi="Consolas"/>
+        </w:rPr>
+        <w:t xml:space="preserve">&lt;shoot name in ASCII&gt;-&lt;3-digit sequence&gt;-&lt;13-character identification number&gt;.&lt;extension&gt;</w:t>
+      </w:r>
+      <w:r>
+        <w:rPr>
+          <w:rFonts w:ascii="Calibri" w:eastAsia="Yu Gothic" w:hAnsi="Calibri"/>
+        </w:rPr>
+        <w:t xml:space="preserve"> (</w:t>
+      </w:r>
+      <w:r>
+        <w:rPr>
+          <w:rFonts w:ascii="Consolas" w:eastAsia="Yu Gothic" w:hAnsi="Consolas"/>
+        </w:rPr>
+        <w:t xml:space="preserve">&lt;3-digit sequence&gt;-&lt;identification number&gt;</w:t>
+      </w:r>
+      <w:r>
+        <w:rPr>
+          <w:rFonts w:ascii="Calibri" w:eastAsia="Yu Gothic" w:hAnsi="Calibri"/>
+        </w:rPr>
+        <w:t xml:space="preserve"> if there is no shoot name). With ASCII and sequence numbers only, as with camera DCF names, they are not garbled on any OS, in ZIP, or in the Cloud. The shoot name is kept in </w:t>
+      </w:r>
+      <w:r>
+        <w:rPr>
+          <w:rFonts w:ascii="Consolas" w:eastAsia="Yu Gothic" w:hAnsi="Consolas"/>
+        </w:rPr>
+        <w:t xml:space="preserve">00_INDEX.txt</w:t>
+      </w:r>
+      <w:r>
+        <w:rPr>
+          <w:rFonts w:ascii="Calibri" w:eastAsia="Yu Gothic" w:hAnsi="Calibri"/>
+        </w:rPr>
+        <w:t xml:space="preserve">, the work data, </w:t>
+      </w:r>
+      <w:r>
+        <w:rPr>
+          <w:rFonts w:ascii="Consolas" w:eastAsia="Yu Gothic" w:hAnsi="Consolas"/>
+        </w:rPr>
+        <w:t xml:space="preserve">jp.nrsd.rights</w:t>
+      </w:r>
+      <w:r>
+        <w:rPr>
+          <w:rFonts w:ascii="Calibri" w:eastAsia="Yu Gothic" w:hAnsi="Calibri"/>
+        </w:rPr>
+        <w:t xml:space="preserve"> of the manifest, and </w:t>
+      </w:r>
+      <w:r>
+        <w:rPr>
+          <w:rFonts w:ascii="Consolas" w:eastAsia="Yu Gothic" w:hAnsi="Consolas"/>
+        </w:rPr>
+        <w:t xml:space="preserve">dc:title</w:t>
+      </w:r>
+      <w:r>
+        <w:rPr>
+          <w:rFonts w:ascii="Calibri" w:eastAsia="Yu Gothic" w:hAnsi="Calibri"/>
+        </w:rPr>
+        <w:t xml:space="preserve"> of XMP. The original name may contain a real name and the like, so it is kept only in </w:t>
+      </w:r>
+      <w:r>
+        <w:rPr>
+          <w:rFonts w:ascii="Consolas" w:eastAsia="Yu Gothic" w:hAnsi="Consolas"/>
+        </w:rPr>
+        <w:t xml:space="preserve">00_INDEX.txt</w:t>
+      </w:r>
+      <w:r>
+        <w:rPr>
+          <w:rFonts w:ascii="Calibri" w:eastAsia="Yu Gothic" w:hAnsi="Calibri"/>
+        </w:rPr>
+        <w:t xml:space="preserve"> and the work data (NRSD's request, 2026-09-30).</w:t>
+      </w:r>
+    </w:p>
+    <w:p>
+      <w:pPr>
+        <w:pStyle w:val="ListParagraph"/>
+        <w:keepNext/>
+        <w:keepLines/>
+        <w:numPr>
+          <w:ilvl w:val="0"/>
+          <w:numId w:val="2"/>
+        </w:numPr>
+        <w:spacing w:after="20" w:before="20" w:line="300"/>
+      </w:pPr>
+      <w:r>
+        <w:rPr>
+          <w:rFonts w:ascii="Calibri" w:eastAsia="Yu Gothic" w:hAnsi="Calibri"/>
+        </w:rPr>
+        <w:t xml:space="preserve">Social media: under </w:t>
+      </w:r>
+      <w:r>
+        <w:rPr>
+          <w:rFonts w:ascii="Consolas" w:eastAsia="Yu Gothic" w:hAnsi="Consolas"/>
+        </w:rPr>
+        <w:t xml:space="preserve">&lt;output date YYYYMMDD&gt;_&lt;shoot name&gt;_sns/</w:t>
+      </w:r>
+      <w:r>
+        <w:rPr>
+          <w:rFonts w:ascii="Calibri" w:eastAsia="Yu Gothic" w:hAnsi="Calibri"/>
+        </w:rPr>
+        <w:t xml:space="preserve">, a folder per export preset (e.g., </w:t>
+      </w:r>
+      <w:r>
+        <w:rPr>
+          <w:rFonts w:ascii="Consolas" w:eastAsia="Yu Gothic" w:hAnsi="Consolas"/>
+        </w:rPr>
+        <w:t xml:space="preserve">X</w:t>
+      </w:r>
+      <w:r>
+        <w:rPr>
+          <w:rFonts w:ascii="Calibri" w:eastAsia="Yu Gothic" w:hAnsi="Calibri"/>
+        </w:rPr>
+        <w:t xml:space="preserve">, </w:t>
+      </w:r>
+      <w:r>
+        <w:rPr>
+          <w:rFonts w:ascii="Consolas" w:eastAsia="Yu Gothic" w:hAnsi="Consolas"/>
+        </w:rPr>
+        <w:t xml:space="preserve">Instagram</w:t>
+      </w:r>
+      <w:r>
+        <w:rPr>
+          <w:rFonts w:ascii="Calibri" w:eastAsia="Yu Gothic" w:hAnsi="Calibri"/>
+        </w:rPr>
+        <w:t xml:space="preserve">; Chapter 4, 14.1 “Export presets”), with images below it.</w:t>
+      </w:r>
+    </w:p>
+    <w:p>
+      <w:pPr>
+        <w:pStyle w:val="ListParagraph"/>
+        <w:keepNext/>
+        <w:keepLines/>
+        <w:numPr>
+          <w:ilvl w:val="0"/>
+          <w:numId w:val="2"/>
+        </w:numPr>
+        <w:spacing w:after="20" w:before="20" w:line="300"/>
+      </w:pPr>
+      <w:r>
+        <w:rPr>
+          <w:rFonts w:ascii="Calibri" w:eastAsia="Yu Gothic" w:hAnsi="Calibri"/>
+        </w:rPr>
+        <w:t xml:space="preserve">Social media image file names: </w:t>
+      </w:r>
+      <w:r>
+        <w:rPr>
+          <w:rFonts w:ascii="Consolas" w:eastAsia="Yu Gothic" w:hAnsi="Consolas"/>
+        </w:rPr>
         <w:t xml:space="preserve">&lt;original name&gt;_&lt;identification number&gt;.&lt;extension&gt;</w:t>
       </w:r>
       <w:r>
@@ -16530,7 +17065,85 @@
         <w:rPr>
           <w:rFonts w:ascii="Calibri" w:eastAsia="Yu Gothic" w:hAnsi="Calibri"/>
         </w:rPr>
-        <w:t xml:space="preserve"> if the User chose not to add it (7.1).</w:t>
+        <w:t xml:space="preserve"> if the User chose not to add it (7.1). Before export, the paths of all outputs are built on paper and checked against the limits of the three OSes (Windows 260 and 255 per component; macOS 1024 and 255 bytes per component (counted in NFD); Linux 4096 and 255 bytes), reserved names (CON, PRN, AUX, NUL, COM1–9, LPT1–9), trailing dots and spaces, names differing only in case, and NFC/NFD collisions, and offending names are corrected automatically to a safe form (truncation, replacement, sequence numbers). The User is not asked to decide. The corrections are kept in the work session and the work data. On Windows, long paths are handled (</w:t>
+      </w:r>
+      <w:r>
+        <w:rPr>
+          <w:rFonts w:ascii="Consolas" w:eastAsia="Yu Gothic" w:hAnsi="Consolas"/>
+        </w:rPr>
+        <w:t xml:space="preserve">longPathAware</w:t>
+      </w:r>
+      <w:r>
+        <w:rPr>
+          <w:rFonts w:ascii="Calibri" w:eastAsia="Yu Gothic" w:hAnsi="Calibri"/>
+        </w:rPr>
+        <w:t xml:space="preserve">, the </w:t>
+      </w:r>
+      <w:r>
+        <w:rPr>
+          <w:rFonts w:ascii="Consolas" w:eastAsia="Yu Gothic" w:hAnsi="Consolas"/>
+        </w:rPr>
+        <w:t xml:space="preserve">\\?\</w:t>
+      </w:r>
+      <w:r>
+        <w:rPr>
+          <w:rFonts w:ascii="Calibri" w:eastAsia="Yu Gothic" w:hAnsi="Calibri"/>
+        </w:rPr>
+        <w:t xml:space="preserve"> prefix) (NRSD's request, 2026-09-30).</w:t>
+      </w:r>
+    </w:p>
+    <w:p>
+      <w:pPr>
+        <w:pStyle w:val="ListParagraph"/>
+        <w:keepNext/>
+        <w:keepLines/>
+        <w:numPr>
+          <w:ilvl w:val="0"/>
+          <w:numId w:val="2"/>
+        </w:numPr>
+        <w:spacing w:after="20" w:before="20" w:line="300"/>
+      </w:pPr>
+      <w:r>
+        <w:rPr>
+          <w:rFonts w:ascii="Calibri" w:eastAsia="Yu Gothic" w:hAnsi="Calibri"/>
+        </w:rPr>
+        <w:t xml:space="preserve">The delivery serial numbers restart from 001 at every export (the folders differ; the same as the start value of Lightroom's “sequence”). If a folder of the same shoot name already exists on the same day, a number is added: </w:t>
+      </w:r>
+      <w:r>
+        <w:rPr>
+          <w:rFonts w:ascii="Consolas" w:eastAsia="Yu Gothic" w:hAnsi="Consolas"/>
+        </w:rPr>
+        <w:t xml:space="preserve">&lt;date&gt;_&lt;shoot name&gt;_delivery_2/</w:t>
+      </w:r>
+      <w:r>
+        <w:rPr>
+          <w:rFonts w:ascii="Calibri" w:eastAsia="Yu Gothic" w:hAnsi="Calibri"/>
+        </w:rPr>
+        <w:t xml:space="preserve">, </w:t>
+      </w:r>
+      <w:r>
+        <w:rPr>
+          <w:rFonts w:ascii="Consolas" w:eastAsia="Yu Gothic" w:hAnsi="Consolas"/>
+        </w:rPr>
+        <w:t xml:space="preserve">_3/</w:t>
+      </w:r>
+      <w:r>
+        <w:rPr>
+          <w:rFonts w:ascii="Calibri" w:eastAsia="Yu Gothic" w:hAnsi="Calibri"/>
+        </w:rPr>
+        <w:t xml:space="preserve"> (the same as macOS “copy 2” and Windows “(2)”; ASCII, separated by </w:t>
+      </w:r>
+      <w:r>
+        <w:rPr>
+          <w:rFonts w:ascii="Consolas" w:eastAsia="Yu Gothic" w:hAnsi="Consolas"/>
+        </w:rPr>
+        <w:t xml:space="preserve">_</w:t>
+      </w:r>
+      <w:r>
+        <w:rPr>
+          <w:rFonts w:ascii="Calibri" w:eastAsia="Yu Gothic" w:hAnsi="Calibri"/>
+        </w:rPr>
+        <w:t xml:space="preserve">). The same for social media.</w:t>
       </w:r>
     </w:p>
     <w:p>
@@ -18624,8 +19237,8 @@
       </w:tblPr>
       <w:tblGrid>
         <w:gridCol w:w="1220"/>
-        <w:gridCol w:w="3186"/>
-        <w:gridCol w:w="5232"/>
+        <w:gridCol w:w="3103"/>
+        <w:gridCol w:w="5315"/>
       </w:tblGrid>
       <w:tr>
         <w:trPr>
@@ -18669,7 +19282,7 @@
         </w:tc>
         <w:tc>
           <w:tcPr>
-            <w:tcW w:type="dxa" w:w="3186"/>
+            <w:tcW w:type="dxa" w:w="3103"/>
             <w:tcBorders>
               <w:top w:val="single" w:color="A6B8D0" w:sz="4"/>
               <w:left w:val="single" w:color="A6B8D0" w:sz="4"/>
@@ -18704,7 +19317,7 @@
         </w:tc>
         <w:tc>
           <w:tcPr>
-            <w:tcW w:type="dxa" w:w="5232"/>
+            <w:tcW w:type="dxa" w:w="5315"/>
             <w:tcBorders>
               <w:top w:val="single" w:color="A6B8D0" w:sz="4"/>
               <w:left w:val="single" w:color="A6B8D0" w:sz="4"/>
@@ -18779,7 +19392,7 @@
         </w:tc>
         <w:tc>
           <w:tcPr>
-            <w:tcW w:type="dxa" w:w="3186"/>
+            <w:tcW w:type="dxa" w:w="3103"/>
             <w:tcBorders>
               <w:top w:val="single" w:color="A6B8D0" w:sz="4"/>
               <w:left w:val="single" w:color="A6B8D0" w:sz="4"/>
@@ -18813,7 +19426,7 @@
         </w:tc>
         <w:tc>
           <w:tcPr>
-            <w:tcW w:type="dxa" w:w="5232"/>
+            <w:tcW w:type="dxa" w:w="5315"/>
             <w:tcBorders>
               <w:top w:val="single" w:color="A6B8D0" w:sz="4"/>
               <w:left w:val="single" w:color="A6B8D0" w:sz="4"/>
@@ -18887,7 +19500,7 @@
         </w:tc>
         <w:tc>
           <w:tcPr>
-            <w:tcW w:type="dxa" w:w="3186"/>
+            <w:tcW w:type="dxa" w:w="3103"/>
             <w:tcBorders>
               <w:top w:val="single" w:color="A6B8D0" w:sz="4"/>
               <w:left w:val="single" w:color="A6B8D0" w:sz="4"/>
@@ -18921,7 +19534,7 @@
         </w:tc>
         <w:tc>
           <w:tcPr>
-            <w:tcW w:type="dxa" w:w="5232"/>
+            <w:tcW w:type="dxa" w:w="5315"/>
             <w:tcBorders>
               <w:top w:val="single" w:color="A6B8D0" w:sz="4"/>
               <w:left w:val="single" w:color="A6B8D0" w:sz="4"/>
@@ -18995,7 +19608,7 @@
         </w:tc>
         <w:tc>
           <w:tcPr>
-            <w:tcW w:type="dxa" w:w="3186"/>
+            <w:tcW w:type="dxa" w:w="3103"/>
             <w:tcBorders>
               <w:top w:val="single" w:color="A6B8D0" w:sz="4"/>
               <w:left w:val="single" w:color="A6B8D0" w:sz="4"/>
@@ -19029,7 +19642,7 @@
         </w:tc>
         <w:tc>
           <w:tcPr>
-            <w:tcW w:type="dxa" w:w="5232"/>
+            <w:tcW w:type="dxa" w:w="5315"/>
             <w:tcBorders>
               <w:top w:val="single" w:color="A6B8D0" w:sz="4"/>
               <w:left w:val="single" w:color="A6B8D0" w:sz="4"/>
@@ -19103,7 +19716,7 @@
         </w:tc>
         <w:tc>
           <w:tcPr>
-            <w:tcW w:type="dxa" w:w="3186"/>
+            <w:tcW w:type="dxa" w:w="3103"/>
             <w:tcBorders>
               <w:top w:val="single" w:color="A6B8D0" w:sz="4"/>
               <w:left w:val="single" w:color="A6B8D0" w:sz="4"/>
@@ -19137,7 +19750,7 @@
         </w:tc>
         <w:tc>
           <w:tcPr>
-            <w:tcW w:type="dxa" w:w="5232"/>
+            <w:tcW w:type="dxa" w:w="5315"/>
             <w:tcBorders>
               <w:top w:val="single" w:color="A6B8D0" w:sz="4"/>
               <w:left w:val="single" w:color="A6B8D0" w:sz="4"/>
@@ -19211,7 +19824,7 @@
         </w:tc>
         <w:tc>
           <w:tcPr>
-            <w:tcW w:type="dxa" w:w="3186"/>
+            <w:tcW w:type="dxa" w:w="3103"/>
             <w:tcBorders>
               <w:top w:val="single" w:color="A6B8D0" w:sz="4"/>
               <w:left w:val="single" w:color="A6B8D0" w:sz="4"/>
@@ -19245,7 +19858,7 @@
         </w:tc>
         <w:tc>
           <w:tcPr>
-            <w:tcW w:type="dxa" w:w="5232"/>
+            <w:tcW w:type="dxa" w:w="5315"/>
             <w:tcBorders>
               <w:top w:val="single" w:color="A6B8D0" w:sz="4"/>
               <w:left w:val="single" w:color="A6B8D0" w:sz="4"/>
@@ -19319,7 +19932,7 @@
         </w:tc>
         <w:tc>
           <w:tcPr>
-            <w:tcW w:type="dxa" w:w="3186"/>
+            <w:tcW w:type="dxa" w:w="3103"/>
             <w:tcBorders>
               <w:top w:val="single" w:color="A6B8D0" w:sz="4"/>
               <w:left w:val="single" w:color="A6B8D0" w:sz="4"/>
@@ -19353,7 +19966,7 @@
         </w:tc>
         <w:tc>
           <w:tcPr>
-            <w:tcW w:type="dxa" w:w="5232"/>
+            <w:tcW w:type="dxa" w:w="5315"/>
             <w:tcBorders>
               <w:top w:val="single" w:color="A6B8D0" w:sz="4"/>
               <w:left w:val="single" w:color="A6B8D0" w:sz="4"/>
@@ -19427,7 +20040,7 @@
         </w:tc>
         <w:tc>
           <w:tcPr>
-            <w:tcW w:type="dxa" w:w="3186"/>
+            <w:tcW w:type="dxa" w:w="3103"/>
             <w:tcBorders>
               <w:top w:val="single" w:color="A6B8D0" w:sz="4"/>
               <w:left w:val="single" w:color="A6B8D0" w:sz="4"/>
@@ -19461,7 +20074,7 @@
         </w:tc>
         <w:tc>
           <w:tcPr>
-            <w:tcW w:type="dxa" w:w="5232"/>
+            <w:tcW w:type="dxa" w:w="5315"/>
             <w:tcBorders>
               <w:top w:val="single" w:color="A6B8D0" w:sz="4"/>
               <w:left w:val="single" w:color="A6B8D0" w:sz="4"/>
@@ -19517,6 +20130,114 @@
           </w:tcPr>
           <w:p>
             <w:pPr>
+              <w:keepNext/>
+              <w:keepLines/>
+              <w:spacing w:after="0" w:before="0" w:line="280"/>
+            </w:pPr>
+            <w:r>
+              <w:rPr>
+                <w:rFonts w:ascii="Calibri" w:eastAsia="Yu Gothic" w:hAnsi="Calibri"/>
+                <w:b w:val="false"/>
+                <w:bCs w:val="false"/>
+                <w:sz w:val="18"/>
+                <w:szCs w:val="18"/>
+              </w:rPr>
+              <w:t xml:space="preserve">Recording work data</w:t>
+            </w:r>
+          </w:p>
+        </w:tc>
+        <w:tc>
+          <w:tcPr>
+            <w:tcW w:type="dxa" w:w="3103"/>
+            <w:tcBorders>
+              <w:top w:val="single" w:color="A6B8D0" w:sz="4"/>
+              <w:left w:val="single" w:color="A6B8D0" w:sz="4"/>
+              <w:bottom w:val="single" w:color="A6B8D0" w:sz="4"/>
+              <w:right w:val="single" w:color="A6B8D0" w:sz="4"/>
+            </w:tcBorders>
+            <w:tcMar>
+              <w:top w:type="dxa" w:w="50"/>
+              <w:left w:type="dxa" w:w="90"/>
+              <w:bottom w:type="dxa" w:w="50"/>
+              <w:right w:type="dxa" w:w="90"/>
+            </w:tcMar>
+          </w:tcPr>
+          <w:p>
+            <w:pPr>
+              <w:keepNext/>
+              <w:keepLines/>
+              <w:spacing w:after="0" w:before="0" w:line="280"/>
+            </w:pPr>
+            <w:r>
+              <w:rPr>
+                <w:rFonts w:ascii="Calibri" w:eastAsia="Yu Gothic" w:hAnsi="Calibri"/>
+                <w:b w:val="false"/>
+                <w:bCs w:val="false"/>
+                <w:sz w:val="18"/>
+                <w:szCs w:val="18"/>
+              </w:rPr>
+              <w:t xml:space="preserve">Cannot write</w:t>
+            </w:r>
+          </w:p>
+        </w:tc>
+        <w:tc>
+          <w:tcPr>
+            <w:tcW w:type="dxa" w:w="5315"/>
+            <w:tcBorders>
+              <w:top w:val="single" w:color="A6B8D0" w:sz="4"/>
+              <w:left w:val="single" w:color="A6B8D0" w:sz="4"/>
+              <w:bottom w:val="single" w:color="A6B8D0" w:sz="4"/>
+              <w:right w:val="single" w:color="A6B8D0" w:sz="4"/>
+            </w:tcBorders>
+            <w:tcMar>
+              <w:top w:type="dxa" w:w="50"/>
+              <w:left w:type="dxa" w:w="90"/>
+              <w:bottom w:type="dxa" w:w="50"/>
+              <w:right w:type="dxa" w:w="90"/>
+            </w:tcMar>
+          </w:tcPr>
+          <w:p>
+            <w:pPr>
+              <w:keepNext/>
+              <w:keepLines/>
+              <w:spacing w:after="0" w:before="0" w:line="280"/>
+            </w:pPr>
+            <w:r>
+              <w:rPr>
+                <w:rFonts w:ascii="Calibri" w:eastAsia="Yu Gothic" w:hAnsi="Calibri"/>
+                <w:b w:val="false"/>
+                <w:bCs w:val="false"/>
+                <w:sz w:val="18"/>
+                <w:szCs w:val="18"/>
+              </w:rPr>
+              <w:t xml:space="preserve">Do not finalize the output's name and delete the temporary file. List that one image as a failure (by the order of Chapter 1, 7.2 “Batch export”, no output remains without a record)</w:t>
+            </w:r>
+          </w:p>
+        </w:tc>
+      </w:tr>
+      <w:tr>
+        <w:trPr>
+          <w:cantSplit/>
+          <w:tblHeader w:val="off"/>
+        </w:trPr>
+        <w:tc>
+          <w:tcPr>
+            <w:tcW w:type="dxa" w:w="1220"/>
+            <w:tcBorders>
+              <w:top w:val="single" w:color="A6B8D0" w:sz="4"/>
+              <w:left w:val="single" w:color="A6B8D0" w:sz="4"/>
+              <w:bottom w:val="single" w:color="A6B8D0" w:sz="4"/>
+              <w:right w:val="single" w:color="A6B8D0" w:sz="4"/>
+            </w:tcBorders>
+            <w:tcMar>
+              <w:top w:type="dxa" w:w="50"/>
+              <w:left w:type="dxa" w:w="90"/>
+              <w:bottom w:type="dxa" w:w="50"/>
+              <w:right w:type="dxa" w:w="90"/>
+            </w:tcMar>
+          </w:tcPr>
+          <w:p>
+            <w:pPr>
               <w:keepNext w:val="false"/>
               <w:keepLines/>
               <w:spacing w:after="0" w:before="0" w:line="280"/>
@@ -19529,13 +20250,13 @@
                 <w:sz w:val="18"/>
                 <w:szCs w:val="18"/>
               </w:rPr>
-              <w:t xml:space="preserve">Recording work data</w:t>
-            </w:r>
-          </w:p>
-        </w:tc>
-        <w:tc>
-          <w:tcPr>
-            <w:tcW w:type="dxa" w:w="3186"/>
+              <w:t xml:space="preserve">Read-back check</w:t>
+            </w:r>
+          </w:p>
+        </w:tc>
+        <w:tc>
+          <w:tcPr>
+            <w:tcW w:type="dxa" w:w="3103"/>
             <w:tcBorders>
               <w:top w:val="single" w:color="A6B8D0" w:sz="4"/>
               <w:left w:val="single" w:color="A6B8D0" w:sz="4"/>
@@ -19563,13 +20284,13 @@
                 <w:sz w:val="18"/>
                 <w:szCs w:val="18"/>
               </w:rPr>
-              <w:t xml:space="preserve">Cannot write</w:t>
-            </w:r>
-          </w:p>
-        </w:tc>
-        <w:tc>
-          <w:tcPr>
-            <w:tcW w:type="dxa" w:w="5232"/>
+              <w:t xml:space="preserve">One of the C2PA signature, watermark, rights fields, or PDQ does not pass</w:t>
+            </w:r>
+          </w:p>
+        </w:tc>
+        <w:tc>
+          <w:tcPr>
+            <w:tcW w:type="dxa" w:w="5315"/>
             <w:tcBorders>
               <w:top w:val="single" w:color="A6B8D0" w:sz="4"/>
               <w:left w:val="single" w:color="A6B8D0" w:sz="4"/>
@@ -19597,7 +20318,7 @@
                 <w:sz w:val="18"/>
                 <w:szCs w:val="18"/>
               </w:rPr>
-              <w:t xml:space="preserve">Do not finalize the output's name and delete the temporary file. List that one image as a failure (by the order of Chapter 1, 7.2 “Batch export”, no output remains without a record)</w:t>
+              <w:t xml:space="preserve">Stop that one image, delete the temporary file, and list the reason. Record it as an anomaly detection (step 13 of 8.1)</w:t>
             </w:r>
           </w:p>
         </w:tc>
@@ -19632,9 +20353,8 @@
         </w:tblBorders>
       </w:tblPr>
       <w:tblGrid>
-        <w:gridCol w:w="1753"/>
-        <w:gridCol w:w="5617"/>
-        <w:gridCol w:w="2268"/>
+        <w:gridCol w:w="6633"/>
+        <w:gridCol w:w="3005"/>
       </w:tblGrid>
       <w:tr>
         <w:trPr>
@@ -19643,7 +20363,7 @@
         </w:trPr>
         <w:tc>
           <w:tcPr>
-            <w:tcW w:type="dxa" w:w="1753"/>
+            <w:tcW w:type="dxa" w:w="6633"/>
             <w:tcBorders>
               <w:top w:val="single" w:color="A6B8D0" w:sz="4"/>
               <w:left w:val="single" w:color="A6B8D0" w:sz="4"/>
@@ -19672,48 +20392,13 @@
                 <w:sz w:val="18"/>
                 <w:szCs w:val="18"/>
               </w:rPr>
-              <w:t xml:space="preserve">Requirement number</w:t>
-            </w:r>
-          </w:p>
-        </w:tc>
-        <w:tc>
-          <w:tcPr>
-            <w:tcW w:type="dxa" w:w="5617"/>
-            <w:tcBorders>
-              <w:top w:val="single" w:color="A6B8D0" w:sz="4"/>
-              <w:left w:val="single" w:color="A6B8D0" w:sz="4"/>
-              <w:bottom w:val="single" w:color="A6B8D0" w:sz="4"/>
-              <w:right w:val="single" w:color="A6B8D0" w:sz="4"/>
-            </w:tcBorders>
-            <w:shd w:fill="DCE6F2" w:color="auto" w:val="clear"/>
-            <w:tcMar>
-              <w:top w:type="dxa" w:w="50"/>
-              <w:left w:type="dxa" w:w="90"/>
-              <w:bottom w:type="dxa" w:w="50"/>
-              <w:right w:type="dxa" w:w="90"/>
-            </w:tcMar>
-          </w:tcPr>
-          <w:p>
-            <w:pPr>
-              <w:keepNext/>
-              <w:keepLines/>
-              <w:spacing w:after="0" w:before="0" w:line="280"/>
-            </w:pPr>
-            <w:r>
-              <w:rPr>
-                <w:rFonts w:ascii="Calibri" w:eastAsia="Yu Gothic" w:hAnsi="Calibri"/>
-                <w:b/>
-                <w:bCs/>
-                <w:sz w:val="18"/>
-                <w:szCs w:val="18"/>
-              </w:rPr>
-              <w:t xml:space="preserve">Requirement</w:t>
-            </w:r>
-          </w:p>
-        </w:tc>
-        <w:tc>
-          <w:tcPr>
-            <w:tcW w:type="dxa" w:w="2268"/>
+              <w:t xml:space="preserve">Requirement number (text in the Outline Design Document)</w:t>
+            </w:r>
+          </w:p>
+        </w:tc>
+        <w:tc>
+          <w:tcPr>
+            <w:tcW w:type="dxa" w:w="3005"/>
             <w:tcBorders>
               <w:top w:val="single" w:color="A6B8D0" w:sz="4"/>
               <w:left w:val="single" w:color="A6B8D0" w:sz="4"/>
@@ -19754,23 +20439,23 @@
         </w:trPr>
         <w:tc>
           <w:tcPr>
-            <w:tcW w:type="dxa" w:w="1753"/>
-            <w:tcBorders>
-              <w:top w:val="single" w:color="A6B8D0" w:sz="4"/>
-              <w:left w:val="single" w:color="A6B8D0" w:sz="4"/>
-              <w:bottom w:val="single" w:color="A6B8D0" w:sz="4"/>
-              <w:right w:val="single" w:color="A6B8D0" w:sz="4"/>
-            </w:tcBorders>
-            <w:tcMar>
-              <w:top w:type="dxa" w:w="50"/>
-              <w:left w:type="dxa" w:w="90"/>
-              <w:bottom w:type="dxa" w:w="50"/>
-              <w:right w:type="dxa" w:w="90"/>
-            </w:tcMar>
-          </w:tcPr>
-          <w:p>
-            <w:pPr>
-              <w:keepNext w:val="false"/>
+            <w:tcW w:type="dxa" w:w="6633"/>
+            <w:tcBorders>
+              <w:top w:val="single" w:color="A6B8D0" w:sz="4"/>
+              <w:left w:val="single" w:color="A6B8D0" w:sz="4"/>
+              <w:bottom w:val="single" w:color="A6B8D0" w:sz="4"/>
+              <w:right w:val="single" w:color="A6B8D0" w:sz="4"/>
+            </w:tcBorders>
+            <w:tcMar>
+              <w:top w:type="dxa" w:w="50"/>
+              <w:left w:type="dxa" w:w="90"/>
+              <w:bottom w:type="dxa" w:w="50"/>
+              <w:right w:type="dxa" w:w="90"/>
+            </w:tcMar>
+          </w:tcPr>
+          <w:p>
+            <w:pPr>
+              <w:keepNext/>
               <w:keepLines/>
               <w:spacing w:after="0" w:before="0" w:line="280"/>
             </w:pPr>
@@ -19788,57 +20473,23 @@
         </w:tc>
         <w:tc>
           <w:tcPr>
-            <w:tcW w:type="dxa" w:w="5617"/>
-            <w:tcBorders>
-              <w:top w:val="single" w:color="A6B8D0" w:sz="4"/>
-              <w:left w:val="single" w:color="A6B8D0" w:sz="4"/>
-              <w:bottom w:val="single" w:color="A6B8D0" w:sz="4"/>
-              <w:right w:val="single" w:color="A6B8D0" w:sz="4"/>
-            </w:tcBorders>
-            <w:tcMar>
-              <w:top w:type="dxa" w:w="50"/>
-              <w:left w:type="dxa" w:w="90"/>
-              <w:bottom w:type="dxa" w:w="50"/>
-              <w:right w:type="dxa" w:w="90"/>
-            </w:tcMar>
-          </w:tcPr>
-          <w:p>
-            <w:pPr>
-              <w:keepNext w:val="false"/>
-              <w:keepLines/>
-              <w:spacing w:after="0" w:before="0" w:line="280"/>
-            </w:pPr>
-            <w:r>
-              <w:rPr>
-                <w:rFonts w:ascii="Calibri" w:eastAsia="Yu Gothic" w:hAnsi="Calibri"/>
-                <w:b w:val="false"/>
-                <w:bCs w:val="false"/>
-                <w:sz w:val="18"/>
-                <w:szCs w:val="18"/>
-              </w:rPr>
-              <w:t xml:space="preserve">Supported formats are determined</w:t>
-            </w:r>
-          </w:p>
-        </w:tc>
-        <w:tc>
-          <w:tcPr>
-            <w:tcW w:type="dxa" w:w="2268"/>
-            <w:tcBorders>
-              <w:top w:val="single" w:color="A6B8D0" w:sz="4"/>
-              <w:left w:val="single" w:color="A6B8D0" w:sz="4"/>
-              <w:bottom w:val="single" w:color="A6B8D0" w:sz="4"/>
-              <w:right w:val="single" w:color="A6B8D0" w:sz="4"/>
-            </w:tcBorders>
-            <w:tcMar>
-              <w:top w:type="dxa" w:w="50"/>
-              <w:left w:type="dxa" w:w="90"/>
-              <w:bottom w:type="dxa" w:w="50"/>
-              <w:right w:type="dxa" w:w="90"/>
-            </w:tcMar>
-          </w:tcPr>
-          <w:p>
-            <w:pPr>
-              <w:keepNext w:val="false"/>
+            <w:tcW w:type="dxa" w:w="3005"/>
+            <w:tcBorders>
+              <w:top w:val="single" w:color="A6B8D0" w:sz="4"/>
+              <w:left w:val="single" w:color="A6B8D0" w:sz="4"/>
+              <w:bottom w:val="single" w:color="A6B8D0" w:sz="4"/>
+              <w:right w:val="single" w:color="A6B8D0" w:sz="4"/>
+            </w:tcBorders>
+            <w:tcMar>
+              <w:top w:type="dxa" w:w="50"/>
+              <w:left w:type="dxa" w:w="90"/>
+              <w:bottom w:type="dxa" w:w="50"/>
+              <w:right w:type="dxa" w:w="90"/>
+            </w:tcMar>
+          </w:tcPr>
+          <w:p>
+            <w:pPr>
+              <w:keepNext/>
               <w:keepLines/>
               <w:spacing w:after="0" w:before="0" w:line="280"/>
             </w:pPr>
@@ -19862,23 +20513,23 @@
         </w:trPr>
         <w:tc>
           <w:tcPr>
-            <w:tcW w:type="dxa" w:w="1753"/>
-            <w:tcBorders>
-              <w:top w:val="single" w:color="A6B8D0" w:sz="4"/>
-              <w:left w:val="single" w:color="A6B8D0" w:sz="4"/>
-              <w:bottom w:val="single" w:color="A6B8D0" w:sz="4"/>
-              <w:right w:val="single" w:color="A6B8D0" w:sz="4"/>
-            </w:tcBorders>
-            <w:tcMar>
-              <w:top w:type="dxa" w:w="50"/>
-              <w:left w:type="dxa" w:w="90"/>
-              <w:bottom w:type="dxa" w:w="50"/>
-              <w:right w:type="dxa" w:w="90"/>
-            </w:tcMar>
-          </w:tcPr>
-          <w:p>
-            <w:pPr>
-              <w:keepNext w:val="false"/>
+            <w:tcW w:type="dxa" w:w="6633"/>
+            <w:tcBorders>
+              <w:top w:val="single" w:color="A6B8D0" w:sz="4"/>
+              <w:left w:val="single" w:color="A6B8D0" w:sz="4"/>
+              <w:bottom w:val="single" w:color="A6B8D0" w:sz="4"/>
+              <w:right w:val="single" w:color="A6B8D0" w:sz="4"/>
+            </w:tcBorders>
+            <w:tcMar>
+              <w:top w:type="dxa" w:w="50"/>
+              <w:left w:type="dxa" w:w="90"/>
+              <w:bottom w:type="dxa" w:w="50"/>
+              <w:right w:type="dxa" w:w="90"/>
+            </w:tcMar>
+          </w:tcPr>
+          <w:p>
+            <w:pPr>
+              <w:keepNext/>
               <w:keepLines/>
               <w:spacing w:after="0" w:before="0" w:line="280"/>
             </w:pPr>
@@ -19896,57 +20547,23 @@
         </w:tc>
         <w:tc>
           <w:tcPr>
-            <w:tcW w:type="dxa" w:w="5617"/>
-            <w:tcBorders>
-              <w:top w:val="single" w:color="A6B8D0" w:sz="4"/>
-              <w:left w:val="single" w:color="A6B8D0" w:sz="4"/>
-              <w:bottom w:val="single" w:color="A6B8D0" w:sz="4"/>
-              <w:right w:val="single" w:color="A6B8D0" w:sz="4"/>
-            </w:tcBorders>
-            <w:tcMar>
-              <w:top w:type="dxa" w:w="50"/>
-              <w:left w:type="dxa" w:w="90"/>
-              <w:bottom w:type="dxa" w:w="50"/>
-              <w:right w:type="dxa" w:w="90"/>
-            </w:tcMar>
-          </w:tcPr>
-          <w:p>
-            <w:pPr>
-              <w:keepNext w:val="false"/>
-              <w:keepLines/>
-              <w:spacing w:after="0" w:before="0" w:line="280"/>
-            </w:pPr>
-            <w:r>
-              <w:rPr>
-                <w:rFonts w:ascii="Calibri" w:eastAsia="Yu Gothic" w:hAnsi="Calibri"/>
-                <w:b w:val="false"/>
-                <w:bCs w:val="false"/>
-                <w:sz w:val="18"/>
-                <w:szCs w:val="18"/>
-              </w:rPr>
-              <w:t xml:space="preserve">Broken images, huge images, and images already signed can be handled safely</w:t>
-            </w:r>
-          </w:p>
-        </w:tc>
-        <w:tc>
-          <w:tcPr>
-            <w:tcW w:type="dxa" w:w="2268"/>
-            <w:tcBorders>
-              <w:top w:val="single" w:color="A6B8D0" w:sz="4"/>
-              <w:left w:val="single" w:color="A6B8D0" w:sz="4"/>
-              <w:bottom w:val="single" w:color="A6B8D0" w:sz="4"/>
-              <w:right w:val="single" w:color="A6B8D0" w:sz="4"/>
-            </w:tcBorders>
-            <w:tcMar>
-              <w:top w:type="dxa" w:w="50"/>
-              <w:left w:type="dxa" w:w="90"/>
-              <w:bottom w:type="dxa" w:w="50"/>
-              <w:right w:type="dxa" w:w="90"/>
-            </w:tcMar>
-          </w:tcPr>
-          <w:p>
-            <w:pPr>
-              <w:keepNext w:val="false"/>
+            <w:tcW w:type="dxa" w:w="3005"/>
+            <w:tcBorders>
+              <w:top w:val="single" w:color="A6B8D0" w:sz="4"/>
+              <w:left w:val="single" w:color="A6B8D0" w:sz="4"/>
+              <w:bottom w:val="single" w:color="A6B8D0" w:sz="4"/>
+              <w:right w:val="single" w:color="A6B8D0" w:sz="4"/>
+            </w:tcBorders>
+            <w:tcMar>
+              <w:top w:type="dxa" w:w="50"/>
+              <w:left w:type="dxa" w:w="90"/>
+              <w:bottom w:type="dxa" w:w="50"/>
+              <w:right w:type="dxa" w:w="90"/>
+            </w:tcMar>
+          </w:tcPr>
+          <w:p>
+            <w:pPr>
+              <w:keepNext/>
               <w:keepLines/>
               <w:spacing w:after="0" w:before="0" w:line="280"/>
             </w:pPr>
@@ -19970,23 +20587,23 @@
         </w:trPr>
         <w:tc>
           <w:tcPr>
-            <w:tcW w:type="dxa" w:w="1753"/>
-            <w:tcBorders>
-              <w:top w:val="single" w:color="A6B8D0" w:sz="4"/>
-              <w:left w:val="single" w:color="A6B8D0" w:sz="4"/>
-              <w:bottom w:val="single" w:color="A6B8D0" w:sz="4"/>
-              <w:right w:val="single" w:color="A6B8D0" w:sz="4"/>
-            </w:tcBorders>
-            <w:tcMar>
-              <w:top w:type="dxa" w:w="50"/>
-              <w:left w:type="dxa" w:w="90"/>
-              <w:bottom w:type="dxa" w:w="50"/>
-              <w:right w:type="dxa" w:w="90"/>
-            </w:tcMar>
-          </w:tcPr>
-          <w:p>
-            <w:pPr>
-              <w:keepNext w:val="false"/>
+            <w:tcW w:type="dxa" w:w="6633"/>
+            <w:tcBorders>
+              <w:top w:val="single" w:color="A6B8D0" w:sz="4"/>
+              <w:left w:val="single" w:color="A6B8D0" w:sz="4"/>
+              <w:bottom w:val="single" w:color="A6B8D0" w:sz="4"/>
+              <w:right w:val="single" w:color="A6B8D0" w:sz="4"/>
+            </w:tcBorders>
+            <w:tcMar>
+              <w:top w:type="dxa" w:w="50"/>
+              <w:left w:type="dxa" w:w="90"/>
+              <w:bottom w:type="dxa" w:w="50"/>
+              <w:right w:type="dxa" w:w="90"/>
+            </w:tcMar>
+          </w:tcPr>
+          <w:p>
+            <w:pPr>
+              <w:keepNext/>
               <w:keepLines/>
               <w:spacing w:after="0" w:before="0" w:line="280"/>
             </w:pPr>
@@ -20004,57 +20621,23 @@
         </w:tc>
         <w:tc>
           <w:tcPr>
-            <w:tcW w:type="dxa" w:w="5617"/>
-            <w:tcBorders>
-              <w:top w:val="single" w:color="A6B8D0" w:sz="4"/>
-              <w:left w:val="single" w:color="A6B8D0" w:sz="4"/>
-              <w:bottom w:val="single" w:color="A6B8D0" w:sz="4"/>
-              <w:right w:val="single" w:color="A6B8D0" w:sz="4"/>
-            </w:tcBorders>
-            <w:tcMar>
-              <w:top w:type="dxa" w:w="50"/>
-              <w:left w:type="dxa" w:w="90"/>
-              <w:bottom w:type="dxa" w:w="50"/>
-              <w:right w:type="dxa" w:w="90"/>
-            </w:tcMar>
-          </w:tcPr>
-          <w:p>
-            <w:pPr>
-              <w:keepNext w:val="false"/>
-              <w:keepLines/>
-              <w:spacing w:after="0" w:before="0" w:line="280"/>
-            </w:pPr>
-            <w:r>
-              <w:rPr>
-                <w:rFonts w:ascii="Calibri" w:eastAsia="Yu Gothic" w:hAnsi="Calibri"/>
-                <w:b w:val="false"/>
-                <w:bCs w:val="false"/>
-                <w:sz w:val="18"/>
-                <w:szCs w:val="18"/>
-              </w:rPr>
-              <w:t xml:space="preserve">Fields recorded and fields not recorded (personal information) are determined</w:t>
-            </w:r>
-          </w:p>
-        </w:tc>
-        <w:tc>
-          <w:tcPr>
-            <w:tcW w:type="dxa" w:w="2268"/>
-            <w:tcBorders>
-              <w:top w:val="single" w:color="A6B8D0" w:sz="4"/>
-              <w:left w:val="single" w:color="A6B8D0" w:sz="4"/>
-              <w:bottom w:val="single" w:color="A6B8D0" w:sz="4"/>
-              <w:right w:val="single" w:color="A6B8D0" w:sz="4"/>
-            </w:tcBorders>
-            <w:tcMar>
-              <w:top w:type="dxa" w:w="50"/>
-              <w:left w:type="dxa" w:w="90"/>
-              <w:bottom w:type="dxa" w:w="50"/>
-              <w:right w:type="dxa" w:w="90"/>
-            </w:tcMar>
-          </w:tcPr>
-          <w:p>
-            <w:pPr>
-              <w:keepNext w:val="false"/>
+            <w:tcW w:type="dxa" w:w="3005"/>
+            <w:tcBorders>
+              <w:top w:val="single" w:color="A6B8D0" w:sz="4"/>
+              <w:left w:val="single" w:color="A6B8D0" w:sz="4"/>
+              <w:bottom w:val="single" w:color="A6B8D0" w:sz="4"/>
+              <w:right w:val="single" w:color="A6B8D0" w:sz="4"/>
+            </w:tcBorders>
+            <w:tcMar>
+              <w:top w:type="dxa" w:w="50"/>
+              <w:left w:type="dxa" w:w="90"/>
+              <w:bottom w:type="dxa" w:w="50"/>
+              <w:right w:type="dxa" w:w="90"/>
+            </w:tcMar>
+          </w:tcPr>
+          <w:p>
+            <w:pPr>
+              <w:keepNext/>
               <w:keepLines/>
               <w:spacing w:after="0" w:before="0" w:line="280"/>
             </w:pPr>
@@ -20078,23 +20661,23 @@
         </w:trPr>
         <w:tc>
           <w:tcPr>
-            <w:tcW w:type="dxa" w:w="1753"/>
-            <w:tcBorders>
-              <w:top w:val="single" w:color="A6B8D0" w:sz="4"/>
-              <w:left w:val="single" w:color="A6B8D0" w:sz="4"/>
-              <w:bottom w:val="single" w:color="A6B8D0" w:sz="4"/>
-              <w:right w:val="single" w:color="A6B8D0" w:sz="4"/>
-            </w:tcBorders>
-            <w:tcMar>
-              <w:top w:type="dxa" w:w="50"/>
-              <w:left w:type="dxa" w:w="90"/>
-              <w:bottom w:type="dxa" w:w="50"/>
-              <w:right w:type="dxa" w:w="90"/>
-            </w:tcMar>
-          </w:tcPr>
-          <w:p>
-            <w:pPr>
-              <w:keepNext w:val="false"/>
+            <w:tcW w:type="dxa" w:w="6633"/>
+            <w:tcBorders>
+              <w:top w:val="single" w:color="A6B8D0" w:sz="4"/>
+              <w:left w:val="single" w:color="A6B8D0" w:sz="4"/>
+              <w:bottom w:val="single" w:color="A6B8D0" w:sz="4"/>
+              <w:right w:val="single" w:color="A6B8D0" w:sz="4"/>
+            </w:tcBorders>
+            <w:tcMar>
+              <w:top w:type="dxa" w:w="50"/>
+              <w:left w:type="dxa" w:w="90"/>
+              <w:bottom w:type="dxa" w:w="50"/>
+              <w:right w:type="dxa" w:w="90"/>
+            </w:tcMar>
+          </w:tcPr>
+          <w:p>
+            <w:pPr>
+              <w:keepNext/>
               <w:keepLines/>
               <w:spacing w:after="0" w:before="0" w:line="280"/>
             </w:pPr>
@@ -20112,57 +20695,23 @@
         </w:tc>
         <w:tc>
           <w:tcPr>
-            <w:tcW w:type="dxa" w:w="5617"/>
-            <w:tcBorders>
-              <w:top w:val="single" w:color="A6B8D0" w:sz="4"/>
-              <w:left w:val="single" w:color="A6B8D0" w:sz="4"/>
-              <w:bottom w:val="single" w:color="A6B8D0" w:sz="4"/>
-              <w:right w:val="single" w:color="A6B8D0" w:sz="4"/>
-            </w:tcBorders>
-            <w:tcMar>
-              <w:top w:type="dxa" w:w="50"/>
-              <w:left w:type="dxa" w:w="90"/>
-              <w:bottom w:type="dxa" w:w="50"/>
-              <w:right w:type="dxa" w:w="90"/>
-            </w:tcMar>
-          </w:tcPr>
-          <w:p>
-            <w:pPr>
-              <w:keepNext w:val="false"/>
-              <w:keepLines/>
-              <w:spacing w:after="0" w:before="0" w:line="280"/>
-            </w:pPr>
-            <w:r>
-              <w:rPr>
-                <w:rFonts w:ascii="Calibri" w:eastAsia="Yu Gothic" w:hAnsi="Calibri"/>
-                <w:b w:val="false"/>
-                <w:bCs w:val="false"/>
-                <w:sz w:val="18"/>
-                <w:szCs w:val="18"/>
-              </w:rPr>
-              <w:t xml:space="preserve">The version of the specification followed is determined</w:t>
-            </w:r>
-          </w:p>
-        </w:tc>
-        <w:tc>
-          <w:tcPr>
-            <w:tcW w:type="dxa" w:w="2268"/>
-            <w:tcBorders>
-              <w:top w:val="single" w:color="A6B8D0" w:sz="4"/>
-              <w:left w:val="single" w:color="A6B8D0" w:sz="4"/>
-              <w:bottom w:val="single" w:color="A6B8D0" w:sz="4"/>
-              <w:right w:val="single" w:color="A6B8D0" w:sz="4"/>
-            </w:tcBorders>
-            <w:tcMar>
-              <w:top w:type="dxa" w:w="50"/>
-              <w:left w:type="dxa" w:w="90"/>
-              <w:bottom w:type="dxa" w:w="50"/>
-              <w:right w:type="dxa" w:w="90"/>
-            </w:tcMar>
-          </w:tcPr>
-          <w:p>
-            <w:pPr>
-              <w:keepNext w:val="false"/>
+            <w:tcW w:type="dxa" w:w="3005"/>
+            <w:tcBorders>
+              <w:top w:val="single" w:color="A6B8D0" w:sz="4"/>
+              <w:left w:val="single" w:color="A6B8D0" w:sz="4"/>
+              <w:bottom w:val="single" w:color="A6B8D0" w:sz="4"/>
+              <w:right w:val="single" w:color="A6B8D0" w:sz="4"/>
+            </w:tcBorders>
+            <w:tcMar>
+              <w:top w:type="dxa" w:w="50"/>
+              <w:left w:type="dxa" w:w="90"/>
+              <w:bottom w:type="dxa" w:w="50"/>
+              <w:right w:type="dxa" w:w="90"/>
+            </w:tcMar>
+          </w:tcPr>
+          <w:p>
+            <w:pPr>
+              <w:keepNext/>
               <w:keepLines/>
               <w:spacing w:after="0" w:before="0" w:line="280"/>
             </w:pPr>
@@ -20186,23 +20735,23 @@
         </w:trPr>
         <w:tc>
           <w:tcPr>
-            <w:tcW w:type="dxa" w:w="1753"/>
-            <w:tcBorders>
-              <w:top w:val="single" w:color="A6B8D0" w:sz="4"/>
-              <w:left w:val="single" w:color="A6B8D0" w:sz="4"/>
-              <w:bottom w:val="single" w:color="A6B8D0" w:sz="4"/>
-              <w:right w:val="single" w:color="A6B8D0" w:sz="4"/>
-            </w:tcBorders>
-            <w:tcMar>
-              <w:top w:type="dxa" w:w="50"/>
-              <w:left w:type="dxa" w:w="90"/>
-              <w:bottom w:type="dxa" w:w="50"/>
-              <w:right w:type="dxa" w:w="90"/>
-            </w:tcMar>
-          </w:tcPr>
-          <w:p>
-            <w:pPr>
-              <w:keepNext w:val="false"/>
+            <w:tcW w:type="dxa" w:w="6633"/>
+            <w:tcBorders>
+              <w:top w:val="single" w:color="A6B8D0" w:sz="4"/>
+              <w:left w:val="single" w:color="A6B8D0" w:sz="4"/>
+              <w:bottom w:val="single" w:color="A6B8D0" w:sz="4"/>
+              <w:right w:val="single" w:color="A6B8D0" w:sz="4"/>
+            </w:tcBorders>
+            <w:tcMar>
+              <w:top w:type="dxa" w:w="50"/>
+              <w:left w:type="dxa" w:w="90"/>
+              <w:bottom w:type="dxa" w:w="50"/>
+              <w:right w:type="dxa" w:w="90"/>
+            </w:tcMar>
+          </w:tcPr>
+          <w:p>
+            <w:pPr>
+              <w:keepNext/>
               <w:keepLines/>
               <w:spacing w:after="0" w:before="0" w:line="280"/>
             </w:pPr>
@@ -20220,57 +20769,23 @@
         </w:tc>
         <w:tc>
           <w:tcPr>
-            <w:tcW w:type="dxa" w:w="5617"/>
-            <w:tcBorders>
-              <w:top w:val="single" w:color="A6B8D0" w:sz="4"/>
-              <w:left w:val="single" w:color="A6B8D0" w:sz="4"/>
-              <w:bottom w:val="single" w:color="A6B8D0" w:sz="4"/>
-              <w:right w:val="single" w:color="A6B8D0" w:sz="4"/>
-            </w:tcBorders>
-            <w:tcMar>
-              <w:top w:type="dxa" w:w="50"/>
-              <w:left w:type="dxa" w:w="90"/>
-              <w:bottom w:type="dxa" w:w="50"/>
-              <w:right w:type="dxa" w:w="90"/>
-            </w:tcMar>
-          </w:tcPr>
-          <w:p>
-            <w:pPr>
-              <w:keepNext w:val="false"/>
-              <w:keepLines/>
-              <w:spacing w:after="0" w:before="0" w:line="280"/>
-            </w:pPr>
-            <w:r>
-              <w:rPr>
-                <w:rFonts w:ascii="Calibri" w:eastAsia="Yu Gothic" w:hAnsi="Calibri"/>
-                <w:b w:val="false"/>
-                <w:bCs w:val="false"/>
-                <w:sz w:val="18"/>
-                <w:szCs w:val="18"/>
-              </w:rPr>
-              <w:t xml:space="preserve">Whether the Permitted Scope and Visible Signature operations are recorded is determined (decided together with Chapter 5)</w:t>
-            </w:r>
-          </w:p>
-        </w:tc>
-        <w:tc>
-          <w:tcPr>
-            <w:tcW w:type="dxa" w:w="2268"/>
-            <w:tcBorders>
-              <w:top w:val="single" w:color="A6B8D0" w:sz="4"/>
-              <w:left w:val="single" w:color="A6B8D0" w:sz="4"/>
-              <w:bottom w:val="single" w:color="A6B8D0" w:sz="4"/>
-              <w:right w:val="single" w:color="A6B8D0" w:sz="4"/>
-            </w:tcBorders>
-            <w:tcMar>
-              <w:top w:type="dxa" w:w="50"/>
-              <w:left w:type="dxa" w:w="90"/>
-              <w:bottom w:type="dxa" w:w="50"/>
-              <w:right w:type="dxa" w:w="90"/>
-            </w:tcMar>
-          </w:tcPr>
-          <w:p>
-            <w:pPr>
-              <w:keepNext w:val="false"/>
+            <w:tcW w:type="dxa" w:w="3005"/>
+            <w:tcBorders>
+              <w:top w:val="single" w:color="A6B8D0" w:sz="4"/>
+              <w:left w:val="single" w:color="A6B8D0" w:sz="4"/>
+              <w:bottom w:val="single" w:color="A6B8D0" w:sz="4"/>
+              <w:right w:val="single" w:color="A6B8D0" w:sz="4"/>
+            </w:tcBorders>
+            <w:tcMar>
+              <w:top w:type="dxa" w:w="50"/>
+              <w:left w:type="dxa" w:w="90"/>
+              <w:bottom w:type="dxa" w:w="50"/>
+              <w:right w:type="dxa" w:w="90"/>
+            </w:tcMar>
+          </w:tcPr>
+          <w:p>
+            <w:pPr>
+              <w:keepNext/>
               <w:keepLines/>
               <w:spacing w:after="0" w:before="0" w:line="280"/>
             </w:pPr>
@@ -20294,23 +20809,23 @@
         </w:trPr>
         <w:tc>
           <w:tcPr>
-            <w:tcW w:type="dxa" w:w="1753"/>
-            <w:tcBorders>
-              <w:top w:val="single" w:color="A6B8D0" w:sz="4"/>
-              <w:left w:val="single" w:color="A6B8D0" w:sz="4"/>
-              <w:bottom w:val="single" w:color="A6B8D0" w:sz="4"/>
-              <w:right w:val="single" w:color="A6B8D0" w:sz="4"/>
-            </w:tcBorders>
-            <w:tcMar>
-              <w:top w:type="dxa" w:w="50"/>
-              <w:left w:type="dxa" w:w="90"/>
-              <w:bottom w:type="dxa" w:w="50"/>
-              <w:right w:type="dxa" w:w="90"/>
-            </w:tcMar>
-          </w:tcPr>
-          <w:p>
-            <w:pPr>
-              <w:keepNext w:val="false"/>
+            <w:tcW w:type="dxa" w:w="6633"/>
+            <w:tcBorders>
+              <w:top w:val="single" w:color="A6B8D0" w:sz="4"/>
+              <w:left w:val="single" w:color="A6B8D0" w:sz="4"/>
+              <w:bottom w:val="single" w:color="A6B8D0" w:sz="4"/>
+              <w:right w:val="single" w:color="A6B8D0" w:sz="4"/>
+            </w:tcBorders>
+            <w:tcMar>
+              <w:top w:type="dxa" w:w="50"/>
+              <w:left w:type="dxa" w:w="90"/>
+              <w:bottom w:type="dxa" w:w="50"/>
+              <w:right w:type="dxa" w:w="90"/>
+            </w:tcMar>
+          </w:tcPr>
+          <w:p>
+            <w:pPr>
+              <w:keepNext/>
               <w:keepLines/>
               <w:spacing w:after="0" w:before="0" w:line="280"/>
             </w:pPr>
@@ -20328,57 +20843,23 @@
         </w:tc>
         <w:tc>
           <w:tcPr>
-            <w:tcW w:type="dxa" w:w="5617"/>
-            <w:tcBorders>
-              <w:top w:val="single" w:color="A6B8D0" w:sz="4"/>
-              <w:left w:val="single" w:color="A6B8D0" w:sz="4"/>
-              <w:bottom w:val="single" w:color="A6B8D0" w:sz="4"/>
-              <w:right w:val="single" w:color="A6B8D0" w:sz="4"/>
-            </w:tcBorders>
-            <w:tcMar>
-              <w:top w:type="dxa" w:w="50"/>
-              <w:left w:type="dxa" w:w="90"/>
-              <w:bottom w:type="dxa" w:w="50"/>
-              <w:right w:type="dxa" w:w="90"/>
-            </w:tcMar>
-          </w:tcPr>
-          <w:p>
-            <w:pPr>
-              <w:keepNext w:val="false"/>
-              <w:keepLines/>
-              <w:spacing w:after="0" w:before="0" w:line="280"/>
-            </w:pPr>
-            <w:r>
-              <w:rPr>
-                <w:rFonts w:ascii="Calibri" w:eastAsia="Yu Gothic" w:hAnsi="Calibri"/>
-                <w:b w:val="false"/>
-                <w:bCs w:val="false"/>
-                <w:sz w:val="18"/>
-                <w:szCs w:val="18"/>
-              </w:rPr>
-              <w:t xml:space="preserve">The TSA (considered including TSAs in China) is determined</w:t>
-            </w:r>
-          </w:p>
-        </w:tc>
-        <w:tc>
-          <w:tcPr>
-            <w:tcW w:type="dxa" w:w="2268"/>
-            <w:tcBorders>
-              <w:top w:val="single" w:color="A6B8D0" w:sz="4"/>
-              <w:left w:val="single" w:color="A6B8D0" w:sz="4"/>
-              <w:bottom w:val="single" w:color="A6B8D0" w:sz="4"/>
-              <w:right w:val="single" w:color="A6B8D0" w:sz="4"/>
-            </w:tcBorders>
-            <w:tcMar>
-              <w:top w:type="dxa" w:w="50"/>
-              <w:left w:type="dxa" w:w="90"/>
-              <w:bottom w:type="dxa" w:w="50"/>
-              <w:right w:type="dxa" w:w="90"/>
-            </w:tcMar>
-          </w:tcPr>
-          <w:p>
-            <w:pPr>
-              <w:keepNext w:val="false"/>
+            <w:tcW w:type="dxa" w:w="3005"/>
+            <w:tcBorders>
+              <w:top w:val="single" w:color="A6B8D0" w:sz="4"/>
+              <w:left w:val="single" w:color="A6B8D0" w:sz="4"/>
+              <w:bottom w:val="single" w:color="A6B8D0" w:sz="4"/>
+              <w:right w:val="single" w:color="A6B8D0" w:sz="4"/>
+            </w:tcBorders>
+            <w:tcMar>
+              <w:top w:type="dxa" w:w="50"/>
+              <w:left w:type="dxa" w:w="90"/>
+              <w:bottom w:type="dxa" w:w="50"/>
+              <w:right w:type="dxa" w:w="90"/>
+            </w:tcMar>
+          </w:tcPr>
+          <w:p>
+            <w:pPr>
+              <w:keepNext/>
               <w:keepLines/>
               <w:spacing w:after="0" w:before="0" w:line="280"/>
             </w:pPr>
@@ -20402,23 +20883,23 @@
         </w:trPr>
         <w:tc>
           <w:tcPr>
-            <w:tcW w:type="dxa" w:w="1753"/>
-            <w:tcBorders>
-              <w:top w:val="single" w:color="A6B8D0" w:sz="4"/>
-              <w:left w:val="single" w:color="A6B8D0" w:sz="4"/>
-              <w:bottom w:val="single" w:color="A6B8D0" w:sz="4"/>
-              <w:right w:val="single" w:color="A6B8D0" w:sz="4"/>
-            </w:tcBorders>
-            <w:tcMar>
-              <w:top w:type="dxa" w:w="50"/>
-              <w:left w:type="dxa" w:w="90"/>
-              <w:bottom w:type="dxa" w:w="50"/>
-              <w:right w:type="dxa" w:w="90"/>
-            </w:tcMar>
-          </w:tcPr>
-          <w:p>
-            <w:pPr>
-              <w:keepNext w:val="false"/>
+            <w:tcW w:type="dxa" w:w="6633"/>
+            <w:tcBorders>
+              <w:top w:val="single" w:color="A6B8D0" w:sz="4"/>
+              <w:left w:val="single" w:color="A6B8D0" w:sz="4"/>
+              <w:bottom w:val="single" w:color="A6B8D0" w:sz="4"/>
+              <w:right w:val="single" w:color="A6B8D0" w:sz="4"/>
+            </w:tcBorders>
+            <w:tcMar>
+              <w:top w:type="dxa" w:w="50"/>
+              <w:left w:type="dxa" w:w="90"/>
+              <w:bottom w:type="dxa" w:w="50"/>
+              <w:right w:type="dxa" w:w="90"/>
+            </w:tcMar>
+          </w:tcPr>
+          <w:p>
+            <w:pPr>
+              <w:keepNext/>
               <w:keepLines/>
               <w:spacing w:after="0" w:before="0" w:line="280"/>
             </w:pPr>
@@ -20436,57 +20917,23 @@
         </w:tc>
         <w:tc>
           <w:tcPr>
-            <w:tcW w:type="dxa" w:w="5617"/>
-            <w:tcBorders>
-              <w:top w:val="single" w:color="A6B8D0" w:sz="4"/>
-              <w:left w:val="single" w:color="A6B8D0" w:sz="4"/>
-              <w:bottom w:val="single" w:color="A6B8D0" w:sz="4"/>
-              <w:right w:val="single" w:color="A6B8D0" w:sz="4"/>
-            </w:tcBorders>
-            <w:tcMar>
-              <w:top w:type="dxa" w:w="50"/>
-              <w:left w:type="dxa" w:w="90"/>
-              <w:bottom w:type="dxa" w:w="50"/>
-              <w:right w:type="dxa" w:w="90"/>
-            </w:tcMar>
-          </w:tcPr>
-          <w:p>
-            <w:pPr>
-              <w:keepNext w:val="false"/>
-              <w:keepLines/>
-              <w:spacing w:after="0" w:before="0" w:line="280"/>
-            </w:pPr>
-            <w:r>
-              <w:rPr>
-                <w:rFonts w:ascii="Calibri" w:eastAsia="Yu Gothic" w:hAnsi="Calibri"/>
-                <w:b w:val="false"/>
-                <w:bCs w:val="false"/>
-                <w:sz w:val="18"/>
-                <w:szCs w:val="18"/>
-              </w:rPr>
-              <w:t xml:space="preserve">Deferral and later attachment are possible when offline</w:t>
-            </w:r>
-          </w:p>
-        </w:tc>
-        <w:tc>
-          <w:tcPr>
-            <w:tcW w:type="dxa" w:w="2268"/>
-            <w:tcBorders>
-              <w:top w:val="single" w:color="A6B8D0" w:sz="4"/>
-              <w:left w:val="single" w:color="A6B8D0" w:sz="4"/>
-              <w:bottom w:val="single" w:color="A6B8D0" w:sz="4"/>
-              <w:right w:val="single" w:color="A6B8D0" w:sz="4"/>
-            </w:tcBorders>
-            <w:tcMar>
-              <w:top w:type="dxa" w:w="50"/>
-              <w:left w:type="dxa" w:w="90"/>
-              <w:bottom w:type="dxa" w:w="50"/>
-              <w:right w:type="dxa" w:w="90"/>
-            </w:tcMar>
-          </w:tcPr>
-          <w:p>
-            <w:pPr>
-              <w:keepNext w:val="false"/>
+            <w:tcW w:type="dxa" w:w="3005"/>
+            <w:tcBorders>
+              <w:top w:val="single" w:color="A6B8D0" w:sz="4"/>
+              <w:left w:val="single" w:color="A6B8D0" w:sz="4"/>
+              <w:bottom w:val="single" w:color="A6B8D0" w:sz="4"/>
+              <w:right w:val="single" w:color="A6B8D0" w:sz="4"/>
+            </w:tcBorders>
+            <w:tcMar>
+              <w:top w:type="dxa" w:w="50"/>
+              <w:left w:type="dxa" w:w="90"/>
+              <w:bottom w:type="dxa" w:w="50"/>
+              <w:right w:type="dxa" w:w="90"/>
+            </w:tcMar>
+          </w:tcPr>
+          <w:p>
+            <w:pPr>
+              <w:keepNext/>
               <w:keepLines/>
               <w:spacing w:after="0" w:before="0" w:line="280"/>
             </w:pPr>
@@ -20510,23 +20957,23 @@
         </w:trPr>
         <w:tc>
           <w:tcPr>
-            <w:tcW w:type="dxa" w:w="1753"/>
-            <w:tcBorders>
-              <w:top w:val="single" w:color="A6B8D0" w:sz="4"/>
-              <w:left w:val="single" w:color="A6B8D0" w:sz="4"/>
-              <w:bottom w:val="single" w:color="A6B8D0" w:sz="4"/>
-              <w:right w:val="single" w:color="A6B8D0" w:sz="4"/>
-            </w:tcBorders>
-            <w:tcMar>
-              <w:top w:type="dxa" w:w="50"/>
-              <w:left w:type="dxa" w:w="90"/>
-              <w:bottom w:type="dxa" w:w="50"/>
-              <w:right w:type="dxa" w:w="90"/>
-            </w:tcMar>
-          </w:tcPr>
-          <w:p>
-            <w:pPr>
-              <w:keepNext w:val="false"/>
+            <w:tcW w:type="dxa" w:w="6633"/>
+            <w:tcBorders>
+              <w:top w:val="single" w:color="A6B8D0" w:sz="4"/>
+              <w:left w:val="single" w:color="A6B8D0" w:sz="4"/>
+              <w:bottom w:val="single" w:color="A6B8D0" w:sz="4"/>
+              <w:right w:val="single" w:color="A6B8D0" w:sz="4"/>
+            </w:tcBorders>
+            <w:tcMar>
+              <w:top w:type="dxa" w:w="50"/>
+              <w:left w:type="dxa" w:w="90"/>
+              <w:bottom w:type="dxa" w:w="50"/>
+              <w:right w:type="dxa" w:w="90"/>
+            </w:tcMar>
+          </w:tcPr>
+          <w:p>
+            <w:pPr>
+              <w:keepNext/>
               <w:keepLines/>
               <w:spacing w:after="0" w:before="0" w:line="280"/>
             </w:pPr>
@@ -20544,57 +20991,23 @@
         </w:tc>
         <w:tc>
           <w:tcPr>
-            <w:tcW w:type="dxa" w:w="5617"/>
-            <w:tcBorders>
-              <w:top w:val="single" w:color="A6B8D0" w:sz="4"/>
-              <w:left w:val="single" w:color="A6B8D0" w:sz="4"/>
-              <w:bottom w:val="single" w:color="A6B8D0" w:sz="4"/>
-              <w:right w:val="single" w:color="A6B8D0" w:sz="4"/>
-            </w:tcBorders>
-            <w:tcMar>
-              <w:top w:type="dxa" w:w="50"/>
-              <w:left w:type="dxa" w:w="90"/>
-              <w:bottom w:type="dxa" w:w="50"/>
-              <w:right w:type="dxa" w:w="90"/>
-            </w:tcMar>
-          </w:tcPr>
-          <w:p>
-            <w:pPr>
-              <w:keepNext w:val="false"/>
-              <w:keepLines/>
-              <w:spacing w:after="0" w:before="0" w:line="280"/>
-            </w:pPr>
-            <w:r>
-              <w:rPr>
-                <w:rFonts w:ascii="Calibri" w:eastAsia="Yu Gothic" w:hAnsi="Calibri"/>
-                <w:b w:val="false"/>
-                <w:bCs w:val="false"/>
-                <w:sz w:val="18"/>
-                <w:szCs w:val="18"/>
-              </w:rPr>
-              <w:t xml:space="preserve">The information embedded and the strength are determined</w:t>
-            </w:r>
-          </w:p>
-        </w:tc>
-        <w:tc>
-          <w:tcPr>
-            <w:tcW w:type="dxa" w:w="2268"/>
-            <w:tcBorders>
-              <w:top w:val="single" w:color="A6B8D0" w:sz="4"/>
-              <w:left w:val="single" w:color="A6B8D0" w:sz="4"/>
-              <w:bottom w:val="single" w:color="A6B8D0" w:sz="4"/>
-              <w:right w:val="single" w:color="A6B8D0" w:sz="4"/>
-            </w:tcBorders>
-            <w:tcMar>
-              <w:top w:type="dxa" w:w="50"/>
-              <w:left w:type="dxa" w:w="90"/>
-              <w:bottom w:type="dxa" w:w="50"/>
-              <w:right w:type="dxa" w:w="90"/>
-            </w:tcMar>
-          </w:tcPr>
-          <w:p>
-            <w:pPr>
-              <w:keepNext w:val="false"/>
+            <w:tcW w:type="dxa" w:w="3005"/>
+            <w:tcBorders>
+              <w:top w:val="single" w:color="A6B8D0" w:sz="4"/>
+              <w:left w:val="single" w:color="A6B8D0" w:sz="4"/>
+              <w:bottom w:val="single" w:color="A6B8D0" w:sz="4"/>
+              <w:right w:val="single" w:color="A6B8D0" w:sz="4"/>
+            </w:tcBorders>
+            <w:tcMar>
+              <w:top w:type="dxa" w:w="50"/>
+              <w:left w:type="dxa" w:w="90"/>
+              <w:bottom w:type="dxa" w:w="50"/>
+              <w:right w:type="dxa" w:w="90"/>
+            </w:tcMar>
+          </w:tcPr>
+          <w:p>
+            <w:pPr>
+              <w:keepNext/>
               <w:keepLines/>
               <w:spacing w:after="0" w:before="0" w:line="280"/>
             </w:pPr>
@@ -20618,23 +21031,23 @@
         </w:trPr>
         <w:tc>
           <w:tcPr>
-            <w:tcW w:type="dxa" w:w="1753"/>
-            <w:tcBorders>
-              <w:top w:val="single" w:color="A6B8D0" w:sz="4"/>
-              <w:left w:val="single" w:color="A6B8D0" w:sz="4"/>
-              <w:bottom w:val="single" w:color="A6B8D0" w:sz="4"/>
-              <w:right w:val="single" w:color="A6B8D0" w:sz="4"/>
-            </w:tcBorders>
-            <w:tcMar>
-              <w:top w:type="dxa" w:w="50"/>
-              <w:left w:type="dxa" w:w="90"/>
-              <w:bottom w:type="dxa" w:w="50"/>
-              <w:right w:type="dxa" w:w="90"/>
-            </w:tcMar>
-          </w:tcPr>
-          <w:p>
-            <w:pPr>
-              <w:keepNext w:val="false"/>
+            <w:tcW w:type="dxa" w:w="6633"/>
+            <w:tcBorders>
+              <w:top w:val="single" w:color="A6B8D0" w:sz="4"/>
+              <w:left w:val="single" w:color="A6B8D0" w:sz="4"/>
+              <w:bottom w:val="single" w:color="A6B8D0" w:sz="4"/>
+              <w:right w:val="single" w:color="A6B8D0" w:sz="4"/>
+            </w:tcBorders>
+            <w:tcMar>
+              <w:top w:type="dxa" w:w="50"/>
+              <w:left w:type="dxa" w:w="90"/>
+              <w:bottom w:type="dxa" w:w="50"/>
+              <w:right w:type="dxa" w:w="90"/>
+            </w:tcMar>
+          </w:tcPr>
+          <w:p>
+            <w:pPr>
+              <w:keepNext/>
               <w:keepLines/>
               <w:spacing w:after="0" w:before="0" w:line="280"/>
             </w:pPr>
@@ -20652,57 +21065,23 @@
         </w:tc>
         <w:tc>
           <w:tcPr>
-            <w:tcW w:type="dxa" w:w="5617"/>
-            <w:tcBorders>
-              <w:top w:val="single" w:color="A6B8D0" w:sz="4"/>
-              <w:left w:val="single" w:color="A6B8D0" w:sz="4"/>
-              <w:bottom w:val="single" w:color="A6B8D0" w:sz="4"/>
-              <w:right w:val="single" w:color="A6B8D0" w:sz="4"/>
-            </w:tcBorders>
-            <w:tcMar>
-              <w:top w:type="dxa" w:w="50"/>
-              <w:left w:type="dxa" w:w="90"/>
-              <w:bottom w:type="dxa" w:w="50"/>
-              <w:right w:type="dxa" w:w="90"/>
-            </w:tcMar>
-          </w:tcPr>
-          <w:p>
-            <w:pPr>
-              <w:keepNext w:val="false"/>
-              <w:keepLines/>
-              <w:spacing w:after="0" w:before="0" w:line="280"/>
-            </w:pPr>
-            <w:r>
-              <w:rPr>
-                <w:rFonts w:ascii="Calibri" w:eastAsia="Yu Gothic" w:hAnsi="Calibri"/>
-                <w:b w:val="false"/>
-                <w:bCs w:val="false"/>
-                <w:sz w:val="18"/>
-                <w:szCs w:val="18"/>
-              </w:rPr>
-              <w:t xml:space="preserve">The relation to “processing that makes no change to the appearance” in Figure 3 is sorted out</w:t>
-            </w:r>
-          </w:p>
-        </w:tc>
-        <w:tc>
-          <w:tcPr>
-            <w:tcW w:type="dxa" w:w="2268"/>
-            <w:tcBorders>
-              <w:top w:val="single" w:color="A6B8D0" w:sz="4"/>
-              <w:left w:val="single" w:color="A6B8D0" w:sz="4"/>
-              <w:bottom w:val="single" w:color="A6B8D0" w:sz="4"/>
-              <w:right w:val="single" w:color="A6B8D0" w:sz="4"/>
-            </w:tcBorders>
-            <w:tcMar>
-              <w:top w:type="dxa" w:w="50"/>
-              <w:left w:type="dxa" w:w="90"/>
-              <w:bottom w:type="dxa" w:w="50"/>
-              <w:right w:type="dxa" w:w="90"/>
-            </w:tcMar>
-          </w:tcPr>
-          <w:p>
-            <w:pPr>
-              <w:keepNext w:val="false"/>
+            <w:tcW w:type="dxa" w:w="3005"/>
+            <w:tcBorders>
+              <w:top w:val="single" w:color="A6B8D0" w:sz="4"/>
+              <w:left w:val="single" w:color="A6B8D0" w:sz="4"/>
+              <w:bottom w:val="single" w:color="A6B8D0" w:sz="4"/>
+              <w:right w:val="single" w:color="A6B8D0" w:sz="4"/>
+            </w:tcBorders>
+            <w:tcMar>
+              <w:top w:type="dxa" w:w="50"/>
+              <w:left w:type="dxa" w:w="90"/>
+              <w:bottom w:type="dxa" w:w="50"/>
+              <w:right w:type="dxa" w:w="90"/>
+            </w:tcMar>
+          </w:tcPr>
+          <w:p>
+            <w:pPr>
+              <w:keepNext/>
               <w:keepLines/>
               <w:spacing w:after="0" w:before="0" w:line="280"/>
             </w:pPr>
@@ -20726,23 +21105,23 @@
         </w:trPr>
         <w:tc>
           <w:tcPr>
-            <w:tcW w:type="dxa" w:w="1753"/>
-            <w:tcBorders>
-              <w:top w:val="single" w:color="A6B8D0" w:sz="4"/>
-              <w:left w:val="single" w:color="A6B8D0" w:sz="4"/>
-              <w:bottom w:val="single" w:color="A6B8D0" w:sz="4"/>
-              <w:right w:val="single" w:color="A6B8D0" w:sz="4"/>
-            </w:tcBorders>
-            <w:tcMar>
-              <w:top w:type="dxa" w:w="50"/>
-              <w:left w:type="dxa" w:w="90"/>
-              <w:bottom w:type="dxa" w:w="50"/>
-              <w:right w:type="dxa" w:w="90"/>
-            </w:tcMar>
-          </w:tcPr>
-          <w:p>
-            <w:pPr>
-              <w:keepNext w:val="false"/>
+            <w:tcW w:type="dxa" w:w="6633"/>
+            <w:tcBorders>
+              <w:top w:val="single" w:color="A6B8D0" w:sz="4"/>
+              <w:left w:val="single" w:color="A6B8D0" w:sz="4"/>
+              <w:bottom w:val="single" w:color="A6B8D0" w:sz="4"/>
+              <w:right w:val="single" w:color="A6B8D0" w:sz="4"/>
+            </w:tcBorders>
+            <w:tcMar>
+              <w:top w:type="dxa" w:w="50"/>
+              <w:left w:type="dxa" w:w="90"/>
+              <w:bottom w:type="dxa" w:w="50"/>
+              <w:right w:type="dxa" w:w="90"/>
+            </w:tcMar>
+          </w:tcPr>
+          <w:p>
+            <w:pPr>
+              <w:keepNext/>
               <w:keepLines/>
               <w:spacing w:after="0" w:before="0" w:line="280"/>
             </w:pPr>
@@ -20760,57 +21139,23 @@
         </w:tc>
         <w:tc>
           <w:tcPr>
-            <w:tcW w:type="dxa" w:w="5617"/>
-            <w:tcBorders>
-              <w:top w:val="single" w:color="A6B8D0" w:sz="4"/>
-              <w:left w:val="single" w:color="A6B8D0" w:sz="4"/>
-              <w:bottom w:val="single" w:color="A6B8D0" w:sz="4"/>
-              <w:right w:val="single" w:color="A6B8D0" w:sz="4"/>
-            </w:tcBorders>
-            <w:tcMar>
-              <w:top w:type="dxa" w:w="50"/>
-              <w:left w:type="dxa" w:w="90"/>
-              <w:bottom w:type="dxa" w:w="50"/>
-              <w:right w:type="dxa" w:w="90"/>
-            </w:tcMar>
-          </w:tcPr>
-          <w:p>
-            <w:pPr>
-              <w:keepNext w:val="false"/>
-              <w:keepLines/>
-              <w:spacing w:after="0" w:before="0" w:line="280"/>
-            </w:pPr>
-            <w:r>
-              <w:rPr>
-                <w:rFonts w:ascii="Calibri" w:eastAsia="Yu Gothic" w:hAnsi="Calibri"/>
-                <w:b w:val="false"/>
-                <w:bCs w:val="false"/>
-                <w:sz w:val="18"/>
-                <w:szCs w:val="18"/>
-              </w:rPr>
-              <w:t xml:space="preserve">Runs on typical devices without a GPU (the speed criterion is set in the basic design)</w:t>
-            </w:r>
-          </w:p>
-        </w:tc>
-        <w:tc>
-          <w:tcPr>
-            <w:tcW w:type="dxa" w:w="2268"/>
-            <w:tcBorders>
-              <w:top w:val="single" w:color="A6B8D0" w:sz="4"/>
-              <w:left w:val="single" w:color="A6B8D0" w:sz="4"/>
-              <w:bottom w:val="single" w:color="A6B8D0" w:sz="4"/>
-              <w:right w:val="single" w:color="A6B8D0" w:sz="4"/>
-            </w:tcBorders>
-            <w:tcMar>
-              <w:top w:type="dxa" w:w="50"/>
-              <w:left w:type="dxa" w:w="90"/>
-              <w:bottom w:type="dxa" w:w="50"/>
-              <w:right w:type="dxa" w:w="90"/>
-            </w:tcMar>
-          </w:tcPr>
-          <w:p>
-            <w:pPr>
-              <w:keepNext w:val="false"/>
+            <w:tcW w:type="dxa" w:w="3005"/>
+            <w:tcBorders>
+              <w:top w:val="single" w:color="A6B8D0" w:sz="4"/>
+              <w:left w:val="single" w:color="A6B8D0" w:sz="4"/>
+              <w:bottom w:val="single" w:color="A6B8D0" w:sz="4"/>
+              <w:right w:val="single" w:color="A6B8D0" w:sz="4"/>
+            </w:tcBorders>
+            <w:tcMar>
+              <w:top w:type="dxa" w:w="50"/>
+              <w:left w:type="dxa" w:w="90"/>
+              <w:bottom w:type="dxa" w:w="50"/>
+              <w:right w:type="dxa" w:w="90"/>
+            </w:tcMar>
+          </w:tcPr>
+          <w:p>
+            <w:pPr>
+              <w:keepNext/>
               <w:keepLines/>
               <w:spacing w:after="0" w:before="0" w:line="280"/>
             </w:pPr>
@@ -20834,23 +21179,23 @@
         </w:trPr>
         <w:tc>
           <w:tcPr>
-            <w:tcW w:type="dxa" w:w="1753"/>
-            <w:tcBorders>
-              <w:top w:val="single" w:color="A6B8D0" w:sz="4"/>
-              <w:left w:val="single" w:color="A6B8D0" w:sz="4"/>
-              <w:bottom w:val="single" w:color="A6B8D0" w:sz="4"/>
-              <w:right w:val="single" w:color="A6B8D0" w:sz="4"/>
-            </w:tcBorders>
-            <w:tcMar>
-              <w:top w:type="dxa" w:w="50"/>
-              <w:left w:type="dxa" w:w="90"/>
-              <w:bottom w:type="dxa" w:w="50"/>
-              <w:right w:type="dxa" w:w="90"/>
-            </w:tcMar>
-          </w:tcPr>
-          <w:p>
-            <w:pPr>
-              <w:keepNext w:val="false"/>
+            <w:tcW w:type="dxa" w:w="6633"/>
+            <w:tcBorders>
+              <w:top w:val="single" w:color="A6B8D0" w:sz="4"/>
+              <w:left w:val="single" w:color="A6B8D0" w:sz="4"/>
+              <w:bottom w:val="single" w:color="A6B8D0" w:sz="4"/>
+              <w:right w:val="single" w:color="A6B8D0" w:sz="4"/>
+            </w:tcBorders>
+            <w:tcMar>
+              <w:top w:type="dxa" w:w="50"/>
+              <w:left w:type="dxa" w:w="90"/>
+              <w:bottom w:type="dxa" w:w="50"/>
+              <w:right w:type="dxa" w:w="90"/>
+            </w:tcMar>
+          </w:tcPr>
+          <w:p>
+            <w:pPr>
+              <w:keepNext/>
               <w:keepLines/>
               <w:spacing w:after="0" w:before="0" w:line="280"/>
             </w:pPr>
@@ -20868,57 +21213,23 @@
         </w:tc>
         <w:tc>
           <w:tcPr>
-            <w:tcW w:type="dxa" w:w="5617"/>
-            <w:tcBorders>
-              <w:top w:val="single" w:color="A6B8D0" w:sz="4"/>
-              <w:left w:val="single" w:color="A6B8D0" w:sz="4"/>
-              <w:bottom w:val="single" w:color="A6B8D0" w:sz="4"/>
-              <w:right w:val="single" w:color="A6B8D0" w:sz="4"/>
-            </w:tcBorders>
-            <w:tcMar>
-              <w:top w:type="dxa" w:w="50"/>
-              <w:left w:type="dxa" w:w="90"/>
-              <w:bottom w:type="dxa" w:w="50"/>
-              <w:right w:type="dxa" w:w="90"/>
-            </w:tcMar>
-          </w:tcPr>
-          <w:p>
-            <w:pPr>
-              <w:keepNext w:val="false"/>
-              <w:keepLines/>
-              <w:spacing w:after="0" w:before="0" w:line="280"/>
-            </w:pPr>
-            <w:r>
-              <w:rPr>
-                <w:rFonts w:ascii="Calibri" w:eastAsia="Yu Gothic" w:hAnsi="Calibri"/>
-                <w:b w:val="false"/>
-                <w:bCs w:val="false"/>
-                <w:sz w:val="18"/>
-                <w:szCs w:val="18"/>
-              </w:rPr>
-              <w:t xml:space="preserve">What is computed and where it is recorded are determined</w:t>
-            </w:r>
-          </w:p>
-        </w:tc>
-        <w:tc>
-          <w:tcPr>
-            <w:tcW w:type="dxa" w:w="2268"/>
-            <w:tcBorders>
-              <w:top w:val="single" w:color="A6B8D0" w:sz="4"/>
-              <w:left w:val="single" w:color="A6B8D0" w:sz="4"/>
-              <w:bottom w:val="single" w:color="A6B8D0" w:sz="4"/>
-              <w:right w:val="single" w:color="A6B8D0" w:sz="4"/>
-            </w:tcBorders>
-            <w:tcMar>
-              <w:top w:type="dxa" w:w="50"/>
-              <w:left w:type="dxa" w:w="90"/>
-              <w:bottom w:type="dxa" w:w="50"/>
-              <w:right w:type="dxa" w:w="90"/>
-            </w:tcMar>
-          </w:tcPr>
-          <w:p>
-            <w:pPr>
-              <w:keepNext w:val="false"/>
+            <w:tcW w:type="dxa" w:w="3005"/>
+            <w:tcBorders>
+              <w:top w:val="single" w:color="A6B8D0" w:sz="4"/>
+              <w:left w:val="single" w:color="A6B8D0" w:sz="4"/>
+              <w:bottom w:val="single" w:color="A6B8D0" w:sz="4"/>
+              <w:right w:val="single" w:color="A6B8D0" w:sz="4"/>
+            </w:tcBorders>
+            <w:tcMar>
+              <w:top w:type="dxa" w:w="50"/>
+              <w:left w:type="dxa" w:w="90"/>
+              <w:bottom w:type="dxa" w:w="50"/>
+              <w:right w:type="dxa" w:w="90"/>
+            </w:tcMar>
+          </w:tcPr>
+          <w:p>
+            <w:pPr>
+              <w:keepNext/>
               <w:keepLines/>
               <w:spacing w:after="0" w:before="0" w:line="280"/>
             </w:pPr>
@@ -20942,23 +21253,23 @@
         </w:trPr>
         <w:tc>
           <w:tcPr>
-            <w:tcW w:type="dxa" w:w="1753"/>
-            <w:tcBorders>
-              <w:top w:val="single" w:color="A6B8D0" w:sz="4"/>
-              <w:left w:val="single" w:color="A6B8D0" w:sz="4"/>
-              <w:bottom w:val="single" w:color="A6B8D0" w:sz="4"/>
-              <w:right w:val="single" w:color="A6B8D0" w:sz="4"/>
-            </w:tcBorders>
-            <w:tcMar>
-              <w:top w:type="dxa" w:w="50"/>
-              <w:left w:type="dxa" w:w="90"/>
-              <w:bottom w:type="dxa" w:w="50"/>
-              <w:right w:type="dxa" w:w="90"/>
-            </w:tcMar>
-          </w:tcPr>
-          <w:p>
-            <w:pPr>
-              <w:keepNext w:val="false"/>
+            <w:tcW w:type="dxa" w:w="6633"/>
+            <w:tcBorders>
+              <w:top w:val="single" w:color="A6B8D0" w:sz="4"/>
+              <w:left w:val="single" w:color="A6B8D0" w:sz="4"/>
+              <w:bottom w:val="single" w:color="A6B8D0" w:sz="4"/>
+              <w:right w:val="single" w:color="A6B8D0" w:sz="4"/>
+            </w:tcBorders>
+            <w:tcMar>
+              <w:top w:type="dxa" w:w="50"/>
+              <w:left w:type="dxa" w:w="90"/>
+              <w:bottom w:type="dxa" w:w="50"/>
+              <w:right w:type="dxa" w:w="90"/>
+            </w:tcMar>
+          </w:tcPr>
+          <w:p>
+            <w:pPr>
+              <w:keepNext/>
               <w:keepLines/>
               <w:spacing w:after="0" w:before="0" w:line="280"/>
             </w:pPr>
@@ -20976,57 +21287,23 @@
         </w:tc>
         <w:tc>
           <w:tcPr>
-            <w:tcW w:type="dxa" w:w="5617"/>
-            <w:tcBorders>
-              <w:top w:val="single" w:color="A6B8D0" w:sz="4"/>
-              <w:left w:val="single" w:color="A6B8D0" w:sz="4"/>
-              <w:bottom w:val="single" w:color="A6B8D0" w:sz="4"/>
-              <w:right w:val="single" w:color="A6B8D0" w:sz="4"/>
-            </w:tcBorders>
-            <w:tcMar>
-              <w:top w:type="dxa" w:w="50"/>
-              <w:left w:type="dxa" w:w="90"/>
-              <w:bottom w:type="dxa" w:w="50"/>
-              <w:right w:type="dxa" w:w="90"/>
-            </w:tcMar>
-          </w:tcPr>
-          <w:p>
-            <w:pPr>
-              <w:keepNext w:val="false"/>
-              <w:keepLines/>
-              <w:spacing w:after="0" w:before="0" w:line="280"/>
-            </w:pPr>
-            <w:r>
-              <w:rPr>
-                <w:rFonts w:ascii="Calibri" w:eastAsia="Yu Gothic" w:hAnsi="Calibri"/>
-                <w:b w:val="false"/>
-                <w:bCs w:val="false"/>
-                <w:sz w:val="18"/>
-                <w:szCs w:val="18"/>
-              </w:rPr>
-              <w:t xml:space="preserve">Numbers are issued uniquely and can be written in file names and captions</w:t>
-            </w:r>
-          </w:p>
-        </w:tc>
-        <w:tc>
-          <w:tcPr>
-            <w:tcW w:type="dxa" w:w="2268"/>
-            <w:tcBorders>
-              <w:top w:val="single" w:color="A6B8D0" w:sz="4"/>
-              <w:left w:val="single" w:color="A6B8D0" w:sz="4"/>
-              <w:bottom w:val="single" w:color="A6B8D0" w:sz="4"/>
-              <w:right w:val="single" w:color="A6B8D0" w:sz="4"/>
-            </w:tcBorders>
-            <w:tcMar>
-              <w:top w:type="dxa" w:w="50"/>
-              <w:left w:type="dxa" w:w="90"/>
-              <w:bottom w:type="dxa" w:w="50"/>
-              <w:right w:type="dxa" w:w="90"/>
-            </w:tcMar>
-          </w:tcPr>
-          <w:p>
-            <w:pPr>
-              <w:keepNext w:val="false"/>
+            <w:tcW w:type="dxa" w:w="3005"/>
+            <w:tcBorders>
+              <w:top w:val="single" w:color="A6B8D0" w:sz="4"/>
+              <w:left w:val="single" w:color="A6B8D0" w:sz="4"/>
+              <w:bottom w:val="single" w:color="A6B8D0" w:sz="4"/>
+              <w:right w:val="single" w:color="A6B8D0" w:sz="4"/>
+            </w:tcBorders>
+            <w:tcMar>
+              <w:top w:type="dxa" w:w="50"/>
+              <w:left w:type="dxa" w:w="90"/>
+              <w:bottom w:type="dxa" w:w="50"/>
+              <w:right w:type="dxa" w:w="90"/>
+            </w:tcMar>
+          </w:tcPr>
+          <w:p>
+            <w:pPr>
+              <w:keepNext/>
               <w:keepLines/>
               <w:spacing w:after="0" w:before="0" w:line="280"/>
             </w:pPr>
@@ -21050,23 +21327,23 @@
         </w:trPr>
         <w:tc>
           <w:tcPr>
-            <w:tcW w:type="dxa" w:w="1753"/>
-            <w:tcBorders>
-              <w:top w:val="single" w:color="A6B8D0" w:sz="4"/>
-              <w:left w:val="single" w:color="A6B8D0" w:sz="4"/>
-              <w:bottom w:val="single" w:color="A6B8D0" w:sz="4"/>
-              <w:right w:val="single" w:color="A6B8D0" w:sz="4"/>
-            </w:tcBorders>
-            <w:tcMar>
-              <w:top w:type="dxa" w:w="50"/>
-              <w:left w:type="dxa" w:w="90"/>
-              <w:bottom w:type="dxa" w:w="50"/>
-              <w:right w:type="dxa" w:w="90"/>
-            </w:tcMar>
-          </w:tcPr>
-          <w:p>
-            <w:pPr>
-              <w:keepNext w:val="false"/>
+            <w:tcW w:type="dxa" w:w="6633"/>
+            <w:tcBorders>
+              <w:top w:val="single" w:color="A6B8D0" w:sz="4"/>
+              <w:left w:val="single" w:color="A6B8D0" w:sz="4"/>
+              <w:bottom w:val="single" w:color="A6B8D0" w:sz="4"/>
+              <w:right w:val="single" w:color="A6B8D0" w:sz="4"/>
+            </w:tcBorders>
+            <w:tcMar>
+              <w:top w:type="dxa" w:w="50"/>
+              <w:left w:type="dxa" w:w="90"/>
+              <w:bottom w:type="dxa" w:w="50"/>
+              <w:right w:type="dxa" w:w="90"/>
+            </w:tcMar>
+          </w:tcPr>
+          <w:p>
+            <w:pPr>
+              <w:keepNext/>
               <w:keepLines/>
               <w:spacing w:after="0" w:before="0" w:line="280"/>
             </w:pPr>
@@ -21084,57 +21361,23 @@
         </w:tc>
         <w:tc>
           <w:tcPr>
-            <w:tcW w:type="dxa" w:w="5617"/>
-            <w:tcBorders>
-              <w:top w:val="single" w:color="A6B8D0" w:sz="4"/>
-              <w:left w:val="single" w:color="A6B8D0" w:sz="4"/>
-              <w:bottom w:val="single" w:color="A6B8D0" w:sz="4"/>
-              <w:right w:val="single" w:color="A6B8D0" w:sz="4"/>
-            </w:tcBorders>
-            <w:tcMar>
-              <w:top w:type="dxa" w:w="50"/>
-              <w:left w:type="dxa" w:w="90"/>
-              <w:bottom w:type="dxa" w:w="50"/>
-              <w:right w:type="dxa" w:w="90"/>
-            </w:tcMar>
-          </w:tcPr>
-          <w:p>
-            <w:pPr>
-              <w:keepNext w:val="false"/>
-              <w:keepLines/>
-              <w:spacing w:after="0" w:before="0" w:line="280"/>
-            </w:pPr>
-            <w:r>
-              <w:rPr>
-                <w:rFonts w:ascii="Calibri" w:eastAsia="Yu Gothic" w:hAnsi="Calibri"/>
-                <w:b w:val="false"/>
-                <w:bCs w:val="false"/>
-                <w:sz w:val="18"/>
-                <w:szCs w:val="18"/>
-              </w:rPr>
-              <w:t xml:space="preserve">The fields of work data and where they are recorded are determined</w:t>
-            </w:r>
-          </w:p>
-        </w:tc>
-        <w:tc>
-          <w:tcPr>
-            <w:tcW w:type="dxa" w:w="2268"/>
-            <w:tcBorders>
-              <w:top w:val="single" w:color="A6B8D0" w:sz="4"/>
-              <w:left w:val="single" w:color="A6B8D0" w:sz="4"/>
-              <w:bottom w:val="single" w:color="A6B8D0" w:sz="4"/>
-              <w:right w:val="single" w:color="A6B8D0" w:sz="4"/>
-            </w:tcBorders>
-            <w:tcMar>
-              <w:top w:type="dxa" w:w="50"/>
-              <w:left w:type="dxa" w:w="90"/>
-              <w:bottom w:type="dxa" w:w="50"/>
-              <w:right w:type="dxa" w:w="90"/>
-            </w:tcMar>
-          </w:tcPr>
-          <w:p>
-            <w:pPr>
-              <w:keepNext w:val="false"/>
+            <w:tcW w:type="dxa" w:w="3005"/>
+            <w:tcBorders>
+              <w:top w:val="single" w:color="A6B8D0" w:sz="4"/>
+              <w:left w:val="single" w:color="A6B8D0" w:sz="4"/>
+              <w:bottom w:val="single" w:color="A6B8D0" w:sz="4"/>
+              <w:right w:val="single" w:color="A6B8D0" w:sz="4"/>
+            </w:tcBorders>
+            <w:tcMar>
+              <w:top w:type="dxa" w:w="50"/>
+              <w:left w:type="dxa" w:w="90"/>
+              <w:bottom w:type="dxa" w:w="50"/>
+              <w:right w:type="dxa" w:w="90"/>
+            </w:tcMar>
+          </w:tcPr>
+          <w:p>
+            <w:pPr>
+              <w:keepNext/>
               <w:keepLines/>
               <w:spacing w:after="0" w:before="0" w:line="280"/>
             </w:pPr>
@@ -21158,23 +21401,23 @@
         </w:trPr>
         <w:tc>
           <w:tcPr>
-            <w:tcW w:type="dxa" w:w="1753"/>
-            <w:tcBorders>
-              <w:top w:val="single" w:color="A6B8D0" w:sz="4"/>
-              <w:left w:val="single" w:color="A6B8D0" w:sz="4"/>
-              <w:bottom w:val="single" w:color="A6B8D0" w:sz="4"/>
-              <w:right w:val="single" w:color="A6B8D0" w:sz="4"/>
-            </w:tcBorders>
-            <w:tcMar>
-              <w:top w:type="dxa" w:w="50"/>
-              <w:left w:type="dxa" w:w="90"/>
-              <w:bottom w:type="dxa" w:w="50"/>
-              <w:right w:type="dxa" w:w="90"/>
-            </w:tcMar>
-          </w:tcPr>
-          <w:p>
-            <w:pPr>
-              <w:keepNext w:val="false"/>
+            <w:tcW w:type="dxa" w:w="6633"/>
+            <w:tcBorders>
+              <w:top w:val="single" w:color="A6B8D0" w:sz="4"/>
+              <w:left w:val="single" w:color="A6B8D0" w:sz="4"/>
+              <w:bottom w:val="single" w:color="A6B8D0" w:sz="4"/>
+              <w:right w:val="single" w:color="A6B8D0" w:sz="4"/>
+            </w:tcBorders>
+            <w:tcMar>
+              <w:top w:type="dxa" w:w="50"/>
+              <w:left w:type="dxa" w:w="90"/>
+              <w:bottom w:type="dxa" w:w="50"/>
+              <w:right w:type="dxa" w:w="90"/>
+            </w:tcMar>
+          </w:tcPr>
+          <w:p>
+            <w:pPr>
+              <w:keepNext/>
               <w:keepLines/>
               <w:spacing w:after="0" w:before="0" w:line="280"/>
             </w:pPr>
@@ -21192,57 +21435,23 @@
         </w:tc>
         <w:tc>
           <w:tcPr>
-            <w:tcW w:type="dxa" w:w="5617"/>
-            <w:tcBorders>
-              <w:top w:val="single" w:color="A6B8D0" w:sz="4"/>
-              <w:left w:val="single" w:color="A6B8D0" w:sz="4"/>
-              <w:bottom w:val="single" w:color="A6B8D0" w:sz="4"/>
-              <w:right w:val="single" w:color="A6B8D0" w:sz="4"/>
-            </w:tcBorders>
-            <w:tcMar>
-              <w:top w:type="dxa" w:w="50"/>
-              <w:left w:type="dxa" w:w="90"/>
-              <w:bottom w:type="dxa" w:w="50"/>
-              <w:right w:type="dxa" w:w="90"/>
-            </w:tcMar>
-          </w:tcPr>
-          <w:p>
-            <w:pPr>
-              <w:keepNext w:val="false"/>
-              <w:keepLines/>
-              <w:spacing w:after="0" w:before="0" w:line="280"/>
-            </w:pPr>
-            <w:r>
-              <w:rPr>
-                <w:rFonts w:ascii="Calibri" w:eastAsia="Yu Gothic" w:hAnsi="Calibri"/>
-                <w:b w:val="false"/>
-                <w:bCs w:val="false"/>
-                <w:sz w:val="18"/>
-                <w:szCs w:val="18"/>
-              </w:rPr>
-              <w:t xml:space="preserve">Runs in a processing order that does not break the signature</w:t>
-            </w:r>
-          </w:p>
-        </w:tc>
-        <w:tc>
-          <w:tcPr>
-            <w:tcW w:type="dxa" w:w="2268"/>
-            <w:tcBorders>
-              <w:top w:val="single" w:color="A6B8D0" w:sz="4"/>
-              <w:left w:val="single" w:color="A6B8D0" w:sz="4"/>
-              <w:bottom w:val="single" w:color="A6B8D0" w:sz="4"/>
-              <w:right w:val="single" w:color="A6B8D0" w:sz="4"/>
-            </w:tcBorders>
-            <w:tcMar>
-              <w:top w:type="dxa" w:w="50"/>
-              <w:left w:type="dxa" w:w="90"/>
-              <w:bottom w:type="dxa" w:w="50"/>
-              <w:right w:type="dxa" w:w="90"/>
-            </w:tcMar>
-          </w:tcPr>
-          <w:p>
-            <w:pPr>
-              <w:keepNext w:val="false"/>
+            <w:tcW w:type="dxa" w:w="3005"/>
+            <w:tcBorders>
+              <w:top w:val="single" w:color="A6B8D0" w:sz="4"/>
+              <w:left w:val="single" w:color="A6B8D0" w:sz="4"/>
+              <w:bottom w:val="single" w:color="A6B8D0" w:sz="4"/>
+              <w:right w:val="single" w:color="A6B8D0" w:sz="4"/>
+            </w:tcBorders>
+            <w:tcMar>
+              <w:top w:type="dxa" w:w="50"/>
+              <w:left w:type="dxa" w:w="90"/>
+              <w:bottom w:type="dxa" w:w="50"/>
+              <w:right w:type="dxa" w:w="90"/>
+            </w:tcMar>
+          </w:tcPr>
+          <w:p>
+            <w:pPr>
+              <w:keepNext/>
               <w:keepLines/>
               <w:spacing w:after="0" w:before="0" w:line="280"/>
             </w:pPr>
@@ -21266,23 +21475,23 @@
         </w:trPr>
         <w:tc>
           <w:tcPr>
-            <w:tcW w:type="dxa" w:w="1753"/>
-            <w:tcBorders>
-              <w:top w:val="single" w:color="A6B8D0" w:sz="4"/>
-              <w:left w:val="single" w:color="A6B8D0" w:sz="4"/>
-              <w:bottom w:val="single" w:color="A6B8D0" w:sz="4"/>
-              <w:right w:val="single" w:color="A6B8D0" w:sz="4"/>
-            </w:tcBorders>
-            <w:tcMar>
-              <w:top w:type="dxa" w:w="50"/>
-              <w:left w:type="dxa" w:w="90"/>
-              <w:bottom w:type="dxa" w:w="50"/>
-              <w:right w:type="dxa" w:w="90"/>
-            </w:tcMar>
-          </w:tcPr>
-          <w:p>
-            <w:pPr>
-              <w:keepNext w:val="false"/>
+            <w:tcW w:type="dxa" w:w="6633"/>
+            <w:tcBorders>
+              <w:top w:val="single" w:color="A6B8D0" w:sz="4"/>
+              <w:left w:val="single" w:color="A6B8D0" w:sz="4"/>
+              <w:bottom w:val="single" w:color="A6B8D0" w:sz="4"/>
+              <w:right w:val="single" w:color="A6B8D0" w:sz="4"/>
+            </w:tcBorders>
+            <w:tcMar>
+              <w:top w:type="dxa" w:w="50"/>
+              <w:left w:type="dxa" w:w="90"/>
+              <w:bottom w:type="dxa" w:w="50"/>
+              <w:right w:type="dxa" w:w="90"/>
+            </w:tcMar>
+          </w:tcPr>
+          <w:p>
+            <w:pPr>
+              <w:keepNext/>
               <w:keepLines/>
               <w:spacing w:after="0" w:before="0" w:line="280"/>
             </w:pPr>
@@ -21300,57 +21509,23 @@
         </w:tc>
         <w:tc>
           <w:tcPr>
-            <w:tcW w:type="dxa" w:w="5617"/>
-            <w:tcBorders>
-              <w:top w:val="single" w:color="A6B8D0" w:sz="4"/>
-              <w:left w:val="single" w:color="A6B8D0" w:sz="4"/>
-              <w:bottom w:val="single" w:color="A6B8D0" w:sz="4"/>
-              <w:right w:val="single" w:color="A6B8D0" w:sz="4"/>
-            </w:tcBorders>
-            <w:tcMar>
-              <w:top w:type="dxa" w:w="50"/>
-              <w:left w:type="dxa" w:w="90"/>
-              <w:bottom w:type="dxa" w:w="50"/>
-              <w:right w:type="dxa" w:w="90"/>
-            </w:tcMar>
-          </w:tcPr>
-          <w:p>
-            <w:pPr>
-              <w:keepNext w:val="false"/>
-              <w:keepLines/>
-              <w:spacing w:after="0" w:before="0" w:line="280"/>
-            </w:pPr>
-            <w:r>
-              <w:rPr>
-                <w:rFonts w:ascii="Calibri" w:eastAsia="Yu Gothic" w:hAnsi="Calibri"/>
-                <w:b w:val="false"/>
-                <w:bCs w:val="false"/>
-                <w:sz w:val="18"/>
-                <w:szCs w:val="18"/>
-              </w:rPr>
-              <w:t xml:space="preserve">The differences between delivery and social media are determined</w:t>
-            </w:r>
-          </w:p>
-        </w:tc>
-        <w:tc>
-          <w:tcPr>
-            <w:tcW w:type="dxa" w:w="2268"/>
-            <w:tcBorders>
-              <w:top w:val="single" w:color="A6B8D0" w:sz="4"/>
-              <w:left w:val="single" w:color="A6B8D0" w:sz="4"/>
-              <w:bottom w:val="single" w:color="A6B8D0" w:sz="4"/>
-              <w:right w:val="single" w:color="A6B8D0" w:sz="4"/>
-            </w:tcBorders>
-            <w:tcMar>
-              <w:top w:type="dxa" w:w="50"/>
-              <w:left w:type="dxa" w:w="90"/>
-              <w:bottom w:type="dxa" w:w="50"/>
-              <w:right w:type="dxa" w:w="90"/>
-            </w:tcMar>
-          </w:tcPr>
-          <w:p>
-            <w:pPr>
-              <w:keepNext w:val="false"/>
+            <w:tcW w:type="dxa" w:w="3005"/>
+            <w:tcBorders>
+              <w:top w:val="single" w:color="A6B8D0" w:sz="4"/>
+              <w:left w:val="single" w:color="A6B8D0" w:sz="4"/>
+              <w:bottom w:val="single" w:color="A6B8D0" w:sz="4"/>
+              <w:right w:val="single" w:color="A6B8D0" w:sz="4"/>
+            </w:tcBorders>
+            <w:tcMar>
+              <w:top w:type="dxa" w:w="50"/>
+              <w:left w:type="dxa" w:w="90"/>
+              <w:bottom w:type="dxa" w:w="50"/>
+              <w:right w:type="dxa" w:w="90"/>
+            </w:tcMar>
+          </w:tcPr>
+          <w:p>
+            <w:pPr>
+              <w:keepNext/>
               <w:keepLines/>
               <w:spacing w:after="0" w:before="0" w:line="280"/>
             </w:pPr>
@@ -21374,23 +21549,23 @@
         </w:trPr>
         <w:tc>
           <w:tcPr>
-            <w:tcW w:type="dxa" w:w="1753"/>
-            <w:tcBorders>
-              <w:top w:val="single" w:color="A6B8D0" w:sz="4"/>
-              <w:left w:val="single" w:color="A6B8D0" w:sz="4"/>
-              <w:bottom w:val="single" w:color="A6B8D0" w:sz="4"/>
-              <w:right w:val="single" w:color="A6B8D0" w:sz="4"/>
-            </w:tcBorders>
-            <w:tcMar>
-              <w:top w:type="dxa" w:w="50"/>
-              <w:left w:type="dxa" w:w="90"/>
-              <w:bottom w:type="dxa" w:w="50"/>
-              <w:right w:type="dxa" w:w="90"/>
-            </w:tcMar>
-          </w:tcPr>
-          <w:p>
-            <w:pPr>
-              <w:keepNext w:val="false"/>
+            <w:tcW w:type="dxa" w:w="6633"/>
+            <w:tcBorders>
+              <w:top w:val="single" w:color="A6B8D0" w:sz="4"/>
+              <w:left w:val="single" w:color="A6B8D0" w:sz="4"/>
+              <w:bottom w:val="single" w:color="A6B8D0" w:sz="4"/>
+              <w:right w:val="single" w:color="A6B8D0" w:sz="4"/>
+            </w:tcBorders>
+            <w:tcMar>
+              <w:top w:type="dxa" w:w="50"/>
+              <w:left w:type="dxa" w:w="90"/>
+              <w:bottom w:type="dxa" w:w="50"/>
+              <w:right w:type="dxa" w:w="90"/>
+            </w:tcMar>
+          </w:tcPr>
+          <w:p>
+            <w:pPr>
+              <w:keepNext/>
               <w:keepLines/>
               <w:spacing w:after="0" w:before="0" w:line="280"/>
             </w:pPr>
@@ -21408,57 +21583,23 @@
         </w:tc>
         <w:tc>
           <w:tcPr>
-            <w:tcW w:type="dxa" w:w="5617"/>
-            <w:tcBorders>
-              <w:top w:val="single" w:color="A6B8D0" w:sz="4"/>
-              <w:left w:val="single" w:color="A6B8D0" w:sz="4"/>
-              <w:bottom w:val="single" w:color="A6B8D0" w:sz="4"/>
-              <w:right w:val="single" w:color="A6B8D0" w:sz="4"/>
-            </w:tcBorders>
-            <w:tcMar>
-              <w:top w:type="dxa" w:w="50"/>
-              <w:left w:type="dxa" w:w="90"/>
-              <w:bottom w:type="dxa" w:w="50"/>
-              <w:right w:type="dxa" w:w="90"/>
-            </w:tcMar>
-          </w:tcPr>
-          <w:p>
-            <w:pPr>
-              <w:keepNext w:val="false"/>
-              <w:keepLines/>
-              <w:spacing w:after="0" w:before="0" w:line="280"/>
-            </w:pPr>
-            <w:r>
-              <w:rPr>
-                <w:rFonts w:ascii="Calibri" w:eastAsia="Yu Gothic" w:hAnsi="Calibri"/>
-                <w:b w:val="false"/>
-                <w:bCs w:val="false"/>
-                <w:sz w:val="18"/>
-                <w:szCs w:val="18"/>
-              </w:rPr>
-              <w:t xml:space="preserve">The Original is not changed</w:t>
-            </w:r>
-          </w:p>
-        </w:tc>
-        <w:tc>
-          <w:tcPr>
-            <w:tcW w:type="dxa" w:w="2268"/>
-            <w:tcBorders>
-              <w:top w:val="single" w:color="A6B8D0" w:sz="4"/>
-              <w:left w:val="single" w:color="A6B8D0" w:sz="4"/>
-              <w:bottom w:val="single" w:color="A6B8D0" w:sz="4"/>
-              <w:right w:val="single" w:color="A6B8D0" w:sz="4"/>
-            </w:tcBorders>
-            <w:tcMar>
-              <w:top w:type="dxa" w:w="50"/>
-              <w:left w:type="dxa" w:w="90"/>
-              <w:bottom w:type="dxa" w:w="50"/>
-              <w:right w:type="dxa" w:w="90"/>
-            </w:tcMar>
-          </w:tcPr>
-          <w:p>
-            <w:pPr>
-              <w:keepNext w:val="false"/>
+            <w:tcW w:type="dxa" w:w="3005"/>
+            <w:tcBorders>
+              <w:top w:val="single" w:color="A6B8D0" w:sz="4"/>
+              <w:left w:val="single" w:color="A6B8D0" w:sz="4"/>
+              <w:bottom w:val="single" w:color="A6B8D0" w:sz="4"/>
+              <w:right w:val="single" w:color="A6B8D0" w:sz="4"/>
+            </w:tcBorders>
+            <w:tcMar>
+              <w:top w:type="dxa" w:w="50"/>
+              <w:left w:type="dxa" w:w="90"/>
+              <w:bottom w:type="dxa" w:w="50"/>
+              <w:right w:type="dxa" w:w="90"/>
+            </w:tcMar>
+          </w:tcPr>
+          <w:p>
+            <w:pPr>
+              <w:keepNext/>
               <w:keepLines/>
               <w:spacing w:after="0" w:before="0" w:line="280"/>
             </w:pPr>
@@ -21482,23 +21623,23 @@
         </w:trPr>
         <w:tc>
           <w:tcPr>
-            <w:tcW w:type="dxa" w:w="1753"/>
-            <w:tcBorders>
-              <w:top w:val="single" w:color="A6B8D0" w:sz="4"/>
-              <w:left w:val="single" w:color="A6B8D0" w:sz="4"/>
-              <w:bottom w:val="single" w:color="A6B8D0" w:sz="4"/>
-              <w:right w:val="single" w:color="A6B8D0" w:sz="4"/>
-            </w:tcBorders>
-            <w:tcMar>
-              <w:top w:type="dxa" w:w="50"/>
-              <w:left w:type="dxa" w:w="90"/>
-              <w:bottom w:type="dxa" w:w="50"/>
-              <w:right w:type="dxa" w:w="90"/>
-            </w:tcMar>
-          </w:tcPr>
-          <w:p>
-            <w:pPr>
-              <w:keepNext w:val="false"/>
+            <w:tcW w:type="dxa" w:w="6633"/>
+            <w:tcBorders>
+              <w:top w:val="single" w:color="A6B8D0" w:sz="4"/>
+              <w:left w:val="single" w:color="A6B8D0" w:sz="4"/>
+              <w:bottom w:val="single" w:color="A6B8D0" w:sz="4"/>
+              <w:right w:val="single" w:color="A6B8D0" w:sz="4"/>
+            </w:tcBorders>
+            <w:tcMar>
+              <w:top w:type="dxa" w:w="50"/>
+              <w:left w:type="dxa" w:w="90"/>
+              <w:bottom w:type="dxa" w:w="50"/>
+              <w:right w:type="dxa" w:w="90"/>
+            </w:tcMar>
+          </w:tcPr>
+          <w:p>
+            <w:pPr>
+              <w:keepNext/>
               <w:keepLines/>
               <w:spacing w:after="0" w:before="0" w:line="280"/>
             </w:pPr>
@@ -21516,57 +21657,23 @@
         </w:tc>
         <w:tc>
           <w:tcPr>
-            <w:tcW w:type="dxa" w:w="5617"/>
-            <w:tcBorders>
-              <w:top w:val="single" w:color="A6B8D0" w:sz="4"/>
-              <w:left w:val="single" w:color="A6B8D0" w:sz="4"/>
-              <w:bottom w:val="single" w:color="A6B8D0" w:sz="4"/>
-              <w:right w:val="single" w:color="A6B8D0" w:sz="4"/>
-            </w:tcBorders>
-            <w:tcMar>
-              <w:top w:type="dxa" w:w="50"/>
-              <w:left w:type="dxa" w:w="90"/>
-              <w:bottom w:type="dxa" w:w="50"/>
-              <w:right w:type="dxa" w:w="90"/>
-            </w:tcMar>
-          </w:tcPr>
-          <w:p>
-            <w:pPr>
-              <w:keepNext w:val="false"/>
-              <w:keepLines/>
-              <w:spacing w:after="0" w:before="0" w:line="280"/>
-            </w:pPr>
-            <w:r>
-              <w:rPr>
-                <w:rFonts w:ascii="Calibri" w:eastAsia="Yu Gothic" w:hAnsi="Calibri"/>
-                <w:b w:val="false"/>
-                <w:bCs w:val="false"/>
-                <w:sz w:val="18"/>
-                <w:szCs w:val="18"/>
-              </w:rPr>
-              <w:t xml:space="preserve">Shooting information (location, etc.) is removed</w:t>
-            </w:r>
-          </w:p>
-        </w:tc>
-        <w:tc>
-          <w:tcPr>
-            <w:tcW w:type="dxa" w:w="2268"/>
-            <w:tcBorders>
-              <w:top w:val="single" w:color="A6B8D0" w:sz="4"/>
-              <w:left w:val="single" w:color="A6B8D0" w:sz="4"/>
-              <w:bottom w:val="single" w:color="A6B8D0" w:sz="4"/>
-              <w:right w:val="single" w:color="A6B8D0" w:sz="4"/>
-            </w:tcBorders>
-            <w:tcMar>
-              <w:top w:type="dxa" w:w="50"/>
-              <w:left w:type="dxa" w:w="90"/>
-              <w:bottom w:type="dxa" w:w="50"/>
-              <w:right w:type="dxa" w:w="90"/>
-            </w:tcMar>
-          </w:tcPr>
-          <w:p>
-            <w:pPr>
-              <w:keepNext w:val="false"/>
+            <w:tcW w:type="dxa" w:w="3005"/>
+            <w:tcBorders>
+              <w:top w:val="single" w:color="A6B8D0" w:sz="4"/>
+              <w:left w:val="single" w:color="A6B8D0" w:sz="4"/>
+              <w:bottom w:val="single" w:color="A6B8D0" w:sz="4"/>
+              <w:right w:val="single" w:color="A6B8D0" w:sz="4"/>
+            </w:tcBorders>
+            <w:tcMar>
+              <w:top w:type="dxa" w:w="50"/>
+              <w:left w:type="dxa" w:w="90"/>
+              <w:bottom w:type="dxa" w:w="50"/>
+              <w:right w:type="dxa" w:w="90"/>
+            </w:tcMar>
+          </w:tcPr>
+          <w:p>
+            <w:pPr>
+              <w:keepNext/>
               <w:keepLines/>
               <w:spacing w:after="0" w:before="0" w:line="280"/>
             </w:pPr>
@@ -21590,23 +21697,23 @@
         </w:trPr>
         <w:tc>
           <w:tcPr>
-            <w:tcW w:type="dxa" w:w="1753"/>
-            <w:tcBorders>
-              <w:top w:val="single" w:color="A6B8D0" w:sz="4"/>
-              <w:left w:val="single" w:color="A6B8D0" w:sz="4"/>
-              <w:bottom w:val="single" w:color="A6B8D0" w:sz="4"/>
-              <w:right w:val="single" w:color="A6B8D0" w:sz="4"/>
-            </w:tcBorders>
-            <w:tcMar>
-              <w:top w:type="dxa" w:w="50"/>
-              <w:left w:type="dxa" w:w="90"/>
-              <w:bottom w:type="dxa" w:w="50"/>
-              <w:right w:type="dxa" w:w="90"/>
-            </w:tcMar>
-          </w:tcPr>
-          <w:p>
-            <w:pPr>
-              <w:keepNext w:val="false"/>
+            <w:tcW w:type="dxa" w:w="6633"/>
+            <w:tcBorders>
+              <w:top w:val="single" w:color="A6B8D0" w:sz="4"/>
+              <w:left w:val="single" w:color="A6B8D0" w:sz="4"/>
+              <w:bottom w:val="single" w:color="A6B8D0" w:sz="4"/>
+              <w:right w:val="single" w:color="A6B8D0" w:sz="4"/>
+            </w:tcBorders>
+            <w:tcMar>
+              <w:top w:type="dxa" w:w="50"/>
+              <w:left w:type="dxa" w:w="90"/>
+              <w:bottom w:type="dxa" w:w="50"/>
+              <w:right w:type="dxa" w:w="90"/>
+            </w:tcMar>
+          </w:tcPr>
+          <w:p>
+            <w:pPr>
+              <w:keepNext/>
               <w:keepLines/>
               <w:spacing w:after="0" w:before="0" w:line="280"/>
             </w:pPr>
@@ -21624,57 +21731,23 @@
         </w:tc>
         <w:tc>
           <w:tcPr>
-            <w:tcW w:type="dxa" w:w="5617"/>
-            <w:tcBorders>
-              <w:top w:val="single" w:color="A6B8D0" w:sz="4"/>
-              <w:left w:val="single" w:color="A6B8D0" w:sz="4"/>
-              <w:bottom w:val="single" w:color="A6B8D0" w:sz="4"/>
-              <w:right w:val="single" w:color="A6B8D0" w:sz="4"/>
-            </w:tcBorders>
-            <w:tcMar>
-              <w:top w:type="dxa" w:w="50"/>
-              <w:left w:type="dxa" w:w="90"/>
-              <w:bottom w:type="dxa" w:w="50"/>
-              <w:right w:type="dxa" w:w="90"/>
-            </w:tcMar>
-          </w:tcPr>
-          <w:p>
-            <w:pPr>
-              <w:keepNext w:val="false"/>
-              <w:keepLines/>
-              <w:spacing w:after="0" w:before="0" w:line="280"/>
-            </w:pPr>
-            <w:r>
-              <w:rPr>
-                <w:rFonts w:ascii="Calibri" w:eastAsia="Yu Gothic" w:hAnsi="Calibri"/>
-                <w:b w:val="false"/>
-                <w:bCs w:val="false"/>
-                <w:sz w:val="18"/>
-                <w:szCs w:val="18"/>
-              </w:rPr>
-              <w:t xml:space="preserve">Handles interruption, resumption, and partial failure</w:t>
-            </w:r>
-          </w:p>
-        </w:tc>
-        <w:tc>
-          <w:tcPr>
-            <w:tcW w:type="dxa" w:w="2268"/>
-            <w:tcBorders>
-              <w:top w:val="single" w:color="A6B8D0" w:sz="4"/>
-              <w:left w:val="single" w:color="A6B8D0" w:sz="4"/>
-              <w:bottom w:val="single" w:color="A6B8D0" w:sz="4"/>
-              <w:right w:val="single" w:color="A6B8D0" w:sz="4"/>
-            </w:tcBorders>
-            <w:tcMar>
-              <w:top w:type="dxa" w:w="50"/>
-              <w:left w:type="dxa" w:w="90"/>
-              <w:bottom w:type="dxa" w:w="50"/>
-              <w:right w:type="dxa" w:w="90"/>
-            </w:tcMar>
-          </w:tcPr>
-          <w:p>
-            <w:pPr>
-              <w:keepNext w:val="false"/>
+            <w:tcW w:type="dxa" w:w="3005"/>
+            <w:tcBorders>
+              <w:top w:val="single" w:color="A6B8D0" w:sz="4"/>
+              <w:left w:val="single" w:color="A6B8D0" w:sz="4"/>
+              <w:bottom w:val="single" w:color="A6B8D0" w:sz="4"/>
+              <w:right w:val="single" w:color="A6B8D0" w:sz="4"/>
+            </w:tcBorders>
+            <w:tcMar>
+              <w:top w:type="dxa" w:w="50"/>
+              <w:left w:type="dxa" w:w="90"/>
+              <w:bottom w:type="dxa" w:w="50"/>
+              <w:right w:type="dxa" w:w="90"/>
+            </w:tcMar>
+          </w:tcPr>
+          <w:p>
+            <w:pPr>
+              <w:keepNext/>
               <w:keepLines/>
               <w:spacing w:after="0" w:before="0" w:line="280"/>
             </w:pPr>
@@ -21698,23 +21771,23 @@
         </w:trPr>
         <w:tc>
           <w:tcPr>
-            <w:tcW w:type="dxa" w:w="1753"/>
-            <w:tcBorders>
-              <w:top w:val="single" w:color="A6B8D0" w:sz="4"/>
-              <w:left w:val="single" w:color="A6B8D0" w:sz="4"/>
-              <w:bottom w:val="single" w:color="A6B8D0" w:sz="4"/>
-              <w:right w:val="single" w:color="A6B8D0" w:sz="4"/>
-            </w:tcBorders>
-            <w:tcMar>
-              <w:top w:type="dxa" w:w="50"/>
-              <w:left w:type="dxa" w:w="90"/>
-              <w:bottom w:type="dxa" w:w="50"/>
-              <w:right w:type="dxa" w:w="90"/>
-            </w:tcMar>
-          </w:tcPr>
-          <w:p>
-            <w:pPr>
-              <w:keepNext w:val="false"/>
+            <w:tcW w:type="dxa" w:w="6633"/>
+            <w:tcBorders>
+              <w:top w:val="single" w:color="A6B8D0" w:sz="4"/>
+              <w:left w:val="single" w:color="A6B8D0" w:sz="4"/>
+              <w:bottom w:val="single" w:color="A6B8D0" w:sz="4"/>
+              <w:right w:val="single" w:color="A6B8D0" w:sz="4"/>
+            </w:tcBorders>
+            <w:tcMar>
+              <w:top w:type="dxa" w:w="50"/>
+              <w:left w:type="dxa" w:w="90"/>
+              <w:bottom w:type="dxa" w:w="50"/>
+              <w:right w:type="dxa" w:w="90"/>
+            </w:tcMar>
+          </w:tcPr>
+          <w:p>
+            <w:pPr>
+              <w:keepNext/>
               <w:keepLines/>
               <w:spacing w:after="0" w:before="0" w:line="280"/>
             </w:pPr>
@@ -21732,57 +21805,23 @@
         </w:tc>
         <w:tc>
           <w:tcPr>
-            <w:tcW w:type="dxa" w:w="5617"/>
-            <w:tcBorders>
-              <w:top w:val="single" w:color="A6B8D0" w:sz="4"/>
-              <w:left w:val="single" w:color="A6B8D0" w:sz="4"/>
-              <w:bottom w:val="single" w:color="A6B8D0" w:sz="4"/>
-              <w:right w:val="single" w:color="A6B8D0" w:sz="4"/>
-            </w:tcBorders>
-            <w:tcMar>
-              <w:top w:type="dxa" w:w="50"/>
-              <w:left w:type="dxa" w:w="90"/>
-              <w:bottom w:type="dxa" w:w="50"/>
-              <w:right w:type="dxa" w:w="90"/>
-            </w:tcMar>
-          </w:tcPr>
-          <w:p>
-            <w:pPr>
-              <w:keepNext w:val="false"/>
-              <w:keepLines/>
-              <w:spacing w:after="0" w:before="0" w:line="280"/>
-            </w:pPr>
-            <w:r>
-              <w:rPr>
-                <w:rFonts w:ascii="Calibri" w:eastAsia="Yu Gothic" w:hAnsi="Calibri"/>
-                <w:b w:val="false"/>
-                <w:bCs w:val="false"/>
-                <w:sz w:val="18"/>
-                <w:szCs w:val="18"/>
-              </w:rPr>
-              <w:t xml:space="preserve">Progress and results can be shown</w:t>
-            </w:r>
-          </w:p>
-        </w:tc>
-        <w:tc>
-          <w:tcPr>
-            <w:tcW w:type="dxa" w:w="2268"/>
-            <w:tcBorders>
-              <w:top w:val="single" w:color="A6B8D0" w:sz="4"/>
-              <w:left w:val="single" w:color="A6B8D0" w:sz="4"/>
-              <w:bottom w:val="single" w:color="A6B8D0" w:sz="4"/>
-              <w:right w:val="single" w:color="A6B8D0" w:sz="4"/>
-            </w:tcBorders>
-            <w:tcMar>
-              <w:top w:type="dxa" w:w="50"/>
-              <w:left w:type="dxa" w:w="90"/>
-              <w:bottom w:type="dxa" w:w="50"/>
-              <w:right w:type="dxa" w:w="90"/>
-            </w:tcMar>
-          </w:tcPr>
-          <w:p>
-            <w:pPr>
-              <w:keepNext w:val="false"/>
+            <w:tcW w:type="dxa" w:w="3005"/>
+            <w:tcBorders>
+              <w:top w:val="single" w:color="A6B8D0" w:sz="4"/>
+              <w:left w:val="single" w:color="A6B8D0" w:sz="4"/>
+              <w:bottom w:val="single" w:color="A6B8D0" w:sz="4"/>
+              <w:right w:val="single" w:color="A6B8D0" w:sz="4"/>
+            </w:tcBorders>
+            <w:tcMar>
+              <w:top w:type="dxa" w:w="50"/>
+              <w:left w:type="dxa" w:w="90"/>
+              <w:bottom w:type="dxa" w:w="50"/>
+              <w:right w:type="dxa" w:w="90"/>
+            </w:tcMar>
+          </w:tcPr>
+          <w:p>
+            <w:pPr>
+              <w:keepNext/>
               <w:keepLines/>
               <w:spacing w:after="0" w:before="0" w:line="280"/>
             </w:pPr>
@@ -21806,23 +21845,23 @@
         </w:trPr>
         <w:tc>
           <w:tcPr>
-            <w:tcW w:type="dxa" w:w="1753"/>
-            <w:tcBorders>
-              <w:top w:val="single" w:color="A6B8D0" w:sz="4"/>
-              <w:left w:val="single" w:color="A6B8D0" w:sz="4"/>
-              <w:bottom w:val="single" w:color="A6B8D0" w:sz="4"/>
-              <w:right w:val="single" w:color="A6B8D0" w:sz="4"/>
-            </w:tcBorders>
-            <w:tcMar>
-              <w:top w:type="dxa" w:w="50"/>
-              <w:left w:type="dxa" w:w="90"/>
-              <w:bottom w:type="dxa" w:w="50"/>
-              <w:right w:type="dxa" w:w="90"/>
-            </w:tcMar>
-          </w:tcPr>
-          <w:p>
-            <w:pPr>
-              <w:keepNext w:val="false"/>
+            <w:tcW w:type="dxa" w:w="6633"/>
+            <w:tcBorders>
+              <w:top w:val="single" w:color="A6B8D0" w:sz="4"/>
+              <w:left w:val="single" w:color="A6B8D0" w:sz="4"/>
+              <w:bottom w:val="single" w:color="A6B8D0" w:sz="4"/>
+              <w:right w:val="single" w:color="A6B8D0" w:sz="4"/>
+            </w:tcBorders>
+            <w:tcMar>
+              <w:top w:type="dxa" w:w="50"/>
+              <w:left w:type="dxa" w:w="90"/>
+              <w:bottom w:type="dxa" w:w="50"/>
+              <w:right w:type="dxa" w:w="90"/>
+            </w:tcMar>
+          </w:tcPr>
+          <w:p>
+            <w:pPr>
+              <w:keepNext/>
               <w:keepLines/>
               <w:spacing w:after="0" w:before="0" w:line="280"/>
             </w:pPr>
@@ -21840,57 +21879,23 @@
         </w:tc>
         <w:tc>
           <w:tcPr>
-            <w:tcW w:type="dxa" w:w="5617"/>
-            <w:tcBorders>
-              <w:top w:val="single" w:color="A6B8D0" w:sz="4"/>
-              <w:left w:val="single" w:color="A6B8D0" w:sz="4"/>
-              <w:bottom w:val="single" w:color="A6B8D0" w:sz="4"/>
-              <w:right w:val="single" w:color="A6B8D0" w:sz="4"/>
-            </w:tcBorders>
-            <w:tcMar>
-              <w:top w:type="dxa" w:w="50"/>
-              <w:left w:type="dxa" w:w="90"/>
-              <w:bottom w:type="dxa" w:w="50"/>
-              <w:right w:type="dxa" w:w="90"/>
-            </w:tcMar>
-          </w:tcPr>
-          <w:p>
-            <w:pPr>
-              <w:keepNext w:val="false"/>
-              <w:keepLines/>
-              <w:spacing w:after="0" w:before="0" w:line="280"/>
-            </w:pPr>
-            <w:r>
-              <w:rPr>
-                <w:rFonts w:ascii="Calibri" w:eastAsia="Yu Gothic" w:hAnsi="Calibri"/>
-                <w:b w:val="false"/>
-                <w:bCs w:val="false"/>
-                <w:sz w:val="18"/>
-                <w:szCs w:val="18"/>
-              </w:rPr>
-              <w:t xml:space="preserve">The names and structure of outputs are determined</w:t>
-            </w:r>
-          </w:p>
-        </w:tc>
-        <w:tc>
-          <w:tcPr>
-            <w:tcW w:type="dxa" w:w="2268"/>
-            <w:tcBorders>
-              <w:top w:val="single" w:color="A6B8D0" w:sz="4"/>
-              <w:left w:val="single" w:color="A6B8D0" w:sz="4"/>
-              <w:bottom w:val="single" w:color="A6B8D0" w:sz="4"/>
-              <w:right w:val="single" w:color="A6B8D0" w:sz="4"/>
-            </w:tcBorders>
-            <w:tcMar>
-              <w:top w:type="dxa" w:w="50"/>
-              <w:left w:type="dxa" w:w="90"/>
-              <w:bottom w:type="dxa" w:w="50"/>
-              <w:right w:type="dxa" w:w="90"/>
-            </w:tcMar>
-          </w:tcPr>
-          <w:p>
-            <w:pPr>
-              <w:keepNext w:val="false"/>
+            <w:tcW w:type="dxa" w:w="3005"/>
+            <w:tcBorders>
+              <w:top w:val="single" w:color="A6B8D0" w:sz="4"/>
+              <w:left w:val="single" w:color="A6B8D0" w:sz="4"/>
+              <w:bottom w:val="single" w:color="A6B8D0" w:sz="4"/>
+              <w:right w:val="single" w:color="A6B8D0" w:sz="4"/>
+            </w:tcBorders>
+            <w:tcMar>
+              <w:top w:type="dxa" w:w="50"/>
+              <w:left w:type="dxa" w:w="90"/>
+              <w:bottom w:type="dxa" w:w="50"/>
+              <w:right w:type="dxa" w:w="90"/>
+            </w:tcMar>
+          </w:tcPr>
+          <w:p>
+            <w:pPr>
+              <w:keepNext/>
               <w:keepLines/>
               <w:spacing w:after="0" w:before="0" w:line="280"/>
             </w:pPr>
@@ -21914,23 +21919,23 @@
         </w:trPr>
         <w:tc>
           <w:tcPr>
-            <w:tcW w:type="dxa" w:w="1753"/>
-            <w:tcBorders>
-              <w:top w:val="single" w:color="A6B8D0" w:sz="4"/>
-              <w:left w:val="single" w:color="A6B8D0" w:sz="4"/>
-              <w:bottom w:val="single" w:color="A6B8D0" w:sz="4"/>
-              <w:right w:val="single" w:color="A6B8D0" w:sz="4"/>
-            </w:tcBorders>
-            <w:tcMar>
-              <w:top w:type="dxa" w:w="50"/>
-              <w:left w:type="dxa" w:w="90"/>
-              <w:bottom w:type="dxa" w:w="50"/>
-              <w:right w:type="dxa" w:w="90"/>
-            </w:tcMar>
-          </w:tcPr>
-          <w:p>
-            <w:pPr>
-              <w:keepNext w:val="false"/>
+            <w:tcW w:type="dxa" w:w="6633"/>
+            <w:tcBorders>
+              <w:top w:val="single" w:color="A6B8D0" w:sz="4"/>
+              <w:left w:val="single" w:color="A6B8D0" w:sz="4"/>
+              <w:bottom w:val="single" w:color="A6B8D0" w:sz="4"/>
+              <w:right w:val="single" w:color="A6B8D0" w:sz="4"/>
+            </w:tcBorders>
+            <w:tcMar>
+              <w:top w:type="dxa" w:w="50"/>
+              <w:left w:type="dxa" w:w="90"/>
+              <w:bottom w:type="dxa" w:w="50"/>
+              <w:right w:type="dxa" w:w="90"/>
+            </w:tcMar>
+          </w:tcPr>
+          <w:p>
+            <w:pPr>
+              <w:keepNext/>
               <w:keepLines/>
               <w:spacing w:after="0" w:before="0" w:line="280"/>
             </w:pPr>
@@ -21948,57 +21953,23 @@
         </w:tc>
         <w:tc>
           <w:tcPr>
-            <w:tcW w:type="dxa" w:w="5617"/>
-            <w:tcBorders>
-              <w:top w:val="single" w:color="A6B8D0" w:sz="4"/>
-              <w:left w:val="single" w:color="A6B8D0" w:sz="4"/>
-              <w:bottom w:val="single" w:color="A6B8D0" w:sz="4"/>
-              <w:right w:val="single" w:color="A6B8D0" w:sz="4"/>
-            </w:tcBorders>
-            <w:tcMar>
-              <w:top w:type="dxa" w:w="50"/>
-              <w:left w:type="dxa" w:w="90"/>
-              <w:bottom w:type="dxa" w:w="50"/>
-              <w:right w:type="dxa" w:w="90"/>
-            </w:tcMar>
-          </w:tcPr>
-          <w:p>
-            <w:pPr>
-              <w:keepNext w:val="false"/>
-              <w:keepLines/>
-              <w:spacing w:after="0" w:before="0" w:line="280"/>
-            </w:pPr>
-            <w:r>
-              <w:rPr>
-                <w:rFonts w:ascii="Calibri" w:eastAsia="Yu Gothic" w:hAnsi="Calibri"/>
-                <w:b w:val="false"/>
-                <w:bCs w:val="false"/>
-                <w:sz w:val="18"/>
-                <w:szCs w:val="18"/>
-              </w:rPr>
-              <w:t xml:space="preserve">Users can check outputs themselves</w:t>
-            </w:r>
-          </w:p>
-        </w:tc>
-        <w:tc>
-          <w:tcPr>
-            <w:tcW w:type="dxa" w:w="2268"/>
-            <w:tcBorders>
-              <w:top w:val="single" w:color="A6B8D0" w:sz="4"/>
-              <w:left w:val="single" w:color="A6B8D0" w:sz="4"/>
-              <w:bottom w:val="single" w:color="A6B8D0" w:sz="4"/>
-              <w:right w:val="single" w:color="A6B8D0" w:sz="4"/>
-            </w:tcBorders>
-            <w:tcMar>
-              <w:top w:type="dxa" w:w="50"/>
-              <w:left w:type="dxa" w:w="90"/>
-              <w:bottom w:type="dxa" w:w="50"/>
-              <w:right w:type="dxa" w:w="90"/>
-            </w:tcMar>
-          </w:tcPr>
-          <w:p>
-            <w:pPr>
-              <w:keepNext w:val="false"/>
+            <w:tcW w:type="dxa" w:w="3005"/>
+            <w:tcBorders>
+              <w:top w:val="single" w:color="A6B8D0" w:sz="4"/>
+              <w:left w:val="single" w:color="A6B8D0" w:sz="4"/>
+              <w:bottom w:val="single" w:color="A6B8D0" w:sz="4"/>
+              <w:right w:val="single" w:color="A6B8D0" w:sz="4"/>
+            </w:tcBorders>
+            <w:tcMar>
+              <w:top w:type="dxa" w:w="50"/>
+              <w:left w:type="dxa" w:w="90"/>
+              <w:bottom w:type="dxa" w:w="50"/>
+              <w:right w:type="dxa" w:w="90"/>
+            </w:tcMar>
+          </w:tcPr>
+          <w:p>
+            <w:pPr>
+              <w:keepNext/>
               <w:keepLines/>
               <w:spacing w:after="0" w:before="0" w:line="280"/>
             </w:pPr>
@@ -22022,7 +21993,7 @@
         </w:trPr>
         <w:tc>
           <w:tcPr>
-            <w:tcW w:type="dxa" w:w="1753"/>
+            <w:tcW w:type="dxa" w:w="6633"/>
             <w:tcBorders>
               <w:top w:val="single" w:color="A6B8D0" w:sz="4"/>
               <w:left w:val="single" w:color="A6B8D0" w:sz="4"/>
@@ -22056,41 +22027,7 @@
         </w:tc>
         <w:tc>
           <w:tcPr>
-            <w:tcW w:type="dxa" w:w="5617"/>
-            <w:tcBorders>
-              <w:top w:val="single" w:color="A6B8D0" w:sz="4"/>
-              <w:left w:val="single" w:color="A6B8D0" w:sz="4"/>
-              <w:bottom w:val="single" w:color="A6B8D0" w:sz="4"/>
-              <w:right w:val="single" w:color="A6B8D0" w:sz="4"/>
-            </w:tcBorders>
-            <w:tcMar>
-              <w:top w:type="dxa" w:w="50"/>
-              <w:left w:type="dxa" w:w="90"/>
-              <w:bottom w:type="dxa" w:w="50"/>
-              <w:right w:type="dxa" w:w="90"/>
-            </w:tcMar>
-          </w:tcPr>
-          <w:p>
-            <w:pPr>
-              <w:keepNext w:val="false"/>
-              <w:keepLines/>
-              <w:spacing w:after="0" w:before="0" w:line="280"/>
-            </w:pPr>
-            <w:r>
-              <w:rPr>
-                <w:rFonts w:ascii="Calibri" w:eastAsia="Yu Gothic" w:hAnsi="Calibri"/>
-                <w:b w:val="false"/>
-                <w:bCs w:val="false"/>
-                <w:sz w:val="18"/>
-                <w:szCs w:val="18"/>
-              </w:rPr>
-              <w:t xml:space="preserve">Whether C2PA signatures remain on posting sites and in the cloud is known, and the handling when they do not is determined (by NRSD's decision the cloud is also investigated)</w:t>
-            </w:r>
-          </w:p>
-        </w:tc>
-        <w:tc>
-          <w:tcPr>
-            <w:tcW w:type="dxa" w:w="2268"/>
+            <w:tcW w:type="dxa" w:w="3005"/>
             <w:tcBorders>
               <w:top w:val="single" w:color="A6B8D0" w:sz="4"/>
               <w:left w:val="single" w:color="A6B8D0" w:sz="4"/>
@@ -22138,6 +22075,35 @@
           <w:rFonts w:ascii="Calibri" w:eastAsia="Yu Gothic" w:hAnsi="Calibri"/>
         </w:rPr>
         <w:t xml:space="preserve">13. Gaps Declared in This Chapter</w:t>
+      </w:r>
+    </w:p>
+    <w:p>
+      <w:pPr>
+        <w:pStyle w:val="ListParagraph"/>
+        <w:keepNext w:val="false"/>
+        <w:keepLines/>
+        <w:numPr>
+          <w:ilvl w:val="0"/>
+          <w:numId w:val="2"/>
+        </w:numPr>
+        <w:spacing w:after="20" w:before="20" w:line="300"/>
+      </w:pPr>
+      <w:r>
+        <w:rPr>
+          <w:rFonts w:ascii="Calibri" w:eastAsia="Yu Gothic" w:hAnsi="Calibri"/>
+        </w:rPr>
+        <w:t xml:space="preserve">The gaps of this chapter follow the table in Chapter 13, 4.1 “Gaps in the mechanism” (the rows whose chapter column is this chapter; with why they cannot be closed, the extent addressed, the remaining risks, and who bears them) (not reproduced in this chapter).</w:t>
+      </w:r>
+    </w:p>
+    <w:p>
+      <w:pPr>
+        <w:pStyle w:val="Heading1"/>
+      </w:pPr>
+      <w:r>
+        <w:rPr>
+          <w:rFonts w:ascii="Calibri" w:eastAsia="Yu Gothic" w:hAnsi="Calibri"/>
+        </w:rPr>
+        <w:t xml:space="preserve">14. Corrections to Other Chapters and the Outline Design Document</w:t>
       </w:r>
     </w:p>
     <w:p>
@@ -22155,7 +22121,7 @@
         <w:rPr>
           <w:rFonts w:ascii="Calibri" w:eastAsia="Yu Gothic" w:hAnsi="Calibri"/>
         </w:rPr>
-        <w:t xml:space="preserve">C2PA does not remain on images posted to social media. With processing where the watermark read rate does not reach the criterion (heavy cropping or reduction), only the matching hash can be relied on.</w:t>
+        <w:t xml:space="preserve">“Processing that makes no change to the appearance” in Figure 3 (Design Plan) and in Outline Design Document R-3-4-2 is to be read as “processing that makes no visible change”.</w:t>
       </w:r>
     </w:p>
     <w:p>
@@ -22173,7 +22139,7 @@
         <w:rPr>
           <w:rFonts w:ascii="Calibri" w:eastAsia="Yu Gothic" w:hAnsi="Calibri"/>
         </w:rPr>
-        <w:t xml:space="preserve">Removal of rights management information that accompanies format conversion and recompression is excluded from deemed infringement in Japan, excluded as technically unavoidable removal in China, and requires knowledge of intent and of the connection to infringement in the United States (Legal Research L-1“Removal or alteration of rights management information (Japan)”, L-2“Removal or alteration of rights management information (China)”, L-3“Removal or alteration of rights management information (US)”). Therefore, treating the loss of a Delivery Image's C2PA signature as something that can be asserted to be “intentional removal” (D-7-6“A missing signature is treated as something that can be concluded to be intentional removal by the recipient”) is limited, in Japan, China, and the United States alike, to cases not involving format conversion (Chapter 13, H-5“Removal of rights management information by format conversion or recompression is excluded in Japan from deemed infringement, excluded in China as technically unavoidable, and in the US requires intent and knowledge of the link to infringement”).</w:t>
+        <w:t xml:space="preserve">O-10“Recording format of work data” (the format of work data records) and O-11“Visible Signatures on Delivery Images” (Visible Signature on delivery: decided per template) are resolved in this document.</w:t>
       </w:r>
     </w:p>
     <w:p>
@@ -22191,90 +22157,7 @@
         <w:rPr>
           <w:rFonts w:ascii="Calibri" w:eastAsia="Yu Gothic" w:hAnsi="Calibri"/>
         </w:rPr>
-        <w:t xml:space="preserve">Timestamps are not treated as trusted time by C2PA validators (because a TSA on the C2PA trust list is not used; 4). Therefore, images past the personal root's expiry (40 years after creation) are shown as failed by general validators (Chapter 2, 3.4 “Expiry and input errors”).</w:t>
-      </w:r>
-    </w:p>
-    <w:p>
-      <w:pPr>
-        <w:pStyle w:val="ListParagraph"/>
-        <w:keepNext w:val="false"/>
-        <w:keepLines/>
-        <w:numPr>
-          <w:ilvl w:val="0"/>
-          <w:numId w:val="2"/>
-        </w:numPr>
-        <w:spacing w:after="20" w:before="20" w:line="300"/>
-      </w:pPr>
-      <w:r>
-        <w:rPr>
-          <w:rFonts w:ascii="Calibri" w:eastAsia="Yu Gothic" w:hAnsi="Calibri"/>
-        </w:rPr>
-        <w:t xml:space="preserve">Images output offline do not have a timestamp in the manifest (only attached later to the work data).</w:t>
-      </w:r>
-    </w:p>
-    <w:p>
-      <w:pPr>
-        <w:pStyle w:val="Heading1"/>
-      </w:pPr>
-      <w:r>
-        <w:rPr>
-          <w:rFonts w:ascii="Calibri" w:eastAsia="Yu Gothic" w:hAnsi="Calibri"/>
-        </w:rPr>
-        <w:t xml:space="preserve">14. Corrections to Other Chapters and the Outline Design Document</w:t>
-      </w:r>
-    </w:p>
-    <w:p>
-      <w:pPr>
-        <w:pStyle w:val="ListParagraph"/>
-        <w:keepNext/>
-        <w:keepLines/>
-        <w:numPr>
-          <w:ilvl w:val="0"/>
-          <w:numId w:val="2"/>
-        </w:numPr>
-        <w:spacing w:after="20" w:before="20" w:line="300"/>
-      </w:pPr>
-      <w:r>
-        <w:rPr>
-          <w:rFonts w:ascii="Calibri" w:eastAsia="Yu Gothic" w:hAnsi="Calibri"/>
-        </w:rPr>
-        <w:t xml:space="preserve">“Processing that makes no change to the appearance” in Figure 3 (Design Plan) and in Outline Design Document R-3-4-2“The relationship with “processing that does not change the appearance” in Figure 3 is sorted out” is to be read as “processing that makes no visible change”.</w:t>
-      </w:r>
-    </w:p>
-    <w:p>
-      <w:pPr>
-        <w:pStyle w:val="ListParagraph"/>
-        <w:keepNext/>
-        <w:keepLines/>
-        <w:numPr>
-          <w:ilvl w:val="0"/>
-          <w:numId w:val="2"/>
-        </w:numPr>
-        <w:spacing w:after="20" w:before="20" w:line="300"/>
-      </w:pPr>
-      <w:r>
-        <w:rPr>
-          <w:rFonts w:ascii="Calibri" w:eastAsia="Yu Gothic" w:hAnsi="Calibri"/>
-        </w:rPr>
-        <w:t xml:space="preserve">O-10“Recording format of work data” (the format of work data records) and O-11“Visible Signatures on Delivery Images” (Visible Signature on delivery: decided per template) are resolved in this document.</w:t>
-      </w:r>
-    </w:p>
-    <w:p>
-      <w:pPr>
-        <w:pStyle w:val="ListParagraph"/>
-        <w:keepNext/>
-        <w:keepLines/>
-        <w:numPr>
-          <w:ilvl w:val="0"/>
-          <w:numId w:val="2"/>
-        </w:numPr>
-        <w:spacing w:after="20" w:before="20" w:line="300"/>
-      </w:pPr>
-      <w:r>
-        <w:rPr>
-          <w:rFonts w:ascii="Calibri" w:eastAsia="Yu Gothic" w:hAnsi="Calibri"/>
-        </w:rPr>
-        <w:t xml:space="preserve">The note to requirement R-3-9-3“Whether C2PA signatures remain on posting sites and Cloud is known, and the handling when they do not is determined (by NRSD's decision Cloud is also investigated)” was revised so that, by NRSD's decision, the cloud is also investigated.</w:t>
+        <w:t xml:space="preserve">The note to requirement R-3-9-3 was revised so that, by NRSD's decision, the cloud is also investigated.</w:t>
       </w:r>
     </w:p>
     <w:p>
